--- a/Dokumentacija/Scenariji slučajeva upotrebe ParkirajBa.docx
+++ b/Dokumentacija/Scenariji slučajeva upotrebe ParkirajBa.docx
@@ -1050,7 +1050,26 @@
                 <w:sz w:val="24"/>
                 <w:szCs w:val="24"/>
               </w:rPr>
-              <w:t>,</w:t>
+              <w:t>.</w:t>
+            </w:r>
+          </w:p>
+          <w:p>
+            <w:pPr>
+              <w:pStyle w:val="TableParagraph"/>
+              <w:spacing w:before="140"/>
+              <w:ind w:left="110"/>
+              <w:jc w:val="both"/>
+              <w:rPr>
+                <w:sz w:val="24"/>
+                <w:szCs w:val="24"/>
+              </w:rPr>
+            </w:pPr>
+            <w:r>
+              <w:rPr>
+                <w:sz w:val="24"/>
+                <w:szCs w:val="24"/>
+              </w:rPr>
+              <w:t>U slučaju registracije vlasnika parkinga neophodna je potvrda od strane administratora.</w:t>
             </w:r>
           </w:p>
         </w:tc>
@@ -4860,6 +4879,25 @@
                 <w:sz w:val="24"/>
                 <w:szCs w:val="24"/>
               </w:rPr>
+              <w:t>Administrator moze odbiti promjene podataka ukoliko ustanovi da su nevalidni.</w:t>
+            </w:r>
+          </w:p>
+          <w:p>
+            <w:pPr>
+              <w:pStyle w:val="TableParagraph"/>
+              <w:spacing w:before="140" w:line="242" w:lineRule="auto"/>
+              <w:ind w:left="107"/>
+              <w:jc w:val="both"/>
+              <w:rPr>
+                <w:sz w:val="24"/>
+                <w:szCs w:val="24"/>
+              </w:rPr>
+            </w:pPr>
+            <w:r>
+              <w:rPr>
+                <w:sz w:val="24"/>
+                <w:szCs w:val="24"/>
+              </w:rPr>
               <w:t>Brisanje parking objekta može zahtijevati dodatnu potvrdu</w:t>
             </w:r>
             <w:r>
@@ -4867,7 +4905,26 @@
                 <w:sz w:val="24"/>
                 <w:szCs w:val="24"/>
               </w:rPr>
-              <w:t>.</w:t>
+              <w:t xml:space="preserve"> ili povrat sredstava korisnicima za rezervacijom.</w:t>
+            </w:r>
+          </w:p>
+          <w:p>
+            <w:pPr>
+              <w:pStyle w:val="TableParagraph"/>
+              <w:spacing w:before="140" w:line="242" w:lineRule="auto"/>
+              <w:ind w:left="107"/>
+              <w:jc w:val="both"/>
+              <w:rPr>
+                <w:sz w:val="24"/>
+                <w:szCs w:val="24"/>
+              </w:rPr>
+            </w:pPr>
+            <w:r>
+              <w:rPr>
+                <w:sz w:val="24"/>
+                <w:szCs w:val="24"/>
+              </w:rPr>
+              <w:t>Dodavanje novog parkinga zahtijeva potvrdu od administratora.</w:t>
             </w:r>
           </w:p>
           <w:p>
@@ -6091,7 +6148,13 @@
               <w:rPr>
                 <w:sz w:val="24"/>
               </w:rPr>
-              <w:t>Uklanjanje objekta iz base podataka i sa mape</w:t>
+              <w:t>Uklanjanje objekta iz baz</w:t>
+            </w:r>
+            <w:r>
+              <w:rPr>
+                <w:sz w:val="24"/>
+              </w:rPr>
+              <w:t>e podataka i sa mape</w:t>
             </w:r>
           </w:p>
         </w:tc>
@@ -11630,7 +11693,7 @@
             <w:pPr>
               <w:pStyle w:val="TableParagraph"/>
               <w:spacing w:before="135"/>
-              <w:ind w:left="251"/>
+              <w:ind w:left="827"/>
               <w:jc w:val="both"/>
               <w:rPr>
                 <w:sz w:val="24"/>
@@ -11651,18 +11714,80 @@
           <w:p>
             <w:pPr>
               <w:pStyle w:val="TableParagraph"/>
-              <w:jc w:val="both"/>
-              <w:rPr>
-                <w:sz w:val="24"/>
-                <w:szCs w:val="24"/>
-              </w:rPr>
-            </w:pPr>
-            <w:r>
-              <w:rPr>
-                <w:sz w:val="24"/>
-                <w:szCs w:val="24"/>
-              </w:rPr>
-              <w:t>1. Generisanje QR koda prilikom rezervacije</w:t>
+              <w:numPr>
+                <w:ilvl w:val="0"/>
+                <w:numId w:val="37"/>
+              </w:numPr>
+              <w:jc w:val="both"/>
+              <w:rPr>
+                <w:sz w:val="24"/>
+                <w:szCs w:val="24"/>
+              </w:rPr>
+            </w:pPr>
+            <w:r>
+              <w:rPr>
+                <w:sz w:val="24"/>
+                <w:szCs w:val="24"/>
+              </w:rPr>
+              <w:t>Odabir vremenskog perioda i odobravanje naplate prilikom prekoracenja</w:t>
+            </w:r>
+          </w:p>
+        </w:tc>
+      </w:tr>
+      <w:tr>
+        <w:trPr>
+          <w:trHeight w:val="565"/>
+        </w:trPr>
+        <w:tc>
+          <w:tcPr>
+            <w:tcW w:w="4675" w:type="dxa"/>
+            <w:tcBorders>
+              <w:top w:val="single" w:sz="4" w:space="0" w:color="BEBEBE"/>
+              <w:bottom w:val="single" w:sz="4" w:space="0" w:color="BEBEBE"/>
+              <w:right w:val="single" w:sz="4" w:space="0" w:color="BEBEBE"/>
+            </w:tcBorders>
+          </w:tcPr>
+          <w:p>
+            <w:pPr>
+              <w:pStyle w:val="TableParagraph"/>
+              <w:spacing w:before="135"/>
+              <w:ind w:left="827"/>
+              <w:jc w:val="both"/>
+              <w:rPr>
+                <w:sz w:val="24"/>
+                <w:szCs w:val="24"/>
+              </w:rPr>
+            </w:pPr>
+          </w:p>
+        </w:tc>
+        <w:tc>
+          <w:tcPr>
+            <w:tcW w:w="4238" w:type="dxa"/>
+            <w:tcBorders>
+              <w:top w:val="single" w:sz="4" w:space="0" w:color="BEBEBE"/>
+              <w:left w:val="single" w:sz="4" w:space="0" w:color="BEBEBE"/>
+              <w:bottom w:val="single" w:sz="4" w:space="0" w:color="BEBEBE"/>
+            </w:tcBorders>
+          </w:tcPr>
+          <w:p>
+            <w:pPr>
+              <w:pStyle w:val="TableParagraph"/>
+              <w:numPr>
+                <w:ilvl w:val="0"/>
+                <w:numId w:val="37"/>
+              </w:numPr>
+              <w:jc w:val="both"/>
+              <w:rPr>
+                <w:sz w:val="24"/>
+                <w:szCs w:val="24"/>
+              </w:rPr>
+            </w:pPr>
+            <w:r>
+              <w:rPr>
+                <w:sz w:val="24"/>
+                <w:szCs w:val="24"/>
+              </w:rPr>
+              <w:t xml:space="preserve">Generisanje QR koda </w:t>
             </w:r>
           </w:p>
         </w:tc>
@@ -11684,6 +11809,7 @@
             <w:pPr>
               <w:pStyle w:val="TableParagraph"/>
               <w:spacing w:before="3"/>
+              <w:ind w:left="827"/>
               <w:jc w:val="both"/>
               <w:rPr>
                 <w:b/>
@@ -11698,7 +11824,6 @@
           <w:p>
             <w:pPr>
               <w:pStyle w:val="TableParagraph"/>
-              <w:ind w:left="251"/>
               <w:jc w:val="both"/>
               <w:rPr>
                 <w:sz w:val="24"/>
@@ -11719,18 +11844,22 @@
           <w:p>
             <w:pPr>
               <w:pStyle w:val="TableParagraph"/>
-              <w:jc w:val="both"/>
-              <w:rPr>
-                <w:sz w:val="24"/>
-                <w:szCs w:val="24"/>
-              </w:rPr>
-            </w:pPr>
-            <w:r>
-              <w:rPr>
-                <w:sz w:val="24"/>
-                <w:szCs w:val="24"/>
-              </w:rPr>
-              <w:t>2. Slanje QR koda</w:t>
+              <w:numPr>
+                <w:ilvl w:val="0"/>
+                <w:numId w:val="37"/>
+              </w:numPr>
+              <w:jc w:val="both"/>
+              <w:rPr>
+                <w:sz w:val="24"/>
+                <w:szCs w:val="24"/>
+              </w:rPr>
+            </w:pPr>
+            <w:r>
+              <w:rPr>
+                <w:sz w:val="24"/>
+                <w:szCs w:val="24"/>
+              </w:rPr>
+              <w:t>Slanje QR koda</w:t>
             </w:r>
             <w:r>
               <w:rPr>
@@ -11765,21 +11894,18 @@
           <w:p>
             <w:pPr>
               <w:pStyle w:val="TableParagraph"/>
+              <w:numPr>
+                <w:ilvl w:val="0"/>
+                <w:numId w:val="37"/>
+              </w:numPr>
               <w:spacing w:before="117" w:line="242" w:lineRule="auto"/>
-              <w:ind w:left="607" w:right="198" w:hanging="356"/>
-              <w:jc w:val="both"/>
-              <w:rPr>
-                <w:sz w:val="24"/>
-                <w:szCs w:val="24"/>
-              </w:rPr>
-            </w:pPr>
-            <w:r>
-              <w:rPr>
-                <w:sz w:val="24"/>
-                <w:szCs w:val="24"/>
-              </w:rPr>
-              <w:t xml:space="preserve">3. </w:t>
-            </w:r>
+              <w:ind w:right="198"/>
+              <w:jc w:val="both"/>
+              <w:rPr>
+                <w:sz w:val="24"/>
+                <w:szCs w:val="24"/>
+              </w:rPr>
+            </w:pPr>
             <w:r>
               <w:rPr>
                 <w:sz w:val="24"/>
@@ -11801,6 +11927,7 @@
           <w:p>
             <w:pPr>
               <w:pStyle w:val="TableParagraph"/>
+              <w:ind w:left="827"/>
               <w:jc w:val="both"/>
               <w:rPr>
                 <w:sz w:val="24"/>
@@ -11827,7 +11954,7 @@
             <w:pPr>
               <w:pStyle w:val="TableParagraph"/>
               <w:spacing w:before="159"/>
-              <w:ind w:left="251"/>
+              <w:ind w:left="827"/>
               <w:jc w:val="both"/>
               <w:rPr>
                 <w:sz w:val="24"/>
@@ -11848,19 +11975,16 @@
           <w:p>
             <w:pPr>
               <w:pStyle w:val="TableParagraph"/>
-              <w:jc w:val="both"/>
-              <w:rPr>
-                <w:sz w:val="24"/>
-                <w:szCs w:val="24"/>
-              </w:rPr>
-            </w:pPr>
-            <w:r>
-              <w:rPr>
-                <w:sz w:val="24"/>
-                <w:szCs w:val="24"/>
-              </w:rPr>
-              <w:t xml:space="preserve">4. </w:t>
-            </w:r>
+              <w:numPr>
+                <w:ilvl w:val="0"/>
+                <w:numId w:val="37"/>
+              </w:numPr>
+              <w:jc w:val="both"/>
+              <w:rPr>
+                <w:sz w:val="24"/>
+                <w:szCs w:val="24"/>
+              </w:rPr>
+            </w:pPr>
             <w:r>
               <w:rPr>
                 <w:sz w:val="24"/>
@@ -12097,7 +12221,7 @@
             <w:pPr>
               <w:pStyle w:val="TableParagraph"/>
               <w:spacing w:before="140"/>
-              <w:ind w:left="251"/>
+              <w:ind w:left="827"/>
               <w:jc w:val="both"/>
               <w:rPr>
                 <w:sz w:val="24"/>
@@ -12118,18 +12242,22 @@
           <w:p>
             <w:pPr>
               <w:pStyle w:val="TableParagraph"/>
-              <w:jc w:val="both"/>
-              <w:rPr>
-                <w:sz w:val="24"/>
-                <w:szCs w:val="24"/>
-              </w:rPr>
-            </w:pPr>
-            <w:r>
-              <w:rPr>
-                <w:sz w:val="24"/>
-                <w:szCs w:val="24"/>
-              </w:rPr>
-              <w:t>1. Generisanje QR koda prilikom rezervacije</w:t>
+              <w:numPr>
+                <w:ilvl w:val="0"/>
+                <w:numId w:val="38"/>
+              </w:numPr>
+              <w:jc w:val="both"/>
+              <w:rPr>
+                <w:sz w:val="24"/>
+                <w:szCs w:val="24"/>
+              </w:rPr>
+            </w:pPr>
+            <w:r>
+              <w:rPr>
+                <w:sz w:val="24"/>
+                <w:szCs w:val="24"/>
+              </w:rPr>
+              <w:t>Generisanje QR koda prilikom rezervacije</w:t>
             </w:r>
           </w:p>
         </w:tc>
@@ -12151,7 +12279,7 @@
             <w:pPr>
               <w:pStyle w:val="TableParagraph"/>
               <w:spacing w:before="140"/>
-              <w:ind w:left="251"/>
+              <w:ind w:left="827"/>
               <w:jc w:val="both"/>
               <w:rPr>
                 <w:sz w:val="24"/>
@@ -12172,18 +12300,22 @@
           <w:p>
             <w:pPr>
               <w:pStyle w:val="TableParagraph"/>
-              <w:jc w:val="both"/>
-              <w:rPr>
-                <w:sz w:val="24"/>
-                <w:szCs w:val="24"/>
-              </w:rPr>
-            </w:pPr>
-            <w:r>
-              <w:rPr>
-                <w:sz w:val="24"/>
-                <w:szCs w:val="24"/>
-              </w:rPr>
-              <w:t>2. Slanje QR koda putem e-maila</w:t>
+              <w:numPr>
+                <w:ilvl w:val="0"/>
+                <w:numId w:val="38"/>
+              </w:numPr>
+              <w:jc w:val="both"/>
+              <w:rPr>
+                <w:sz w:val="24"/>
+                <w:szCs w:val="24"/>
+              </w:rPr>
+            </w:pPr>
+            <w:r>
+              <w:rPr>
+                <w:sz w:val="24"/>
+                <w:szCs w:val="24"/>
+              </w:rPr>
+              <w:t>Slanje QR koda putem e-maila</w:t>
             </w:r>
           </w:p>
         </w:tc>
@@ -12206,7 +12338,7 @@
               <w:pStyle w:val="TableParagraph"/>
               <w:numPr>
                 <w:ilvl w:val="0"/>
-                <w:numId w:val="17"/>
+                <w:numId w:val="38"/>
               </w:numPr>
               <w:jc w:val="both"/>
               <w:rPr>
@@ -12235,6 +12367,10 @@
           <w:p>
             <w:pPr>
               <w:pStyle w:val="TableParagraph"/>
+              <w:numPr>
+                <w:ilvl w:val="0"/>
+                <w:numId w:val="38"/>
+              </w:numPr>
               <w:jc w:val="both"/>
               <w:rPr>
                 <w:sz w:val="24"/>
@@ -12260,6 +12396,7 @@
           <w:p>
             <w:pPr>
               <w:pStyle w:val="TableParagraph"/>
+              <w:ind w:left="827"/>
               <w:jc w:val="both"/>
               <w:rPr>
                 <w:sz w:val="24"/>
@@ -12280,6 +12417,10 @@
           <w:p>
             <w:pPr>
               <w:pStyle w:val="TableParagraph"/>
+              <w:numPr>
+                <w:ilvl w:val="0"/>
+                <w:numId w:val="38"/>
+              </w:numPr>
               <w:spacing w:before="99" w:line="237" w:lineRule="auto"/>
               <w:jc w:val="both"/>
               <w:rPr>
@@ -12287,21 +12428,6 @@
                 <w:szCs w:val="24"/>
               </w:rPr>
             </w:pPr>
-            <w:r>
-              <w:rPr>
-                <w:sz w:val="24"/>
-                <w:szCs w:val="24"/>
-              </w:rPr>
-              <w:t>5.</w:t>
-            </w:r>
-            <w:r>
-              <w:rPr>
-                <w:spacing w:val="80"/>
-                <w:sz w:val="24"/>
-                <w:szCs w:val="24"/>
-              </w:rPr>
-              <w:t xml:space="preserve"> </w:t>
-            </w:r>
             <w:r>
               <w:rPr>
                 <w:sz w:val="24"/>
@@ -12328,6 +12454,7 @@
           <w:p>
             <w:pPr>
               <w:pStyle w:val="TableParagraph"/>
+              <w:ind w:left="827"/>
               <w:jc w:val="both"/>
               <w:rPr>
                 <w:sz w:val="24"/>
@@ -12348,6 +12475,10 @@
           <w:p>
             <w:pPr>
               <w:pStyle w:val="TableParagraph"/>
+              <w:numPr>
+                <w:ilvl w:val="0"/>
+                <w:numId w:val="38"/>
+              </w:numPr>
               <w:spacing w:before="51" w:line="237" w:lineRule="auto"/>
               <w:ind w:right="123"/>
               <w:jc w:val="both"/>
@@ -12361,14 +12492,7 @@
                 <w:sz w:val="24"/>
                 <w:szCs w:val="24"/>
               </w:rPr>
-              <w:t>6.</w:t>
-            </w:r>
-            <w:r>
-              <w:rPr>
-                <w:sz w:val="24"/>
-                <w:szCs w:val="24"/>
-              </w:rPr>
-              <w:t xml:space="preserve"> Detekcija neispravnog ili nevalidnog QR koda </w:t>
+              <w:t>Greska pri validaciji QR koda</w:t>
             </w:r>
           </w:p>
         </w:tc>
@@ -12390,7 +12514,7 @@
             <w:pPr>
               <w:pStyle w:val="TableParagraph"/>
               <w:spacing w:before="69" w:line="242" w:lineRule="auto"/>
-              <w:ind w:left="612" w:right="260" w:hanging="361"/>
+              <w:ind w:left="827" w:right="260"/>
               <w:jc w:val="both"/>
               <w:rPr>
                 <w:sz w:val="24"/>
@@ -12411,19 +12535,16 @@
           <w:p>
             <w:pPr>
               <w:pStyle w:val="TableParagraph"/>
-              <w:jc w:val="both"/>
-              <w:rPr>
-                <w:sz w:val="24"/>
-                <w:szCs w:val="24"/>
-              </w:rPr>
-            </w:pPr>
-            <w:r>
-              <w:rPr>
-                <w:sz w:val="24"/>
-                <w:szCs w:val="24"/>
-              </w:rPr>
-              <w:t>7.</w:t>
-            </w:r>
+              <w:numPr>
+                <w:ilvl w:val="0"/>
+                <w:numId w:val="38"/>
+              </w:numPr>
+              <w:jc w:val="both"/>
+              <w:rPr>
+                <w:sz w:val="24"/>
+                <w:szCs w:val="24"/>
+              </w:rPr>
+            </w:pPr>
             <w:r>
               <w:rPr>
                 <w:sz w:val="24"/>
@@ -12456,6 +12577,7 @@
             <w:pPr>
               <w:pStyle w:val="TableParagraph"/>
               <w:spacing w:line="242" w:lineRule="auto"/>
+              <w:ind w:left="827"/>
               <w:jc w:val="both"/>
               <w:rPr>
                 <w:sz w:val="24"/>
@@ -12476,18 +12598,79 @@
           <w:p>
             <w:pPr>
               <w:pStyle w:val="TableParagraph"/>
-              <w:jc w:val="both"/>
-              <w:rPr>
-                <w:sz w:val="24"/>
-                <w:szCs w:val="24"/>
-              </w:rPr>
-            </w:pPr>
-            <w:r>
-              <w:rPr>
-                <w:sz w:val="24"/>
-                <w:szCs w:val="24"/>
-              </w:rPr>
-              <w:t>8. Prikazivanje poruke o grešci korisniku</w:t>
+              <w:numPr>
+                <w:ilvl w:val="0"/>
+                <w:numId w:val="38"/>
+              </w:numPr>
+              <w:jc w:val="both"/>
+              <w:rPr>
+                <w:sz w:val="24"/>
+                <w:szCs w:val="24"/>
+              </w:rPr>
+            </w:pPr>
+            <w:r>
+              <w:rPr>
+                <w:sz w:val="24"/>
+                <w:szCs w:val="24"/>
+              </w:rPr>
+              <w:t>Prikazivanje poruke o grešci korisniku</w:t>
+            </w:r>
+          </w:p>
+        </w:tc>
+      </w:tr>
+      <w:tr>
+        <w:trPr>
+          <w:trHeight w:val="691"/>
+        </w:trPr>
+        <w:tc>
+          <w:tcPr>
+            <w:tcW w:w="4675" w:type="dxa"/>
+            <w:tcBorders>
+              <w:top w:val="single" w:sz="4" w:space="0" w:color="BEBEBE"/>
+              <w:bottom w:val="single" w:sz="4" w:space="0" w:color="BEBEBE"/>
+              <w:right w:val="single" w:sz="4" w:space="0" w:color="BEBEBE"/>
+            </w:tcBorders>
+          </w:tcPr>
+          <w:p>
+            <w:pPr>
+              <w:pStyle w:val="TableParagraph"/>
+              <w:spacing w:line="242" w:lineRule="auto"/>
+              <w:jc w:val="both"/>
+              <w:rPr>
+                <w:sz w:val="24"/>
+                <w:szCs w:val="24"/>
+              </w:rPr>
+            </w:pPr>
+          </w:p>
+        </w:tc>
+        <w:tc>
+          <w:tcPr>
+            <w:tcW w:w="4238" w:type="dxa"/>
+            <w:tcBorders>
+              <w:top w:val="single" w:sz="4" w:space="0" w:color="BEBEBE"/>
+              <w:left w:val="single" w:sz="4" w:space="0" w:color="BEBEBE"/>
+              <w:bottom w:val="single" w:sz="4" w:space="0" w:color="BEBEBE"/>
+            </w:tcBorders>
+          </w:tcPr>
+          <w:p>
+            <w:pPr>
+              <w:pStyle w:val="TableParagraph"/>
+              <w:numPr>
+                <w:ilvl w:val="0"/>
+                <w:numId w:val="38"/>
+              </w:numPr>
+              <w:jc w:val="both"/>
+              <w:rPr>
+                <w:sz w:val="24"/>
+                <w:szCs w:val="24"/>
+              </w:rPr>
+            </w:pPr>
+            <w:r>
+              <w:rPr>
+                <w:sz w:val="24"/>
+                <w:szCs w:val="24"/>
+              </w:rPr>
+              <w:t>Povrat novca korisniku</w:t>
             </w:r>
           </w:p>
         </w:tc>
@@ -21683,7 +21866,7 @@
               <w:rPr>
                 <w:noProof/>
               </w:rPr>
-              <w:t>15</w:t>
+              <w:t>13</w:t>
             </w:r>
           </w:fldSimple>
         </w:p>
@@ -22786,6 +22969,95 @@
     </w:lvl>
   </w:abstractNum>
   <w:abstractNum w:abstractNumId="9">
+    <w:nsid w:val="11B20167"/>
+    <w:multiLevelType w:val="hybridMultilevel"/>
+    <w:tmpl w:val="DCF43A20"/>
+    <w:lvl w:ilvl="0" w:tplc="A8706234">
+      <w:start w:val="1"/>
+      <w:numFmt w:val="decimal"/>
+      <w:lvlText w:val="%1."/>
+      <w:lvlJc w:val="left"/>
+      <w:pPr>
+        <w:ind w:left="827" w:hanging="360"/>
+      </w:pPr>
+      <w:rPr>
+        <w:rFonts w:hint="default"/>
+      </w:rPr>
+    </w:lvl>
+    <w:lvl w:ilvl="1" w:tplc="04090019" w:tentative="1">
+      <w:start w:val="1"/>
+      <w:numFmt w:val="lowerLetter"/>
+      <w:lvlText w:val="%2."/>
+      <w:lvlJc w:val="left"/>
+      <w:pPr>
+        <w:ind w:left="1440" w:hanging="360"/>
+      </w:pPr>
+    </w:lvl>
+    <w:lvl w:ilvl="2" w:tplc="0409001B" w:tentative="1">
+      <w:start w:val="1"/>
+      <w:numFmt w:val="lowerRoman"/>
+      <w:lvlText w:val="%3."/>
+      <w:lvlJc w:val="right"/>
+      <w:pPr>
+        <w:ind w:left="2160" w:hanging="180"/>
+      </w:pPr>
+    </w:lvl>
+    <w:lvl w:ilvl="3" w:tplc="0409000F" w:tentative="1">
+      <w:start w:val="1"/>
+      <w:numFmt w:val="decimal"/>
+      <w:lvlText w:val="%4."/>
+      <w:lvlJc w:val="left"/>
+      <w:pPr>
+        <w:ind w:left="2880" w:hanging="360"/>
+      </w:pPr>
+    </w:lvl>
+    <w:lvl w:ilvl="4" w:tplc="04090019" w:tentative="1">
+      <w:start w:val="1"/>
+      <w:numFmt w:val="lowerLetter"/>
+      <w:lvlText w:val="%5."/>
+      <w:lvlJc w:val="left"/>
+      <w:pPr>
+        <w:ind w:left="3600" w:hanging="360"/>
+      </w:pPr>
+    </w:lvl>
+    <w:lvl w:ilvl="5" w:tplc="0409001B" w:tentative="1">
+      <w:start w:val="1"/>
+      <w:numFmt w:val="lowerRoman"/>
+      <w:lvlText w:val="%6."/>
+      <w:lvlJc w:val="right"/>
+      <w:pPr>
+        <w:ind w:left="4320" w:hanging="180"/>
+      </w:pPr>
+    </w:lvl>
+    <w:lvl w:ilvl="6" w:tplc="0409000F" w:tentative="1">
+      <w:start w:val="1"/>
+      <w:numFmt w:val="decimal"/>
+      <w:lvlText w:val="%7."/>
+      <w:lvlJc w:val="left"/>
+      <w:pPr>
+        <w:ind w:left="5040" w:hanging="360"/>
+      </w:pPr>
+    </w:lvl>
+    <w:lvl w:ilvl="7" w:tplc="04090019" w:tentative="1">
+      <w:start w:val="1"/>
+      <w:numFmt w:val="lowerLetter"/>
+      <w:lvlText w:val="%8."/>
+      <w:lvlJc w:val="left"/>
+      <w:pPr>
+        <w:ind w:left="5760" w:hanging="360"/>
+      </w:pPr>
+    </w:lvl>
+    <w:lvl w:ilvl="8" w:tplc="0409001B" w:tentative="1">
+      <w:start w:val="1"/>
+      <w:numFmt w:val="lowerRoman"/>
+      <w:lvlText w:val="%9."/>
+      <w:lvlJc w:val="right"/>
+      <w:pPr>
+        <w:ind w:left="6480" w:hanging="180"/>
+      </w:pPr>
+    </w:lvl>
+  </w:abstractNum>
+  <w:abstractNum w:abstractNumId="10">
     <w:nsid w:val="12677612"/>
     <w:multiLevelType w:val="hybridMultilevel"/>
     <w:tmpl w:val="812C0EE6"/>
@@ -22898,7 +23170,96 @@
       </w:rPr>
     </w:lvl>
   </w:abstractNum>
-  <w:abstractNum w:abstractNumId="10">
+  <w:abstractNum w:abstractNumId="11">
+    <w:nsid w:val="13B662B8"/>
+    <w:multiLevelType w:val="hybridMultilevel"/>
+    <w:tmpl w:val="927885E8"/>
+    <w:lvl w:ilvl="0" w:tplc="A8706234">
+      <w:start w:val="1"/>
+      <w:numFmt w:val="decimal"/>
+      <w:lvlText w:val="%1."/>
+      <w:lvlJc w:val="left"/>
+      <w:pPr>
+        <w:ind w:left="827" w:hanging="360"/>
+      </w:pPr>
+      <w:rPr>
+        <w:rFonts w:hint="default"/>
+      </w:rPr>
+    </w:lvl>
+    <w:lvl w:ilvl="1" w:tplc="04090019" w:tentative="1">
+      <w:start w:val="1"/>
+      <w:numFmt w:val="lowerLetter"/>
+      <w:lvlText w:val="%2."/>
+      <w:lvlJc w:val="left"/>
+      <w:pPr>
+        <w:ind w:left="1440" w:hanging="360"/>
+      </w:pPr>
+    </w:lvl>
+    <w:lvl w:ilvl="2" w:tplc="0409001B" w:tentative="1">
+      <w:start w:val="1"/>
+      <w:numFmt w:val="lowerRoman"/>
+      <w:lvlText w:val="%3."/>
+      <w:lvlJc w:val="right"/>
+      <w:pPr>
+        <w:ind w:left="2160" w:hanging="180"/>
+      </w:pPr>
+    </w:lvl>
+    <w:lvl w:ilvl="3" w:tplc="0409000F" w:tentative="1">
+      <w:start w:val="1"/>
+      <w:numFmt w:val="decimal"/>
+      <w:lvlText w:val="%4."/>
+      <w:lvlJc w:val="left"/>
+      <w:pPr>
+        <w:ind w:left="2880" w:hanging="360"/>
+      </w:pPr>
+    </w:lvl>
+    <w:lvl w:ilvl="4" w:tplc="04090019" w:tentative="1">
+      <w:start w:val="1"/>
+      <w:numFmt w:val="lowerLetter"/>
+      <w:lvlText w:val="%5."/>
+      <w:lvlJc w:val="left"/>
+      <w:pPr>
+        <w:ind w:left="3600" w:hanging="360"/>
+      </w:pPr>
+    </w:lvl>
+    <w:lvl w:ilvl="5" w:tplc="0409001B" w:tentative="1">
+      <w:start w:val="1"/>
+      <w:numFmt w:val="lowerRoman"/>
+      <w:lvlText w:val="%6."/>
+      <w:lvlJc w:val="right"/>
+      <w:pPr>
+        <w:ind w:left="4320" w:hanging="180"/>
+      </w:pPr>
+    </w:lvl>
+    <w:lvl w:ilvl="6" w:tplc="0409000F" w:tentative="1">
+      <w:start w:val="1"/>
+      <w:numFmt w:val="decimal"/>
+      <w:lvlText w:val="%7."/>
+      <w:lvlJc w:val="left"/>
+      <w:pPr>
+        <w:ind w:left="5040" w:hanging="360"/>
+      </w:pPr>
+    </w:lvl>
+    <w:lvl w:ilvl="7" w:tplc="04090019" w:tentative="1">
+      <w:start w:val="1"/>
+      <w:numFmt w:val="lowerLetter"/>
+      <w:lvlText w:val="%8."/>
+      <w:lvlJc w:val="left"/>
+      <w:pPr>
+        <w:ind w:left="5760" w:hanging="360"/>
+      </w:pPr>
+    </w:lvl>
+    <w:lvl w:ilvl="8" w:tplc="0409001B" w:tentative="1">
+      <w:start w:val="1"/>
+      <w:numFmt w:val="lowerRoman"/>
+      <w:lvlText w:val="%9."/>
+      <w:lvlJc w:val="right"/>
+      <w:pPr>
+        <w:ind w:left="6480" w:hanging="180"/>
+      </w:pPr>
+    </w:lvl>
+  </w:abstractNum>
+  <w:abstractNum w:abstractNumId="12">
     <w:nsid w:val="228F123B"/>
     <w:multiLevelType w:val="hybridMultilevel"/>
     <w:tmpl w:val="509027BE"/>
@@ -23020,7 +23381,7 @@
       </w:rPr>
     </w:lvl>
   </w:abstractNum>
-  <w:abstractNum w:abstractNumId="11">
+  <w:abstractNum w:abstractNumId="13">
     <w:nsid w:val="260A7452"/>
     <w:multiLevelType w:val="hybridMultilevel"/>
     <w:tmpl w:val="7C0EAFF0"/>
@@ -23141,7 +23502,7 @@
       </w:rPr>
     </w:lvl>
   </w:abstractNum>
-  <w:abstractNum w:abstractNumId="12">
+  <w:abstractNum w:abstractNumId="14">
     <w:nsid w:val="2643FACD"/>
     <w:multiLevelType w:val="hybridMultilevel"/>
     <w:tmpl w:val="56849392"/>
@@ -23254,7 +23615,7 @@
       </w:rPr>
     </w:lvl>
   </w:abstractNum>
-  <w:abstractNum w:abstractNumId="13">
+  <w:abstractNum w:abstractNumId="15">
     <w:nsid w:val="2C89482A"/>
     <w:multiLevelType w:val="hybridMultilevel"/>
     <w:tmpl w:val="6590CB00"/>
@@ -23376,7 +23737,7 @@
       </w:rPr>
     </w:lvl>
   </w:abstractNum>
-  <w:abstractNum w:abstractNumId="14">
+  <w:abstractNum w:abstractNumId="16">
     <w:nsid w:val="2E2D1FB9"/>
     <w:multiLevelType w:val="hybridMultilevel"/>
     <w:tmpl w:val="57E4520C"/>
@@ -23497,7 +23858,7 @@
       </w:rPr>
     </w:lvl>
   </w:abstractNum>
-  <w:abstractNum w:abstractNumId="15">
+  <w:abstractNum w:abstractNumId="17">
     <w:nsid w:val="310A14AE"/>
     <w:multiLevelType w:val="hybridMultilevel"/>
     <w:tmpl w:val="D54A0BF2"/>
@@ -23583,7 +23944,7 @@
       </w:pPr>
     </w:lvl>
   </w:abstractNum>
-  <w:abstractNum w:abstractNumId="16">
+  <w:abstractNum w:abstractNumId="18">
     <w:nsid w:val="32022A64"/>
     <w:multiLevelType w:val="hybridMultilevel"/>
     <w:tmpl w:val="8E7A819E"/>
@@ -23672,7 +24033,7 @@
       </w:pPr>
     </w:lvl>
   </w:abstractNum>
-  <w:abstractNum w:abstractNumId="17">
+  <w:abstractNum w:abstractNumId="19">
     <w:nsid w:val="37893745"/>
     <w:multiLevelType w:val="hybridMultilevel"/>
     <w:tmpl w:val="08A88186"/>
@@ -23758,7 +24119,7 @@
       </w:pPr>
     </w:lvl>
   </w:abstractNum>
-  <w:abstractNum w:abstractNumId="18">
+  <w:abstractNum w:abstractNumId="20">
     <w:nsid w:val="37FC705C"/>
     <w:multiLevelType w:val="hybridMultilevel"/>
     <w:tmpl w:val="860288A2"/>
@@ -23880,7 +24241,7 @@
       </w:rPr>
     </w:lvl>
   </w:abstractNum>
-  <w:abstractNum w:abstractNumId="19">
+  <w:abstractNum w:abstractNumId="21">
     <w:nsid w:val="3AFD50FC"/>
     <w:multiLevelType w:val="hybridMultilevel"/>
     <w:tmpl w:val="DBD65888"/>
@@ -23966,7 +24327,7 @@
       </w:pPr>
     </w:lvl>
   </w:abstractNum>
-  <w:abstractNum w:abstractNumId="20">
+  <w:abstractNum w:abstractNumId="22">
     <w:nsid w:val="41C72A78"/>
     <w:multiLevelType w:val="hybridMultilevel"/>
     <w:tmpl w:val="FC7E30B0"/>
@@ -24088,7 +24449,7 @@
       </w:rPr>
     </w:lvl>
   </w:abstractNum>
-  <w:abstractNum w:abstractNumId="21">
+  <w:abstractNum w:abstractNumId="23">
     <w:nsid w:val="41E94490"/>
     <w:multiLevelType w:val="hybridMultilevel"/>
     <w:tmpl w:val="20CA482A"/>
@@ -24210,7 +24571,7 @@
       </w:rPr>
     </w:lvl>
   </w:abstractNum>
-  <w:abstractNum w:abstractNumId="22">
+  <w:abstractNum w:abstractNumId="24">
     <w:nsid w:val="480939C8"/>
     <w:multiLevelType w:val="hybridMultilevel"/>
     <w:tmpl w:val="E5CA3CF2"/>
@@ -24332,7 +24693,7 @@
       </w:rPr>
     </w:lvl>
   </w:abstractNum>
-  <w:abstractNum w:abstractNumId="23">
+  <w:abstractNum w:abstractNumId="25">
     <w:nsid w:val="484C94E2"/>
     <w:multiLevelType w:val="hybridMultilevel"/>
     <w:tmpl w:val="7DD6130A"/>
@@ -24418,7 +24779,7 @@
       </w:pPr>
     </w:lvl>
   </w:abstractNum>
-  <w:abstractNum w:abstractNumId="24">
+  <w:abstractNum w:abstractNumId="26">
     <w:nsid w:val="4A0737CC"/>
     <w:multiLevelType w:val="hybridMultilevel"/>
     <w:tmpl w:val="917A7DDA"/>
@@ -24540,7 +24901,7 @@
       </w:rPr>
     </w:lvl>
   </w:abstractNum>
-  <w:abstractNum w:abstractNumId="25">
+  <w:abstractNum w:abstractNumId="27">
     <w:nsid w:val="557B08DD"/>
     <w:multiLevelType w:val="hybridMultilevel"/>
     <w:tmpl w:val="667C3F34"/>
@@ -24662,7 +25023,7 @@
       </w:rPr>
     </w:lvl>
   </w:abstractNum>
-  <w:abstractNum w:abstractNumId="26">
+  <w:abstractNum w:abstractNumId="28">
     <w:nsid w:val="5582371F"/>
     <w:multiLevelType w:val="hybridMultilevel"/>
     <w:tmpl w:val="A9186860"/>
@@ -24784,7 +25145,7 @@
       </w:rPr>
     </w:lvl>
   </w:abstractNum>
-  <w:abstractNum w:abstractNumId="27">
+  <w:abstractNum w:abstractNumId="29">
     <w:nsid w:val="56331E51"/>
     <w:multiLevelType w:val="hybridMultilevel"/>
     <w:tmpl w:val="5D0642D6"/>
@@ -24906,7 +25267,7 @@
       </w:rPr>
     </w:lvl>
   </w:abstractNum>
-  <w:abstractNum w:abstractNumId="28">
+  <w:abstractNum w:abstractNumId="30">
     <w:nsid w:val="60F31E89"/>
     <w:multiLevelType w:val="hybridMultilevel"/>
     <w:tmpl w:val="2B244A80"/>
@@ -24995,7 +25356,7 @@
       </w:pPr>
     </w:lvl>
   </w:abstractNum>
-  <w:abstractNum w:abstractNumId="29">
+  <w:abstractNum w:abstractNumId="31">
     <w:nsid w:val="61A7215A"/>
     <w:multiLevelType w:val="hybridMultilevel"/>
     <w:tmpl w:val="4F3E6144"/>
@@ -25084,7 +25445,7 @@
       </w:pPr>
     </w:lvl>
   </w:abstractNum>
-  <w:abstractNum w:abstractNumId="30">
+  <w:abstractNum w:abstractNumId="32">
     <w:nsid w:val="65497EA7"/>
     <w:multiLevelType w:val="hybridMultilevel"/>
     <w:tmpl w:val="473A127A"/>
@@ -25205,7 +25566,7 @@
       </w:rPr>
     </w:lvl>
   </w:abstractNum>
-  <w:abstractNum w:abstractNumId="31">
+  <w:abstractNum w:abstractNumId="33">
     <w:nsid w:val="680D0DD5"/>
     <w:multiLevelType w:val="hybridMultilevel"/>
     <w:tmpl w:val="B20292BC"/>
@@ -25326,7 +25687,7 @@
       </w:rPr>
     </w:lvl>
   </w:abstractNum>
-  <w:abstractNum w:abstractNumId="32">
+  <w:abstractNum w:abstractNumId="34">
     <w:nsid w:val="6BAE3CCD"/>
     <w:multiLevelType w:val="hybridMultilevel"/>
     <w:tmpl w:val="A3686BC4"/>
@@ -25447,7 +25808,7 @@
       </w:rPr>
     </w:lvl>
   </w:abstractNum>
-  <w:abstractNum w:abstractNumId="33">
+  <w:abstractNum w:abstractNumId="35">
     <w:nsid w:val="738D72EB"/>
     <w:multiLevelType w:val="hybridMultilevel"/>
     <w:tmpl w:val="0FCC53B4"/>
@@ -25560,7 +25921,7 @@
       </w:rPr>
     </w:lvl>
   </w:abstractNum>
-  <w:abstractNum w:abstractNumId="34">
+  <w:abstractNum w:abstractNumId="36">
     <w:nsid w:val="75CB2D7E"/>
     <w:multiLevelType w:val="hybridMultilevel"/>
     <w:tmpl w:val="0598E056"/>
@@ -25646,7 +26007,7 @@
       </w:pPr>
     </w:lvl>
   </w:abstractNum>
-  <w:abstractNum w:abstractNumId="35">
+  <w:abstractNum w:abstractNumId="37">
     <w:nsid w:val="760614CD"/>
     <w:multiLevelType w:val="hybridMultilevel"/>
     <w:tmpl w:val="85B622AA"/>
@@ -25742,22 +26103,22 @@
     <w:abstractNumId w:val="0"/>
   </w:num>
   <w:num w:numId="3">
-    <w:abstractNumId w:val="19"/>
+    <w:abstractNumId w:val="21"/>
   </w:num>
   <w:num w:numId="4">
     <w:abstractNumId w:val="4"/>
   </w:num>
   <w:num w:numId="5">
-    <w:abstractNumId w:val="33"/>
+    <w:abstractNumId w:val="35"/>
   </w:num>
   <w:num w:numId="6">
-    <w:abstractNumId w:val="12"/>
+    <w:abstractNumId w:val="14"/>
   </w:num>
   <w:num w:numId="7">
-    <w:abstractNumId w:val="9"/>
+    <w:abstractNumId w:val="10"/>
   </w:num>
   <w:num w:numId="8">
-    <w:abstractNumId w:val="23"/>
+    <w:abstractNumId w:val="25"/>
   </w:num>
   <w:num w:numId="9">
     <w:abstractNumId w:val="8"/>
@@ -25766,84 +26127,90 @@
     <w:abstractNumId w:val="7"/>
   </w:num>
   <w:num w:numId="11">
-    <w:abstractNumId w:val="26"/>
+    <w:abstractNumId w:val="28"/>
   </w:num>
   <w:num w:numId="12">
     <w:abstractNumId w:val="5"/>
   </w:num>
   <w:num w:numId="13">
-    <w:abstractNumId w:val="22"/>
+    <w:abstractNumId w:val="24"/>
   </w:num>
   <w:num w:numId="14">
-    <w:abstractNumId w:val="30"/>
+    <w:abstractNumId w:val="32"/>
   </w:num>
   <w:num w:numId="15">
-    <w:abstractNumId w:val="25"/>
+    <w:abstractNumId w:val="27"/>
   </w:num>
   <w:num w:numId="16">
-    <w:abstractNumId w:val="14"/>
+    <w:abstractNumId w:val="16"/>
   </w:num>
   <w:num w:numId="17">
     <w:abstractNumId w:val="6"/>
   </w:num>
   <w:num w:numId="18">
-    <w:abstractNumId w:val="18"/>
+    <w:abstractNumId w:val="20"/>
   </w:num>
   <w:num w:numId="19">
-    <w:abstractNumId w:val="13"/>
+    <w:abstractNumId w:val="15"/>
   </w:num>
   <w:num w:numId="20">
     <w:abstractNumId w:val="2"/>
   </w:num>
   <w:num w:numId="21">
-    <w:abstractNumId w:val="11"/>
+    <w:abstractNumId w:val="13"/>
   </w:num>
   <w:num w:numId="22">
-    <w:abstractNumId w:val="21"/>
+    <w:abstractNumId w:val="23"/>
   </w:num>
   <w:num w:numId="23">
-    <w:abstractNumId w:val="10"/>
+    <w:abstractNumId w:val="12"/>
   </w:num>
   <w:num w:numId="24">
-    <w:abstractNumId w:val="31"/>
+    <w:abstractNumId w:val="33"/>
   </w:num>
   <w:num w:numId="25">
-    <w:abstractNumId w:val="20"/>
+    <w:abstractNumId w:val="22"/>
   </w:num>
   <w:num w:numId="26">
-    <w:abstractNumId w:val="24"/>
+    <w:abstractNumId w:val="26"/>
   </w:num>
   <w:num w:numId="27">
-    <w:abstractNumId w:val="32"/>
+    <w:abstractNumId w:val="34"/>
   </w:num>
   <w:num w:numId="28">
-    <w:abstractNumId w:val="27"/>
+    <w:abstractNumId w:val="29"/>
   </w:num>
   <w:num w:numId="29">
     <w:abstractNumId w:val="1"/>
   </w:num>
   <w:num w:numId="30">
+    <w:abstractNumId w:val="19"/>
+  </w:num>
+  <w:num w:numId="31">
+    <w:abstractNumId w:val="36"/>
+  </w:num>
+  <w:num w:numId="32">
     <w:abstractNumId w:val="17"/>
   </w:num>
-  <w:num w:numId="31">
-    <w:abstractNumId w:val="34"/>
-  </w:num>
-  <w:num w:numId="32">
-    <w:abstractNumId w:val="15"/>
-  </w:num>
   <w:num w:numId="33">
-    <w:abstractNumId w:val="28"/>
+    <w:abstractNumId w:val="30"/>
   </w:num>
   <w:num w:numId="34">
-    <w:abstractNumId w:val="16"/>
+    <w:abstractNumId w:val="18"/>
   </w:num>
   <w:num w:numId="35">
-    <w:abstractNumId w:val="35"/>
+    <w:abstractNumId w:val="37"/>
   </w:num>
   <w:num w:numId="36">
-    <w:abstractNumId w:val="29"/>
+    <w:abstractNumId w:val="31"/>
   </w:num>
-  <w:numIdMacAtCleanup w:val="36"/>
+  <w:num w:numId="37">
+    <w:abstractNumId w:val="9"/>
+  </w:num>
+  <w:num w:numId="38">
+    <w:abstractNumId w:val="11"/>
+  </w:num>
+  <w:numIdMacAtCleanup w:val="38"/>
 </w:numbering>
 </file>
 

--- a/Dokumentacija/Scenariji slučajeva upotrebe ParkirajBa.docx
+++ b/Dokumentacija/Scenariji slučajeva upotrebe ParkirajBa.docx
@@ -12008,6 +12008,504 @@
     </w:p>
     <w:p>
       <w:pPr>
+        <w:pStyle w:val="Heading3s"/>
+      </w:pPr>
+      <w:r>
+        <w:t>[4.1.1] Alternativni tok – Vlasnik pristupa svom parkingu</w:t>
+      </w:r>
+    </w:p>
+    <w:tbl>
+      <w:tblPr>
+        <w:tblW w:w="0" w:type="auto"/>
+        <w:tblInd w:w="38" w:type="dxa"/>
+        <w:tblBorders>
+          <w:top w:val="single" w:sz="6" w:space="0" w:color="000000" w:themeColor="text1"/>
+          <w:left w:val="single" w:sz="6" w:space="0" w:color="000000" w:themeColor="text1"/>
+          <w:bottom w:val="single" w:sz="6" w:space="0" w:color="000000" w:themeColor="text1"/>
+          <w:right w:val="single" w:sz="6" w:space="0" w:color="000000" w:themeColor="text1"/>
+          <w:insideH w:val="single" w:sz="6" w:space="0" w:color="000000" w:themeColor="text1"/>
+          <w:insideV w:val="single" w:sz="6" w:space="0" w:color="000000" w:themeColor="text1"/>
+        </w:tblBorders>
+        <w:tblLayout w:type="fixed"/>
+        <w:tblCellMar>
+          <w:left w:w="0" w:type="dxa"/>
+          <w:right w:w="0" w:type="dxa"/>
+        </w:tblCellMar>
+        <w:tblLook w:val="01E0"/>
+      </w:tblPr>
+      <w:tblGrid>
+        <w:gridCol w:w="4675"/>
+        <w:gridCol w:w="4238"/>
+      </w:tblGrid>
+      <w:tr>
+        <w:trPr>
+          <w:trHeight w:val="571"/>
+        </w:trPr>
+        <w:tc>
+          <w:tcPr>
+            <w:tcW w:w="4675" w:type="dxa"/>
+            <w:tcBorders>
+              <w:bottom w:val="single" w:sz="4" w:space="0" w:color="BEBEBE"/>
+              <w:right w:val="single" w:sz="4" w:space="0" w:color="BEBEBE"/>
+            </w:tcBorders>
+            <w:shd w:val="clear" w:color="auto" w:fill="F1F1F1"/>
+          </w:tcPr>
+          <w:p>
+            <w:pPr>
+              <w:pStyle w:val="TableParagraph"/>
+              <w:spacing w:before="146"/>
+              <w:ind w:left="18"/>
+              <w:jc w:val="center"/>
+              <w:rPr>
+                <w:b/>
+                <w:bCs/>
+                <w:i/>
+                <w:iCs/>
+                <w:sz w:val="24"/>
+                <w:szCs w:val="24"/>
+              </w:rPr>
+            </w:pPr>
+            <w:r>
+              <w:rPr>
+                <w:b/>
+                <w:bCs/>
+                <w:i/>
+                <w:iCs/>
+                <w:spacing w:val="-2"/>
+                <w:sz w:val="24"/>
+                <w:szCs w:val="24"/>
+              </w:rPr>
+              <w:t>Korisnik (</w:t>
+            </w:r>
+            <w:r>
+              <w:rPr>
+                <w:b/>
+                <w:bCs/>
+                <w:i/>
+                <w:iCs/>
+                <w:spacing w:val="-2"/>
+                <w:sz w:val="24"/>
+                <w:szCs w:val="24"/>
+              </w:rPr>
+              <w:t>Vlasnik parkinga</w:t>
+            </w:r>
+            <w:r>
+              <w:rPr>
+                <w:b/>
+                <w:bCs/>
+                <w:i/>
+                <w:iCs/>
+                <w:spacing w:val="-2"/>
+                <w:sz w:val="24"/>
+                <w:szCs w:val="24"/>
+              </w:rPr>
+              <w:t>)</w:t>
+            </w:r>
+          </w:p>
+        </w:tc>
+        <w:tc>
+          <w:tcPr>
+            <w:tcW w:w="4238" w:type="dxa"/>
+            <w:tcBorders>
+              <w:left w:val="single" w:sz="4" w:space="0" w:color="BEBEBE"/>
+              <w:bottom w:val="single" w:sz="4" w:space="0" w:color="BEBEBE"/>
+            </w:tcBorders>
+            <w:shd w:val="clear" w:color="auto" w:fill="F1F1F1"/>
+          </w:tcPr>
+          <w:p>
+            <w:pPr>
+              <w:pStyle w:val="TableParagraph"/>
+              <w:spacing w:before="146"/>
+              <w:ind w:left="13"/>
+              <w:jc w:val="center"/>
+              <w:rPr>
+                <w:b/>
+                <w:i/>
+                <w:sz w:val="24"/>
+              </w:rPr>
+            </w:pPr>
+            <w:r>
+              <w:rPr>
+                <w:b/>
+                <w:i/>
+                <w:spacing w:val="-2"/>
+                <w:sz w:val="24"/>
+              </w:rPr>
+              <w:t>Sistem</w:t>
+            </w:r>
+          </w:p>
+        </w:tc>
+      </w:tr>
+      <w:tr>
+        <w:trPr>
+          <w:trHeight w:val="565"/>
+        </w:trPr>
+        <w:tc>
+          <w:tcPr>
+            <w:tcW w:w="4675" w:type="dxa"/>
+            <w:tcBorders>
+              <w:top w:val="single" w:sz="4" w:space="0" w:color="BEBEBE"/>
+              <w:bottom w:val="single" w:sz="4" w:space="0" w:color="BEBEBE"/>
+              <w:right w:val="single" w:sz="4" w:space="0" w:color="BEBEBE"/>
+            </w:tcBorders>
+          </w:tcPr>
+          <w:p>
+            <w:pPr>
+              <w:pStyle w:val="TableParagraph"/>
+              <w:numPr>
+                <w:ilvl w:val="0"/>
+                <w:numId w:val="39"/>
+              </w:numPr>
+              <w:spacing w:before="135"/>
+              <w:rPr>
+                <w:sz w:val="24"/>
+                <w:szCs w:val="24"/>
+              </w:rPr>
+            </w:pPr>
+            <w:r>
+              <w:rPr>
+                <w:sz w:val="24"/>
+                <w:szCs w:val="24"/>
+              </w:rPr>
+              <w:t>Vlasnik trazi pristup/rezervaciju na svom parkingu</w:t>
+            </w:r>
+          </w:p>
+        </w:tc>
+        <w:tc>
+          <w:tcPr>
+            <w:tcW w:w="4238" w:type="dxa"/>
+            <w:tcBorders>
+              <w:top w:val="single" w:sz="4" w:space="0" w:color="BEBEBE"/>
+              <w:left w:val="single" w:sz="4" w:space="0" w:color="BEBEBE"/>
+              <w:bottom w:val="single" w:sz="4" w:space="0" w:color="BEBEBE"/>
+            </w:tcBorders>
+          </w:tcPr>
+          <w:p>
+            <w:pPr>
+              <w:pStyle w:val="TableParagraph"/>
+              <w:ind w:left="827"/>
+              <w:jc w:val="both"/>
+              <w:rPr>
+                <w:sz w:val="24"/>
+                <w:szCs w:val="24"/>
+              </w:rPr>
+            </w:pPr>
+          </w:p>
+        </w:tc>
+      </w:tr>
+      <w:tr>
+        <w:trPr>
+          <w:trHeight w:val="565"/>
+        </w:trPr>
+        <w:tc>
+          <w:tcPr>
+            <w:tcW w:w="4675" w:type="dxa"/>
+            <w:tcBorders>
+              <w:top w:val="single" w:sz="4" w:space="0" w:color="BEBEBE"/>
+              <w:bottom w:val="single" w:sz="4" w:space="0" w:color="BEBEBE"/>
+              <w:right w:val="single" w:sz="4" w:space="0" w:color="BEBEBE"/>
+            </w:tcBorders>
+          </w:tcPr>
+          <w:p>
+            <w:pPr>
+              <w:pStyle w:val="TableParagraph"/>
+              <w:spacing w:before="135"/>
+              <w:ind w:left="1654"/>
+              <w:rPr>
+                <w:sz w:val="24"/>
+                <w:szCs w:val="24"/>
+              </w:rPr>
+            </w:pPr>
+          </w:p>
+        </w:tc>
+        <w:tc>
+          <w:tcPr>
+            <w:tcW w:w="4238" w:type="dxa"/>
+            <w:tcBorders>
+              <w:top w:val="single" w:sz="4" w:space="0" w:color="BEBEBE"/>
+              <w:left w:val="single" w:sz="4" w:space="0" w:color="BEBEBE"/>
+              <w:bottom w:val="single" w:sz="4" w:space="0" w:color="BEBEBE"/>
+            </w:tcBorders>
+          </w:tcPr>
+          <w:p>
+            <w:pPr>
+              <w:pStyle w:val="TableParagraph"/>
+              <w:numPr>
+                <w:ilvl w:val="0"/>
+                <w:numId w:val="39"/>
+              </w:numPr>
+              <w:rPr>
+                <w:sz w:val="24"/>
+                <w:szCs w:val="24"/>
+              </w:rPr>
+            </w:pPr>
+            <w:r>
+              <w:rPr>
+                <w:sz w:val="24"/>
+                <w:szCs w:val="24"/>
+              </w:rPr>
+              <w:t>Sistem provjerava u bazi podataka da li je to korisnikov parking</w:t>
+            </w:r>
+          </w:p>
+        </w:tc>
+      </w:tr>
+      <w:tr>
+        <w:trPr>
+          <w:trHeight w:val="565"/>
+        </w:trPr>
+        <w:tc>
+          <w:tcPr>
+            <w:tcW w:w="4675" w:type="dxa"/>
+            <w:tcBorders>
+              <w:top w:val="single" w:sz="4" w:space="0" w:color="BEBEBE"/>
+              <w:bottom w:val="single" w:sz="4" w:space="0" w:color="BEBEBE"/>
+              <w:right w:val="single" w:sz="4" w:space="0" w:color="BEBEBE"/>
+            </w:tcBorders>
+          </w:tcPr>
+          <w:p>
+            <w:pPr>
+              <w:pStyle w:val="TableParagraph"/>
+              <w:spacing w:before="135"/>
+              <w:ind w:left="1654"/>
+              <w:rPr>
+                <w:sz w:val="24"/>
+                <w:szCs w:val="24"/>
+              </w:rPr>
+            </w:pPr>
+          </w:p>
+        </w:tc>
+        <w:tc>
+          <w:tcPr>
+            <w:tcW w:w="4238" w:type="dxa"/>
+            <w:tcBorders>
+              <w:top w:val="single" w:sz="4" w:space="0" w:color="BEBEBE"/>
+              <w:left w:val="single" w:sz="4" w:space="0" w:color="BEBEBE"/>
+              <w:bottom w:val="single" w:sz="4" w:space="0" w:color="BEBEBE"/>
+            </w:tcBorders>
+          </w:tcPr>
+          <w:p>
+            <w:pPr>
+              <w:pStyle w:val="TableParagraph"/>
+              <w:numPr>
+                <w:ilvl w:val="0"/>
+                <w:numId w:val="39"/>
+              </w:numPr>
+              <w:rPr>
+                <w:sz w:val="24"/>
+                <w:szCs w:val="24"/>
+              </w:rPr>
+            </w:pPr>
+            <w:r>
+              <w:rPr>
+                <w:sz w:val="24"/>
+                <w:szCs w:val="24"/>
+              </w:rPr>
+              <w:t>U slučaju da jeste generiše se QR kod za pristup bez naplate</w:t>
+            </w:r>
+          </w:p>
+        </w:tc>
+      </w:tr>
+      <w:tr>
+        <w:trPr>
+          <w:trHeight w:val="565"/>
+        </w:trPr>
+        <w:tc>
+          <w:tcPr>
+            <w:tcW w:w="4675" w:type="dxa"/>
+            <w:tcBorders>
+              <w:top w:val="single" w:sz="4" w:space="0" w:color="BEBEBE"/>
+              <w:bottom w:val="single" w:sz="4" w:space="0" w:color="BEBEBE"/>
+              <w:right w:val="single" w:sz="4" w:space="0" w:color="BEBEBE"/>
+            </w:tcBorders>
+          </w:tcPr>
+          <w:p>
+            <w:pPr>
+              <w:pStyle w:val="TableParagraph"/>
+              <w:spacing w:before="135"/>
+              <w:ind w:left="1654"/>
+              <w:rPr>
+                <w:sz w:val="24"/>
+                <w:szCs w:val="24"/>
+              </w:rPr>
+            </w:pPr>
+          </w:p>
+        </w:tc>
+        <w:tc>
+          <w:tcPr>
+            <w:tcW w:w="4238" w:type="dxa"/>
+            <w:tcBorders>
+              <w:top w:val="single" w:sz="4" w:space="0" w:color="BEBEBE"/>
+              <w:left w:val="single" w:sz="4" w:space="0" w:color="BEBEBE"/>
+              <w:bottom w:val="single" w:sz="4" w:space="0" w:color="BEBEBE"/>
+            </w:tcBorders>
+          </w:tcPr>
+          <w:p>
+            <w:pPr>
+              <w:pStyle w:val="TableParagraph"/>
+              <w:numPr>
+                <w:ilvl w:val="0"/>
+                <w:numId w:val="39"/>
+              </w:numPr>
+              <w:rPr>
+                <w:sz w:val="24"/>
+                <w:szCs w:val="24"/>
+              </w:rPr>
+            </w:pPr>
+            <w:r>
+              <w:rPr>
+                <w:sz w:val="24"/>
+                <w:szCs w:val="24"/>
+              </w:rPr>
+              <w:t>Slanje QR koda korisniku putem E-maila</w:t>
+            </w:r>
+          </w:p>
+        </w:tc>
+      </w:tr>
+      <w:tr>
+        <w:trPr>
+          <w:trHeight w:val="565"/>
+        </w:trPr>
+        <w:tc>
+          <w:tcPr>
+            <w:tcW w:w="4675" w:type="dxa"/>
+            <w:tcBorders>
+              <w:top w:val="single" w:sz="4" w:space="0" w:color="BEBEBE"/>
+              <w:bottom w:val="single" w:sz="4" w:space="0" w:color="BEBEBE"/>
+              <w:right w:val="single" w:sz="4" w:space="0" w:color="BEBEBE"/>
+            </w:tcBorders>
+          </w:tcPr>
+          <w:p>
+            <w:pPr>
+              <w:pStyle w:val="TableParagraph"/>
+              <w:numPr>
+                <w:ilvl w:val="0"/>
+                <w:numId w:val="39"/>
+              </w:numPr>
+              <w:spacing w:before="135"/>
+              <w:rPr>
+                <w:sz w:val="24"/>
+                <w:szCs w:val="24"/>
+              </w:rPr>
+            </w:pPr>
+            <w:r>
+              <w:rPr>
+                <w:sz w:val="24"/>
+                <w:szCs w:val="24"/>
+              </w:rPr>
+              <w:t>Pristup parkingu sa QR kodom</w:t>
+            </w:r>
+          </w:p>
+        </w:tc>
+        <w:tc>
+          <w:tcPr>
+            <w:tcW w:w="4238" w:type="dxa"/>
+            <w:tcBorders>
+              <w:top w:val="single" w:sz="4" w:space="0" w:color="BEBEBE"/>
+              <w:left w:val="single" w:sz="4" w:space="0" w:color="BEBEBE"/>
+              <w:bottom w:val="single" w:sz="4" w:space="0" w:color="BEBEBE"/>
+            </w:tcBorders>
+          </w:tcPr>
+          <w:p>
+            <w:pPr>
+              <w:pStyle w:val="TableParagraph"/>
+              <w:ind w:left="1654"/>
+              <w:rPr>
+                <w:sz w:val="24"/>
+                <w:szCs w:val="24"/>
+              </w:rPr>
+            </w:pPr>
+          </w:p>
+        </w:tc>
+      </w:tr>
+      <w:tr>
+        <w:trPr>
+          <w:trHeight w:val="565"/>
+        </w:trPr>
+        <w:tc>
+          <w:tcPr>
+            <w:tcW w:w="4675" w:type="dxa"/>
+            <w:tcBorders>
+              <w:top w:val="single" w:sz="4" w:space="0" w:color="BEBEBE"/>
+              <w:bottom w:val="single" w:sz="4" w:space="0" w:color="BEBEBE"/>
+              <w:right w:val="single" w:sz="4" w:space="0" w:color="BEBEBE"/>
+            </w:tcBorders>
+          </w:tcPr>
+          <w:p>
+            <w:pPr>
+              <w:pStyle w:val="TableParagraph"/>
+              <w:spacing w:before="135"/>
+              <w:ind w:left="1654"/>
+              <w:rPr>
+                <w:sz w:val="24"/>
+                <w:szCs w:val="24"/>
+              </w:rPr>
+            </w:pPr>
+          </w:p>
+        </w:tc>
+        <w:tc>
+          <w:tcPr>
+            <w:tcW w:w="4238" w:type="dxa"/>
+            <w:tcBorders>
+              <w:top w:val="single" w:sz="4" w:space="0" w:color="BEBEBE"/>
+              <w:left w:val="single" w:sz="4" w:space="0" w:color="BEBEBE"/>
+              <w:bottom w:val="single" w:sz="4" w:space="0" w:color="BEBEBE"/>
+            </w:tcBorders>
+          </w:tcPr>
+          <w:p>
+            <w:pPr>
+              <w:pStyle w:val="TableParagraph"/>
+              <w:numPr>
+                <w:ilvl w:val="0"/>
+                <w:numId w:val="39"/>
+              </w:numPr>
+              <w:rPr>
+                <w:sz w:val="24"/>
+                <w:szCs w:val="24"/>
+              </w:rPr>
+            </w:pPr>
+            <w:r>
+              <w:rPr>
+                <w:sz w:val="24"/>
+                <w:szCs w:val="24"/>
+              </w:rPr>
+              <w:t>Validacija QR koda na ulaznom uređaju</w:t>
+            </w:r>
+          </w:p>
+        </w:tc>
+      </w:tr>
+    </w:tbl>
+    <w:p>
+      <w:pPr>
+        <w:spacing w:before="160"/>
+        <w:rPr>
+          <w:b/>
+          <w:i/>
+          <w:sz w:val="28"/>
+        </w:rPr>
+      </w:pPr>
+    </w:p>
+    <w:p>
+      <w:pPr>
+        <w:spacing w:before="160"/>
+        <w:rPr>
+          <w:b/>
+          <w:i/>
+          <w:sz w:val="28"/>
+        </w:rPr>
+      </w:pPr>
+    </w:p>
+    <w:p>
+      <w:pPr>
+        <w:spacing w:before="160"/>
+        <w:rPr>
+          <w:b/>
+          <w:i/>
+          <w:sz w:val="28"/>
+        </w:rPr>
+      </w:pPr>
+    </w:p>
+    <w:p>
+      <w:pPr>
         <w:pStyle w:val="Heading2s"/>
       </w:pPr>
       <w:bookmarkStart w:id="14" w:name="[4.2]_Tok_događaja:_Posljedice_-_Neuspje"/>
@@ -14426,7 +14924,7 @@
               <w:pStyle w:val="TableParagraph"/>
               <w:numPr>
                 <w:ilvl w:val="0"/>
-                <w:numId w:val="3"/>
+                <w:numId w:val="40"/>
               </w:numPr>
               <w:spacing w:before="135"/>
               <w:jc w:val="both"/>
@@ -14456,6 +14954,7 @@
           <w:p>
             <w:pPr>
               <w:pStyle w:val="TableParagraph"/>
+              <w:ind w:left="827"/>
               <w:jc w:val="both"/>
               <w:rPr>
                 <w:sz w:val="24"/>
@@ -14482,6 +14981,7 @@
             <w:pPr>
               <w:pStyle w:val="TableParagraph"/>
               <w:spacing w:before="3"/>
+              <w:ind w:left="827"/>
               <w:jc w:val="both"/>
               <w:rPr>
                 <w:b/>
@@ -14517,18 +15017,22 @@
           <w:p>
             <w:pPr>
               <w:pStyle w:val="TableParagraph"/>
-              <w:jc w:val="both"/>
-              <w:rPr>
-                <w:sz w:val="24"/>
-                <w:szCs w:val="24"/>
-              </w:rPr>
-            </w:pPr>
-            <w:r>
-              <w:rPr>
-                <w:sz w:val="24"/>
-                <w:szCs w:val="24"/>
-              </w:rPr>
-              <w:t>2. Valid</w:t>
+              <w:numPr>
+                <w:ilvl w:val="0"/>
+                <w:numId w:val="40"/>
+              </w:numPr>
+              <w:jc w:val="both"/>
+              <w:rPr>
+                <w:sz w:val="24"/>
+                <w:szCs w:val="24"/>
+              </w:rPr>
+            </w:pPr>
+            <w:r>
+              <w:rPr>
+                <w:sz w:val="24"/>
+                <w:szCs w:val="24"/>
+              </w:rPr>
+              <w:t>Valid</w:t>
             </w:r>
             <w:r>
               <w:rPr>
@@ -14565,74 +15069,6 @@
               </w:rPr>
               <w:t>za plaćanje</w:t>
             </w:r>
-          </w:p>
-        </w:tc>
-      </w:tr>
-      <w:tr>
-        <w:trPr>
-          <w:trHeight w:val="271"/>
-        </w:trPr>
-        <w:tc>
-          <w:tcPr>
-            <w:tcW w:w="4675" w:type="dxa"/>
-            <w:tcBorders>
-              <w:top w:val="single" w:sz="4" w:space="0" w:color="BEBEBE"/>
-              <w:bottom w:val="single" w:sz="4" w:space="0" w:color="BEBEBE"/>
-              <w:right w:val="single" w:sz="4" w:space="0" w:color="BEBEBE"/>
-            </w:tcBorders>
-          </w:tcPr>
-          <w:p>
-            <w:pPr>
-              <w:pStyle w:val="TableParagraph"/>
-              <w:spacing w:before="117" w:line="242" w:lineRule="auto"/>
-              <w:ind w:left="607" w:right="198" w:hanging="356"/>
-              <w:jc w:val="both"/>
-              <w:rPr>
-                <w:sz w:val="24"/>
-                <w:szCs w:val="24"/>
-              </w:rPr>
-            </w:pPr>
-            <w:r>
-              <w:rPr>
-                <w:sz w:val="24"/>
-                <w:szCs w:val="24"/>
-              </w:rPr>
-              <w:t>3. Po</w:t>
-            </w:r>
-            <w:r>
-              <w:rPr>
-                <w:sz w:val="24"/>
-                <w:szCs w:val="24"/>
-              </w:rPr>
-              <w:t xml:space="preserve">tvrđuje </w:t>
-            </w:r>
-            <w:r>
-              <w:rPr>
-                <w:sz w:val="24"/>
-                <w:szCs w:val="24"/>
-              </w:rPr>
-              <w:t>plaćanje</w:t>
-            </w:r>
-          </w:p>
-        </w:tc>
-        <w:tc>
-          <w:tcPr>
-            <w:tcW w:w="4238" w:type="dxa"/>
-            <w:tcBorders>
-              <w:top w:val="single" w:sz="4" w:space="0" w:color="BEBEBE"/>
-              <w:left w:val="single" w:sz="4" w:space="0" w:color="BEBEBE"/>
-              <w:bottom w:val="single" w:sz="4" w:space="0" w:color="BEBEBE"/>
-            </w:tcBorders>
-          </w:tcPr>
-          <w:p>
-            <w:pPr>
-              <w:pStyle w:val="TableParagraph"/>
-              <w:jc w:val="both"/>
-              <w:rPr>
-                <w:sz w:val="24"/>
-                <w:szCs w:val="24"/>
-              </w:rPr>
-            </w:pPr>
           </w:p>
         </w:tc>
       </w:tr>
@@ -14653,7 +15089,7 @@
             <w:pPr>
               <w:pStyle w:val="TableParagraph"/>
               <w:spacing w:before="159"/>
-              <w:ind w:left="251"/>
+              <w:ind w:left="827"/>
               <w:jc w:val="both"/>
               <w:rPr>
                 <w:sz w:val="24"/>
@@ -14674,19 +15110,16 @@
           <w:p>
             <w:pPr>
               <w:pStyle w:val="TableParagraph"/>
-              <w:jc w:val="both"/>
-              <w:rPr>
-                <w:sz w:val="24"/>
-                <w:szCs w:val="24"/>
-              </w:rPr>
-            </w:pPr>
-            <w:r>
-              <w:rPr>
-                <w:sz w:val="24"/>
-                <w:szCs w:val="24"/>
-              </w:rPr>
-              <w:t xml:space="preserve">4. </w:t>
-            </w:r>
+              <w:numPr>
+                <w:ilvl w:val="0"/>
+                <w:numId w:val="40"/>
+              </w:numPr>
+              <w:jc w:val="both"/>
+              <w:rPr>
+                <w:sz w:val="24"/>
+                <w:szCs w:val="24"/>
+              </w:rPr>
+            </w:pPr>
             <w:r>
               <w:rPr>
                 <w:sz w:val="24"/>
@@ -14755,6 +15188,7 @@
           <w:p>
             <w:pPr>
               <w:pStyle w:val="TableParagraph"/>
+              <w:ind w:left="827"/>
               <w:jc w:val="both"/>
               <w:rPr>
                 <w:sz w:val="24"/>
@@ -14775,19 +15209,16 @@
           <w:p>
             <w:pPr>
               <w:pStyle w:val="TableParagraph"/>
-              <w:jc w:val="both"/>
-              <w:rPr>
-                <w:sz w:val="24"/>
-                <w:szCs w:val="24"/>
-              </w:rPr>
-            </w:pPr>
-            <w:r>
-              <w:rPr>
-                <w:sz w:val="24"/>
-                <w:szCs w:val="24"/>
-              </w:rPr>
-              <w:t xml:space="preserve">5. </w:t>
-            </w:r>
+              <w:numPr>
+                <w:ilvl w:val="0"/>
+                <w:numId w:val="40"/>
+              </w:numPr>
+              <w:jc w:val="both"/>
+              <w:rPr>
+                <w:sz w:val="24"/>
+                <w:szCs w:val="24"/>
+              </w:rPr>
+            </w:pPr>
             <w:r>
               <w:rPr>
                 <w:sz w:val="24"/>
@@ -14822,7 +15253,7 @@
             <w:pPr>
               <w:pStyle w:val="TableParagraph"/>
               <w:spacing w:before="69" w:line="242" w:lineRule="auto"/>
-              <w:ind w:left="612" w:right="260" w:hanging="361"/>
+              <w:ind w:left="827" w:right="260"/>
               <w:jc w:val="both"/>
               <w:rPr>
                 <w:sz w:val="24"/>
@@ -14842,18 +15273,23 @@
           </w:tcPr>
           <w:p>
             <w:pPr>
-              <w:jc w:val="both"/>
-              <w:rPr>
-                <w:sz w:val="24"/>
-                <w:szCs w:val="24"/>
-              </w:rPr>
-            </w:pPr>
-            <w:r>
-              <w:rPr>
-                <w:sz w:val="24"/>
-                <w:szCs w:val="24"/>
-              </w:rPr>
-              <w:t>6. Omogućavanje ponovnog unosa podataka za plaćanje</w:t>
+              <w:pStyle w:val="ListParagraph"/>
+              <w:numPr>
+                <w:ilvl w:val="0"/>
+                <w:numId w:val="40"/>
+              </w:numPr>
+              <w:jc w:val="both"/>
+              <w:rPr>
+                <w:sz w:val="24"/>
+                <w:szCs w:val="24"/>
+              </w:rPr>
+            </w:pPr>
+            <w:r>
+              <w:rPr>
+                <w:sz w:val="24"/>
+                <w:szCs w:val="24"/>
+              </w:rPr>
+              <w:t>Omogućavanje ponovnog unosa podataka za plaćanje</w:t>
             </w:r>
           </w:p>
         </w:tc>
@@ -21253,7 +21689,7 @@
               <w:rPr>
                 <w:noProof/>
               </w:rPr>
-              <w:t>18</w:t>
+              <w:t>19</w:t>
             </w:r>
           </w:fldSimple>
         </w:p>
@@ -21321,7 +21757,7 @@
               <w:rPr>
                 <w:noProof/>
               </w:rPr>
-              <w:t>19</w:t>
+              <w:t>20</w:t>
             </w:r>
           </w:fldSimple>
         </w:p>
@@ -21389,7 +21825,7 @@
               <w:rPr>
                 <w:noProof/>
               </w:rPr>
-              <w:t>20</w:t>
+              <w:t>21</w:t>
             </w:r>
           </w:fldSimple>
         </w:p>
@@ -21457,7 +21893,7 @@
               <w:rPr>
                 <w:noProof/>
               </w:rPr>
-              <w:t>21</w:t>
+              <w:t>22</w:t>
             </w:r>
           </w:fldSimple>
         </w:p>
@@ -21866,7 +22302,7 @@
               <w:rPr>
                 <w:noProof/>
               </w:rPr>
-              <w:t>13</w:t>
+              <w:t>16</w:t>
             </w:r>
           </w:fldSimple>
         </w:p>
@@ -21934,7 +22370,7 @@
               <w:rPr>
                 <w:noProof/>
               </w:rPr>
-              <w:t>16</w:t>
+              <w:t>17</w:t>
             </w:r>
           </w:fldSimple>
         </w:p>
@@ -22002,7 +22438,7 @@
               <w:rPr>
                 <w:noProof/>
               </w:rPr>
-              <w:t>17</w:t>
+              <w:t>18</w:t>
             </w:r>
           </w:fldSimple>
         </w:p>
@@ -24328,6 +24764,95 @@
     </w:lvl>
   </w:abstractNum>
   <w:abstractNum w:abstractNumId="22">
+    <w:nsid w:val="3D774AD1"/>
+    <w:multiLevelType w:val="hybridMultilevel"/>
+    <w:tmpl w:val="3FF406D6"/>
+    <w:lvl w:ilvl="0" w:tplc="A8706234">
+      <w:start w:val="1"/>
+      <w:numFmt w:val="decimal"/>
+      <w:lvlText w:val="%1."/>
+      <w:lvlJc w:val="left"/>
+      <w:pPr>
+        <w:ind w:left="1654" w:hanging="360"/>
+      </w:pPr>
+      <w:rPr>
+        <w:rFonts w:hint="default"/>
+      </w:rPr>
+    </w:lvl>
+    <w:lvl w:ilvl="1" w:tplc="04090019" w:tentative="1">
+      <w:start w:val="1"/>
+      <w:numFmt w:val="lowerLetter"/>
+      <w:lvlText w:val="%2."/>
+      <w:lvlJc w:val="left"/>
+      <w:pPr>
+        <w:ind w:left="2267" w:hanging="360"/>
+      </w:pPr>
+    </w:lvl>
+    <w:lvl w:ilvl="2" w:tplc="0409001B" w:tentative="1">
+      <w:start w:val="1"/>
+      <w:numFmt w:val="lowerRoman"/>
+      <w:lvlText w:val="%3."/>
+      <w:lvlJc w:val="right"/>
+      <w:pPr>
+        <w:ind w:left="2987" w:hanging="180"/>
+      </w:pPr>
+    </w:lvl>
+    <w:lvl w:ilvl="3" w:tplc="0409000F" w:tentative="1">
+      <w:start w:val="1"/>
+      <w:numFmt w:val="decimal"/>
+      <w:lvlText w:val="%4."/>
+      <w:lvlJc w:val="left"/>
+      <w:pPr>
+        <w:ind w:left="3707" w:hanging="360"/>
+      </w:pPr>
+    </w:lvl>
+    <w:lvl w:ilvl="4" w:tplc="04090019" w:tentative="1">
+      <w:start w:val="1"/>
+      <w:numFmt w:val="lowerLetter"/>
+      <w:lvlText w:val="%5."/>
+      <w:lvlJc w:val="left"/>
+      <w:pPr>
+        <w:ind w:left="4427" w:hanging="360"/>
+      </w:pPr>
+    </w:lvl>
+    <w:lvl w:ilvl="5" w:tplc="0409001B" w:tentative="1">
+      <w:start w:val="1"/>
+      <w:numFmt w:val="lowerRoman"/>
+      <w:lvlText w:val="%6."/>
+      <w:lvlJc w:val="right"/>
+      <w:pPr>
+        <w:ind w:left="5147" w:hanging="180"/>
+      </w:pPr>
+    </w:lvl>
+    <w:lvl w:ilvl="6" w:tplc="0409000F" w:tentative="1">
+      <w:start w:val="1"/>
+      <w:numFmt w:val="decimal"/>
+      <w:lvlText w:val="%7."/>
+      <w:lvlJc w:val="left"/>
+      <w:pPr>
+        <w:ind w:left="5867" w:hanging="360"/>
+      </w:pPr>
+    </w:lvl>
+    <w:lvl w:ilvl="7" w:tplc="04090019" w:tentative="1">
+      <w:start w:val="1"/>
+      <w:numFmt w:val="lowerLetter"/>
+      <w:lvlText w:val="%8."/>
+      <w:lvlJc w:val="left"/>
+      <w:pPr>
+        <w:ind w:left="6587" w:hanging="360"/>
+      </w:pPr>
+    </w:lvl>
+    <w:lvl w:ilvl="8" w:tplc="0409001B" w:tentative="1">
+      <w:start w:val="1"/>
+      <w:numFmt w:val="lowerRoman"/>
+      <w:lvlText w:val="%9."/>
+      <w:lvlJc w:val="right"/>
+      <w:pPr>
+        <w:ind w:left="7307" w:hanging="180"/>
+      </w:pPr>
+    </w:lvl>
+  </w:abstractNum>
+  <w:abstractNum w:abstractNumId="23">
     <w:nsid w:val="41C72A78"/>
     <w:multiLevelType w:val="hybridMultilevel"/>
     <w:tmpl w:val="FC7E30B0"/>
@@ -24449,7 +24974,7 @@
       </w:rPr>
     </w:lvl>
   </w:abstractNum>
-  <w:abstractNum w:abstractNumId="23">
+  <w:abstractNum w:abstractNumId="24">
     <w:nsid w:val="41E94490"/>
     <w:multiLevelType w:val="hybridMultilevel"/>
     <w:tmpl w:val="20CA482A"/>
@@ -24571,7 +25096,7 @@
       </w:rPr>
     </w:lvl>
   </w:abstractNum>
-  <w:abstractNum w:abstractNumId="24">
+  <w:abstractNum w:abstractNumId="25">
     <w:nsid w:val="480939C8"/>
     <w:multiLevelType w:val="hybridMultilevel"/>
     <w:tmpl w:val="E5CA3CF2"/>
@@ -24693,7 +25218,7 @@
       </w:rPr>
     </w:lvl>
   </w:abstractNum>
-  <w:abstractNum w:abstractNumId="25">
+  <w:abstractNum w:abstractNumId="26">
     <w:nsid w:val="484C94E2"/>
     <w:multiLevelType w:val="hybridMultilevel"/>
     <w:tmpl w:val="7DD6130A"/>
@@ -24779,7 +25304,7 @@
       </w:pPr>
     </w:lvl>
   </w:abstractNum>
-  <w:abstractNum w:abstractNumId="26">
+  <w:abstractNum w:abstractNumId="27">
     <w:nsid w:val="4A0737CC"/>
     <w:multiLevelType w:val="hybridMultilevel"/>
     <w:tmpl w:val="917A7DDA"/>
@@ -24901,7 +25426,7 @@
       </w:rPr>
     </w:lvl>
   </w:abstractNum>
-  <w:abstractNum w:abstractNumId="27">
+  <w:abstractNum w:abstractNumId="28">
     <w:nsid w:val="557B08DD"/>
     <w:multiLevelType w:val="hybridMultilevel"/>
     <w:tmpl w:val="667C3F34"/>
@@ -25023,7 +25548,7 @@
       </w:rPr>
     </w:lvl>
   </w:abstractNum>
-  <w:abstractNum w:abstractNumId="28">
+  <w:abstractNum w:abstractNumId="29">
     <w:nsid w:val="5582371F"/>
     <w:multiLevelType w:val="hybridMultilevel"/>
     <w:tmpl w:val="A9186860"/>
@@ -25145,7 +25670,7 @@
       </w:rPr>
     </w:lvl>
   </w:abstractNum>
-  <w:abstractNum w:abstractNumId="29">
+  <w:abstractNum w:abstractNumId="30">
     <w:nsid w:val="56331E51"/>
     <w:multiLevelType w:val="hybridMultilevel"/>
     <w:tmpl w:val="5D0642D6"/>
@@ -25267,7 +25792,96 @@
       </w:rPr>
     </w:lvl>
   </w:abstractNum>
-  <w:abstractNum w:abstractNumId="30">
+  <w:abstractNum w:abstractNumId="31">
+    <w:nsid w:val="5E83062D"/>
+    <w:multiLevelType w:val="hybridMultilevel"/>
+    <w:tmpl w:val="32E874A2"/>
+    <w:lvl w:ilvl="0" w:tplc="A8706234">
+      <w:start w:val="1"/>
+      <w:numFmt w:val="decimal"/>
+      <w:lvlText w:val="%1."/>
+      <w:lvlJc w:val="left"/>
+      <w:pPr>
+        <w:ind w:left="827" w:hanging="360"/>
+      </w:pPr>
+      <w:rPr>
+        <w:rFonts w:hint="default"/>
+      </w:rPr>
+    </w:lvl>
+    <w:lvl w:ilvl="1" w:tplc="04090019" w:tentative="1">
+      <w:start w:val="1"/>
+      <w:numFmt w:val="lowerLetter"/>
+      <w:lvlText w:val="%2."/>
+      <w:lvlJc w:val="left"/>
+      <w:pPr>
+        <w:ind w:left="1440" w:hanging="360"/>
+      </w:pPr>
+    </w:lvl>
+    <w:lvl w:ilvl="2" w:tplc="0409001B" w:tentative="1">
+      <w:start w:val="1"/>
+      <w:numFmt w:val="lowerRoman"/>
+      <w:lvlText w:val="%3."/>
+      <w:lvlJc w:val="right"/>
+      <w:pPr>
+        <w:ind w:left="2160" w:hanging="180"/>
+      </w:pPr>
+    </w:lvl>
+    <w:lvl w:ilvl="3" w:tplc="0409000F" w:tentative="1">
+      <w:start w:val="1"/>
+      <w:numFmt w:val="decimal"/>
+      <w:lvlText w:val="%4."/>
+      <w:lvlJc w:val="left"/>
+      <w:pPr>
+        <w:ind w:left="2880" w:hanging="360"/>
+      </w:pPr>
+    </w:lvl>
+    <w:lvl w:ilvl="4" w:tplc="04090019" w:tentative="1">
+      <w:start w:val="1"/>
+      <w:numFmt w:val="lowerLetter"/>
+      <w:lvlText w:val="%5."/>
+      <w:lvlJc w:val="left"/>
+      <w:pPr>
+        <w:ind w:left="3600" w:hanging="360"/>
+      </w:pPr>
+    </w:lvl>
+    <w:lvl w:ilvl="5" w:tplc="0409001B" w:tentative="1">
+      <w:start w:val="1"/>
+      <w:numFmt w:val="lowerRoman"/>
+      <w:lvlText w:val="%6."/>
+      <w:lvlJc w:val="right"/>
+      <w:pPr>
+        <w:ind w:left="4320" w:hanging="180"/>
+      </w:pPr>
+    </w:lvl>
+    <w:lvl w:ilvl="6" w:tplc="0409000F" w:tentative="1">
+      <w:start w:val="1"/>
+      <w:numFmt w:val="decimal"/>
+      <w:lvlText w:val="%7."/>
+      <w:lvlJc w:val="left"/>
+      <w:pPr>
+        <w:ind w:left="5040" w:hanging="360"/>
+      </w:pPr>
+    </w:lvl>
+    <w:lvl w:ilvl="7" w:tplc="04090019" w:tentative="1">
+      <w:start w:val="1"/>
+      <w:numFmt w:val="lowerLetter"/>
+      <w:lvlText w:val="%8."/>
+      <w:lvlJc w:val="left"/>
+      <w:pPr>
+        <w:ind w:left="5760" w:hanging="360"/>
+      </w:pPr>
+    </w:lvl>
+    <w:lvl w:ilvl="8" w:tplc="0409001B" w:tentative="1">
+      <w:start w:val="1"/>
+      <w:numFmt w:val="lowerRoman"/>
+      <w:lvlText w:val="%9."/>
+      <w:lvlJc w:val="right"/>
+      <w:pPr>
+        <w:ind w:left="6480" w:hanging="180"/>
+      </w:pPr>
+    </w:lvl>
+  </w:abstractNum>
+  <w:abstractNum w:abstractNumId="32">
     <w:nsid w:val="60F31E89"/>
     <w:multiLevelType w:val="hybridMultilevel"/>
     <w:tmpl w:val="2B244A80"/>
@@ -25356,7 +25970,7 @@
       </w:pPr>
     </w:lvl>
   </w:abstractNum>
-  <w:abstractNum w:abstractNumId="31">
+  <w:abstractNum w:abstractNumId="33">
     <w:nsid w:val="61A7215A"/>
     <w:multiLevelType w:val="hybridMultilevel"/>
     <w:tmpl w:val="4F3E6144"/>
@@ -25445,7 +26059,7 @@
       </w:pPr>
     </w:lvl>
   </w:abstractNum>
-  <w:abstractNum w:abstractNumId="32">
+  <w:abstractNum w:abstractNumId="34">
     <w:nsid w:val="65497EA7"/>
     <w:multiLevelType w:val="hybridMultilevel"/>
     <w:tmpl w:val="473A127A"/>
@@ -25566,7 +26180,7 @@
       </w:rPr>
     </w:lvl>
   </w:abstractNum>
-  <w:abstractNum w:abstractNumId="33">
+  <w:abstractNum w:abstractNumId="35">
     <w:nsid w:val="680D0DD5"/>
     <w:multiLevelType w:val="hybridMultilevel"/>
     <w:tmpl w:val="B20292BC"/>
@@ -25687,7 +26301,7 @@
       </w:rPr>
     </w:lvl>
   </w:abstractNum>
-  <w:abstractNum w:abstractNumId="34">
+  <w:abstractNum w:abstractNumId="36">
     <w:nsid w:val="6BAE3CCD"/>
     <w:multiLevelType w:val="hybridMultilevel"/>
     <w:tmpl w:val="A3686BC4"/>
@@ -25808,7 +26422,7 @@
       </w:rPr>
     </w:lvl>
   </w:abstractNum>
-  <w:abstractNum w:abstractNumId="35">
+  <w:abstractNum w:abstractNumId="37">
     <w:nsid w:val="738D72EB"/>
     <w:multiLevelType w:val="hybridMultilevel"/>
     <w:tmpl w:val="0FCC53B4"/>
@@ -25921,7 +26535,7 @@
       </w:rPr>
     </w:lvl>
   </w:abstractNum>
-  <w:abstractNum w:abstractNumId="36">
+  <w:abstractNum w:abstractNumId="38">
     <w:nsid w:val="75CB2D7E"/>
     <w:multiLevelType w:val="hybridMultilevel"/>
     <w:tmpl w:val="0598E056"/>
@@ -26007,7 +26621,7 @@
       </w:pPr>
     </w:lvl>
   </w:abstractNum>
-  <w:abstractNum w:abstractNumId="37">
+  <w:abstractNum w:abstractNumId="39">
     <w:nsid w:val="760614CD"/>
     <w:multiLevelType w:val="hybridMultilevel"/>
     <w:tmpl w:val="85B622AA"/>
@@ -26109,7 +26723,7 @@
     <w:abstractNumId w:val="4"/>
   </w:num>
   <w:num w:numId="5">
-    <w:abstractNumId w:val="35"/>
+    <w:abstractNumId w:val="37"/>
   </w:num>
   <w:num w:numId="6">
     <w:abstractNumId w:val="14"/>
@@ -26118,7 +26732,7 @@
     <w:abstractNumId w:val="10"/>
   </w:num>
   <w:num w:numId="8">
-    <w:abstractNumId w:val="25"/>
+    <w:abstractNumId w:val="26"/>
   </w:num>
   <w:num w:numId="9">
     <w:abstractNumId w:val="8"/>
@@ -26127,19 +26741,19 @@
     <w:abstractNumId w:val="7"/>
   </w:num>
   <w:num w:numId="11">
-    <w:abstractNumId w:val="28"/>
+    <w:abstractNumId w:val="29"/>
   </w:num>
   <w:num w:numId="12">
     <w:abstractNumId w:val="5"/>
   </w:num>
   <w:num w:numId="13">
-    <w:abstractNumId w:val="24"/>
+    <w:abstractNumId w:val="25"/>
   </w:num>
   <w:num w:numId="14">
-    <w:abstractNumId w:val="32"/>
+    <w:abstractNumId w:val="34"/>
   </w:num>
   <w:num w:numId="15">
-    <w:abstractNumId w:val="27"/>
+    <w:abstractNumId w:val="28"/>
   </w:num>
   <w:num w:numId="16">
     <w:abstractNumId w:val="16"/>
@@ -26160,25 +26774,25 @@
     <w:abstractNumId w:val="13"/>
   </w:num>
   <w:num w:numId="22">
-    <w:abstractNumId w:val="23"/>
+    <w:abstractNumId w:val="24"/>
   </w:num>
   <w:num w:numId="23">
     <w:abstractNumId w:val="12"/>
   </w:num>
   <w:num w:numId="24">
-    <w:abstractNumId w:val="33"/>
+    <w:abstractNumId w:val="35"/>
   </w:num>
   <w:num w:numId="25">
-    <w:abstractNumId w:val="22"/>
+    <w:abstractNumId w:val="23"/>
   </w:num>
   <w:num w:numId="26">
-    <w:abstractNumId w:val="26"/>
+    <w:abstractNumId w:val="27"/>
   </w:num>
   <w:num w:numId="27">
-    <w:abstractNumId w:val="34"/>
+    <w:abstractNumId w:val="36"/>
   </w:num>
   <w:num w:numId="28">
-    <w:abstractNumId w:val="29"/>
+    <w:abstractNumId w:val="30"/>
   </w:num>
   <w:num w:numId="29">
     <w:abstractNumId w:val="1"/>
@@ -26187,22 +26801,22 @@
     <w:abstractNumId w:val="19"/>
   </w:num>
   <w:num w:numId="31">
-    <w:abstractNumId w:val="36"/>
+    <w:abstractNumId w:val="38"/>
   </w:num>
   <w:num w:numId="32">
     <w:abstractNumId w:val="17"/>
   </w:num>
   <w:num w:numId="33">
-    <w:abstractNumId w:val="30"/>
+    <w:abstractNumId w:val="32"/>
   </w:num>
   <w:num w:numId="34">
     <w:abstractNumId w:val="18"/>
   </w:num>
   <w:num w:numId="35">
-    <w:abstractNumId w:val="37"/>
+    <w:abstractNumId w:val="39"/>
   </w:num>
   <w:num w:numId="36">
-    <w:abstractNumId w:val="31"/>
+    <w:abstractNumId w:val="33"/>
   </w:num>
   <w:num w:numId="37">
     <w:abstractNumId w:val="9"/>
@@ -26210,7 +26824,13 @@
   <w:num w:numId="38">
     <w:abstractNumId w:val="11"/>
   </w:num>
-  <w:numIdMacAtCleanup w:val="38"/>
+  <w:num w:numId="39">
+    <w:abstractNumId w:val="22"/>
+  </w:num>
+  <w:num w:numId="40">
+    <w:abstractNumId w:val="31"/>
+  </w:num>
+  <w:numIdMacAtCleanup w:val="40"/>
 </w:numbering>
 </file>
 

--- a/Dokumentacija/Scenariji slučajeva upotrebe ParkirajBa.docx
+++ b/Dokumentacija/Scenariji slučajeva upotrebe ParkirajBa.docx
@@ -7,7 +7,7 @@
         <w:pStyle w:val="Heading1"/>
         <w:numPr>
           <w:ilvl w:val="0"/>
-          <w:numId w:val="28"/>
+          <w:numId w:val="27"/>
         </w:numPr>
         <w:tabs>
           <w:tab w:val="left" w:pos="477"/>
@@ -267,7 +267,7 @@
               <w:pStyle w:val="TableParagraph"/>
               <w:numPr>
                 <w:ilvl w:val="0"/>
-                <w:numId w:val="27"/>
+                <w:numId w:val="26"/>
               </w:numPr>
               <w:tabs>
                 <w:tab w:val="left" w:pos="829"/>
@@ -293,7 +293,7 @@
               <w:pStyle w:val="TableParagraph"/>
               <w:numPr>
                 <w:ilvl w:val="0"/>
-                <w:numId w:val="27"/>
+                <w:numId w:val="26"/>
               </w:numPr>
               <w:tabs>
                 <w:tab w:val="left" w:pos="829"/>
@@ -319,7 +319,7 @@
               <w:pStyle w:val="TableParagraph"/>
               <w:numPr>
                 <w:ilvl w:val="0"/>
-                <w:numId w:val="27"/>
+                <w:numId w:val="26"/>
               </w:numPr>
               <w:tabs>
                 <w:tab w:val="left" w:pos="829"/>
@@ -749,7 +749,7 @@
               <w:pStyle w:val="TableParagraph"/>
               <w:numPr>
                 <w:ilvl w:val="0"/>
-                <w:numId w:val="26"/>
+                <w:numId w:val="25"/>
               </w:numPr>
               <w:tabs>
                 <w:tab w:val="left" w:pos="830"/>
@@ -835,7 +835,7 @@
               <w:pStyle w:val="TableParagraph"/>
               <w:numPr>
                 <w:ilvl w:val="0"/>
-                <w:numId w:val="25"/>
+                <w:numId w:val="24"/>
               </w:numPr>
               <w:tabs>
                 <w:tab w:val="left" w:pos="830"/>
@@ -860,7 +860,7 @@
               <w:pStyle w:val="TableParagraph"/>
               <w:numPr>
                 <w:ilvl w:val="0"/>
-                <w:numId w:val="25"/>
+                <w:numId w:val="24"/>
               </w:numPr>
               <w:tabs>
                 <w:tab w:val="left" w:pos="830"/>
@@ -2139,7 +2139,7 @@
               <w:pStyle w:val="TableParagraph"/>
               <w:numPr>
                 <w:ilvl w:val="0"/>
-                <w:numId w:val="25"/>
+                <w:numId w:val="24"/>
               </w:numPr>
               <w:spacing w:before="150"/>
               <w:rPr>
@@ -2654,7 +2654,7 @@
               <w:pStyle w:val="TableParagraph"/>
               <w:numPr>
                 <w:ilvl w:val="0"/>
-                <w:numId w:val="32"/>
+                <w:numId w:val="31"/>
               </w:numPr>
               <w:spacing w:before="135"/>
               <w:rPr>
@@ -2716,7 +2716,7 @@
               <w:pStyle w:val="TableParagraph"/>
               <w:numPr>
                 <w:ilvl w:val="0"/>
-                <w:numId w:val="32"/>
+                <w:numId w:val="31"/>
               </w:numPr>
               <w:rPr>
                 <w:sz w:val="24"/>
@@ -2747,7 +2747,7 @@
               <w:pStyle w:val="TableParagraph"/>
               <w:numPr>
                 <w:ilvl w:val="0"/>
-                <w:numId w:val="32"/>
+                <w:numId w:val="31"/>
               </w:numPr>
               <w:spacing w:before="135"/>
               <w:rPr>
@@ -2810,7 +2810,7 @@
               <w:pStyle w:val="TableParagraph"/>
               <w:numPr>
                 <w:ilvl w:val="0"/>
-                <w:numId w:val="32"/>
+                <w:numId w:val="31"/>
               </w:numPr>
               <w:rPr>
                 <w:sz w:val="24"/>
@@ -2857,7 +2857,7 @@
               <w:pStyle w:val="TableParagraph"/>
               <w:numPr>
                 <w:ilvl w:val="0"/>
-                <w:numId w:val="32"/>
+                <w:numId w:val="31"/>
               </w:numPr>
               <w:rPr>
                 <w:sz w:val="24"/>
@@ -2904,7 +2904,7 @@
               <w:pStyle w:val="TableParagraph"/>
               <w:numPr>
                 <w:ilvl w:val="0"/>
-                <w:numId w:val="32"/>
+                <w:numId w:val="31"/>
               </w:numPr>
               <w:rPr>
                 <w:sz w:val="24"/>
@@ -2951,7 +2951,7 @@
               <w:pStyle w:val="TableParagraph"/>
               <w:numPr>
                 <w:ilvl w:val="0"/>
-                <w:numId w:val="32"/>
+                <w:numId w:val="31"/>
               </w:numPr>
               <w:rPr>
                 <w:sz w:val="24"/>
@@ -2998,7 +2998,7 @@
               <w:pStyle w:val="TableParagraph"/>
               <w:numPr>
                 <w:ilvl w:val="0"/>
-                <w:numId w:val="32"/>
+                <w:numId w:val="31"/>
               </w:numPr>
               <w:rPr>
                 <w:sz w:val="24"/>
@@ -3045,7 +3045,7 @@
               <w:pStyle w:val="TableParagraph"/>
               <w:numPr>
                 <w:ilvl w:val="0"/>
-                <w:numId w:val="32"/>
+                <w:numId w:val="31"/>
               </w:numPr>
               <w:rPr>
                 <w:sz w:val="24"/>
@@ -3283,7 +3283,7 @@
               <w:pStyle w:val="TableParagraph"/>
               <w:numPr>
                 <w:ilvl w:val="0"/>
-                <w:numId w:val="29"/>
+                <w:numId w:val="28"/>
               </w:numPr>
               <w:spacing w:before="140"/>
               <w:jc w:val="both"/>
@@ -4052,7 +4052,7 @@
               <w:pStyle w:val="TableParagraph"/>
               <w:numPr>
                 <w:ilvl w:val="0"/>
-                <w:numId w:val="24"/>
+                <w:numId w:val="23"/>
               </w:numPr>
               <w:tabs>
                 <w:tab w:val="left" w:pos="826"/>
@@ -4078,7 +4078,7 @@
               <w:pStyle w:val="TableParagraph"/>
               <w:numPr>
                 <w:ilvl w:val="0"/>
-                <w:numId w:val="24"/>
+                <w:numId w:val="23"/>
               </w:numPr>
               <w:tabs>
                 <w:tab w:val="left" w:pos="826"/>
@@ -4104,7 +4104,7 @@
               <w:pStyle w:val="TableParagraph"/>
               <w:numPr>
                 <w:ilvl w:val="0"/>
-                <w:numId w:val="24"/>
+                <w:numId w:val="23"/>
               </w:numPr>
               <w:tabs>
                 <w:tab w:val="left" w:pos="826"/>
@@ -4582,7 +4582,7 @@
               <w:pStyle w:val="TableParagraph"/>
               <w:numPr>
                 <w:ilvl w:val="0"/>
-                <w:numId w:val="23"/>
+                <w:numId w:val="22"/>
               </w:numPr>
               <w:tabs>
                 <w:tab w:val="left" w:pos="827"/>
@@ -4663,7 +4663,7 @@
               <w:pStyle w:val="TableParagraph"/>
               <w:numPr>
                 <w:ilvl w:val="0"/>
-                <w:numId w:val="22"/>
+                <w:numId w:val="21"/>
               </w:numPr>
               <w:tabs>
                 <w:tab w:val="left" w:pos="827"/>
@@ -5171,7 +5171,7 @@
               <w:pStyle w:val="TableParagraph"/>
               <w:numPr>
                 <w:ilvl w:val="0"/>
-                <w:numId w:val="33"/>
+                <w:numId w:val="32"/>
               </w:numPr>
               <w:spacing w:before="135"/>
               <w:jc w:val="both"/>
@@ -5234,7 +5234,7 @@
               <w:pStyle w:val="TableParagraph"/>
               <w:numPr>
                 <w:ilvl w:val="0"/>
-                <w:numId w:val="33"/>
+                <w:numId w:val="32"/>
               </w:numPr>
               <w:spacing w:before="140" w:line="242" w:lineRule="auto"/>
               <w:jc w:val="both"/>
@@ -5290,7 +5290,7 @@
               <w:pStyle w:val="TableParagraph"/>
               <w:numPr>
                 <w:ilvl w:val="0"/>
-                <w:numId w:val="33"/>
+                <w:numId w:val="32"/>
               </w:numPr>
               <w:spacing w:before="150"/>
               <w:jc w:val="both"/>
@@ -5360,7 +5360,7 @@
               <w:pStyle w:val="TableParagraph"/>
               <w:numPr>
                 <w:ilvl w:val="0"/>
-                <w:numId w:val="33"/>
+                <w:numId w:val="32"/>
               </w:numPr>
               <w:jc w:val="both"/>
               <w:rPr>
@@ -5443,7 +5443,7 @@
               <w:pStyle w:val="TableParagraph"/>
               <w:numPr>
                 <w:ilvl w:val="0"/>
-                <w:numId w:val="33"/>
+                <w:numId w:val="32"/>
               </w:numPr>
               <w:jc w:val="both"/>
               <w:rPr>
@@ -5499,7 +5499,7 @@
               <w:pStyle w:val="TableParagraph"/>
               <w:numPr>
                 <w:ilvl w:val="0"/>
-                <w:numId w:val="33"/>
+                <w:numId w:val="32"/>
               </w:numPr>
               <w:jc w:val="both"/>
               <w:rPr>
@@ -5562,7 +5562,7 @@
               <w:pStyle w:val="TableParagraph"/>
               <w:numPr>
                 <w:ilvl w:val="0"/>
-                <w:numId w:val="33"/>
+                <w:numId w:val="32"/>
               </w:numPr>
               <w:jc w:val="both"/>
               <w:rPr>
@@ -5619,7 +5619,7 @@
               <w:pStyle w:val="TableParagraph"/>
               <w:numPr>
                 <w:ilvl w:val="0"/>
-                <w:numId w:val="33"/>
+                <w:numId w:val="32"/>
               </w:numPr>
               <w:spacing w:before="145"/>
               <w:jc w:val="both"/>
@@ -5674,7 +5674,7 @@
               <w:pStyle w:val="TableParagraph"/>
               <w:numPr>
                 <w:ilvl w:val="0"/>
-                <w:numId w:val="33"/>
+                <w:numId w:val="32"/>
               </w:numPr>
               <w:jc w:val="both"/>
               <w:rPr>
@@ -5837,7 +5837,7 @@
               <w:pStyle w:val="TableParagraph"/>
               <w:numPr>
                 <w:ilvl w:val="0"/>
-                <w:numId w:val="34"/>
+                <w:numId w:val="33"/>
               </w:numPr>
               <w:spacing w:before="135"/>
               <w:jc w:val="both"/>
@@ -5893,7 +5893,7 @@
               <w:pStyle w:val="TableParagraph"/>
               <w:numPr>
                 <w:ilvl w:val="0"/>
-                <w:numId w:val="34"/>
+                <w:numId w:val="33"/>
               </w:numPr>
               <w:spacing w:before="140" w:line="242" w:lineRule="auto"/>
               <w:jc w:val="both"/>
@@ -5949,7 +5949,7 @@
               <w:pStyle w:val="TableParagraph"/>
               <w:numPr>
                 <w:ilvl w:val="0"/>
-                <w:numId w:val="34"/>
+                <w:numId w:val="33"/>
               </w:numPr>
               <w:spacing w:before="150"/>
               <w:jc w:val="both"/>
@@ -6005,7 +6005,7 @@
               <w:pStyle w:val="TableParagraph"/>
               <w:numPr>
                 <w:ilvl w:val="0"/>
-                <w:numId w:val="34"/>
+                <w:numId w:val="33"/>
               </w:numPr>
               <w:spacing w:before="150"/>
               <w:jc w:val="both"/>
@@ -6083,7 +6083,7 @@
               <w:pStyle w:val="TableParagraph"/>
               <w:numPr>
                 <w:ilvl w:val="0"/>
-                <w:numId w:val="34"/>
+                <w:numId w:val="33"/>
               </w:numPr>
               <w:rPr>
                 <w:sz w:val="24"/>
@@ -6138,7 +6138,7 @@
               <w:pStyle w:val="TableParagraph"/>
               <w:numPr>
                 <w:ilvl w:val="0"/>
-                <w:numId w:val="34"/>
+                <w:numId w:val="33"/>
               </w:numPr>
               <w:rPr>
                 <w:sz w:val="24"/>
@@ -6199,7 +6199,7 @@
               <w:pStyle w:val="TableParagraph"/>
               <w:numPr>
                 <w:ilvl w:val="0"/>
-                <w:numId w:val="34"/>
+                <w:numId w:val="33"/>
               </w:numPr>
               <w:rPr>
                 <w:sz w:val="24"/>
@@ -6350,7 +6350,7 @@
               <w:pStyle w:val="TableParagraph"/>
               <w:numPr>
                 <w:ilvl w:val="0"/>
-                <w:numId w:val="35"/>
+                <w:numId w:val="34"/>
               </w:numPr>
               <w:spacing w:before="135"/>
               <w:jc w:val="both"/>
@@ -6406,7 +6406,7 @@
               <w:pStyle w:val="TableParagraph"/>
               <w:numPr>
                 <w:ilvl w:val="0"/>
-                <w:numId w:val="35"/>
+                <w:numId w:val="34"/>
               </w:numPr>
               <w:spacing w:before="140" w:line="242" w:lineRule="auto"/>
               <w:jc w:val="both"/>
@@ -6462,7 +6462,7 @@
               <w:pStyle w:val="TableParagraph"/>
               <w:numPr>
                 <w:ilvl w:val="0"/>
-                <w:numId w:val="35"/>
+                <w:numId w:val="34"/>
               </w:numPr>
               <w:spacing w:before="150"/>
               <w:jc w:val="both"/>
@@ -6518,7 +6518,7 @@
               <w:pStyle w:val="TableParagraph"/>
               <w:numPr>
                 <w:ilvl w:val="0"/>
-                <w:numId w:val="35"/>
+                <w:numId w:val="34"/>
               </w:numPr>
               <w:spacing w:before="150"/>
               <w:jc w:val="both"/>
@@ -6596,7 +6596,7 @@
               <w:pStyle w:val="TableParagraph"/>
               <w:numPr>
                 <w:ilvl w:val="0"/>
-                <w:numId w:val="35"/>
+                <w:numId w:val="34"/>
               </w:numPr>
               <w:rPr>
                 <w:sz w:val="24"/>
@@ -6651,7 +6651,7 @@
               <w:pStyle w:val="TableParagraph"/>
               <w:numPr>
                 <w:ilvl w:val="0"/>
-                <w:numId w:val="35"/>
+                <w:numId w:val="34"/>
               </w:numPr>
               <w:rPr>
                 <w:sz w:val="24"/>
@@ -6706,7 +6706,7 @@
               <w:pStyle w:val="TableParagraph"/>
               <w:numPr>
                 <w:ilvl w:val="0"/>
-                <w:numId w:val="35"/>
+                <w:numId w:val="34"/>
               </w:numPr>
               <w:rPr>
                 <w:sz w:val="24"/>
@@ -7596,7 +7596,7 @@
               <w:pStyle w:val="TableParagraph"/>
               <w:numPr>
                 <w:ilvl w:val="0"/>
-                <w:numId w:val="36"/>
+                <w:numId w:val="35"/>
               </w:numPr>
               <w:rPr>
                 <w:sz w:val="24"/>
@@ -7651,7 +7651,7 @@
               <w:pStyle w:val="TableParagraph"/>
               <w:numPr>
                 <w:ilvl w:val="0"/>
-                <w:numId w:val="36"/>
+                <w:numId w:val="35"/>
               </w:numPr>
               <w:rPr>
                 <w:sz w:val="24"/>
@@ -7706,7 +7706,7 @@
               <w:pStyle w:val="TableParagraph"/>
               <w:numPr>
                 <w:ilvl w:val="0"/>
-                <w:numId w:val="36"/>
+                <w:numId w:val="35"/>
               </w:numPr>
               <w:rPr>
                 <w:sz w:val="24"/>
@@ -7761,7 +7761,7 @@
               <w:pStyle w:val="TableParagraph"/>
               <w:numPr>
                 <w:ilvl w:val="0"/>
-                <w:numId w:val="36"/>
+                <w:numId w:val="35"/>
               </w:numPr>
               <w:rPr>
                 <w:sz w:val="24"/>
@@ -7794,7 +7794,7 @@
               <w:pStyle w:val="TableParagraph"/>
               <w:numPr>
                 <w:ilvl w:val="0"/>
-                <w:numId w:val="36"/>
+                <w:numId w:val="35"/>
               </w:numPr>
               <w:spacing w:before="140"/>
               <w:jc w:val="both"/>
@@ -8128,7 +8128,7 @@
               <w:pStyle w:val="TableParagraph"/>
               <w:numPr>
                 <w:ilvl w:val="0"/>
-                <w:numId w:val="21"/>
+                <w:numId w:val="20"/>
               </w:numPr>
               <w:tabs>
                 <w:tab w:val="left" w:pos="826"/>
@@ -8153,7 +8153,7 @@
               <w:pStyle w:val="TableParagraph"/>
               <w:numPr>
                 <w:ilvl w:val="0"/>
-                <w:numId w:val="21"/>
+                <w:numId w:val="20"/>
               </w:numPr>
               <w:tabs>
                 <w:tab w:val="left" w:pos="826"/>
@@ -8178,7 +8178,7 @@
               <w:pStyle w:val="TableParagraph"/>
               <w:numPr>
                 <w:ilvl w:val="0"/>
-                <w:numId w:val="21"/>
+                <w:numId w:val="20"/>
               </w:numPr>
               <w:tabs>
                 <w:tab w:val="left" w:pos="826"/>
@@ -8555,7 +8555,7 @@
               <w:pStyle w:val="TableParagraph"/>
               <w:numPr>
                 <w:ilvl w:val="0"/>
-                <w:numId w:val="20"/>
+                <w:numId w:val="19"/>
               </w:numPr>
               <w:tabs>
                 <w:tab w:val="left" w:pos="827"/>
@@ -8635,7 +8635,7 @@
               <w:pStyle w:val="TableParagraph"/>
               <w:numPr>
                 <w:ilvl w:val="0"/>
-                <w:numId w:val="19"/>
+                <w:numId w:val="18"/>
               </w:numPr>
               <w:tabs>
                 <w:tab w:val="left" w:pos="827"/>
@@ -8661,7 +8661,7 @@
               <w:pStyle w:val="TableParagraph"/>
               <w:numPr>
                 <w:ilvl w:val="0"/>
-                <w:numId w:val="19"/>
+                <w:numId w:val="18"/>
               </w:numPr>
               <w:tabs>
                 <w:tab w:val="left" w:pos="827"/>
@@ -10500,7 +10500,7 @@
               <w:pStyle w:val="TableParagraph"/>
               <w:numPr>
                 <w:ilvl w:val="0"/>
-                <w:numId w:val="18"/>
+                <w:numId w:val="17"/>
               </w:numPr>
               <w:tabs>
                 <w:tab w:val="left" w:pos="826"/>
@@ -10526,7 +10526,7 @@
               <w:pStyle w:val="TableParagraph"/>
               <w:numPr>
                 <w:ilvl w:val="0"/>
-                <w:numId w:val="18"/>
+                <w:numId w:val="17"/>
               </w:numPr>
               <w:tabs>
                 <w:tab w:val="left" w:pos="826"/>
@@ -10551,7 +10551,7 @@
               <w:pStyle w:val="TableParagraph"/>
               <w:numPr>
                 <w:ilvl w:val="0"/>
-                <w:numId w:val="18"/>
+                <w:numId w:val="17"/>
               </w:numPr>
               <w:tabs>
                 <w:tab w:val="left" w:pos="826"/>
@@ -10576,7 +10576,7 @@
               <w:pStyle w:val="TableParagraph"/>
               <w:numPr>
                 <w:ilvl w:val="0"/>
-                <w:numId w:val="18"/>
+                <w:numId w:val="17"/>
               </w:numPr>
               <w:tabs>
                 <w:tab w:val="left" w:pos="826"/>
@@ -11148,7 +11148,7 @@
               <w:pStyle w:val="TableParagraph"/>
               <w:numPr>
                 <w:ilvl w:val="0"/>
-                <w:numId w:val="17"/>
+                <w:numId w:val="16"/>
               </w:numPr>
               <w:tabs>
                 <w:tab w:val="left" w:pos="827"/>
@@ -11251,7 +11251,7 @@
               <w:pStyle w:val="TableParagraph"/>
               <w:numPr>
                 <w:ilvl w:val="0"/>
-                <w:numId w:val="17"/>
+                <w:numId w:val="16"/>
               </w:numPr>
               <w:tabs>
                 <w:tab w:val="left" w:pos="827"/>
@@ -11457,6 +11457,24 @@
                 <w:szCs w:val="24"/>
               </w:rPr>
               <w:t>U slučaju problema, korisniku se može prikazati dodatna poruka o grešci</w:t>
+            </w:r>
+          </w:p>
+          <w:p>
+            <w:pPr>
+              <w:pStyle w:val="TableParagraph"/>
+              <w:ind w:left="107"/>
+              <w:jc w:val="both"/>
+              <w:rPr>
+                <w:sz w:val="24"/>
+                <w:szCs w:val="24"/>
+              </w:rPr>
+            </w:pPr>
+            <w:r>
+              <w:rPr>
+                <w:sz w:val="24"/>
+                <w:szCs w:val="24"/>
+              </w:rPr>
+              <w:t>Vlasnik moze pristupiti vlastitom parkingu bez naplate</w:t>
             </w:r>
           </w:p>
         </w:tc>
@@ -11716,7 +11734,7 @@
               <w:pStyle w:val="TableParagraph"/>
               <w:numPr>
                 <w:ilvl w:val="0"/>
-                <w:numId w:val="37"/>
+                <w:numId w:val="36"/>
               </w:numPr>
               <w:jc w:val="both"/>
               <w:rPr>
@@ -11774,7 +11792,7 @@
               <w:pStyle w:val="TableParagraph"/>
               <w:numPr>
                 <w:ilvl w:val="0"/>
-                <w:numId w:val="37"/>
+                <w:numId w:val="36"/>
               </w:numPr>
               <w:jc w:val="both"/>
               <w:rPr>
@@ -11846,7 +11864,7 @@
               <w:pStyle w:val="TableParagraph"/>
               <w:numPr>
                 <w:ilvl w:val="0"/>
-                <w:numId w:val="37"/>
+                <w:numId w:val="36"/>
               </w:numPr>
               <w:jc w:val="both"/>
               <w:rPr>
@@ -11896,7 +11914,7 @@
               <w:pStyle w:val="TableParagraph"/>
               <w:numPr>
                 <w:ilvl w:val="0"/>
-                <w:numId w:val="37"/>
+                <w:numId w:val="36"/>
               </w:numPr>
               <w:spacing w:before="117" w:line="242" w:lineRule="auto"/>
               <w:ind w:right="198"/>
@@ -11977,7 +11995,7 @@
               <w:pStyle w:val="TableParagraph"/>
               <w:numPr>
                 <w:ilvl w:val="0"/>
-                <w:numId w:val="37"/>
+                <w:numId w:val="36"/>
               </w:numPr>
               <w:jc w:val="both"/>
               <w:rPr>
@@ -12154,7 +12172,7 @@
               <w:pStyle w:val="TableParagraph"/>
               <w:numPr>
                 <w:ilvl w:val="0"/>
-                <w:numId w:val="39"/>
+                <w:numId w:val="38"/>
               </w:numPr>
               <w:spacing w:before="135"/>
               <w:rPr>
@@ -12232,7 +12250,7 @@
               <w:pStyle w:val="TableParagraph"/>
               <w:numPr>
                 <w:ilvl w:val="0"/>
-                <w:numId w:val="39"/>
+                <w:numId w:val="38"/>
               </w:numPr>
               <w:rPr>
                 <w:sz w:val="24"/>
@@ -12288,7 +12306,7 @@
               <w:pStyle w:val="TableParagraph"/>
               <w:numPr>
                 <w:ilvl w:val="0"/>
-                <w:numId w:val="39"/>
+                <w:numId w:val="38"/>
               </w:numPr>
               <w:rPr>
                 <w:sz w:val="24"/>
@@ -12344,7 +12362,7 @@
               <w:pStyle w:val="TableParagraph"/>
               <w:numPr>
                 <w:ilvl w:val="0"/>
-                <w:numId w:val="39"/>
+                <w:numId w:val="38"/>
               </w:numPr>
               <w:rPr>
                 <w:sz w:val="24"/>
@@ -12379,7 +12397,7 @@
               <w:pStyle w:val="TableParagraph"/>
               <w:numPr>
                 <w:ilvl w:val="0"/>
-                <w:numId w:val="39"/>
+                <w:numId w:val="38"/>
               </w:numPr>
               <w:spacing w:before="135"/>
               <w:rPr>
@@ -12456,7 +12474,7 @@
               <w:pStyle w:val="TableParagraph"/>
               <w:numPr>
                 <w:ilvl w:val="0"/>
-                <w:numId w:val="39"/>
+                <w:numId w:val="38"/>
               </w:numPr>
               <w:rPr>
                 <w:sz w:val="24"/>
@@ -12742,7 +12760,7 @@
               <w:pStyle w:val="TableParagraph"/>
               <w:numPr>
                 <w:ilvl w:val="0"/>
-                <w:numId w:val="38"/>
+                <w:numId w:val="37"/>
               </w:numPr>
               <w:jc w:val="both"/>
               <w:rPr>
@@ -12800,7 +12818,7 @@
               <w:pStyle w:val="TableParagraph"/>
               <w:numPr>
                 <w:ilvl w:val="0"/>
-                <w:numId w:val="38"/>
+                <w:numId w:val="37"/>
               </w:numPr>
               <w:jc w:val="both"/>
               <w:rPr>
@@ -12836,7 +12854,7 @@
               <w:pStyle w:val="TableParagraph"/>
               <w:numPr>
                 <w:ilvl w:val="0"/>
-                <w:numId w:val="38"/>
+                <w:numId w:val="37"/>
               </w:numPr>
               <w:jc w:val="both"/>
               <w:rPr>
@@ -12867,7 +12885,7 @@
               <w:pStyle w:val="TableParagraph"/>
               <w:numPr>
                 <w:ilvl w:val="0"/>
-                <w:numId w:val="38"/>
+                <w:numId w:val="37"/>
               </w:numPr>
               <w:jc w:val="both"/>
               <w:rPr>
@@ -12917,7 +12935,7 @@
               <w:pStyle w:val="TableParagraph"/>
               <w:numPr>
                 <w:ilvl w:val="0"/>
-                <w:numId w:val="38"/>
+                <w:numId w:val="37"/>
               </w:numPr>
               <w:spacing w:before="99" w:line="237" w:lineRule="auto"/>
               <w:jc w:val="both"/>
@@ -12975,7 +12993,7 @@
               <w:pStyle w:val="TableParagraph"/>
               <w:numPr>
                 <w:ilvl w:val="0"/>
-                <w:numId w:val="38"/>
+                <w:numId w:val="37"/>
               </w:numPr>
               <w:spacing w:before="51" w:line="237" w:lineRule="auto"/>
               <w:ind w:right="123"/>
@@ -13035,7 +13053,7 @@
               <w:pStyle w:val="TableParagraph"/>
               <w:numPr>
                 <w:ilvl w:val="0"/>
-                <w:numId w:val="38"/>
+                <w:numId w:val="37"/>
               </w:numPr>
               <w:jc w:val="both"/>
               <w:rPr>
@@ -13098,7 +13116,7 @@
               <w:pStyle w:val="TableParagraph"/>
               <w:numPr>
                 <w:ilvl w:val="0"/>
-                <w:numId w:val="38"/>
+                <w:numId w:val="37"/>
               </w:numPr>
               <w:jc w:val="both"/>
               <w:rPr>
@@ -13155,7 +13173,7 @@
               <w:pStyle w:val="TableParagraph"/>
               <w:numPr>
                 <w:ilvl w:val="0"/>
-                <w:numId w:val="38"/>
+                <w:numId w:val="37"/>
               </w:numPr>
               <w:jc w:val="both"/>
               <w:rPr>
@@ -13458,7 +13476,7 @@
               <w:pStyle w:val="TableParagraph"/>
               <w:numPr>
                 <w:ilvl w:val="0"/>
-                <w:numId w:val="18"/>
+                <w:numId w:val="17"/>
               </w:numPr>
               <w:tabs>
                 <w:tab w:val="left" w:pos="826"/>
@@ -13483,7 +13501,7 @@
               <w:pStyle w:val="TableParagraph"/>
               <w:numPr>
                 <w:ilvl w:val="0"/>
-                <w:numId w:val="18"/>
+                <w:numId w:val="17"/>
               </w:numPr>
               <w:tabs>
                 <w:tab w:val="left" w:pos="826"/>
@@ -13508,7 +13526,7 @@
               <w:pStyle w:val="TableParagraph"/>
               <w:numPr>
                 <w:ilvl w:val="0"/>
-                <w:numId w:val="18"/>
+                <w:numId w:val="17"/>
               </w:numPr>
               <w:tabs>
                 <w:tab w:val="left" w:pos="826"/>
@@ -14924,7 +14942,7 @@
               <w:pStyle w:val="TableParagraph"/>
               <w:numPr>
                 <w:ilvl w:val="0"/>
-                <w:numId w:val="40"/>
+                <w:numId w:val="39"/>
               </w:numPr>
               <w:spacing w:before="135"/>
               <w:jc w:val="both"/>
@@ -15019,7 +15037,7 @@
               <w:pStyle w:val="TableParagraph"/>
               <w:numPr>
                 <w:ilvl w:val="0"/>
-                <w:numId w:val="40"/>
+                <w:numId w:val="39"/>
               </w:numPr>
               <w:jc w:val="both"/>
               <w:rPr>
@@ -15112,7 +15130,7 @@
               <w:pStyle w:val="TableParagraph"/>
               <w:numPr>
                 <w:ilvl w:val="0"/>
-                <w:numId w:val="40"/>
+                <w:numId w:val="39"/>
               </w:numPr>
               <w:jc w:val="both"/>
               <w:rPr>
@@ -15211,7 +15229,7 @@
               <w:pStyle w:val="TableParagraph"/>
               <w:numPr>
                 <w:ilvl w:val="0"/>
-                <w:numId w:val="40"/>
+                <w:numId w:val="39"/>
               </w:numPr>
               <w:jc w:val="both"/>
               <w:rPr>
@@ -15276,7 +15294,7 @@
               <w:pStyle w:val="ListParagraph"/>
               <w:numPr>
                 <w:ilvl w:val="0"/>
-                <w:numId w:val="40"/>
+                <w:numId w:val="39"/>
               </w:numPr>
               <w:jc w:val="both"/>
               <w:rPr>
@@ -16222,7 +16240,7 @@
               <w:pStyle w:val="TableParagraph"/>
               <w:numPr>
                 <w:ilvl w:val="0"/>
-                <w:numId w:val="16"/>
+                <w:numId w:val="15"/>
               </w:numPr>
               <w:tabs>
                 <w:tab w:val="left" w:pos="826"/>
@@ -16248,7 +16266,7 @@
               <w:pStyle w:val="TableParagraph"/>
               <w:numPr>
                 <w:ilvl w:val="0"/>
-                <w:numId w:val="16"/>
+                <w:numId w:val="15"/>
               </w:numPr>
               <w:tabs>
                 <w:tab w:val="left" w:pos="826"/>
@@ -16274,7 +16292,7 @@
               <w:pStyle w:val="TableParagraph"/>
               <w:numPr>
                 <w:ilvl w:val="0"/>
-                <w:numId w:val="16"/>
+                <w:numId w:val="15"/>
               </w:numPr>
               <w:tabs>
                 <w:tab w:val="left" w:pos="826"/>
@@ -16630,7 +16648,7 @@
               <w:pStyle w:val="TableParagraph"/>
               <w:numPr>
                 <w:ilvl w:val="0"/>
-                <w:numId w:val="30"/>
+                <w:numId w:val="29"/>
               </w:numPr>
               <w:tabs>
                 <w:tab w:val="left" w:pos="827"/>
@@ -16649,6 +16667,78 @@
               <w:t>Vlasnik parkinga</w:t>
             </w:r>
           </w:p>
+          <w:p>
+            <w:pPr>
+              <w:pStyle w:val="TableParagraph"/>
+              <w:numPr>
+                <w:ilvl w:val="0"/>
+                <w:numId w:val="29"/>
+              </w:numPr>
+              <w:tabs>
+                <w:tab w:val="left" w:pos="827"/>
+              </w:tabs>
+              <w:jc w:val="both"/>
+              <w:rPr>
+                <w:sz w:val="24"/>
+                <w:szCs w:val="24"/>
+              </w:rPr>
+            </w:pPr>
+            <w:r>
+              <w:rPr>
+                <w:sz w:val="24"/>
+                <w:szCs w:val="24"/>
+              </w:rPr>
+              <w:t>Sistemski administrator</w:t>
+            </w:r>
+          </w:p>
+        </w:tc>
+      </w:tr>
+      <w:tr>
+        <w:trPr>
+          <w:trHeight w:val="849"/>
+        </w:trPr>
+        <w:tc>
+          <w:tcPr>
+            <w:tcW w:w="2070" w:type="dxa"/>
+            <w:tcBorders>
+              <w:top w:val="single" w:sz="4" w:space="0" w:color="BEBEBE"/>
+              <w:bottom w:val="single" w:sz="4" w:space="0" w:color="BEBEBE"/>
+              <w:right w:val="single" w:sz="4" w:space="0" w:color="BEBEBE"/>
+            </w:tcBorders>
+            <w:shd w:val="clear" w:color="auto" w:fill="F1F1F1"/>
+          </w:tcPr>
+          <w:p>
+            <w:pPr>
+              <w:pStyle w:val="TableParagraph"/>
+              <w:spacing w:before="126" w:line="259" w:lineRule="auto"/>
+              <w:ind w:left="573" w:right="541" w:hanging="5"/>
+              <w:rPr>
+                <w:b/>
+                <w:i/>
+                <w:sz w:val="24"/>
+              </w:rPr>
+            </w:pPr>
+            <w:r>
+              <w:rPr>
+                <w:b/>
+                <w:i/>
+                <w:spacing w:val="-2"/>
+                <w:sz w:val="24"/>
+              </w:rPr>
+              <w:t>Ostali akteri</w:t>
+            </w:r>
+          </w:p>
+        </w:tc>
+        <w:tc>
+          <w:tcPr>
+            <w:tcW w:w="6944" w:type="dxa"/>
+            <w:tcBorders>
+              <w:top w:val="single" w:sz="4" w:space="0" w:color="BEBEBE"/>
+              <w:left w:val="single" w:sz="4" w:space="0" w:color="BEBEBE"/>
+              <w:bottom w:val="single" w:sz="4" w:space="0" w:color="BEBEBE"/>
+            </w:tcBorders>
+            <w:shd w:val="clear" w:color="auto" w:fill="F1F1F1"/>
+          </w:tcPr>
           <w:p>
             <w:pPr>
               <w:pStyle w:val="TableParagraph"/>
@@ -16659,74 +16749,27 @@
               <w:tabs>
                 <w:tab w:val="left" w:pos="827"/>
               </w:tabs>
-              <w:jc w:val="both"/>
-              <w:rPr>
-                <w:sz w:val="24"/>
-                <w:szCs w:val="24"/>
-              </w:rPr>
-            </w:pPr>
-            <w:r>
-              <w:rPr>
-                <w:sz w:val="24"/>
-                <w:szCs w:val="24"/>
-              </w:rPr>
-              <w:t>Sistemski administrator</w:t>
-            </w:r>
-          </w:p>
-        </w:tc>
-      </w:tr>
-      <w:tr>
-        <w:trPr>
-          <w:trHeight w:val="849"/>
-        </w:trPr>
-        <w:tc>
-          <w:tcPr>
-            <w:tcW w:w="2070" w:type="dxa"/>
-            <w:tcBorders>
-              <w:top w:val="single" w:sz="4" w:space="0" w:color="BEBEBE"/>
-              <w:bottom w:val="single" w:sz="4" w:space="0" w:color="BEBEBE"/>
-              <w:right w:val="single" w:sz="4" w:space="0" w:color="BEBEBE"/>
-            </w:tcBorders>
-            <w:shd w:val="clear" w:color="auto" w:fill="F1F1F1"/>
-          </w:tcPr>
-          <w:p>
-            <w:pPr>
-              <w:pStyle w:val="TableParagraph"/>
-              <w:spacing w:before="126" w:line="259" w:lineRule="auto"/>
-              <w:ind w:left="573" w:right="541" w:hanging="5"/>
-              <w:rPr>
-                <w:b/>
-                <w:i/>
-                <w:sz w:val="24"/>
-              </w:rPr>
-            </w:pPr>
-            <w:r>
-              <w:rPr>
-                <w:b/>
-                <w:i/>
-                <w:spacing w:val="-2"/>
-                <w:sz w:val="24"/>
-              </w:rPr>
-              <w:t>Ostali akteri</w:t>
-            </w:r>
-          </w:p>
-        </w:tc>
-        <w:tc>
-          <w:tcPr>
-            <w:tcW w:w="6944" w:type="dxa"/>
-            <w:tcBorders>
-              <w:top w:val="single" w:sz="4" w:space="0" w:color="BEBEBE"/>
-              <w:left w:val="single" w:sz="4" w:space="0" w:color="BEBEBE"/>
-              <w:bottom w:val="single" w:sz="4" w:space="0" w:color="BEBEBE"/>
-            </w:tcBorders>
-            <w:shd w:val="clear" w:color="auto" w:fill="F1F1F1"/>
-          </w:tcPr>
+              <w:spacing w:before="2"/>
+              <w:jc w:val="both"/>
+              <w:rPr>
+                <w:sz w:val="24"/>
+                <w:szCs w:val="24"/>
+              </w:rPr>
+            </w:pPr>
+            <w:r>
+              <w:rPr>
+                <w:sz w:val="24"/>
+                <w:szCs w:val="24"/>
+              </w:rPr>
+              <w:t>Sistem</w:t>
+            </w:r>
+          </w:p>
           <w:p>
             <w:pPr>
               <w:pStyle w:val="TableParagraph"/>
               <w:numPr>
                 <w:ilvl w:val="0"/>
-                <w:numId w:val="31"/>
+                <w:numId w:val="30"/>
               </w:numPr>
               <w:tabs>
                 <w:tab w:val="left" w:pos="827"/>
@@ -16743,31 +16786,6 @@
                 <w:sz w:val="24"/>
                 <w:szCs w:val="24"/>
               </w:rPr>
-              <w:t>Sistem</w:t>
-            </w:r>
-          </w:p>
-          <w:p>
-            <w:pPr>
-              <w:pStyle w:val="TableParagraph"/>
-              <w:numPr>
-                <w:ilvl w:val="0"/>
-                <w:numId w:val="31"/>
-              </w:numPr>
-              <w:tabs>
-                <w:tab w:val="left" w:pos="827"/>
-              </w:tabs>
-              <w:spacing w:before="2"/>
-              <w:jc w:val="both"/>
-              <w:rPr>
-                <w:sz w:val="24"/>
-                <w:szCs w:val="24"/>
-              </w:rPr>
-            </w:pPr>
-            <w:r>
-              <w:rPr>
-                <w:sz w:val="24"/>
-                <w:szCs w:val="24"/>
-              </w:rPr>
               <w:t xml:space="preserve">E-mail </w:t>
             </w:r>
             <w:r>
@@ -16859,7 +16877,7 @@
               <w:pStyle w:val="TableParagraph"/>
               <w:numPr>
                 <w:ilvl w:val="0"/>
-                <w:numId w:val="15"/>
+                <w:numId w:val="14"/>
               </w:numPr>
               <w:tabs>
                 <w:tab w:val="left" w:pos="827"/>
@@ -16929,7 +16947,7 @@
               <w:pStyle w:val="TableParagraph"/>
               <w:numPr>
                 <w:ilvl w:val="0"/>
-                <w:numId w:val="15"/>
+                <w:numId w:val="14"/>
               </w:numPr>
               <w:tabs>
                 <w:tab w:val="left" w:pos="827"/>
@@ -17023,7 +17041,7 @@
               <w:pStyle w:val="TableParagraph"/>
               <w:numPr>
                 <w:ilvl w:val="0"/>
-                <w:numId w:val="15"/>
+                <w:numId w:val="14"/>
               </w:numPr>
               <w:tabs>
                 <w:tab w:val="left" w:pos="827"/>
@@ -17071,7 +17089,7 @@
               <w:pStyle w:val="TableParagraph"/>
               <w:numPr>
                 <w:ilvl w:val="0"/>
-                <w:numId w:val="15"/>
+                <w:numId w:val="14"/>
               </w:numPr>
               <w:tabs>
                 <w:tab w:val="left" w:pos="827"/>
@@ -17157,7 +17175,7 @@
               <w:pStyle w:val="TableParagraph"/>
               <w:numPr>
                 <w:ilvl w:val="0"/>
-                <w:numId w:val="15"/>
+                <w:numId w:val="14"/>
               </w:numPr>
               <w:tabs>
                 <w:tab w:val="left" w:pos="827"/>
@@ -17892,7 +17910,7 @@
               <w:pStyle w:val="TableParagraph"/>
               <w:numPr>
                 <w:ilvl w:val="0"/>
-                <w:numId w:val="31"/>
+                <w:numId w:val="30"/>
               </w:numPr>
               <w:rPr>
                 <w:sz w:val="24"/>
@@ -17948,7 +17966,7 @@
               <w:pStyle w:val="TableParagraph"/>
               <w:numPr>
                 <w:ilvl w:val="0"/>
-                <w:numId w:val="31"/>
+                <w:numId w:val="30"/>
               </w:numPr>
               <w:rPr>
                 <w:sz w:val="24"/>
@@ -18004,7 +18022,7 @@
               <w:pStyle w:val="TableParagraph"/>
               <w:numPr>
                 <w:ilvl w:val="0"/>
-                <w:numId w:val="31"/>
+                <w:numId w:val="30"/>
               </w:numPr>
               <w:rPr>
                 <w:sz w:val="24"/>
@@ -18060,7 +18078,7 @@
               <w:pStyle w:val="TableParagraph"/>
               <w:numPr>
                 <w:ilvl w:val="0"/>
-                <w:numId w:val="31"/>
+                <w:numId w:val="30"/>
               </w:numPr>
               <w:rPr>
                 <w:sz w:val="24"/>
@@ -18365,7 +18383,7 @@
               <w:pStyle w:val="TableParagraph"/>
               <w:numPr>
                 <w:ilvl w:val="0"/>
-                <w:numId w:val="30"/>
+                <w:numId w:val="29"/>
               </w:numPr>
               <w:rPr>
                 <w:sz w:val="24"/>
@@ -18422,7 +18440,7 @@
               <w:pStyle w:val="TableParagraph"/>
               <w:numPr>
                 <w:ilvl w:val="0"/>
-                <w:numId w:val="30"/>
+                <w:numId w:val="29"/>
               </w:numPr>
               <w:rPr>
                 <w:sz w:val="24"/>
@@ -18478,7 +18496,7 @@
               <w:pStyle w:val="TableParagraph"/>
               <w:numPr>
                 <w:ilvl w:val="0"/>
-                <w:numId w:val="30"/>
+                <w:numId w:val="29"/>
               </w:numPr>
               <w:rPr>
                 <w:sz w:val="24"/>
@@ -18534,7 +18552,7 @@
               <w:pStyle w:val="TableParagraph"/>
               <w:numPr>
                 <w:ilvl w:val="0"/>
-                <w:numId w:val="30"/>
+                <w:numId w:val="29"/>
               </w:numPr>
               <w:rPr>
                 <w:sz w:val="24"/>
@@ -18546,7 +18564,21 @@
                 <w:sz w:val="24"/>
                 <w:szCs w:val="24"/>
               </w:rPr>
-              <w:t>Eventualno ponovno pokretanje procesa geberisanja izvještaja</w:t>
+              <w:t>Eventualn</w:t>
+            </w:r>
+            <w:r>
+              <w:rPr>
+                <w:sz w:val="24"/>
+                <w:szCs w:val="24"/>
+              </w:rPr>
+              <w:t>o ponovno pokretanje procesa gen</w:t>
+            </w:r>
+            <w:r>
+              <w:rPr>
+                <w:sz w:val="24"/>
+                <w:szCs w:val="24"/>
+              </w:rPr>
+              <w:t>erisanja izvještaja</w:t>
             </w:r>
           </w:p>
         </w:tc>
@@ -18820,7 +18852,7 @@
               <w:pStyle w:val="TableParagraph"/>
               <w:numPr>
                 <w:ilvl w:val="0"/>
-                <w:numId w:val="14"/>
+                <w:numId w:val="13"/>
               </w:numPr>
               <w:tabs>
                 <w:tab w:val="left" w:pos="826"/>
@@ -18846,7 +18878,7 @@
               <w:pStyle w:val="TableParagraph"/>
               <w:numPr>
                 <w:ilvl w:val="0"/>
-                <w:numId w:val="14"/>
+                <w:numId w:val="13"/>
               </w:numPr>
               <w:tabs>
                 <w:tab w:val="left" w:pos="826"/>
@@ -18921,7 +18953,7 @@
               <w:pStyle w:val="TableParagraph"/>
               <w:numPr>
                 <w:ilvl w:val="0"/>
-                <w:numId w:val="13"/>
+                <w:numId w:val="12"/>
               </w:numPr>
               <w:tabs>
                 <w:tab w:val="left" w:pos="827"/>
@@ -19020,57 +19052,17 @@
           <w:p>
             <w:pPr>
               <w:pStyle w:val="TableParagraph"/>
-              <w:numPr>
-                <w:ilvl w:val="0"/>
-                <w:numId w:val="13"/>
-              </w:numPr>
               <w:tabs>
                 <w:tab w:val="left" w:pos="827"/>
               </w:tabs>
               <w:spacing w:line="270" w:lineRule="exact"/>
-              <w:jc w:val="both"/>
-              <w:rPr>
-                <w:sz w:val="24"/>
-                <w:szCs w:val="24"/>
-              </w:rPr>
-            </w:pPr>
-            <w:r>
-              <w:rPr>
-                <w:sz w:val="24"/>
-                <w:szCs w:val="24"/>
-              </w:rPr>
-              <w:t>Korisnik</w:t>
-            </w:r>
-            <w:r>
-              <w:rPr>
-                <w:spacing w:val="-1"/>
-                <w:sz w:val="24"/>
-                <w:szCs w:val="24"/>
-              </w:rPr>
-              <w:t xml:space="preserve"> </w:t>
-            </w:r>
-            <w:r>
-              <w:rPr>
-                <w:sz w:val="24"/>
-                <w:szCs w:val="24"/>
-              </w:rPr>
-              <w:t>mora imati</w:t>
-            </w:r>
-            <w:r>
-              <w:rPr>
-                <w:spacing w:val="-8"/>
-                <w:sz w:val="24"/>
-                <w:szCs w:val="24"/>
-              </w:rPr>
-              <w:t xml:space="preserve"> </w:t>
-            </w:r>
-            <w:r>
-              <w:rPr>
-                <w:sz w:val="24"/>
-                <w:szCs w:val="24"/>
-              </w:rPr>
-              <w:t>GPS/lokacijske usluge dostupne</w:t>
-            </w:r>
+              <w:ind w:left="827"/>
+              <w:jc w:val="both"/>
+              <w:rPr>
+                <w:sz w:val="24"/>
+                <w:szCs w:val="24"/>
+              </w:rPr>
+            </w:pPr>
           </w:p>
         </w:tc>
       </w:tr>
@@ -19323,7 +19315,7 @@
               <w:pStyle w:val="TableParagraph"/>
               <w:numPr>
                 <w:ilvl w:val="0"/>
-                <w:numId w:val="12"/>
+                <w:numId w:val="11"/>
               </w:numPr>
               <w:tabs>
                 <w:tab w:val="left" w:pos="827"/>
@@ -19343,129 +19335,6 @@
               </w:rPr>
               <w:t>Registrovani vozač</w:t>
             </w:r>
-          </w:p>
-          <w:p>
-            <w:pPr>
-              <w:pStyle w:val="TableParagraph"/>
-              <w:numPr>
-                <w:ilvl w:val="0"/>
-                <w:numId w:val="12"/>
-              </w:numPr>
-              <w:tabs>
-                <w:tab w:val="left" w:pos="827"/>
-              </w:tabs>
-              <w:spacing w:before="2" w:line="275" w:lineRule="exact"/>
-              <w:jc w:val="both"/>
-              <w:rPr>
-                <w:sz w:val="24"/>
-                <w:szCs w:val="24"/>
-              </w:rPr>
-            </w:pPr>
-            <w:r>
-              <w:rPr>
-                <w:spacing w:val="-2"/>
-                <w:sz w:val="24"/>
-                <w:szCs w:val="24"/>
-              </w:rPr>
-              <w:t>Vlasnik parking</w:t>
-            </w:r>
-            <w:r>
-              <w:rPr>
-                <w:spacing w:val="-2"/>
-                <w:sz w:val="24"/>
-                <w:szCs w:val="24"/>
-              </w:rPr>
-              <w:t>a</w:t>
-            </w:r>
-          </w:p>
-          <w:p>
-            <w:pPr>
-              <w:pStyle w:val="TableParagraph"/>
-              <w:numPr>
-                <w:ilvl w:val="0"/>
-                <w:numId w:val="12"/>
-              </w:numPr>
-              <w:tabs>
-                <w:tab w:val="left" w:pos="827"/>
-              </w:tabs>
-              <w:spacing w:line="265" w:lineRule="exact"/>
-              <w:jc w:val="both"/>
-              <w:rPr>
-                <w:sz w:val="24"/>
-                <w:szCs w:val="24"/>
-              </w:rPr>
-            </w:pPr>
-            <w:r>
-              <w:rPr>
-                <w:spacing w:val="-2"/>
-                <w:sz w:val="24"/>
-                <w:szCs w:val="24"/>
-              </w:rPr>
-              <w:t>Administrator</w:t>
-            </w:r>
-          </w:p>
-        </w:tc>
-      </w:tr>
-      <w:tr>
-        <w:trPr>
-          <w:trHeight w:val="849"/>
-        </w:trPr>
-        <w:tc>
-          <w:tcPr>
-            <w:tcW w:w="2175" w:type="dxa"/>
-            <w:tcBorders>
-              <w:top w:val="single" w:sz="4" w:space="0" w:color="BEBEBE"/>
-              <w:bottom w:val="single" w:sz="4" w:space="0" w:color="BEBEBE"/>
-              <w:right w:val="single" w:sz="4" w:space="0" w:color="BEBEBE"/>
-            </w:tcBorders>
-            <w:shd w:val="clear" w:color="auto" w:fill="F1F1F1"/>
-          </w:tcPr>
-          <w:p>
-            <w:pPr>
-              <w:pStyle w:val="TableParagraph"/>
-              <w:spacing w:before="126" w:line="259" w:lineRule="auto"/>
-              <w:ind w:left="573" w:right="541" w:hanging="5"/>
-              <w:rPr>
-                <w:b/>
-                <w:i/>
-                <w:sz w:val="24"/>
-              </w:rPr>
-            </w:pPr>
-            <w:r>
-              <w:rPr>
-                <w:b/>
-                <w:i/>
-                <w:spacing w:val="-2"/>
-                <w:sz w:val="24"/>
-              </w:rPr>
-              <w:t>Ostali akteri</w:t>
-            </w:r>
-          </w:p>
-        </w:tc>
-        <w:tc>
-          <w:tcPr>
-            <w:tcW w:w="6839" w:type="dxa"/>
-            <w:tcBorders>
-              <w:top w:val="single" w:sz="4" w:space="0" w:color="BEBEBE"/>
-              <w:left w:val="single" w:sz="4" w:space="0" w:color="BEBEBE"/>
-              <w:bottom w:val="single" w:sz="4" w:space="0" w:color="BEBEBE"/>
-            </w:tcBorders>
-            <w:shd w:val="clear" w:color="auto" w:fill="F1F1F1"/>
-          </w:tcPr>
-          <w:p>
-            <w:pPr>
-              <w:pStyle w:val="TableParagraph"/>
-              <w:spacing w:before="3"/>
-              <w:jc w:val="both"/>
-              <w:rPr>
-                <w:b/>
-                <w:bCs/>
-                <w:i/>
-                <w:iCs/>
-                <w:sz w:val="24"/>
-                <w:szCs w:val="24"/>
-              </w:rPr>
-            </w:pPr>
           </w:p>
           <w:p>
             <w:pPr>
@@ -19477,6 +19346,129 @@
               <w:tabs>
                 <w:tab w:val="left" w:pos="827"/>
               </w:tabs>
+              <w:spacing w:before="2" w:line="275" w:lineRule="exact"/>
+              <w:jc w:val="both"/>
+              <w:rPr>
+                <w:sz w:val="24"/>
+                <w:szCs w:val="24"/>
+              </w:rPr>
+            </w:pPr>
+            <w:r>
+              <w:rPr>
+                <w:spacing w:val="-2"/>
+                <w:sz w:val="24"/>
+                <w:szCs w:val="24"/>
+              </w:rPr>
+              <w:t>Vlasnik parking</w:t>
+            </w:r>
+            <w:r>
+              <w:rPr>
+                <w:spacing w:val="-2"/>
+                <w:sz w:val="24"/>
+                <w:szCs w:val="24"/>
+              </w:rPr>
+              <w:t>a</w:t>
+            </w:r>
+          </w:p>
+          <w:p>
+            <w:pPr>
+              <w:pStyle w:val="TableParagraph"/>
+              <w:numPr>
+                <w:ilvl w:val="0"/>
+                <w:numId w:val="11"/>
+              </w:numPr>
+              <w:tabs>
+                <w:tab w:val="left" w:pos="827"/>
+              </w:tabs>
+              <w:spacing w:line="265" w:lineRule="exact"/>
+              <w:jc w:val="both"/>
+              <w:rPr>
+                <w:sz w:val="24"/>
+                <w:szCs w:val="24"/>
+              </w:rPr>
+            </w:pPr>
+            <w:r>
+              <w:rPr>
+                <w:spacing w:val="-2"/>
+                <w:sz w:val="24"/>
+                <w:szCs w:val="24"/>
+              </w:rPr>
+              <w:t>Administrator</w:t>
+            </w:r>
+          </w:p>
+        </w:tc>
+      </w:tr>
+      <w:tr>
+        <w:trPr>
+          <w:trHeight w:val="849"/>
+        </w:trPr>
+        <w:tc>
+          <w:tcPr>
+            <w:tcW w:w="2175" w:type="dxa"/>
+            <w:tcBorders>
+              <w:top w:val="single" w:sz="4" w:space="0" w:color="BEBEBE"/>
+              <w:bottom w:val="single" w:sz="4" w:space="0" w:color="BEBEBE"/>
+              <w:right w:val="single" w:sz="4" w:space="0" w:color="BEBEBE"/>
+            </w:tcBorders>
+            <w:shd w:val="clear" w:color="auto" w:fill="F1F1F1"/>
+          </w:tcPr>
+          <w:p>
+            <w:pPr>
+              <w:pStyle w:val="TableParagraph"/>
+              <w:spacing w:before="126" w:line="259" w:lineRule="auto"/>
+              <w:ind w:left="573" w:right="541" w:hanging="5"/>
+              <w:rPr>
+                <w:b/>
+                <w:i/>
+                <w:sz w:val="24"/>
+              </w:rPr>
+            </w:pPr>
+            <w:r>
+              <w:rPr>
+                <w:b/>
+                <w:i/>
+                <w:spacing w:val="-2"/>
+                <w:sz w:val="24"/>
+              </w:rPr>
+              <w:t>Ostali akteri</w:t>
+            </w:r>
+          </w:p>
+        </w:tc>
+        <w:tc>
+          <w:tcPr>
+            <w:tcW w:w="6839" w:type="dxa"/>
+            <w:tcBorders>
+              <w:top w:val="single" w:sz="4" w:space="0" w:color="BEBEBE"/>
+              <w:left w:val="single" w:sz="4" w:space="0" w:color="BEBEBE"/>
+              <w:bottom w:val="single" w:sz="4" w:space="0" w:color="BEBEBE"/>
+            </w:tcBorders>
+            <w:shd w:val="clear" w:color="auto" w:fill="F1F1F1"/>
+          </w:tcPr>
+          <w:p>
+            <w:pPr>
+              <w:pStyle w:val="TableParagraph"/>
+              <w:spacing w:before="3"/>
+              <w:jc w:val="both"/>
+              <w:rPr>
+                <w:b/>
+                <w:bCs/>
+                <w:i/>
+                <w:iCs/>
+                <w:sz w:val="24"/>
+                <w:szCs w:val="24"/>
+              </w:rPr>
+            </w:pPr>
+          </w:p>
+          <w:p>
+            <w:pPr>
+              <w:pStyle w:val="TableParagraph"/>
+              <w:numPr>
+                <w:ilvl w:val="0"/>
+                <w:numId w:val="10"/>
+              </w:numPr>
+              <w:tabs>
+                <w:tab w:val="left" w:pos="827"/>
+              </w:tabs>
               <w:jc w:val="both"/>
               <w:rPr>
                 <w:sz w:val="24"/>
@@ -19577,7 +19569,21 @@
                 <w:sz w:val="24"/>
                 <w:szCs w:val="24"/>
               </w:rPr>
-              <w:t>Korisnik otvara mapu unutar aplikacije, a sistem prikazuje sve dostupne parking objekte i omogućava filtriranje i selektovanje parking mjesta putem markera. Nakon odabira, korisniku se prikazuju detalji parkinga i opcija za rezervaciju.</w:t>
+              <w:t>Korisnik otvara mapu unutar aplikacije, a sistem prikazuje sve dostupne parking ob</w:t>
+            </w:r>
+            <w:r>
+              <w:rPr>
+                <w:sz w:val="24"/>
+                <w:szCs w:val="24"/>
+              </w:rPr>
+              <w:t xml:space="preserve">jekte i omogućava filtriranje, pretraživanje i </w:t>
+            </w:r>
+            <w:r>
+              <w:rPr>
+                <w:sz w:val="24"/>
+                <w:szCs w:val="24"/>
+              </w:rPr>
+              <w:t>selektovanje parking mjesta putem markera. Nakon odabira, korisniku se prikazuju detalji parkinga i opcija za rezervaciju.</w:t>
             </w:r>
           </w:p>
         </w:tc>
@@ -19642,7 +19648,40 @@
                 <w:sz w:val="24"/>
                 <w:szCs w:val="24"/>
               </w:rPr>
-              <w:t>Sortiranje i filtriranje parkinga prema cijeni ili tipu.</w:t>
+              <w:t>Sortiranje i filtriranj</w:t>
+            </w:r>
+            <w:r>
+              <w:rPr>
+                <w:sz w:val="24"/>
+                <w:szCs w:val="24"/>
+              </w:rPr>
+              <w:t>e parkinga prema cijeni ili tipu</w:t>
+            </w:r>
+            <w:r>
+              <w:rPr>
+                <w:sz w:val="24"/>
+                <w:szCs w:val="24"/>
+              </w:rPr>
+              <w:t>.</w:t>
+            </w:r>
+          </w:p>
+          <w:p>
+            <w:pPr>
+              <w:pStyle w:val="TableParagraph"/>
+              <w:spacing w:before="140" w:line="242" w:lineRule="auto"/>
+              <w:ind w:left="107"/>
+              <w:jc w:val="both"/>
+              <w:rPr>
+                <w:sz w:val="24"/>
+                <w:szCs w:val="24"/>
+              </w:rPr>
+            </w:pPr>
+            <w:r>
+              <w:rPr>
+                <w:sz w:val="24"/>
+                <w:szCs w:val="24"/>
+              </w:rPr>
+              <w:t>Pretraga parking objekata u blizini određene lokacije</w:t>
             </w:r>
           </w:p>
         </w:tc>
@@ -19869,7 +19908,7 @@
               <w:pStyle w:val="TableParagraph"/>
               <w:numPr>
                 <w:ilvl w:val="0"/>
-                <w:numId w:val="1"/>
+                <w:numId w:val="40"/>
               </w:numPr>
               <w:spacing w:before="140"/>
               <w:jc w:val="both"/>
@@ -19909,6 +19948,7 @@
           <w:p>
             <w:pPr>
               <w:pStyle w:val="TableParagraph"/>
+              <w:ind w:left="827"/>
               <w:jc w:val="both"/>
               <w:rPr>
                 <w:sz w:val="24"/>
@@ -19936,7 +19976,7 @@
               <w:pStyle w:val="TableParagraph"/>
               <w:numPr>
                 <w:ilvl w:val="0"/>
-                <w:numId w:val="11"/>
+                <w:numId w:val="40"/>
               </w:numPr>
               <w:spacing w:before="265"/>
               <w:jc w:val="both"/>
@@ -19966,6 +20006,7 @@
           <w:p>
             <w:pPr>
               <w:pStyle w:val="TableParagraph"/>
+              <w:ind w:left="827"/>
               <w:jc w:val="both"/>
               <w:rPr>
                 <w:sz w:val="24"/>
@@ -19992,7 +20033,7 @@
             <w:pPr>
               <w:pStyle w:val="TableParagraph"/>
               <w:spacing w:before="212"/>
-              <w:ind w:left="107"/>
+              <w:ind w:left="827"/>
               <w:jc w:val="both"/>
               <w:rPr>
                 <w:sz w:val="24"/>
@@ -20013,25 +20054,22 @@
           <w:p>
             <w:pPr>
               <w:pStyle w:val="TableParagraph"/>
-              <w:jc w:val="both"/>
-              <w:rPr>
-                <w:sz w:val="24"/>
-                <w:szCs w:val="24"/>
-              </w:rPr>
-            </w:pPr>
-            <w:r>
-              <w:rPr>
-                <w:sz w:val="24"/>
-                <w:szCs w:val="24"/>
-              </w:rPr>
-              <w:t xml:space="preserve"> 3. </w:t>
-            </w:r>
-            <w:r>
-              <w:rPr>
-                <w:sz w:val="24"/>
-                <w:szCs w:val="24"/>
-              </w:rPr>
-              <w:t xml:space="preserve"> Filtriranje parking objekata prema kriterijima</w:t>
+              <w:numPr>
+                <w:ilvl w:val="0"/>
+                <w:numId w:val="40"/>
+              </w:numPr>
+              <w:jc w:val="both"/>
+              <w:rPr>
+                <w:sz w:val="24"/>
+                <w:szCs w:val="24"/>
+              </w:rPr>
+            </w:pPr>
+            <w:r>
+              <w:rPr>
+                <w:sz w:val="24"/>
+                <w:szCs w:val="24"/>
+              </w:rPr>
+              <w:t>Filtriranje parking objekata prema kriterijima</w:t>
             </w:r>
           </w:p>
         </w:tc>
@@ -20052,29 +20090,17 @@
           <w:p>
             <w:pPr>
               <w:pStyle w:val="TableParagraph"/>
+              <w:numPr>
+                <w:ilvl w:val="0"/>
+                <w:numId w:val="40"/>
+              </w:numPr>
               <w:spacing w:before="183"/>
-              <w:ind w:left="107"/>
-              <w:jc w:val="both"/>
-              <w:rPr>
-                <w:sz w:val="24"/>
-                <w:szCs w:val="24"/>
-              </w:rPr>
-            </w:pPr>
-            <w:r>
-              <w:rPr>
-                <w:sz w:val="24"/>
-                <w:szCs w:val="24"/>
-              </w:rPr>
-              <w:t>4.</w:t>
-            </w:r>
-            <w:r>
-              <w:rPr>
-                <w:spacing w:val="-2"/>
-                <w:sz w:val="24"/>
-                <w:szCs w:val="24"/>
-              </w:rPr>
-              <w:t xml:space="preserve"> </w:t>
-            </w:r>
+              <w:jc w:val="both"/>
+              <w:rPr>
+                <w:sz w:val="24"/>
+                <w:szCs w:val="24"/>
+              </w:rPr>
+            </w:pPr>
             <w:r>
               <w:rPr>
                 <w:sz w:val="24"/>
@@ -20096,6 +20122,7 @@
           <w:p>
             <w:pPr>
               <w:pStyle w:val="TableParagraph"/>
+              <w:ind w:left="827"/>
               <w:jc w:val="both"/>
               <w:rPr>
                 <w:sz w:val="24"/>
@@ -20122,7 +20149,7 @@
             <w:pPr>
               <w:pStyle w:val="TableParagraph"/>
               <w:spacing w:before="184"/>
-              <w:ind w:left="107"/>
+              <w:ind w:left="827"/>
               <w:jc w:val="both"/>
               <w:rPr>
                 <w:sz w:val="24"/>
@@ -20145,7 +20172,7 @@
               <w:pStyle w:val="TableParagraph"/>
               <w:numPr>
                 <w:ilvl w:val="0"/>
-                <w:numId w:val="10"/>
+                <w:numId w:val="40"/>
               </w:numPr>
               <w:jc w:val="both"/>
               <w:rPr>
@@ -20181,7 +20208,7 @@
               <w:pStyle w:val="TableParagraph"/>
               <w:numPr>
                 <w:ilvl w:val="0"/>
-                <w:numId w:val="10"/>
+                <w:numId w:val="40"/>
               </w:numPr>
               <w:jc w:val="both"/>
               <w:rPr>
@@ -20194,8 +20221,63 @@
                 <w:sz w:val="24"/>
                 <w:szCs w:val="24"/>
               </w:rPr>
-              <w:t>Potvrditi odabir parking objekta (opcionalno)</w:t>
-            </w:r>
+              <w:t xml:space="preserve">Potvrditi odabir parking objekta </w:t>
+            </w:r>
+            <w:r>
+              <w:rPr>
+                <w:sz w:val="24"/>
+                <w:szCs w:val="24"/>
+              </w:rPr>
+              <w:t>ili se vratiti na prikaz mape</w:t>
+            </w:r>
+          </w:p>
+        </w:tc>
+        <w:tc>
+          <w:tcPr>
+            <w:tcW w:w="4330" w:type="dxa"/>
+            <w:tcBorders>
+              <w:top w:val="single" w:sz="4" w:space="0" w:color="BEBEBE"/>
+              <w:left w:val="single" w:sz="4" w:space="0" w:color="BEBEBE"/>
+              <w:bottom w:val="single" w:sz="4" w:space="0" w:color="BEBEBE"/>
+            </w:tcBorders>
+          </w:tcPr>
+          <w:p>
+            <w:pPr>
+              <w:pStyle w:val="TableParagraph"/>
+              <w:spacing w:before="193"/>
+              <w:ind w:left="827"/>
+              <w:jc w:val="both"/>
+              <w:rPr>
+                <w:sz w:val="24"/>
+                <w:szCs w:val="24"/>
+              </w:rPr>
+            </w:pPr>
+          </w:p>
+        </w:tc>
+      </w:tr>
+      <w:tr>
+        <w:trPr>
+          <w:trHeight w:val="900"/>
+        </w:trPr>
+        <w:tc>
+          <w:tcPr>
+            <w:tcW w:w="4584" w:type="dxa"/>
+            <w:tcBorders>
+              <w:top w:val="single" w:sz="4" w:space="0" w:color="BEBEBE"/>
+              <w:bottom w:val="single" w:sz="4" w:space="0" w:color="BEBEBE"/>
+              <w:right w:val="single" w:sz="4" w:space="0" w:color="BEBEBE"/>
+            </w:tcBorders>
+          </w:tcPr>
+          <w:p>
+            <w:pPr>
+              <w:pStyle w:val="TableParagraph"/>
+              <w:ind w:left="827"/>
+              <w:jc w:val="both"/>
+              <w:rPr>
+                <w:sz w:val="24"/>
+                <w:szCs w:val="24"/>
+              </w:rPr>
+            </w:pPr>
           </w:p>
         </w:tc>
         <w:tc>
@@ -20212,7 +20294,7 @@
               <w:pStyle w:val="TableParagraph"/>
               <w:numPr>
                 <w:ilvl w:val="0"/>
-                <w:numId w:val="10"/>
+                <w:numId w:val="40"/>
               </w:numPr>
               <w:spacing w:before="193"/>
               <w:jc w:val="both"/>
@@ -20239,6 +20321,660 @@
           <w:i/>
           <w:sz w:val="28"/>
         </w:rPr>
+      </w:pPr>
+    </w:p>
+    <w:p>
+      <w:pPr>
+        <w:rPr>
+          <w:b/>
+          <w:i/>
+          <w:sz w:val="28"/>
+        </w:rPr>
+      </w:pPr>
+    </w:p>
+    <w:p>
+      <w:pPr>
+        <w:pStyle w:val="Heading3s"/>
+      </w:pPr>
+      <w:r>
+        <w:t>[7.1.1] Alternativni tok – Pretraga objekata u blizinu neke lokacije</w:t>
+      </w:r>
+    </w:p>
+    <w:p>
+      <w:pPr>
+        <w:pStyle w:val="Heading3s"/>
+      </w:pPr>
+    </w:p>
+    <w:tbl>
+      <w:tblPr>
+        <w:tblW w:w="0" w:type="auto"/>
+        <w:tblInd w:w="38" w:type="dxa"/>
+        <w:tblBorders>
+          <w:top w:val="single" w:sz="6" w:space="0" w:color="000000"/>
+          <w:left w:val="single" w:sz="6" w:space="0" w:color="000000"/>
+          <w:bottom w:val="single" w:sz="6" w:space="0" w:color="000000"/>
+          <w:right w:val="single" w:sz="6" w:space="0" w:color="000000"/>
+          <w:insideH w:val="single" w:sz="6" w:space="0" w:color="000000"/>
+          <w:insideV w:val="single" w:sz="6" w:space="0" w:color="000000"/>
+        </w:tblBorders>
+        <w:tblLayout w:type="fixed"/>
+        <w:tblCellMar>
+          <w:left w:w="0" w:type="dxa"/>
+          <w:right w:w="0" w:type="dxa"/>
+        </w:tblCellMar>
+        <w:tblLook w:val="01E0"/>
+      </w:tblPr>
+      <w:tblGrid>
+        <w:gridCol w:w="4584"/>
+        <w:gridCol w:w="4330"/>
+      </w:tblGrid>
+      <w:tr>
+        <w:trPr>
+          <w:trHeight w:val="566"/>
+        </w:trPr>
+        <w:tc>
+          <w:tcPr>
+            <w:tcW w:w="4584" w:type="dxa"/>
+            <w:tcBorders>
+              <w:bottom w:val="single" w:sz="4" w:space="0" w:color="BEBEBE"/>
+              <w:right w:val="single" w:sz="4" w:space="0" w:color="BEBEBE"/>
+            </w:tcBorders>
+            <w:shd w:val="clear" w:color="auto" w:fill="F1F1F1"/>
+          </w:tcPr>
+          <w:p>
+            <w:pPr>
+              <w:pStyle w:val="TableParagraph"/>
+              <w:spacing w:before="141"/>
+              <w:ind w:left="693"/>
+              <w:jc w:val="center"/>
+            </w:pPr>
+            <w:r>
+              <w:rPr>
+                <w:b/>
+                <w:bCs/>
+                <w:i/>
+                <w:iCs/>
+                <w:sz w:val="24"/>
+                <w:szCs w:val="24"/>
+              </w:rPr>
+              <w:t>Korisnik</w:t>
+            </w:r>
+          </w:p>
+        </w:tc>
+        <w:tc>
+          <w:tcPr>
+            <w:tcW w:w="4330" w:type="dxa"/>
+            <w:tcBorders>
+              <w:left w:val="single" w:sz="4" w:space="0" w:color="BEBEBE"/>
+              <w:bottom w:val="single" w:sz="4" w:space="0" w:color="BEBEBE"/>
+            </w:tcBorders>
+            <w:shd w:val="clear" w:color="auto" w:fill="F1F1F1"/>
+          </w:tcPr>
+          <w:p>
+            <w:pPr>
+              <w:pStyle w:val="TableParagraph"/>
+              <w:spacing w:before="141"/>
+              <w:ind w:left="15"/>
+              <w:jc w:val="center"/>
+              <w:rPr>
+                <w:b/>
+                <w:bCs/>
+                <w:i/>
+                <w:iCs/>
+                <w:sz w:val="24"/>
+                <w:szCs w:val="24"/>
+              </w:rPr>
+            </w:pPr>
+            <w:r>
+              <w:rPr>
+                <w:b/>
+                <w:bCs/>
+                <w:i/>
+                <w:iCs/>
+                <w:spacing w:val="-2"/>
+                <w:sz w:val="24"/>
+                <w:szCs w:val="24"/>
+              </w:rPr>
+              <w:t>Sistem</w:t>
+            </w:r>
+          </w:p>
+        </w:tc>
+      </w:tr>
+      <w:tr>
+        <w:trPr>
+          <w:trHeight w:val="570"/>
+        </w:trPr>
+        <w:tc>
+          <w:tcPr>
+            <w:tcW w:w="4584" w:type="dxa"/>
+            <w:tcBorders>
+              <w:top w:val="single" w:sz="4" w:space="0" w:color="BEBEBE"/>
+              <w:bottom w:val="single" w:sz="4" w:space="0" w:color="BEBEBE"/>
+              <w:right w:val="single" w:sz="4" w:space="0" w:color="BEBEBE"/>
+            </w:tcBorders>
+          </w:tcPr>
+          <w:p>
+            <w:pPr>
+              <w:pStyle w:val="TableParagraph"/>
+              <w:numPr>
+                <w:ilvl w:val="0"/>
+                <w:numId w:val="41"/>
+              </w:numPr>
+              <w:spacing w:before="140"/>
+              <w:jc w:val="both"/>
+              <w:rPr>
+                <w:rStyle w:val="citation-543"/>
+                <w:sz w:val="24"/>
+                <w:szCs w:val="24"/>
+              </w:rPr>
+            </w:pPr>
+            <w:r>
+              <w:rPr>
+                <w:rStyle w:val="citation-543"/>
+                <w:sz w:val="24"/>
+                <w:szCs w:val="24"/>
+              </w:rPr>
+              <w:t>Otvoriti interfejs mape</w:t>
+            </w:r>
+          </w:p>
+        </w:tc>
+        <w:tc>
+          <w:tcPr>
+            <w:tcW w:w="4330" w:type="dxa"/>
+            <w:tcBorders>
+              <w:top w:val="single" w:sz="4" w:space="0" w:color="BEBEBE"/>
+              <w:left w:val="single" w:sz="4" w:space="0" w:color="BEBEBE"/>
+              <w:bottom w:val="single" w:sz="4" w:space="0" w:color="BEBEBE"/>
+            </w:tcBorders>
+          </w:tcPr>
+          <w:p>
+            <w:pPr>
+              <w:pStyle w:val="TableParagraph"/>
+              <w:ind w:left="827"/>
+              <w:jc w:val="both"/>
+              <w:rPr>
+                <w:sz w:val="24"/>
+                <w:szCs w:val="24"/>
+              </w:rPr>
+            </w:pPr>
+          </w:p>
+        </w:tc>
+      </w:tr>
+      <w:tr>
+        <w:trPr>
+          <w:trHeight w:val="825"/>
+        </w:trPr>
+        <w:tc>
+          <w:tcPr>
+            <w:tcW w:w="4584" w:type="dxa"/>
+            <w:tcBorders>
+              <w:top w:val="single" w:sz="4" w:space="0" w:color="BEBEBE"/>
+              <w:bottom w:val="single" w:sz="4" w:space="0" w:color="BEBEBE"/>
+              <w:right w:val="single" w:sz="4" w:space="0" w:color="BEBEBE"/>
+            </w:tcBorders>
+          </w:tcPr>
+          <w:p>
+            <w:pPr>
+              <w:pStyle w:val="TableParagraph"/>
+              <w:numPr>
+                <w:ilvl w:val="0"/>
+                <w:numId w:val="41"/>
+              </w:numPr>
+              <w:spacing w:before="265"/>
+              <w:jc w:val="both"/>
+              <w:rPr>
+                <w:sz w:val="24"/>
+                <w:szCs w:val="24"/>
+              </w:rPr>
+            </w:pPr>
+            <w:r>
+              <w:rPr>
+                <w:sz w:val="24"/>
+                <w:szCs w:val="24"/>
+              </w:rPr>
+              <w:t>Odabir kriterija filtriranja (opcionalno)</w:t>
+            </w:r>
+          </w:p>
+        </w:tc>
+        <w:tc>
+          <w:tcPr>
+            <w:tcW w:w="4330" w:type="dxa"/>
+            <w:tcBorders>
+              <w:top w:val="single" w:sz="4" w:space="0" w:color="BEBEBE"/>
+              <w:left w:val="single" w:sz="4" w:space="0" w:color="BEBEBE"/>
+              <w:bottom w:val="single" w:sz="4" w:space="0" w:color="BEBEBE"/>
+            </w:tcBorders>
+          </w:tcPr>
+          <w:p>
+            <w:pPr>
+              <w:pStyle w:val="TableParagraph"/>
+              <w:ind w:left="827"/>
+              <w:jc w:val="both"/>
+              <w:rPr>
+                <w:sz w:val="24"/>
+                <w:szCs w:val="24"/>
+              </w:rPr>
+            </w:pPr>
+          </w:p>
+        </w:tc>
+      </w:tr>
+      <w:tr>
+        <w:trPr>
+          <w:trHeight w:val="710"/>
+        </w:trPr>
+        <w:tc>
+          <w:tcPr>
+            <w:tcW w:w="4584" w:type="dxa"/>
+            <w:tcBorders>
+              <w:top w:val="single" w:sz="4" w:space="0" w:color="BEBEBE"/>
+              <w:bottom w:val="single" w:sz="4" w:space="0" w:color="BEBEBE"/>
+              <w:right w:val="single" w:sz="4" w:space="0" w:color="BEBEBE"/>
+            </w:tcBorders>
+          </w:tcPr>
+          <w:p>
+            <w:pPr>
+              <w:pStyle w:val="TableParagraph"/>
+              <w:spacing w:before="212"/>
+              <w:ind w:left="827"/>
+              <w:jc w:val="both"/>
+              <w:rPr>
+                <w:sz w:val="24"/>
+                <w:szCs w:val="24"/>
+              </w:rPr>
+            </w:pPr>
+          </w:p>
+        </w:tc>
+        <w:tc>
+          <w:tcPr>
+            <w:tcW w:w="4330" w:type="dxa"/>
+            <w:tcBorders>
+              <w:top w:val="single" w:sz="4" w:space="0" w:color="BEBEBE"/>
+              <w:left w:val="single" w:sz="4" w:space="0" w:color="BEBEBE"/>
+              <w:bottom w:val="single" w:sz="4" w:space="0" w:color="BEBEBE"/>
+            </w:tcBorders>
+          </w:tcPr>
+          <w:p>
+            <w:pPr>
+              <w:pStyle w:val="TableParagraph"/>
+              <w:numPr>
+                <w:ilvl w:val="0"/>
+                <w:numId w:val="41"/>
+              </w:numPr>
+              <w:jc w:val="both"/>
+              <w:rPr>
+                <w:sz w:val="24"/>
+                <w:szCs w:val="24"/>
+              </w:rPr>
+            </w:pPr>
+            <w:r>
+              <w:rPr>
+                <w:sz w:val="24"/>
+                <w:szCs w:val="24"/>
+              </w:rPr>
+              <w:t>Filtriranje parking objekata prema kriterijima</w:t>
+            </w:r>
+          </w:p>
+        </w:tc>
+      </w:tr>
+      <w:tr>
+        <w:trPr>
+          <w:trHeight w:val="710"/>
+        </w:trPr>
+        <w:tc>
+          <w:tcPr>
+            <w:tcW w:w="4584" w:type="dxa"/>
+            <w:tcBorders>
+              <w:top w:val="single" w:sz="4" w:space="0" w:color="BEBEBE"/>
+              <w:bottom w:val="single" w:sz="4" w:space="0" w:color="BEBEBE"/>
+              <w:right w:val="single" w:sz="4" w:space="0" w:color="BEBEBE"/>
+            </w:tcBorders>
+          </w:tcPr>
+          <w:p>
+            <w:pPr>
+              <w:pStyle w:val="TableParagraph"/>
+              <w:numPr>
+                <w:ilvl w:val="0"/>
+                <w:numId w:val="41"/>
+              </w:numPr>
+              <w:spacing w:before="212"/>
+              <w:jc w:val="both"/>
+              <w:rPr>
+                <w:sz w:val="24"/>
+                <w:szCs w:val="24"/>
+              </w:rPr>
+            </w:pPr>
+            <w:r>
+              <w:rPr>
+                <w:sz w:val="24"/>
+                <w:szCs w:val="24"/>
+              </w:rPr>
+              <w:t>Odabir lokacije za pretraživanje</w:t>
+            </w:r>
+          </w:p>
+        </w:tc>
+        <w:tc>
+          <w:tcPr>
+            <w:tcW w:w="4330" w:type="dxa"/>
+            <w:tcBorders>
+              <w:top w:val="single" w:sz="4" w:space="0" w:color="BEBEBE"/>
+              <w:left w:val="single" w:sz="4" w:space="0" w:color="BEBEBE"/>
+              <w:bottom w:val="single" w:sz="4" w:space="0" w:color="BEBEBE"/>
+            </w:tcBorders>
+          </w:tcPr>
+          <w:p>
+            <w:pPr>
+              <w:pStyle w:val="TableParagraph"/>
+              <w:ind w:left="827"/>
+              <w:jc w:val="both"/>
+              <w:rPr>
+                <w:sz w:val="24"/>
+                <w:szCs w:val="24"/>
+              </w:rPr>
+            </w:pPr>
+          </w:p>
+        </w:tc>
+      </w:tr>
+      <w:tr>
+        <w:trPr>
+          <w:trHeight w:val="710"/>
+        </w:trPr>
+        <w:tc>
+          <w:tcPr>
+            <w:tcW w:w="4584" w:type="dxa"/>
+            <w:tcBorders>
+              <w:top w:val="single" w:sz="4" w:space="0" w:color="BEBEBE"/>
+              <w:bottom w:val="single" w:sz="4" w:space="0" w:color="BEBEBE"/>
+              <w:right w:val="single" w:sz="4" w:space="0" w:color="BEBEBE"/>
+            </w:tcBorders>
+          </w:tcPr>
+          <w:p>
+            <w:pPr>
+              <w:pStyle w:val="TableParagraph"/>
+              <w:spacing w:before="212"/>
+              <w:ind w:left="827"/>
+              <w:jc w:val="both"/>
+              <w:rPr>
+                <w:sz w:val="24"/>
+                <w:szCs w:val="24"/>
+              </w:rPr>
+            </w:pPr>
+          </w:p>
+        </w:tc>
+        <w:tc>
+          <w:tcPr>
+            <w:tcW w:w="4330" w:type="dxa"/>
+            <w:tcBorders>
+              <w:top w:val="single" w:sz="4" w:space="0" w:color="BEBEBE"/>
+              <w:left w:val="single" w:sz="4" w:space="0" w:color="BEBEBE"/>
+              <w:bottom w:val="single" w:sz="4" w:space="0" w:color="BEBEBE"/>
+            </w:tcBorders>
+          </w:tcPr>
+          <w:p>
+            <w:pPr>
+              <w:pStyle w:val="TableParagraph"/>
+              <w:numPr>
+                <w:ilvl w:val="0"/>
+                <w:numId w:val="41"/>
+              </w:numPr>
+              <w:jc w:val="both"/>
+              <w:rPr>
+                <w:sz w:val="24"/>
+                <w:szCs w:val="24"/>
+              </w:rPr>
+            </w:pPr>
+            <w:r>
+              <w:rPr>
+                <w:sz w:val="24"/>
+                <w:szCs w:val="24"/>
+              </w:rPr>
+              <w:t>Pretraga i prikaz parking objekata u blizini date lokacije</w:t>
+            </w:r>
+          </w:p>
+        </w:tc>
+      </w:tr>
+      <w:tr>
+        <w:trPr>
+          <w:trHeight w:val="657"/>
+        </w:trPr>
+        <w:tc>
+          <w:tcPr>
+            <w:tcW w:w="4584" w:type="dxa"/>
+            <w:tcBorders>
+              <w:top w:val="single" w:sz="4" w:space="0" w:color="BEBEBE"/>
+              <w:bottom w:val="single" w:sz="4" w:space="0" w:color="BEBEBE"/>
+              <w:right w:val="single" w:sz="4" w:space="0" w:color="BEBEBE"/>
+            </w:tcBorders>
+          </w:tcPr>
+          <w:p>
+            <w:pPr>
+              <w:pStyle w:val="TableParagraph"/>
+              <w:numPr>
+                <w:ilvl w:val="0"/>
+                <w:numId w:val="41"/>
+              </w:numPr>
+              <w:spacing w:before="183"/>
+              <w:jc w:val="both"/>
+              <w:rPr>
+                <w:sz w:val="24"/>
+                <w:szCs w:val="24"/>
+              </w:rPr>
+            </w:pPr>
+            <w:r>
+              <w:rPr>
+                <w:sz w:val="24"/>
+                <w:szCs w:val="24"/>
+              </w:rPr>
+              <w:t>Odabir parking objekta putem markera</w:t>
+            </w:r>
+          </w:p>
+        </w:tc>
+        <w:tc>
+          <w:tcPr>
+            <w:tcW w:w="4330" w:type="dxa"/>
+            <w:tcBorders>
+              <w:top w:val="single" w:sz="4" w:space="0" w:color="BEBEBE"/>
+              <w:left w:val="single" w:sz="4" w:space="0" w:color="BEBEBE"/>
+              <w:bottom w:val="single" w:sz="4" w:space="0" w:color="BEBEBE"/>
+            </w:tcBorders>
+          </w:tcPr>
+          <w:p>
+            <w:pPr>
+              <w:pStyle w:val="TableParagraph"/>
+              <w:ind w:left="827"/>
+              <w:jc w:val="both"/>
+              <w:rPr>
+                <w:sz w:val="24"/>
+                <w:szCs w:val="24"/>
+              </w:rPr>
+            </w:pPr>
+          </w:p>
+        </w:tc>
+      </w:tr>
+      <w:tr>
+        <w:trPr>
+          <w:trHeight w:val="657"/>
+        </w:trPr>
+        <w:tc>
+          <w:tcPr>
+            <w:tcW w:w="4584" w:type="dxa"/>
+            <w:tcBorders>
+              <w:top w:val="single" w:sz="4" w:space="0" w:color="BEBEBE"/>
+              <w:bottom w:val="single" w:sz="4" w:space="0" w:color="BEBEBE"/>
+              <w:right w:val="single" w:sz="4" w:space="0" w:color="BEBEBE"/>
+            </w:tcBorders>
+          </w:tcPr>
+          <w:p>
+            <w:pPr>
+              <w:pStyle w:val="TableParagraph"/>
+              <w:spacing w:before="184"/>
+              <w:ind w:left="827"/>
+              <w:jc w:val="both"/>
+              <w:rPr>
+                <w:sz w:val="24"/>
+                <w:szCs w:val="24"/>
+              </w:rPr>
+            </w:pPr>
+          </w:p>
+        </w:tc>
+        <w:tc>
+          <w:tcPr>
+            <w:tcW w:w="4330" w:type="dxa"/>
+            <w:tcBorders>
+              <w:top w:val="single" w:sz="4" w:space="0" w:color="BEBEBE"/>
+              <w:left w:val="single" w:sz="4" w:space="0" w:color="BEBEBE"/>
+              <w:bottom w:val="single" w:sz="4" w:space="0" w:color="BEBEBE"/>
+            </w:tcBorders>
+          </w:tcPr>
+          <w:p>
+            <w:pPr>
+              <w:pStyle w:val="TableParagraph"/>
+              <w:numPr>
+                <w:ilvl w:val="0"/>
+                <w:numId w:val="41"/>
+              </w:numPr>
+              <w:jc w:val="both"/>
+              <w:rPr>
+                <w:sz w:val="24"/>
+                <w:szCs w:val="24"/>
+              </w:rPr>
+            </w:pPr>
+            <w:r>
+              <w:rPr>
+                <w:sz w:val="24"/>
+                <w:szCs w:val="24"/>
+              </w:rPr>
+              <w:t xml:space="preserve">Prikaz detalja parking objekta </w:t>
+            </w:r>
+          </w:p>
+        </w:tc>
+      </w:tr>
+      <w:tr>
+        <w:trPr>
+          <w:trHeight w:val="900"/>
+        </w:trPr>
+        <w:tc>
+          <w:tcPr>
+            <w:tcW w:w="4584" w:type="dxa"/>
+            <w:tcBorders>
+              <w:top w:val="single" w:sz="4" w:space="0" w:color="BEBEBE"/>
+              <w:bottom w:val="single" w:sz="4" w:space="0" w:color="BEBEBE"/>
+              <w:right w:val="single" w:sz="4" w:space="0" w:color="BEBEBE"/>
+            </w:tcBorders>
+          </w:tcPr>
+          <w:p>
+            <w:pPr>
+              <w:pStyle w:val="TableParagraph"/>
+              <w:numPr>
+                <w:ilvl w:val="0"/>
+                <w:numId w:val="41"/>
+              </w:numPr>
+              <w:jc w:val="both"/>
+              <w:rPr>
+                <w:sz w:val="24"/>
+                <w:szCs w:val="24"/>
+              </w:rPr>
+            </w:pPr>
+            <w:r>
+              <w:rPr>
+                <w:sz w:val="24"/>
+                <w:szCs w:val="24"/>
+              </w:rPr>
+              <w:t xml:space="preserve">Potvrditi odabir parking objekta </w:t>
+            </w:r>
+            <w:r>
+              <w:rPr>
+                <w:sz w:val="24"/>
+                <w:szCs w:val="24"/>
+              </w:rPr>
+              <w:t>ili se vratiti na prikaz mape</w:t>
+            </w:r>
+          </w:p>
+        </w:tc>
+        <w:tc>
+          <w:tcPr>
+            <w:tcW w:w="4330" w:type="dxa"/>
+            <w:tcBorders>
+              <w:top w:val="single" w:sz="4" w:space="0" w:color="BEBEBE"/>
+              <w:left w:val="single" w:sz="4" w:space="0" w:color="BEBEBE"/>
+              <w:bottom w:val="single" w:sz="4" w:space="0" w:color="BEBEBE"/>
+            </w:tcBorders>
+          </w:tcPr>
+          <w:p>
+            <w:pPr>
+              <w:pStyle w:val="TableParagraph"/>
+              <w:spacing w:before="193"/>
+              <w:ind w:left="827"/>
+              <w:jc w:val="both"/>
+              <w:rPr>
+                <w:sz w:val="24"/>
+                <w:szCs w:val="24"/>
+              </w:rPr>
+            </w:pPr>
+          </w:p>
+        </w:tc>
+      </w:tr>
+      <w:tr>
+        <w:trPr>
+          <w:trHeight w:val="900"/>
+        </w:trPr>
+        <w:tc>
+          <w:tcPr>
+            <w:tcW w:w="4584" w:type="dxa"/>
+            <w:tcBorders>
+              <w:top w:val="single" w:sz="4" w:space="0" w:color="BEBEBE"/>
+              <w:bottom w:val="single" w:sz="4" w:space="0" w:color="BEBEBE"/>
+              <w:right w:val="single" w:sz="4" w:space="0" w:color="BEBEBE"/>
+            </w:tcBorders>
+          </w:tcPr>
+          <w:p>
+            <w:pPr>
+              <w:pStyle w:val="TableParagraph"/>
+              <w:ind w:left="827"/>
+              <w:jc w:val="both"/>
+              <w:rPr>
+                <w:sz w:val="24"/>
+                <w:szCs w:val="24"/>
+              </w:rPr>
+            </w:pPr>
+          </w:p>
+        </w:tc>
+        <w:tc>
+          <w:tcPr>
+            <w:tcW w:w="4330" w:type="dxa"/>
+            <w:tcBorders>
+              <w:top w:val="single" w:sz="4" w:space="0" w:color="BEBEBE"/>
+              <w:left w:val="single" w:sz="4" w:space="0" w:color="BEBEBE"/>
+              <w:bottom w:val="single" w:sz="4" w:space="0" w:color="BEBEBE"/>
+            </w:tcBorders>
+          </w:tcPr>
+          <w:p>
+            <w:pPr>
+              <w:pStyle w:val="TableParagraph"/>
+              <w:numPr>
+                <w:ilvl w:val="0"/>
+                <w:numId w:val="41"/>
+              </w:numPr>
+              <w:spacing w:before="193"/>
+              <w:jc w:val="both"/>
+              <w:rPr>
+                <w:sz w:val="24"/>
+                <w:szCs w:val="24"/>
+              </w:rPr>
+            </w:pPr>
+            <w:r>
+              <w:rPr>
+                <w:sz w:val="24"/>
+                <w:szCs w:val="24"/>
+              </w:rPr>
+              <w:t>Evidentirati izbor i omogućiti rezervaciju</w:t>
+            </w:r>
+          </w:p>
+        </w:tc>
+      </w:tr>
+    </w:tbl>
+    <w:p>
+      <w:pPr>
+        <w:pStyle w:val="Heading3s"/>
       </w:pPr>
     </w:p>
     <w:p>
@@ -21757,7 +22493,7 @@
               <w:rPr>
                 <w:noProof/>
               </w:rPr>
-              <w:t>20</w:t>
+              <w:t>21</w:t>
             </w:r>
           </w:fldSimple>
         </w:p>
@@ -21825,7 +22561,7 @@
               <w:rPr>
                 <w:noProof/>
               </w:rPr>
-              <w:t>21</w:t>
+              <w:t>22</w:t>
             </w:r>
           </w:fldSimple>
         </w:p>
@@ -21893,7 +22629,7 @@
               <w:rPr>
                 <w:noProof/>
               </w:rPr>
-              <w:t>22</w:t>
+              <w:t>23</w:t>
             </w:r>
           </w:fldSimple>
         </w:p>
@@ -23170,10 +23906,414 @@
     </w:lvl>
   </w:abstractNum>
   <w:abstractNum w:abstractNumId="7">
-    <w:nsid w:val="0F4919B5"/>
+    <w:nsid w:val="0F6D2782"/>
     <w:multiLevelType w:val="hybridMultilevel"/>
-    <w:tmpl w:val="DCF41222"/>
-    <w:lvl w:ilvl="0" w:tplc="DE562538">
+    <w:tmpl w:val="B9465620"/>
+    <w:lvl w:ilvl="0" w:tplc="A356AF10">
+      <w:start w:val="1"/>
+      <w:numFmt w:val="bullet"/>
+      <w:lvlText w:val=""/>
+      <w:lvlJc w:val="left"/>
+      <w:pPr>
+        <w:ind w:left="720" w:hanging="360"/>
+      </w:pPr>
+      <w:rPr>
+        <w:rFonts w:ascii="Symbol" w:hAnsi="Symbol" w:hint="default"/>
+      </w:rPr>
+    </w:lvl>
+    <w:lvl w:ilvl="1" w:tplc="9202EFE4">
+      <w:start w:val="1"/>
+      <w:numFmt w:val="bullet"/>
+      <w:lvlText w:val="o"/>
+      <w:lvlJc w:val="left"/>
+      <w:pPr>
+        <w:ind w:left="1440" w:hanging="360"/>
+      </w:pPr>
+      <w:rPr>
+        <w:rFonts w:ascii="Courier New" w:hAnsi="Courier New" w:hint="default"/>
+      </w:rPr>
+    </w:lvl>
+    <w:lvl w:ilvl="2" w:tplc="C298E352">
+      <w:start w:val="1"/>
+      <w:numFmt w:val="bullet"/>
+      <w:lvlText w:val=""/>
+      <w:lvlJc w:val="left"/>
+      <w:pPr>
+        <w:ind w:left="2160" w:hanging="360"/>
+      </w:pPr>
+      <w:rPr>
+        <w:rFonts w:ascii="Wingdings" w:hAnsi="Wingdings" w:hint="default"/>
+      </w:rPr>
+    </w:lvl>
+    <w:lvl w:ilvl="3" w:tplc="6C80F1C0">
+      <w:start w:val="1"/>
+      <w:numFmt w:val="bullet"/>
+      <w:lvlText w:val=""/>
+      <w:lvlJc w:val="left"/>
+      <w:pPr>
+        <w:ind w:left="2880" w:hanging="360"/>
+      </w:pPr>
+      <w:rPr>
+        <w:rFonts w:ascii="Symbol" w:hAnsi="Symbol" w:hint="default"/>
+      </w:rPr>
+    </w:lvl>
+    <w:lvl w:ilvl="4" w:tplc="FE22E5DA">
+      <w:start w:val="1"/>
+      <w:numFmt w:val="bullet"/>
+      <w:lvlText w:val="o"/>
+      <w:lvlJc w:val="left"/>
+      <w:pPr>
+        <w:ind w:left="3600" w:hanging="360"/>
+      </w:pPr>
+      <w:rPr>
+        <w:rFonts w:ascii="Courier New" w:hAnsi="Courier New" w:hint="default"/>
+      </w:rPr>
+    </w:lvl>
+    <w:lvl w:ilvl="5" w:tplc="99BE8AC6">
+      <w:start w:val="1"/>
+      <w:numFmt w:val="bullet"/>
+      <w:lvlText w:val=""/>
+      <w:lvlJc w:val="left"/>
+      <w:pPr>
+        <w:ind w:left="4320" w:hanging="360"/>
+      </w:pPr>
+      <w:rPr>
+        <w:rFonts w:ascii="Wingdings" w:hAnsi="Wingdings" w:hint="default"/>
+      </w:rPr>
+    </w:lvl>
+    <w:lvl w:ilvl="6" w:tplc="72BAEEAC">
+      <w:start w:val="1"/>
+      <w:numFmt w:val="bullet"/>
+      <w:lvlText w:val=""/>
+      <w:lvlJc w:val="left"/>
+      <w:pPr>
+        <w:ind w:left="5040" w:hanging="360"/>
+      </w:pPr>
+      <w:rPr>
+        <w:rFonts w:ascii="Symbol" w:hAnsi="Symbol" w:hint="default"/>
+      </w:rPr>
+    </w:lvl>
+    <w:lvl w:ilvl="7" w:tplc="EE56E69A">
+      <w:start w:val="1"/>
+      <w:numFmt w:val="bullet"/>
+      <w:lvlText w:val="o"/>
+      <w:lvlJc w:val="left"/>
+      <w:pPr>
+        <w:ind w:left="5760" w:hanging="360"/>
+      </w:pPr>
+      <w:rPr>
+        <w:rFonts w:ascii="Courier New" w:hAnsi="Courier New" w:hint="default"/>
+      </w:rPr>
+    </w:lvl>
+    <w:lvl w:ilvl="8" w:tplc="5EFEB428">
+      <w:start w:val="1"/>
+      <w:numFmt w:val="bullet"/>
+      <w:lvlText w:val=""/>
+      <w:lvlJc w:val="left"/>
+      <w:pPr>
+        <w:ind w:left="6480" w:hanging="360"/>
+      </w:pPr>
+      <w:rPr>
+        <w:rFonts w:ascii="Wingdings" w:hAnsi="Wingdings" w:hint="default"/>
+      </w:rPr>
+    </w:lvl>
+  </w:abstractNum>
+  <w:abstractNum w:abstractNumId="8">
+    <w:nsid w:val="11B20167"/>
+    <w:multiLevelType w:val="hybridMultilevel"/>
+    <w:tmpl w:val="DCF43A20"/>
+    <w:lvl w:ilvl="0" w:tplc="A8706234">
+      <w:start w:val="1"/>
+      <w:numFmt w:val="decimal"/>
+      <w:lvlText w:val="%1."/>
+      <w:lvlJc w:val="left"/>
+      <w:pPr>
+        <w:ind w:left="827" w:hanging="360"/>
+      </w:pPr>
+      <w:rPr>
+        <w:rFonts w:hint="default"/>
+      </w:rPr>
+    </w:lvl>
+    <w:lvl w:ilvl="1" w:tplc="04090019" w:tentative="1">
+      <w:start w:val="1"/>
+      <w:numFmt w:val="lowerLetter"/>
+      <w:lvlText w:val="%2."/>
+      <w:lvlJc w:val="left"/>
+      <w:pPr>
+        <w:ind w:left="1440" w:hanging="360"/>
+      </w:pPr>
+    </w:lvl>
+    <w:lvl w:ilvl="2" w:tplc="0409001B" w:tentative="1">
+      <w:start w:val="1"/>
+      <w:numFmt w:val="lowerRoman"/>
+      <w:lvlText w:val="%3."/>
+      <w:lvlJc w:val="right"/>
+      <w:pPr>
+        <w:ind w:left="2160" w:hanging="180"/>
+      </w:pPr>
+    </w:lvl>
+    <w:lvl w:ilvl="3" w:tplc="0409000F" w:tentative="1">
+      <w:start w:val="1"/>
+      <w:numFmt w:val="decimal"/>
+      <w:lvlText w:val="%4."/>
+      <w:lvlJc w:val="left"/>
+      <w:pPr>
+        <w:ind w:left="2880" w:hanging="360"/>
+      </w:pPr>
+    </w:lvl>
+    <w:lvl w:ilvl="4" w:tplc="04090019" w:tentative="1">
+      <w:start w:val="1"/>
+      <w:numFmt w:val="lowerLetter"/>
+      <w:lvlText w:val="%5."/>
+      <w:lvlJc w:val="left"/>
+      <w:pPr>
+        <w:ind w:left="3600" w:hanging="360"/>
+      </w:pPr>
+    </w:lvl>
+    <w:lvl w:ilvl="5" w:tplc="0409001B" w:tentative="1">
+      <w:start w:val="1"/>
+      <w:numFmt w:val="lowerRoman"/>
+      <w:lvlText w:val="%6."/>
+      <w:lvlJc w:val="right"/>
+      <w:pPr>
+        <w:ind w:left="4320" w:hanging="180"/>
+      </w:pPr>
+    </w:lvl>
+    <w:lvl w:ilvl="6" w:tplc="0409000F" w:tentative="1">
+      <w:start w:val="1"/>
+      <w:numFmt w:val="decimal"/>
+      <w:lvlText w:val="%7."/>
+      <w:lvlJc w:val="left"/>
+      <w:pPr>
+        <w:ind w:left="5040" w:hanging="360"/>
+      </w:pPr>
+    </w:lvl>
+    <w:lvl w:ilvl="7" w:tplc="04090019" w:tentative="1">
+      <w:start w:val="1"/>
+      <w:numFmt w:val="lowerLetter"/>
+      <w:lvlText w:val="%8."/>
+      <w:lvlJc w:val="left"/>
+      <w:pPr>
+        <w:ind w:left="5760" w:hanging="360"/>
+      </w:pPr>
+    </w:lvl>
+    <w:lvl w:ilvl="8" w:tplc="0409001B" w:tentative="1">
+      <w:start w:val="1"/>
+      <w:numFmt w:val="lowerRoman"/>
+      <w:lvlText w:val="%9."/>
+      <w:lvlJc w:val="right"/>
+      <w:pPr>
+        <w:ind w:left="6480" w:hanging="180"/>
+      </w:pPr>
+    </w:lvl>
+  </w:abstractNum>
+  <w:abstractNum w:abstractNumId="9">
+    <w:nsid w:val="12677612"/>
+    <w:multiLevelType w:val="hybridMultilevel"/>
+    <w:tmpl w:val="812C0EE6"/>
+    <w:lvl w:ilvl="0" w:tplc="DF26454A">
+      <w:start w:val="1"/>
+      <w:numFmt w:val="bullet"/>
+      <w:lvlText w:val=""/>
+      <w:lvlJc w:val="left"/>
+      <w:pPr>
+        <w:ind w:left="720" w:hanging="360"/>
+      </w:pPr>
+      <w:rPr>
+        <w:rFonts w:ascii="Symbol" w:hAnsi="Symbol" w:hint="default"/>
+      </w:rPr>
+    </w:lvl>
+    <w:lvl w:ilvl="1" w:tplc="A51A6A68">
+      <w:start w:val="1"/>
+      <w:numFmt w:val="bullet"/>
+      <w:lvlText w:val="o"/>
+      <w:lvlJc w:val="left"/>
+      <w:pPr>
+        <w:ind w:left="1440" w:hanging="360"/>
+      </w:pPr>
+      <w:rPr>
+        <w:rFonts w:ascii="Courier New" w:hAnsi="Courier New" w:hint="default"/>
+      </w:rPr>
+    </w:lvl>
+    <w:lvl w:ilvl="2" w:tplc="7578FE9A">
+      <w:start w:val="1"/>
+      <w:numFmt w:val="bullet"/>
+      <w:lvlText w:val=""/>
+      <w:lvlJc w:val="left"/>
+      <w:pPr>
+        <w:ind w:left="2160" w:hanging="360"/>
+      </w:pPr>
+      <w:rPr>
+        <w:rFonts w:ascii="Wingdings" w:hAnsi="Wingdings" w:hint="default"/>
+      </w:rPr>
+    </w:lvl>
+    <w:lvl w:ilvl="3" w:tplc="1922A73A">
+      <w:start w:val="1"/>
+      <w:numFmt w:val="bullet"/>
+      <w:lvlText w:val=""/>
+      <w:lvlJc w:val="left"/>
+      <w:pPr>
+        <w:ind w:left="2880" w:hanging="360"/>
+      </w:pPr>
+      <w:rPr>
+        <w:rFonts w:ascii="Symbol" w:hAnsi="Symbol" w:hint="default"/>
+      </w:rPr>
+    </w:lvl>
+    <w:lvl w:ilvl="4" w:tplc="F5CC1E8C">
+      <w:start w:val="1"/>
+      <w:numFmt w:val="bullet"/>
+      <w:lvlText w:val="o"/>
+      <w:lvlJc w:val="left"/>
+      <w:pPr>
+        <w:ind w:left="3600" w:hanging="360"/>
+      </w:pPr>
+      <w:rPr>
+        <w:rFonts w:ascii="Courier New" w:hAnsi="Courier New" w:hint="default"/>
+      </w:rPr>
+    </w:lvl>
+    <w:lvl w:ilvl="5" w:tplc="2474E6C0">
+      <w:start w:val="1"/>
+      <w:numFmt w:val="bullet"/>
+      <w:lvlText w:val=""/>
+      <w:lvlJc w:val="left"/>
+      <w:pPr>
+        <w:ind w:left="4320" w:hanging="360"/>
+      </w:pPr>
+      <w:rPr>
+        <w:rFonts w:ascii="Wingdings" w:hAnsi="Wingdings" w:hint="default"/>
+      </w:rPr>
+    </w:lvl>
+    <w:lvl w:ilvl="6" w:tplc="FD206A84">
+      <w:start w:val="1"/>
+      <w:numFmt w:val="bullet"/>
+      <w:lvlText w:val=""/>
+      <w:lvlJc w:val="left"/>
+      <w:pPr>
+        <w:ind w:left="5040" w:hanging="360"/>
+      </w:pPr>
+      <w:rPr>
+        <w:rFonts w:ascii="Symbol" w:hAnsi="Symbol" w:hint="default"/>
+      </w:rPr>
+    </w:lvl>
+    <w:lvl w:ilvl="7" w:tplc="A0DA4F8A">
+      <w:start w:val="1"/>
+      <w:numFmt w:val="bullet"/>
+      <w:lvlText w:val="o"/>
+      <w:lvlJc w:val="left"/>
+      <w:pPr>
+        <w:ind w:left="5760" w:hanging="360"/>
+      </w:pPr>
+      <w:rPr>
+        <w:rFonts w:ascii="Courier New" w:hAnsi="Courier New" w:hint="default"/>
+      </w:rPr>
+    </w:lvl>
+    <w:lvl w:ilvl="8" w:tplc="DA4E95F0">
+      <w:start w:val="1"/>
+      <w:numFmt w:val="bullet"/>
+      <w:lvlText w:val=""/>
+      <w:lvlJc w:val="left"/>
+      <w:pPr>
+        <w:ind w:left="6480" w:hanging="360"/>
+      </w:pPr>
+      <w:rPr>
+        <w:rFonts w:ascii="Wingdings" w:hAnsi="Wingdings" w:hint="default"/>
+      </w:rPr>
+    </w:lvl>
+  </w:abstractNum>
+  <w:abstractNum w:abstractNumId="10">
+    <w:nsid w:val="13B662B8"/>
+    <w:multiLevelType w:val="hybridMultilevel"/>
+    <w:tmpl w:val="927885E8"/>
+    <w:lvl w:ilvl="0" w:tplc="A8706234">
+      <w:start w:val="1"/>
+      <w:numFmt w:val="decimal"/>
+      <w:lvlText w:val="%1."/>
+      <w:lvlJc w:val="left"/>
+      <w:pPr>
+        <w:ind w:left="827" w:hanging="360"/>
+      </w:pPr>
+      <w:rPr>
+        <w:rFonts w:hint="default"/>
+      </w:rPr>
+    </w:lvl>
+    <w:lvl w:ilvl="1" w:tplc="04090019" w:tentative="1">
+      <w:start w:val="1"/>
+      <w:numFmt w:val="lowerLetter"/>
+      <w:lvlText w:val="%2."/>
+      <w:lvlJc w:val="left"/>
+      <w:pPr>
+        <w:ind w:left="1440" w:hanging="360"/>
+      </w:pPr>
+    </w:lvl>
+    <w:lvl w:ilvl="2" w:tplc="0409001B" w:tentative="1">
+      <w:start w:val="1"/>
+      <w:numFmt w:val="lowerRoman"/>
+      <w:lvlText w:val="%3."/>
+      <w:lvlJc w:val="right"/>
+      <w:pPr>
+        <w:ind w:left="2160" w:hanging="180"/>
+      </w:pPr>
+    </w:lvl>
+    <w:lvl w:ilvl="3" w:tplc="0409000F" w:tentative="1">
+      <w:start w:val="1"/>
+      <w:numFmt w:val="decimal"/>
+      <w:lvlText w:val="%4."/>
+      <w:lvlJc w:val="left"/>
+      <w:pPr>
+        <w:ind w:left="2880" w:hanging="360"/>
+      </w:pPr>
+    </w:lvl>
+    <w:lvl w:ilvl="4" w:tplc="04090019" w:tentative="1">
+      <w:start w:val="1"/>
+      <w:numFmt w:val="lowerLetter"/>
+      <w:lvlText w:val="%5."/>
+      <w:lvlJc w:val="left"/>
+      <w:pPr>
+        <w:ind w:left="3600" w:hanging="360"/>
+      </w:pPr>
+    </w:lvl>
+    <w:lvl w:ilvl="5" w:tplc="0409001B" w:tentative="1">
+      <w:start w:val="1"/>
+      <w:numFmt w:val="lowerRoman"/>
+      <w:lvlText w:val="%6."/>
+      <w:lvlJc w:val="right"/>
+      <w:pPr>
+        <w:ind w:left="4320" w:hanging="180"/>
+      </w:pPr>
+    </w:lvl>
+    <w:lvl w:ilvl="6" w:tplc="0409000F" w:tentative="1">
+      <w:start w:val="1"/>
+      <w:numFmt w:val="decimal"/>
+      <w:lvlText w:val="%7."/>
+      <w:lvlJc w:val="left"/>
+      <w:pPr>
+        <w:ind w:left="5040" w:hanging="360"/>
+      </w:pPr>
+    </w:lvl>
+    <w:lvl w:ilvl="7" w:tplc="04090019" w:tentative="1">
+      <w:start w:val="1"/>
+      <w:numFmt w:val="lowerLetter"/>
+      <w:lvlText w:val="%8."/>
+      <w:lvlJc w:val="left"/>
+      <w:pPr>
+        <w:ind w:left="5760" w:hanging="360"/>
+      </w:pPr>
+    </w:lvl>
+    <w:lvl w:ilvl="8" w:tplc="0409001B" w:tentative="1">
+      <w:start w:val="1"/>
+      <w:numFmt w:val="lowerRoman"/>
+      <w:lvlText w:val="%9."/>
+      <w:lvlJc w:val="right"/>
+      <w:pPr>
+        <w:ind w:left="6480" w:hanging="180"/>
+      </w:pPr>
+    </w:lvl>
+  </w:abstractNum>
+  <w:abstractNum w:abstractNumId="11">
+    <w:nsid w:val="228F123B"/>
+    <w:multiLevelType w:val="hybridMultilevel"/>
+    <w:tmpl w:val="509027BE"/>
+    <w:lvl w:ilvl="0" w:tplc="018A8A14">
       <w:start w:val="1"/>
       <w:numFmt w:val="decimal"/>
       <w:lvlText w:val="%1."/>
@@ -23194,7 +24334,7 @@
         <w:lang w:val="hr-HR" w:eastAsia="en-US" w:bidi="ar-SA"/>
       </w:rPr>
     </w:lvl>
-    <w:lvl w:ilvl="1" w:tplc="29E0C55C">
+    <w:lvl w:ilvl="1" w:tplc="83B09192">
       <w:numFmt w:val="bullet"/>
       <w:lvlText w:val="•"/>
       <w:lvlJc w:val="left"/>
@@ -23206,84 +24346,84 @@
         <w:lang w:val="hr-HR" w:eastAsia="en-US" w:bidi="ar-SA"/>
       </w:rPr>
     </w:lvl>
-    <w:lvl w:ilvl="2" w:tplc="CDFE10B0">
+    <w:lvl w:ilvl="2" w:tplc="03680F86">
       <w:numFmt w:val="bullet"/>
       <w:lvlText w:val="•"/>
       <w:lvlJc w:val="left"/>
       <w:pPr>
-        <w:ind w:left="2112" w:hanging="360"/>
+        <w:ind w:left="2113" w:hanging="360"/>
       </w:pPr>
       <w:rPr>
         <w:rFonts w:hint="default"/>
         <w:lang w:val="hr-HR" w:eastAsia="en-US" w:bidi="ar-SA"/>
       </w:rPr>
     </w:lvl>
-    <w:lvl w:ilvl="3" w:tplc="AB460DB0">
+    <w:lvl w:ilvl="3" w:tplc="ED9C1EFC">
       <w:numFmt w:val="bullet"/>
       <w:lvlText w:val="•"/>
       <w:lvlJc w:val="left"/>
       <w:pPr>
-        <w:ind w:left="2759" w:hanging="360"/>
+        <w:ind w:left="2760" w:hanging="360"/>
       </w:pPr>
       <w:rPr>
         <w:rFonts w:hint="default"/>
         <w:lang w:val="hr-HR" w:eastAsia="en-US" w:bidi="ar-SA"/>
       </w:rPr>
     </w:lvl>
-    <w:lvl w:ilvl="4" w:tplc="76483410">
+    <w:lvl w:ilvl="4" w:tplc="0882B946">
       <w:numFmt w:val="bullet"/>
       <w:lvlText w:val="•"/>
       <w:lvlJc w:val="left"/>
       <w:pPr>
-        <w:ind w:left="3405" w:hanging="360"/>
+        <w:ind w:left="3407" w:hanging="360"/>
       </w:pPr>
       <w:rPr>
         <w:rFonts w:hint="default"/>
         <w:lang w:val="hr-HR" w:eastAsia="en-US" w:bidi="ar-SA"/>
       </w:rPr>
     </w:lvl>
-    <w:lvl w:ilvl="5" w:tplc="BA12CCF4">
+    <w:lvl w:ilvl="5" w:tplc="308AA2B8">
       <w:numFmt w:val="bullet"/>
       <w:lvlText w:val="•"/>
       <w:lvlJc w:val="left"/>
       <w:pPr>
-        <w:ind w:left="4052" w:hanging="360"/>
+        <w:ind w:left="4054" w:hanging="360"/>
       </w:pPr>
       <w:rPr>
         <w:rFonts w:hint="default"/>
         <w:lang w:val="hr-HR" w:eastAsia="en-US" w:bidi="ar-SA"/>
       </w:rPr>
     </w:lvl>
-    <w:lvl w:ilvl="6" w:tplc="2BC6CE60">
+    <w:lvl w:ilvl="6" w:tplc="F73441BC">
       <w:numFmt w:val="bullet"/>
       <w:lvlText w:val="•"/>
       <w:lvlJc w:val="left"/>
       <w:pPr>
-        <w:ind w:left="4698" w:hanging="360"/>
+        <w:ind w:left="4701" w:hanging="360"/>
       </w:pPr>
       <w:rPr>
         <w:rFonts w:hint="default"/>
         <w:lang w:val="hr-HR" w:eastAsia="en-US" w:bidi="ar-SA"/>
       </w:rPr>
     </w:lvl>
-    <w:lvl w:ilvl="7" w:tplc="E37A6986">
+    <w:lvl w:ilvl="7" w:tplc="5EE29C22">
       <w:numFmt w:val="bullet"/>
       <w:lvlText w:val="•"/>
       <w:lvlJc w:val="left"/>
       <w:pPr>
-        <w:ind w:left="5345" w:hanging="360"/>
+        <w:ind w:left="5347" w:hanging="360"/>
       </w:pPr>
       <w:rPr>
         <w:rFonts w:hint="default"/>
         <w:lang w:val="hr-HR" w:eastAsia="en-US" w:bidi="ar-SA"/>
       </w:rPr>
     </w:lvl>
-    <w:lvl w:ilvl="8" w:tplc="B956C694">
+    <w:lvl w:ilvl="8" w:tplc="5DCE0FEC">
       <w:numFmt w:val="bullet"/>
       <w:lvlText w:val="•"/>
       <w:lvlJc w:val="left"/>
       <w:pPr>
-        <w:ind w:left="5991" w:hanging="360"/>
+        <w:ind w:left="5994" w:hanging="360"/>
       </w:pPr>
       <w:rPr>
         <w:rFonts w:hint="default"/>
@@ -23291,123 +24431,10 @@
       </w:rPr>
     </w:lvl>
   </w:abstractNum>
-  <w:abstractNum w:abstractNumId="8">
-    <w:nsid w:val="0F6D2782"/>
+  <w:abstractNum w:abstractNumId="12">
+    <w:nsid w:val="248C4D44"/>
     <w:multiLevelType w:val="hybridMultilevel"/>
-    <w:tmpl w:val="B9465620"/>
-    <w:lvl w:ilvl="0" w:tplc="A356AF10">
-      <w:start w:val="1"/>
-      <w:numFmt w:val="bullet"/>
-      <w:lvlText w:val=""/>
-      <w:lvlJc w:val="left"/>
-      <w:pPr>
-        <w:ind w:left="720" w:hanging="360"/>
-      </w:pPr>
-      <w:rPr>
-        <w:rFonts w:ascii="Symbol" w:hAnsi="Symbol" w:hint="default"/>
-      </w:rPr>
-    </w:lvl>
-    <w:lvl w:ilvl="1" w:tplc="9202EFE4">
-      <w:start w:val="1"/>
-      <w:numFmt w:val="bullet"/>
-      <w:lvlText w:val="o"/>
-      <w:lvlJc w:val="left"/>
-      <w:pPr>
-        <w:ind w:left="1440" w:hanging="360"/>
-      </w:pPr>
-      <w:rPr>
-        <w:rFonts w:ascii="Courier New" w:hAnsi="Courier New" w:hint="default"/>
-      </w:rPr>
-    </w:lvl>
-    <w:lvl w:ilvl="2" w:tplc="C298E352">
-      <w:start w:val="1"/>
-      <w:numFmt w:val="bullet"/>
-      <w:lvlText w:val=""/>
-      <w:lvlJc w:val="left"/>
-      <w:pPr>
-        <w:ind w:left="2160" w:hanging="360"/>
-      </w:pPr>
-      <w:rPr>
-        <w:rFonts w:ascii="Wingdings" w:hAnsi="Wingdings" w:hint="default"/>
-      </w:rPr>
-    </w:lvl>
-    <w:lvl w:ilvl="3" w:tplc="6C80F1C0">
-      <w:start w:val="1"/>
-      <w:numFmt w:val="bullet"/>
-      <w:lvlText w:val=""/>
-      <w:lvlJc w:val="left"/>
-      <w:pPr>
-        <w:ind w:left="2880" w:hanging="360"/>
-      </w:pPr>
-      <w:rPr>
-        <w:rFonts w:ascii="Symbol" w:hAnsi="Symbol" w:hint="default"/>
-      </w:rPr>
-    </w:lvl>
-    <w:lvl w:ilvl="4" w:tplc="FE22E5DA">
-      <w:start w:val="1"/>
-      <w:numFmt w:val="bullet"/>
-      <w:lvlText w:val="o"/>
-      <w:lvlJc w:val="left"/>
-      <w:pPr>
-        <w:ind w:left="3600" w:hanging="360"/>
-      </w:pPr>
-      <w:rPr>
-        <w:rFonts w:ascii="Courier New" w:hAnsi="Courier New" w:hint="default"/>
-      </w:rPr>
-    </w:lvl>
-    <w:lvl w:ilvl="5" w:tplc="99BE8AC6">
-      <w:start w:val="1"/>
-      <w:numFmt w:val="bullet"/>
-      <w:lvlText w:val=""/>
-      <w:lvlJc w:val="left"/>
-      <w:pPr>
-        <w:ind w:left="4320" w:hanging="360"/>
-      </w:pPr>
-      <w:rPr>
-        <w:rFonts w:ascii="Wingdings" w:hAnsi="Wingdings" w:hint="default"/>
-      </w:rPr>
-    </w:lvl>
-    <w:lvl w:ilvl="6" w:tplc="72BAEEAC">
-      <w:start w:val="1"/>
-      <w:numFmt w:val="bullet"/>
-      <w:lvlText w:val=""/>
-      <w:lvlJc w:val="left"/>
-      <w:pPr>
-        <w:ind w:left="5040" w:hanging="360"/>
-      </w:pPr>
-      <w:rPr>
-        <w:rFonts w:ascii="Symbol" w:hAnsi="Symbol" w:hint="default"/>
-      </w:rPr>
-    </w:lvl>
-    <w:lvl w:ilvl="7" w:tplc="EE56E69A">
-      <w:start w:val="1"/>
-      <w:numFmt w:val="bullet"/>
-      <w:lvlText w:val="o"/>
-      <w:lvlJc w:val="left"/>
-      <w:pPr>
-        <w:ind w:left="5760" w:hanging="360"/>
-      </w:pPr>
-      <w:rPr>
-        <w:rFonts w:ascii="Courier New" w:hAnsi="Courier New" w:hint="default"/>
-      </w:rPr>
-    </w:lvl>
-    <w:lvl w:ilvl="8" w:tplc="5EFEB428">
-      <w:start w:val="1"/>
-      <w:numFmt w:val="bullet"/>
-      <w:lvlText w:val=""/>
-      <w:lvlJc w:val="left"/>
-      <w:pPr>
-        <w:ind w:left="6480" w:hanging="360"/>
-      </w:pPr>
-      <w:rPr>
-        <w:rFonts w:ascii="Wingdings" w:hAnsi="Wingdings" w:hint="default"/>
-      </w:rPr>
-    </w:lvl>
-  </w:abstractNum>
-  <w:abstractNum w:abstractNumId="9">
-    <w:nsid w:val="11B20167"/>
-    <w:multiLevelType w:val="hybridMultilevel"/>
-    <w:tmpl w:val="DCF43A20"/>
+    <w:tmpl w:val="A410A47A"/>
     <w:lvl w:ilvl="0" w:tplc="A8706234">
       <w:start w:val="1"/>
       <w:numFmt w:val="decimal"/>
@@ -23493,11 +24520,132 @@
       </w:pPr>
     </w:lvl>
   </w:abstractNum>
-  <w:abstractNum w:abstractNumId="10">
-    <w:nsid w:val="12677612"/>
+  <w:abstractNum w:abstractNumId="13">
+    <w:nsid w:val="260A7452"/>
     <w:multiLevelType w:val="hybridMultilevel"/>
-    <w:tmpl w:val="812C0EE6"/>
-    <w:lvl w:ilvl="0" w:tplc="DF26454A">
+    <w:tmpl w:val="7C0EAFF0"/>
+    <w:lvl w:ilvl="0" w:tplc="245A14A4">
+      <w:numFmt w:val="bullet"/>
+      <w:lvlText w:val=""/>
+      <w:lvlJc w:val="left"/>
+      <w:pPr>
+        <w:ind w:left="827" w:hanging="360"/>
+      </w:pPr>
+      <w:rPr>
+        <w:rFonts w:ascii="Wingdings" w:eastAsia="Wingdings" w:hAnsi="Wingdings" w:cs="Wingdings" w:hint="default"/>
+        <w:b w:val="0"/>
+        <w:bCs w:val="0"/>
+        <w:i w:val="0"/>
+        <w:iCs w:val="0"/>
+        <w:spacing w:val="0"/>
+        <w:w w:val="100"/>
+        <w:sz w:val="24"/>
+        <w:szCs w:val="24"/>
+        <w:lang w:val="hr-HR" w:eastAsia="en-US" w:bidi="ar-SA"/>
+      </w:rPr>
+    </w:lvl>
+    <w:lvl w:ilvl="1" w:tplc="1C2884AC">
+      <w:numFmt w:val="bullet"/>
+      <w:lvlText w:val="•"/>
+      <w:lvlJc w:val="left"/>
+      <w:pPr>
+        <w:ind w:left="1466" w:hanging="360"/>
+      </w:pPr>
+      <w:rPr>
+        <w:rFonts w:hint="default"/>
+        <w:lang w:val="hr-HR" w:eastAsia="en-US" w:bidi="ar-SA"/>
+      </w:rPr>
+    </w:lvl>
+    <w:lvl w:ilvl="2" w:tplc="49686B9C">
+      <w:numFmt w:val="bullet"/>
+      <w:lvlText w:val="•"/>
+      <w:lvlJc w:val="left"/>
+      <w:pPr>
+        <w:ind w:left="2112" w:hanging="360"/>
+      </w:pPr>
+      <w:rPr>
+        <w:rFonts w:hint="default"/>
+        <w:lang w:val="hr-HR" w:eastAsia="en-US" w:bidi="ar-SA"/>
+      </w:rPr>
+    </w:lvl>
+    <w:lvl w:ilvl="3" w:tplc="9FA402E6">
+      <w:numFmt w:val="bullet"/>
+      <w:lvlText w:val="•"/>
+      <w:lvlJc w:val="left"/>
+      <w:pPr>
+        <w:ind w:left="2759" w:hanging="360"/>
+      </w:pPr>
+      <w:rPr>
+        <w:rFonts w:hint="default"/>
+        <w:lang w:val="hr-HR" w:eastAsia="en-US" w:bidi="ar-SA"/>
+      </w:rPr>
+    </w:lvl>
+    <w:lvl w:ilvl="4" w:tplc="8BACDEA8">
+      <w:numFmt w:val="bullet"/>
+      <w:lvlText w:val="•"/>
+      <w:lvlJc w:val="left"/>
+      <w:pPr>
+        <w:ind w:left="3405" w:hanging="360"/>
+      </w:pPr>
+      <w:rPr>
+        <w:rFonts w:hint="default"/>
+        <w:lang w:val="hr-HR" w:eastAsia="en-US" w:bidi="ar-SA"/>
+      </w:rPr>
+    </w:lvl>
+    <w:lvl w:ilvl="5" w:tplc="762021A4">
+      <w:numFmt w:val="bullet"/>
+      <w:lvlText w:val="•"/>
+      <w:lvlJc w:val="left"/>
+      <w:pPr>
+        <w:ind w:left="4052" w:hanging="360"/>
+      </w:pPr>
+      <w:rPr>
+        <w:rFonts w:hint="default"/>
+        <w:lang w:val="hr-HR" w:eastAsia="en-US" w:bidi="ar-SA"/>
+      </w:rPr>
+    </w:lvl>
+    <w:lvl w:ilvl="6" w:tplc="DB5E2236">
+      <w:numFmt w:val="bullet"/>
+      <w:lvlText w:val="•"/>
+      <w:lvlJc w:val="left"/>
+      <w:pPr>
+        <w:ind w:left="4698" w:hanging="360"/>
+      </w:pPr>
+      <w:rPr>
+        <w:rFonts w:hint="default"/>
+        <w:lang w:val="hr-HR" w:eastAsia="en-US" w:bidi="ar-SA"/>
+      </w:rPr>
+    </w:lvl>
+    <w:lvl w:ilvl="7" w:tplc="B784B5D4">
+      <w:numFmt w:val="bullet"/>
+      <w:lvlText w:val="•"/>
+      <w:lvlJc w:val="left"/>
+      <w:pPr>
+        <w:ind w:left="5345" w:hanging="360"/>
+      </w:pPr>
+      <w:rPr>
+        <w:rFonts w:hint="default"/>
+        <w:lang w:val="hr-HR" w:eastAsia="en-US" w:bidi="ar-SA"/>
+      </w:rPr>
+    </w:lvl>
+    <w:lvl w:ilvl="8" w:tplc="31BC4848">
+      <w:numFmt w:val="bullet"/>
+      <w:lvlText w:val="•"/>
+      <w:lvlJc w:val="left"/>
+      <w:pPr>
+        <w:ind w:left="5991" w:hanging="360"/>
+      </w:pPr>
+      <w:rPr>
+        <w:rFonts w:hint="default"/>
+        <w:lang w:val="hr-HR" w:eastAsia="en-US" w:bidi="ar-SA"/>
+      </w:rPr>
+    </w:lvl>
+  </w:abstractNum>
+  <w:abstractNum w:abstractNumId="14">
+    <w:nsid w:val="2643FACD"/>
+    <w:multiLevelType w:val="hybridMultilevel"/>
+    <w:tmpl w:val="56849392"/>
+    <w:lvl w:ilvl="0" w:tplc="BB568CCA">
       <w:start w:val="1"/>
       <w:numFmt w:val="bullet"/>
       <w:lvlText w:val=""/>
@@ -23509,7 +24657,7 @@
         <w:rFonts w:ascii="Symbol" w:hAnsi="Symbol" w:hint="default"/>
       </w:rPr>
     </w:lvl>
-    <w:lvl w:ilvl="1" w:tplc="A51A6A68">
+    <w:lvl w:ilvl="1" w:tplc="B0A0A168">
       <w:start w:val="1"/>
       <w:numFmt w:val="bullet"/>
       <w:lvlText w:val="o"/>
@@ -23521,7 +24669,7 @@
         <w:rFonts w:ascii="Courier New" w:hAnsi="Courier New" w:hint="default"/>
       </w:rPr>
     </w:lvl>
-    <w:lvl w:ilvl="2" w:tplc="7578FE9A">
+    <w:lvl w:ilvl="2" w:tplc="9D4AA332">
       <w:start w:val="1"/>
       <w:numFmt w:val="bullet"/>
       <w:lvlText w:val=""/>
@@ -23533,7 +24681,7 @@
         <w:rFonts w:ascii="Wingdings" w:hAnsi="Wingdings" w:hint="default"/>
       </w:rPr>
     </w:lvl>
-    <w:lvl w:ilvl="3" w:tplc="1922A73A">
+    <w:lvl w:ilvl="3" w:tplc="35E01F52">
       <w:start w:val="1"/>
       <w:numFmt w:val="bullet"/>
       <w:lvlText w:val=""/>
@@ -23545,7 +24693,7 @@
         <w:rFonts w:ascii="Symbol" w:hAnsi="Symbol" w:hint="default"/>
       </w:rPr>
     </w:lvl>
-    <w:lvl w:ilvl="4" w:tplc="F5CC1E8C">
+    <w:lvl w:ilvl="4" w:tplc="DD407CBA">
       <w:start w:val="1"/>
       <w:numFmt w:val="bullet"/>
       <w:lvlText w:val="o"/>
@@ -23557,7 +24705,7 @@
         <w:rFonts w:ascii="Courier New" w:hAnsi="Courier New" w:hint="default"/>
       </w:rPr>
     </w:lvl>
-    <w:lvl w:ilvl="5" w:tplc="2474E6C0">
+    <w:lvl w:ilvl="5" w:tplc="72582E76">
       <w:start w:val="1"/>
       <w:numFmt w:val="bullet"/>
       <w:lvlText w:val=""/>
@@ -23569,7 +24717,7 @@
         <w:rFonts w:ascii="Wingdings" w:hAnsi="Wingdings" w:hint="default"/>
       </w:rPr>
     </w:lvl>
-    <w:lvl w:ilvl="6" w:tplc="FD206A84">
+    <w:lvl w:ilvl="6" w:tplc="DD14E030">
       <w:start w:val="1"/>
       <w:numFmt w:val="bullet"/>
       <w:lvlText w:val=""/>
@@ -23581,7 +24729,7 @@
         <w:rFonts w:ascii="Symbol" w:hAnsi="Symbol" w:hint="default"/>
       </w:rPr>
     </w:lvl>
-    <w:lvl w:ilvl="7" w:tplc="A0DA4F8A">
+    <w:lvl w:ilvl="7" w:tplc="50DA27E2">
       <w:start w:val="1"/>
       <w:numFmt w:val="bullet"/>
       <w:lvlText w:val="o"/>
@@ -23593,7 +24741,7 @@
         <w:rFonts w:ascii="Courier New" w:hAnsi="Courier New" w:hint="default"/>
       </w:rPr>
     </w:lvl>
-    <w:lvl w:ilvl="8" w:tplc="DA4E95F0">
+    <w:lvl w:ilvl="8" w:tplc="7BEC79E4">
       <w:start w:val="1"/>
       <w:numFmt w:val="bullet"/>
       <w:lvlText w:val=""/>
@@ -23606,100 +24754,11 @@
       </w:rPr>
     </w:lvl>
   </w:abstractNum>
-  <w:abstractNum w:abstractNumId="11">
-    <w:nsid w:val="13B662B8"/>
+  <w:abstractNum w:abstractNumId="15">
+    <w:nsid w:val="2C89482A"/>
     <w:multiLevelType w:val="hybridMultilevel"/>
-    <w:tmpl w:val="927885E8"/>
-    <w:lvl w:ilvl="0" w:tplc="A8706234">
-      <w:start w:val="1"/>
-      <w:numFmt w:val="decimal"/>
-      <w:lvlText w:val="%1."/>
-      <w:lvlJc w:val="left"/>
-      <w:pPr>
-        <w:ind w:left="827" w:hanging="360"/>
-      </w:pPr>
-      <w:rPr>
-        <w:rFonts w:hint="default"/>
-      </w:rPr>
-    </w:lvl>
-    <w:lvl w:ilvl="1" w:tplc="04090019" w:tentative="1">
-      <w:start w:val="1"/>
-      <w:numFmt w:val="lowerLetter"/>
-      <w:lvlText w:val="%2."/>
-      <w:lvlJc w:val="left"/>
-      <w:pPr>
-        <w:ind w:left="1440" w:hanging="360"/>
-      </w:pPr>
-    </w:lvl>
-    <w:lvl w:ilvl="2" w:tplc="0409001B" w:tentative="1">
-      <w:start w:val="1"/>
-      <w:numFmt w:val="lowerRoman"/>
-      <w:lvlText w:val="%3."/>
-      <w:lvlJc w:val="right"/>
-      <w:pPr>
-        <w:ind w:left="2160" w:hanging="180"/>
-      </w:pPr>
-    </w:lvl>
-    <w:lvl w:ilvl="3" w:tplc="0409000F" w:tentative="1">
-      <w:start w:val="1"/>
-      <w:numFmt w:val="decimal"/>
-      <w:lvlText w:val="%4."/>
-      <w:lvlJc w:val="left"/>
-      <w:pPr>
-        <w:ind w:left="2880" w:hanging="360"/>
-      </w:pPr>
-    </w:lvl>
-    <w:lvl w:ilvl="4" w:tplc="04090019" w:tentative="1">
-      <w:start w:val="1"/>
-      <w:numFmt w:val="lowerLetter"/>
-      <w:lvlText w:val="%5."/>
-      <w:lvlJc w:val="left"/>
-      <w:pPr>
-        <w:ind w:left="3600" w:hanging="360"/>
-      </w:pPr>
-    </w:lvl>
-    <w:lvl w:ilvl="5" w:tplc="0409001B" w:tentative="1">
-      <w:start w:val="1"/>
-      <w:numFmt w:val="lowerRoman"/>
-      <w:lvlText w:val="%6."/>
-      <w:lvlJc w:val="right"/>
-      <w:pPr>
-        <w:ind w:left="4320" w:hanging="180"/>
-      </w:pPr>
-    </w:lvl>
-    <w:lvl w:ilvl="6" w:tplc="0409000F" w:tentative="1">
-      <w:start w:val="1"/>
-      <w:numFmt w:val="decimal"/>
-      <w:lvlText w:val="%7."/>
-      <w:lvlJc w:val="left"/>
-      <w:pPr>
-        <w:ind w:left="5040" w:hanging="360"/>
-      </w:pPr>
-    </w:lvl>
-    <w:lvl w:ilvl="7" w:tplc="04090019" w:tentative="1">
-      <w:start w:val="1"/>
-      <w:numFmt w:val="lowerLetter"/>
-      <w:lvlText w:val="%8."/>
-      <w:lvlJc w:val="left"/>
-      <w:pPr>
-        <w:ind w:left="5760" w:hanging="360"/>
-      </w:pPr>
-    </w:lvl>
-    <w:lvl w:ilvl="8" w:tplc="0409001B" w:tentative="1">
-      <w:start w:val="1"/>
-      <w:numFmt w:val="lowerRoman"/>
-      <w:lvlText w:val="%9."/>
-      <w:lvlJc w:val="right"/>
-      <w:pPr>
-        <w:ind w:left="6480" w:hanging="180"/>
-      </w:pPr>
-    </w:lvl>
-  </w:abstractNum>
-  <w:abstractNum w:abstractNumId="12">
-    <w:nsid w:val="228F123B"/>
-    <w:multiLevelType w:val="hybridMultilevel"/>
-    <w:tmpl w:val="509027BE"/>
-    <w:lvl w:ilvl="0" w:tplc="018A8A14">
+    <w:tmpl w:val="6590CB00"/>
+    <w:lvl w:ilvl="0" w:tplc="34B8BDA0">
       <w:start w:val="1"/>
       <w:numFmt w:val="decimal"/>
       <w:lvlText w:val="%1."/>
@@ -23720,7 +24779,7 @@
         <w:lang w:val="hr-HR" w:eastAsia="en-US" w:bidi="ar-SA"/>
       </w:rPr>
     </w:lvl>
-    <w:lvl w:ilvl="1" w:tplc="83B09192">
+    <w:lvl w:ilvl="1" w:tplc="191CB11C">
       <w:numFmt w:val="bullet"/>
       <w:lvlText w:val="•"/>
       <w:lvlJc w:val="left"/>
@@ -23732,84 +24791,84 @@
         <w:lang w:val="hr-HR" w:eastAsia="en-US" w:bidi="ar-SA"/>
       </w:rPr>
     </w:lvl>
-    <w:lvl w:ilvl="2" w:tplc="03680F86">
+    <w:lvl w:ilvl="2" w:tplc="0A46A014">
       <w:numFmt w:val="bullet"/>
       <w:lvlText w:val="•"/>
       <w:lvlJc w:val="left"/>
       <w:pPr>
-        <w:ind w:left="2113" w:hanging="360"/>
+        <w:ind w:left="2112" w:hanging="360"/>
       </w:pPr>
       <w:rPr>
         <w:rFonts w:hint="default"/>
         <w:lang w:val="hr-HR" w:eastAsia="en-US" w:bidi="ar-SA"/>
       </w:rPr>
     </w:lvl>
-    <w:lvl w:ilvl="3" w:tplc="ED9C1EFC">
+    <w:lvl w:ilvl="3" w:tplc="A0AEDA2E">
       <w:numFmt w:val="bullet"/>
       <w:lvlText w:val="•"/>
       <w:lvlJc w:val="left"/>
       <w:pPr>
-        <w:ind w:left="2760" w:hanging="360"/>
+        <w:ind w:left="2759" w:hanging="360"/>
       </w:pPr>
       <w:rPr>
         <w:rFonts w:hint="default"/>
         <w:lang w:val="hr-HR" w:eastAsia="en-US" w:bidi="ar-SA"/>
       </w:rPr>
     </w:lvl>
-    <w:lvl w:ilvl="4" w:tplc="0882B946">
+    <w:lvl w:ilvl="4" w:tplc="A1802E94">
       <w:numFmt w:val="bullet"/>
       <w:lvlText w:val="•"/>
       <w:lvlJc w:val="left"/>
       <w:pPr>
-        <w:ind w:left="3407" w:hanging="360"/>
+        <w:ind w:left="3405" w:hanging="360"/>
       </w:pPr>
       <w:rPr>
         <w:rFonts w:hint="default"/>
         <w:lang w:val="hr-HR" w:eastAsia="en-US" w:bidi="ar-SA"/>
       </w:rPr>
     </w:lvl>
-    <w:lvl w:ilvl="5" w:tplc="308AA2B8">
+    <w:lvl w:ilvl="5" w:tplc="3DB01186">
       <w:numFmt w:val="bullet"/>
       <w:lvlText w:val="•"/>
       <w:lvlJc w:val="left"/>
       <w:pPr>
-        <w:ind w:left="4054" w:hanging="360"/>
+        <w:ind w:left="4052" w:hanging="360"/>
       </w:pPr>
       <w:rPr>
         <w:rFonts w:hint="default"/>
         <w:lang w:val="hr-HR" w:eastAsia="en-US" w:bidi="ar-SA"/>
       </w:rPr>
     </w:lvl>
-    <w:lvl w:ilvl="6" w:tplc="F73441BC">
+    <w:lvl w:ilvl="6" w:tplc="86A4E872">
       <w:numFmt w:val="bullet"/>
       <w:lvlText w:val="•"/>
       <w:lvlJc w:val="left"/>
       <w:pPr>
-        <w:ind w:left="4701" w:hanging="360"/>
+        <w:ind w:left="4698" w:hanging="360"/>
       </w:pPr>
       <w:rPr>
         <w:rFonts w:hint="default"/>
         <w:lang w:val="hr-HR" w:eastAsia="en-US" w:bidi="ar-SA"/>
       </w:rPr>
     </w:lvl>
-    <w:lvl w:ilvl="7" w:tplc="5EE29C22">
+    <w:lvl w:ilvl="7" w:tplc="E8827A8C">
       <w:numFmt w:val="bullet"/>
       <w:lvlText w:val="•"/>
       <w:lvlJc w:val="left"/>
       <w:pPr>
-        <w:ind w:left="5347" w:hanging="360"/>
+        <w:ind w:left="5345" w:hanging="360"/>
       </w:pPr>
       <w:rPr>
         <w:rFonts w:hint="default"/>
         <w:lang w:val="hr-HR" w:eastAsia="en-US" w:bidi="ar-SA"/>
       </w:rPr>
     </w:lvl>
-    <w:lvl w:ilvl="8" w:tplc="5DCE0FEC">
+    <w:lvl w:ilvl="8" w:tplc="E1340D0E">
       <w:numFmt w:val="bullet"/>
       <w:lvlText w:val="•"/>
       <w:lvlJc w:val="left"/>
       <w:pPr>
-        <w:ind w:left="5994" w:hanging="360"/>
+        <w:ind w:left="5991" w:hanging="360"/>
       </w:pPr>
       <w:rPr>
         <w:rFonts w:hint="default"/>
@@ -23817,11 +24876,11 @@
       </w:rPr>
     </w:lvl>
   </w:abstractNum>
-  <w:abstractNum w:abstractNumId="13">
-    <w:nsid w:val="260A7452"/>
+  <w:abstractNum w:abstractNumId="16">
+    <w:nsid w:val="2E2D1FB9"/>
     <w:multiLevelType w:val="hybridMultilevel"/>
-    <w:tmpl w:val="7C0EAFF0"/>
-    <w:lvl w:ilvl="0" w:tplc="245A14A4">
+    <w:tmpl w:val="57E4520C"/>
+    <w:lvl w:ilvl="0" w:tplc="3086FB40">
       <w:numFmt w:val="bullet"/>
       <w:lvlText w:val=""/>
       <w:lvlJc w:val="left"/>
@@ -23841,7 +24900,7 @@
         <w:lang w:val="hr-HR" w:eastAsia="en-US" w:bidi="ar-SA"/>
       </w:rPr>
     </w:lvl>
-    <w:lvl w:ilvl="1" w:tplc="1C2884AC">
+    <w:lvl w:ilvl="1" w:tplc="8B62CCCA">
       <w:numFmt w:val="bullet"/>
       <w:lvlText w:val="•"/>
       <w:lvlJc w:val="left"/>
@@ -23853,7 +24912,7 @@
         <w:lang w:val="hr-HR" w:eastAsia="en-US" w:bidi="ar-SA"/>
       </w:rPr>
     </w:lvl>
-    <w:lvl w:ilvl="2" w:tplc="49686B9C">
+    <w:lvl w:ilvl="2" w:tplc="1DB0518A">
       <w:numFmt w:val="bullet"/>
       <w:lvlText w:val="•"/>
       <w:lvlJc w:val="left"/>
@@ -23865,7 +24924,7 @@
         <w:lang w:val="hr-HR" w:eastAsia="en-US" w:bidi="ar-SA"/>
       </w:rPr>
     </w:lvl>
-    <w:lvl w:ilvl="3" w:tplc="9FA402E6">
+    <w:lvl w:ilvl="3" w:tplc="7414B8E4">
       <w:numFmt w:val="bullet"/>
       <w:lvlText w:val="•"/>
       <w:lvlJc w:val="left"/>
@@ -23877,7 +24936,7 @@
         <w:lang w:val="hr-HR" w:eastAsia="en-US" w:bidi="ar-SA"/>
       </w:rPr>
     </w:lvl>
-    <w:lvl w:ilvl="4" w:tplc="8BACDEA8">
+    <w:lvl w:ilvl="4" w:tplc="A4503696">
       <w:numFmt w:val="bullet"/>
       <w:lvlText w:val="•"/>
       <w:lvlJc w:val="left"/>
@@ -23889,7 +24948,7 @@
         <w:lang w:val="hr-HR" w:eastAsia="en-US" w:bidi="ar-SA"/>
       </w:rPr>
     </w:lvl>
-    <w:lvl w:ilvl="5" w:tplc="762021A4">
+    <w:lvl w:ilvl="5" w:tplc="959CE756">
       <w:numFmt w:val="bullet"/>
       <w:lvlText w:val="•"/>
       <w:lvlJc w:val="left"/>
@@ -23901,7 +24960,7 @@
         <w:lang w:val="hr-HR" w:eastAsia="en-US" w:bidi="ar-SA"/>
       </w:rPr>
     </w:lvl>
-    <w:lvl w:ilvl="6" w:tplc="DB5E2236">
+    <w:lvl w:ilvl="6" w:tplc="80A6062E">
       <w:numFmt w:val="bullet"/>
       <w:lvlText w:val="•"/>
       <w:lvlJc w:val="left"/>
@@ -23913,7 +24972,7 @@
         <w:lang w:val="hr-HR" w:eastAsia="en-US" w:bidi="ar-SA"/>
       </w:rPr>
     </w:lvl>
-    <w:lvl w:ilvl="7" w:tplc="B784B5D4">
+    <w:lvl w:ilvl="7" w:tplc="8ED0557E">
       <w:numFmt w:val="bullet"/>
       <w:lvlText w:val="•"/>
       <w:lvlJc w:val="left"/>
@@ -23925,7 +24984,7 @@
         <w:lang w:val="hr-HR" w:eastAsia="en-US" w:bidi="ar-SA"/>
       </w:rPr>
     </w:lvl>
-    <w:lvl w:ilvl="8" w:tplc="31BC4848">
+    <w:lvl w:ilvl="8" w:tplc="55A06A68">
       <w:numFmt w:val="bullet"/>
       <w:lvlText w:val="•"/>
       <w:lvlJc w:val="left"/>
@@ -23938,130 +24997,575 @@
       </w:rPr>
     </w:lvl>
   </w:abstractNum>
-  <w:abstractNum w:abstractNumId="14">
-    <w:nsid w:val="2643FACD"/>
+  <w:abstractNum w:abstractNumId="17">
+    <w:nsid w:val="310A14AE"/>
     <w:multiLevelType w:val="hybridMultilevel"/>
-    <w:tmpl w:val="56849392"/>
-    <w:lvl w:ilvl="0" w:tplc="BB568CCA">
-      <w:start w:val="1"/>
-      <w:numFmt w:val="bullet"/>
-      <w:lvlText w:val=""/>
-      <w:lvlJc w:val="left"/>
-      <w:pPr>
-        <w:ind w:left="720" w:hanging="360"/>
-      </w:pPr>
-      <w:rPr>
-        <w:rFonts w:ascii="Symbol" w:hAnsi="Symbol" w:hint="default"/>
-      </w:rPr>
-    </w:lvl>
-    <w:lvl w:ilvl="1" w:tplc="B0A0A168">
-      <w:start w:val="1"/>
-      <w:numFmt w:val="bullet"/>
-      <w:lvlText w:val="o"/>
-      <w:lvlJc w:val="left"/>
-      <w:pPr>
-        <w:ind w:left="1440" w:hanging="360"/>
-      </w:pPr>
-      <w:rPr>
-        <w:rFonts w:ascii="Courier New" w:hAnsi="Courier New" w:hint="default"/>
-      </w:rPr>
-    </w:lvl>
-    <w:lvl w:ilvl="2" w:tplc="9D4AA332">
-      <w:start w:val="1"/>
-      <w:numFmt w:val="bullet"/>
-      <w:lvlText w:val=""/>
-      <w:lvlJc w:val="left"/>
-      <w:pPr>
-        <w:ind w:left="2160" w:hanging="360"/>
-      </w:pPr>
-      <w:rPr>
-        <w:rFonts w:ascii="Wingdings" w:hAnsi="Wingdings" w:hint="default"/>
-      </w:rPr>
-    </w:lvl>
-    <w:lvl w:ilvl="3" w:tplc="35E01F52">
-      <w:start w:val="1"/>
-      <w:numFmt w:val="bullet"/>
-      <w:lvlText w:val=""/>
-      <w:lvlJc w:val="left"/>
-      <w:pPr>
-        <w:ind w:left="2880" w:hanging="360"/>
-      </w:pPr>
-      <w:rPr>
-        <w:rFonts w:ascii="Symbol" w:hAnsi="Symbol" w:hint="default"/>
-      </w:rPr>
-    </w:lvl>
-    <w:lvl w:ilvl="4" w:tplc="DD407CBA">
-      <w:start w:val="1"/>
-      <w:numFmt w:val="bullet"/>
-      <w:lvlText w:val="o"/>
-      <w:lvlJc w:val="left"/>
-      <w:pPr>
-        <w:ind w:left="3600" w:hanging="360"/>
-      </w:pPr>
-      <w:rPr>
-        <w:rFonts w:ascii="Courier New" w:hAnsi="Courier New" w:hint="default"/>
-      </w:rPr>
-    </w:lvl>
-    <w:lvl w:ilvl="5" w:tplc="72582E76">
-      <w:start w:val="1"/>
-      <w:numFmt w:val="bullet"/>
-      <w:lvlText w:val=""/>
-      <w:lvlJc w:val="left"/>
-      <w:pPr>
-        <w:ind w:left="4320" w:hanging="360"/>
-      </w:pPr>
-      <w:rPr>
-        <w:rFonts w:ascii="Wingdings" w:hAnsi="Wingdings" w:hint="default"/>
-      </w:rPr>
-    </w:lvl>
-    <w:lvl w:ilvl="6" w:tplc="DD14E030">
-      <w:start w:val="1"/>
-      <w:numFmt w:val="bullet"/>
-      <w:lvlText w:val=""/>
-      <w:lvlJc w:val="left"/>
-      <w:pPr>
-        <w:ind w:left="5040" w:hanging="360"/>
-      </w:pPr>
-      <w:rPr>
-        <w:rFonts w:ascii="Symbol" w:hAnsi="Symbol" w:hint="default"/>
-      </w:rPr>
-    </w:lvl>
-    <w:lvl w:ilvl="7" w:tplc="50DA27E2">
-      <w:start w:val="1"/>
-      <w:numFmt w:val="bullet"/>
-      <w:lvlText w:val="o"/>
-      <w:lvlJc w:val="left"/>
-      <w:pPr>
-        <w:ind w:left="5760" w:hanging="360"/>
-      </w:pPr>
-      <w:rPr>
-        <w:rFonts w:ascii="Courier New" w:hAnsi="Courier New" w:hint="default"/>
-      </w:rPr>
-    </w:lvl>
-    <w:lvl w:ilvl="8" w:tplc="7BEC79E4">
-      <w:start w:val="1"/>
-      <w:numFmt w:val="bullet"/>
-      <w:lvlText w:val=""/>
-      <w:lvlJc w:val="left"/>
-      <w:pPr>
-        <w:ind w:left="6480" w:hanging="360"/>
-      </w:pPr>
-      <w:rPr>
-        <w:rFonts w:ascii="Wingdings" w:hAnsi="Wingdings" w:hint="default"/>
-      </w:rPr>
-    </w:lvl>
-  </w:abstractNum>
-  <w:abstractNum w:abstractNumId="15">
-    <w:nsid w:val="2C89482A"/>
-    <w:multiLevelType w:val="hybridMultilevel"/>
-    <w:tmpl w:val="6590CB00"/>
-    <w:lvl w:ilvl="0" w:tplc="34B8BDA0">
+    <w:tmpl w:val="D54A0BF2"/>
+    <w:lvl w:ilvl="0" w:tplc="0409000F">
       <w:start w:val="1"/>
       <w:numFmt w:val="decimal"/>
       <w:lvlText w:val="%1."/>
       <w:lvlJc w:val="left"/>
       <w:pPr>
+        <w:ind w:left="1440" w:hanging="360"/>
+      </w:pPr>
+    </w:lvl>
+    <w:lvl w:ilvl="1" w:tplc="04090019" w:tentative="1">
+      <w:start w:val="1"/>
+      <w:numFmt w:val="lowerLetter"/>
+      <w:lvlText w:val="%2."/>
+      <w:lvlJc w:val="left"/>
+      <w:pPr>
+        <w:ind w:left="2160" w:hanging="360"/>
+      </w:pPr>
+    </w:lvl>
+    <w:lvl w:ilvl="2" w:tplc="0409001B" w:tentative="1">
+      <w:start w:val="1"/>
+      <w:numFmt w:val="lowerRoman"/>
+      <w:lvlText w:val="%3."/>
+      <w:lvlJc w:val="right"/>
+      <w:pPr>
+        <w:ind w:left="2880" w:hanging="180"/>
+      </w:pPr>
+    </w:lvl>
+    <w:lvl w:ilvl="3" w:tplc="0409000F" w:tentative="1">
+      <w:start w:val="1"/>
+      <w:numFmt w:val="decimal"/>
+      <w:lvlText w:val="%4."/>
+      <w:lvlJc w:val="left"/>
+      <w:pPr>
+        <w:ind w:left="3600" w:hanging="360"/>
+      </w:pPr>
+    </w:lvl>
+    <w:lvl w:ilvl="4" w:tplc="04090019" w:tentative="1">
+      <w:start w:val="1"/>
+      <w:numFmt w:val="lowerLetter"/>
+      <w:lvlText w:val="%5."/>
+      <w:lvlJc w:val="left"/>
+      <w:pPr>
+        <w:ind w:left="4320" w:hanging="360"/>
+      </w:pPr>
+    </w:lvl>
+    <w:lvl w:ilvl="5" w:tplc="0409001B" w:tentative="1">
+      <w:start w:val="1"/>
+      <w:numFmt w:val="lowerRoman"/>
+      <w:lvlText w:val="%6."/>
+      <w:lvlJc w:val="right"/>
+      <w:pPr>
+        <w:ind w:left="5040" w:hanging="180"/>
+      </w:pPr>
+    </w:lvl>
+    <w:lvl w:ilvl="6" w:tplc="0409000F" w:tentative="1">
+      <w:start w:val="1"/>
+      <w:numFmt w:val="decimal"/>
+      <w:lvlText w:val="%7."/>
+      <w:lvlJc w:val="left"/>
+      <w:pPr>
+        <w:ind w:left="5760" w:hanging="360"/>
+      </w:pPr>
+    </w:lvl>
+    <w:lvl w:ilvl="7" w:tplc="04090019" w:tentative="1">
+      <w:start w:val="1"/>
+      <w:numFmt w:val="lowerLetter"/>
+      <w:lvlText w:val="%8."/>
+      <w:lvlJc w:val="left"/>
+      <w:pPr>
+        <w:ind w:left="6480" w:hanging="360"/>
+      </w:pPr>
+    </w:lvl>
+    <w:lvl w:ilvl="8" w:tplc="0409001B" w:tentative="1">
+      <w:start w:val="1"/>
+      <w:numFmt w:val="lowerRoman"/>
+      <w:lvlText w:val="%9."/>
+      <w:lvlJc w:val="right"/>
+      <w:pPr>
+        <w:ind w:left="7200" w:hanging="180"/>
+      </w:pPr>
+    </w:lvl>
+  </w:abstractNum>
+  <w:abstractNum w:abstractNumId="18">
+    <w:nsid w:val="32022A64"/>
+    <w:multiLevelType w:val="hybridMultilevel"/>
+    <w:tmpl w:val="8E7A819E"/>
+    <w:lvl w:ilvl="0" w:tplc="A8706234">
+      <w:start w:val="1"/>
+      <w:numFmt w:val="decimal"/>
+      <w:lvlText w:val="%1."/>
+      <w:lvlJc w:val="left"/>
+      <w:pPr>
         <w:ind w:left="827" w:hanging="360"/>
+      </w:pPr>
+      <w:rPr>
+        <w:rFonts w:hint="default"/>
+      </w:rPr>
+    </w:lvl>
+    <w:lvl w:ilvl="1" w:tplc="04090019" w:tentative="1">
+      <w:start w:val="1"/>
+      <w:numFmt w:val="lowerLetter"/>
+      <w:lvlText w:val="%2."/>
+      <w:lvlJc w:val="left"/>
+      <w:pPr>
+        <w:ind w:left="1440" w:hanging="360"/>
+      </w:pPr>
+    </w:lvl>
+    <w:lvl w:ilvl="2" w:tplc="0409001B" w:tentative="1">
+      <w:start w:val="1"/>
+      <w:numFmt w:val="lowerRoman"/>
+      <w:lvlText w:val="%3."/>
+      <w:lvlJc w:val="right"/>
+      <w:pPr>
+        <w:ind w:left="2160" w:hanging="180"/>
+      </w:pPr>
+    </w:lvl>
+    <w:lvl w:ilvl="3" w:tplc="0409000F" w:tentative="1">
+      <w:start w:val="1"/>
+      <w:numFmt w:val="decimal"/>
+      <w:lvlText w:val="%4."/>
+      <w:lvlJc w:val="left"/>
+      <w:pPr>
+        <w:ind w:left="2880" w:hanging="360"/>
+      </w:pPr>
+    </w:lvl>
+    <w:lvl w:ilvl="4" w:tplc="04090019" w:tentative="1">
+      <w:start w:val="1"/>
+      <w:numFmt w:val="lowerLetter"/>
+      <w:lvlText w:val="%5."/>
+      <w:lvlJc w:val="left"/>
+      <w:pPr>
+        <w:ind w:left="3600" w:hanging="360"/>
+      </w:pPr>
+    </w:lvl>
+    <w:lvl w:ilvl="5" w:tplc="0409001B" w:tentative="1">
+      <w:start w:val="1"/>
+      <w:numFmt w:val="lowerRoman"/>
+      <w:lvlText w:val="%6."/>
+      <w:lvlJc w:val="right"/>
+      <w:pPr>
+        <w:ind w:left="4320" w:hanging="180"/>
+      </w:pPr>
+    </w:lvl>
+    <w:lvl w:ilvl="6" w:tplc="0409000F" w:tentative="1">
+      <w:start w:val="1"/>
+      <w:numFmt w:val="decimal"/>
+      <w:lvlText w:val="%7."/>
+      <w:lvlJc w:val="left"/>
+      <w:pPr>
+        <w:ind w:left="5040" w:hanging="360"/>
+      </w:pPr>
+    </w:lvl>
+    <w:lvl w:ilvl="7" w:tplc="04090019" w:tentative="1">
+      <w:start w:val="1"/>
+      <w:numFmt w:val="lowerLetter"/>
+      <w:lvlText w:val="%8."/>
+      <w:lvlJc w:val="left"/>
+      <w:pPr>
+        <w:ind w:left="5760" w:hanging="360"/>
+      </w:pPr>
+    </w:lvl>
+    <w:lvl w:ilvl="8" w:tplc="0409001B" w:tentative="1">
+      <w:start w:val="1"/>
+      <w:numFmt w:val="lowerRoman"/>
+      <w:lvlText w:val="%9."/>
+      <w:lvlJc w:val="right"/>
+      <w:pPr>
+        <w:ind w:left="6480" w:hanging="180"/>
+      </w:pPr>
+    </w:lvl>
+  </w:abstractNum>
+  <w:abstractNum w:abstractNumId="19">
+    <w:nsid w:val="37893745"/>
+    <w:multiLevelType w:val="hybridMultilevel"/>
+    <w:tmpl w:val="08A88186"/>
+    <w:lvl w:ilvl="0" w:tplc="0409000F">
+      <w:start w:val="1"/>
+      <w:numFmt w:val="decimal"/>
+      <w:lvlText w:val="%1."/>
+      <w:lvlJc w:val="left"/>
+      <w:pPr>
+        <w:ind w:left="720" w:hanging="360"/>
+      </w:pPr>
+    </w:lvl>
+    <w:lvl w:ilvl="1" w:tplc="04090019" w:tentative="1">
+      <w:start w:val="1"/>
+      <w:numFmt w:val="lowerLetter"/>
+      <w:lvlText w:val="%2."/>
+      <w:lvlJc w:val="left"/>
+      <w:pPr>
+        <w:ind w:left="1440" w:hanging="360"/>
+      </w:pPr>
+    </w:lvl>
+    <w:lvl w:ilvl="2" w:tplc="0409001B" w:tentative="1">
+      <w:start w:val="1"/>
+      <w:numFmt w:val="lowerRoman"/>
+      <w:lvlText w:val="%3."/>
+      <w:lvlJc w:val="right"/>
+      <w:pPr>
+        <w:ind w:left="2160" w:hanging="180"/>
+      </w:pPr>
+    </w:lvl>
+    <w:lvl w:ilvl="3" w:tplc="0409000F" w:tentative="1">
+      <w:start w:val="1"/>
+      <w:numFmt w:val="decimal"/>
+      <w:lvlText w:val="%4."/>
+      <w:lvlJc w:val="left"/>
+      <w:pPr>
+        <w:ind w:left="2880" w:hanging="360"/>
+      </w:pPr>
+    </w:lvl>
+    <w:lvl w:ilvl="4" w:tplc="04090019" w:tentative="1">
+      <w:start w:val="1"/>
+      <w:numFmt w:val="lowerLetter"/>
+      <w:lvlText w:val="%5."/>
+      <w:lvlJc w:val="left"/>
+      <w:pPr>
+        <w:ind w:left="3600" w:hanging="360"/>
+      </w:pPr>
+    </w:lvl>
+    <w:lvl w:ilvl="5" w:tplc="0409001B" w:tentative="1">
+      <w:start w:val="1"/>
+      <w:numFmt w:val="lowerRoman"/>
+      <w:lvlText w:val="%6."/>
+      <w:lvlJc w:val="right"/>
+      <w:pPr>
+        <w:ind w:left="4320" w:hanging="180"/>
+      </w:pPr>
+    </w:lvl>
+    <w:lvl w:ilvl="6" w:tplc="0409000F" w:tentative="1">
+      <w:start w:val="1"/>
+      <w:numFmt w:val="decimal"/>
+      <w:lvlText w:val="%7."/>
+      <w:lvlJc w:val="left"/>
+      <w:pPr>
+        <w:ind w:left="5040" w:hanging="360"/>
+      </w:pPr>
+    </w:lvl>
+    <w:lvl w:ilvl="7" w:tplc="04090019" w:tentative="1">
+      <w:start w:val="1"/>
+      <w:numFmt w:val="lowerLetter"/>
+      <w:lvlText w:val="%8."/>
+      <w:lvlJc w:val="left"/>
+      <w:pPr>
+        <w:ind w:left="5760" w:hanging="360"/>
+      </w:pPr>
+    </w:lvl>
+    <w:lvl w:ilvl="8" w:tplc="0409001B" w:tentative="1">
+      <w:start w:val="1"/>
+      <w:numFmt w:val="lowerRoman"/>
+      <w:lvlText w:val="%9."/>
+      <w:lvlJc w:val="right"/>
+      <w:pPr>
+        <w:ind w:left="6480" w:hanging="180"/>
+      </w:pPr>
+    </w:lvl>
+  </w:abstractNum>
+  <w:abstractNum w:abstractNumId="20">
+    <w:nsid w:val="37FC705C"/>
+    <w:multiLevelType w:val="hybridMultilevel"/>
+    <w:tmpl w:val="860288A2"/>
+    <w:lvl w:ilvl="0" w:tplc="FFFFFFFF">
+      <w:start w:val="1"/>
+      <w:numFmt w:val="bullet"/>
+      <w:lvlText w:val=""/>
+      <w:lvlJc w:val="left"/>
+      <w:pPr>
+        <w:ind w:left="827" w:hanging="360"/>
+      </w:pPr>
+      <w:rPr>
+        <w:rFonts w:ascii="Wingdings" w:hAnsi="Wingdings" w:hint="default"/>
+        <w:b w:val="0"/>
+        <w:bCs w:val="0"/>
+        <w:i w:val="0"/>
+        <w:iCs w:val="0"/>
+        <w:spacing w:val="0"/>
+        <w:w w:val="100"/>
+        <w:sz w:val="24"/>
+        <w:szCs w:val="24"/>
+        <w:lang w:val="hr-HR" w:eastAsia="en-US" w:bidi="ar-SA"/>
+      </w:rPr>
+    </w:lvl>
+    <w:lvl w:ilvl="1" w:tplc="ECD2C512">
+      <w:numFmt w:val="bullet"/>
+      <w:lvlText w:val="•"/>
+      <w:lvlJc w:val="left"/>
+      <w:pPr>
+        <w:ind w:left="1466" w:hanging="360"/>
+      </w:pPr>
+      <w:rPr>
+        <w:rFonts w:hint="default"/>
+        <w:lang w:val="hr-HR" w:eastAsia="en-US" w:bidi="ar-SA"/>
+      </w:rPr>
+    </w:lvl>
+    <w:lvl w:ilvl="2" w:tplc="D9FA0D6A">
+      <w:numFmt w:val="bullet"/>
+      <w:lvlText w:val="•"/>
+      <w:lvlJc w:val="left"/>
+      <w:pPr>
+        <w:ind w:left="2113" w:hanging="360"/>
+      </w:pPr>
+      <w:rPr>
+        <w:rFonts w:hint="default"/>
+        <w:lang w:val="hr-HR" w:eastAsia="en-US" w:bidi="ar-SA"/>
+      </w:rPr>
+    </w:lvl>
+    <w:lvl w:ilvl="3" w:tplc="095A3816">
+      <w:numFmt w:val="bullet"/>
+      <w:lvlText w:val="•"/>
+      <w:lvlJc w:val="left"/>
+      <w:pPr>
+        <w:ind w:left="2760" w:hanging="360"/>
+      </w:pPr>
+      <w:rPr>
+        <w:rFonts w:hint="default"/>
+        <w:lang w:val="hr-HR" w:eastAsia="en-US" w:bidi="ar-SA"/>
+      </w:rPr>
+    </w:lvl>
+    <w:lvl w:ilvl="4" w:tplc="35627104">
+      <w:numFmt w:val="bullet"/>
+      <w:lvlText w:val="•"/>
+      <w:lvlJc w:val="left"/>
+      <w:pPr>
+        <w:ind w:left="3407" w:hanging="360"/>
+      </w:pPr>
+      <w:rPr>
+        <w:rFonts w:hint="default"/>
+        <w:lang w:val="hr-HR" w:eastAsia="en-US" w:bidi="ar-SA"/>
+      </w:rPr>
+    </w:lvl>
+    <w:lvl w:ilvl="5" w:tplc="4AB45220">
+      <w:numFmt w:val="bullet"/>
+      <w:lvlText w:val="•"/>
+      <w:lvlJc w:val="left"/>
+      <w:pPr>
+        <w:ind w:left="4054" w:hanging="360"/>
+      </w:pPr>
+      <w:rPr>
+        <w:rFonts w:hint="default"/>
+        <w:lang w:val="hr-HR" w:eastAsia="en-US" w:bidi="ar-SA"/>
+      </w:rPr>
+    </w:lvl>
+    <w:lvl w:ilvl="6" w:tplc="0D024444">
+      <w:numFmt w:val="bullet"/>
+      <w:lvlText w:val="•"/>
+      <w:lvlJc w:val="left"/>
+      <w:pPr>
+        <w:ind w:left="4701" w:hanging="360"/>
+      </w:pPr>
+      <w:rPr>
+        <w:rFonts w:hint="default"/>
+        <w:lang w:val="hr-HR" w:eastAsia="en-US" w:bidi="ar-SA"/>
+      </w:rPr>
+    </w:lvl>
+    <w:lvl w:ilvl="7" w:tplc="7B2A8FE2">
+      <w:numFmt w:val="bullet"/>
+      <w:lvlText w:val="•"/>
+      <w:lvlJc w:val="left"/>
+      <w:pPr>
+        <w:ind w:left="5347" w:hanging="360"/>
+      </w:pPr>
+      <w:rPr>
+        <w:rFonts w:hint="default"/>
+        <w:lang w:val="hr-HR" w:eastAsia="en-US" w:bidi="ar-SA"/>
+      </w:rPr>
+    </w:lvl>
+    <w:lvl w:ilvl="8" w:tplc="56D0D588">
+      <w:numFmt w:val="bullet"/>
+      <w:lvlText w:val="•"/>
+      <w:lvlJc w:val="left"/>
+      <w:pPr>
+        <w:ind w:left="5994" w:hanging="360"/>
+      </w:pPr>
+      <w:rPr>
+        <w:rFonts w:hint="default"/>
+        <w:lang w:val="hr-HR" w:eastAsia="en-US" w:bidi="ar-SA"/>
+      </w:rPr>
+    </w:lvl>
+  </w:abstractNum>
+  <w:abstractNum w:abstractNumId="21">
+    <w:nsid w:val="3AFD50FC"/>
+    <w:multiLevelType w:val="hybridMultilevel"/>
+    <w:tmpl w:val="DBD65888"/>
+    <w:lvl w:ilvl="0" w:tplc="C138F870">
+      <w:start w:val="1"/>
+      <w:numFmt w:val="decimal"/>
+      <w:lvlText w:val="%1."/>
+      <w:lvlJc w:val="left"/>
+      <w:pPr>
+        <w:ind w:left="611" w:hanging="360"/>
+      </w:pPr>
+    </w:lvl>
+    <w:lvl w:ilvl="1" w:tplc="94CCCD46">
+      <w:start w:val="1"/>
+      <w:numFmt w:val="lowerLetter"/>
+      <w:lvlText w:val="%2."/>
+      <w:lvlJc w:val="left"/>
+      <w:pPr>
+        <w:ind w:left="1331" w:hanging="360"/>
+      </w:pPr>
+    </w:lvl>
+    <w:lvl w:ilvl="2" w:tplc="91DE9A60">
+      <w:start w:val="1"/>
+      <w:numFmt w:val="lowerRoman"/>
+      <w:lvlText w:val="%3."/>
+      <w:lvlJc w:val="right"/>
+      <w:pPr>
+        <w:ind w:left="2051" w:hanging="180"/>
+      </w:pPr>
+    </w:lvl>
+    <w:lvl w:ilvl="3" w:tplc="D988BC78">
+      <w:start w:val="1"/>
+      <w:numFmt w:val="decimal"/>
+      <w:lvlText w:val="%4."/>
+      <w:lvlJc w:val="left"/>
+      <w:pPr>
+        <w:ind w:left="2771" w:hanging="360"/>
+      </w:pPr>
+    </w:lvl>
+    <w:lvl w:ilvl="4" w:tplc="F5123F3A">
+      <w:start w:val="1"/>
+      <w:numFmt w:val="lowerLetter"/>
+      <w:lvlText w:val="%5."/>
+      <w:lvlJc w:val="left"/>
+      <w:pPr>
+        <w:ind w:left="3491" w:hanging="360"/>
+      </w:pPr>
+    </w:lvl>
+    <w:lvl w:ilvl="5" w:tplc="021A1E80">
+      <w:start w:val="1"/>
+      <w:numFmt w:val="lowerRoman"/>
+      <w:lvlText w:val="%6."/>
+      <w:lvlJc w:val="right"/>
+      <w:pPr>
+        <w:ind w:left="4211" w:hanging="180"/>
+      </w:pPr>
+    </w:lvl>
+    <w:lvl w:ilvl="6" w:tplc="766C88FA">
+      <w:start w:val="1"/>
+      <w:numFmt w:val="decimal"/>
+      <w:lvlText w:val="%7."/>
+      <w:lvlJc w:val="left"/>
+      <w:pPr>
+        <w:ind w:left="4931" w:hanging="360"/>
+      </w:pPr>
+    </w:lvl>
+    <w:lvl w:ilvl="7" w:tplc="4D3087D4">
+      <w:start w:val="1"/>
+      <w:numFmt w:val="lowerLetter"/>
+      <w:lvlText w:val="%8."/>
+      <w:lvlJc w:val="left"/>
+      <w:pPr>
+        <w:ind w:left="5651" w:hanging="360"/>
+      </w:pPr>
+    </w:lvl>
+    <w:lvl w:ilvl="8" w:tplc="64EAD0CC">
+      <w:start w:val="1"/>
+      <w:numFmt w:val="lowerRoman"/>
+      <w:lvlText w:val="%9."/>
+      <w:lvlJc w:val="right"/>
+      <w:pPr>
+        <w:ind w:left="6371" w:hanging="180"/>
+      </w:pPr>
+    </w:lvl>
+  </w:abstractNum>
+  <w:abstractNum w:abstractNumId="22">
+    <w:nsid w:val="3D774AD1"/>
+    <w:multiLevelType w:val="hybridMultilevel"/>
+    <w:tmpl w:val="3FF406D6"/>
+    <w:lvl w:ilvl="0" w:tplc="A8706234">
+      <w:start w:val="1"/>
+      <w:numFmt w:val="decimal"/>
+      <w:lvlText w:val="%1."/>
+      <w:lvlJc w:val="left"/>
+      <w:pPr>
+        <w:ind w:left="1654" w:hanging="360"/>
+      </w:pPr>
+      <w:rPr>
+        <w:rFonts w:hint="default"/>
+      </w:rPr>
+    </w:lvl>
+    <w:lvl w:ilvl="1" w:tplc="04090019" w:tentative="1">
+      <w:start w:val="1"/>
+      <w:numFmt w:val="lowerLetter"/>
+      <w:lvlText w:val="%2."/>
+      <w:lvlJc w:val="left"/>
+      <w:pPr>
+        <w:ind w:left="2267" w:hanging="360"/>
+      </w:pPr>
+    </w:lvl>
+    <w:lvl w:ilvl="2" w:tplc="0409001B" w:tentative="1">
+      <w:start w:val="1"/>
+      <w:numFmt w:val="lowerRoman"/>
+      <w:lvlText w:val="%3."/>
+      <w:lvlJc w:val="right"/>
+      <w:pPr>
+        <w:ind w:left="2987" w:hanging="180"/>
+      </w:pPr>
+    </w:lvl>
+    <w:lvl w:ilvl="3" w:tplc="0409000F" w:tentative="1">
+      <w:start w:val="1"/>
+      <w:numFmt w:val="decimal"/>
+      <w:lvlText w:val="%4."/>
+      <w:lvlJc w:val="left"/>
+      <w:pPr>
+        <w:ind w:left="3707" w:hanging="360"/>
+      </w:pPr>
+    </w:lvl>
+    <w:lvl w:ilvl="4" w:tplc="04090019" w:tentative="1">
+      <w:start w:val="1"/>
+      <w:numFmt w:val="lowerLetter"/>
+      <w:lvlText w:val="%5."/>
+      <w:lvlJc w:val="left"/>
+      <w:pPr>
+        <w:ind w:left="4427" w:hanging="360"/>
+      </w:pPr>
+    </w:lvl>
+    <w:lvl w:ilvl="5" w:tplc="0409001B" w:tentative="1">
+      <w:start w:val="1"/>
+      <w:numFmt w:val="lowerRoman"/>
+      <w:lvlText w:val="%6."/>
+      <w:lvlJc w:val="right"/>
+      <w:pPr>
+        <w:ind w:left="5147" w:hanging="180"/>
+      </w:pPr>
+    </w:lvl>
+    <w:lvl w:ilvl="6" w:tplc="0409000F" w:tentative="1">
+      <w:start w:val="1"/>
+      <w:numFmt w:val="decimal"/>
+      <w:lvlText w:val="%7."/>
+      <w:lvlJc w:val="left"/>
+      <w:pPr>
+        <w:ind w:left="5867" w:hanging="360"/>
+      </w:pPr>
+    </w:lvl>
+    <w:lvl w:ilvl="7" w:tplc="04090019" w:tentative="1">
+      <w:start w:val="1"/>
+      <w:numFmt w:val="lowerLetter"/>
+      <w:lvlText w:val="%8."/>
+      <w:lvlJc w:val="left"/>
+      <w:pPr>
+        <w:ind w:left="6587" w:hanging="360"/>
+      </w:pPr>
+    </w:lvl>
+    <w:lvl w:ilvl="8" w:tplc="0409001B" w:tentative="1">
+      <w:start w:val="1"/>
+      <w:numFmt w:val="lowerRoman"/>
+      <w:lvlText w:val="%9."/>
+      <w:lvlJc w:val="right"/>
+      <w:pPr>
+        <w:ind w:left="7307" w:hanging="180"/>
+      </w:pPr>
+    </w:lvl>
+  </w:abstractNum>
+  <w:abstractNum w:abstractNumId="23">
+    <w:nsid w:val="41C72A78"/>
+    <w:multiLevelType w:val="hybridMultilevel"/>
+    <w:tmpl w:val="FC7E30B0"/>
+    <w:lvl w:ilvl="0" w:tplc="5D70F28C">
+      <w:start w:val="1"/>
+      <w:numFmt w:val="decimal"/>
+      <w:lvlText w:val="%1."/>
+      <w:lvlJc w:val="left"/>
+      <w:pPr>
+        <w:ind w:left="830" w:hanging="360"/>
       </w:pPr>
       <w:rPr>
         <w:rFonts w:ascii="Times New Roman" w:eastAsia="Times New Roman" w:hAnsi="Times New Roman" w:cs="Times New Roman" w:hint="default"/>
@@ -24076,96 +25580,96 @@
         <w:lang w:val="hr-HR" w:eastAsia="en-US" w:bidi="ar-SA"/>
       </w:rPr>
     </w:lvl>
-    <w:lvl w:ilvl="1" w:tplc="191CB11C">
+    <w:lvl w:ilvl="1" w:tplc="9CB65DAA">
       <w:numFmt w:val="bullet"/>
       <w:lvlText w:val="•"/>
       <w:lvlJc w:val="left"/>
       <w:pPr>
-        <w:ind w:left="1466" w:hanging="360"/>
+        <w:ind w:left="1484" w:hanging="360"/>
       </w:pPr>
       <w:rPr>
         <w:rFonts w:hint="default"/>
         <w:lang w:val="hr-HR" w:eastAsia="en-US" w:bidi="ar-SA"/>
       </w:rPr>
     </w:lvl>
-    <w:lvl w:ilvl="2" w:tplc="0A46A014">
+    <w:lvl w:ilvl="2" w:tplc="A566C2C4">
       <w:numFmt w:val="bullet"/>
       <w:lvlText w:val="•"/>
       <w:lvlJc w:val="left"/>
       <w:pPr>
-        <w:ind w:left="2112" w:hanging="360"/>
+        <w:ind w:left="2129" w:hanging="360"/>
       </w:pPr>
       <w:rPr>
         <w:rFonts w:hint="default"/>
         <w:lang w:val="hr-HR" w:eastAsia="en-US" w:bidi="ar-SA"/>
       </w:rPr>
     </w:lvl>
-    <w:lvl w:ilvl="3" w:tplc="A0AEDA2E">
+    <w:lvl w:ilvl="3" w:tplc="80DAB84A">
       <w:numFmt w:val="bullet"/>
       <w:lvlText w:val="•"/>
       <w:lvlJc w:val="left"/>
       <w:pPr>
-        <w:ind w:left="2759" w:hanging="360"/>
+        <w:ind w:left="2774" w:hanging="360"/>
       </w:pPr>
       <w:rPr>
         <w:rFonts w:hint="default"/>
         <w:lang w:val="hr-HR" w:eastAsia="en-US" w:bidi="ar-SA"/>
       </w:rPr>
     </w:lvl>
-    <w:lvl w:ilvl="4" w:tplc="A1802E94">
+    <w:lvl w:ilvl="4" w:tplc="91887B38">
       <w:numFmt w:val="bullet"/>
       <w:lvlText w:val="•"/>
       <w:lvlJc w:val="left"/>
       <w:pPr>
-        <w:ind w:left="3405" w:hanging="360"/>
+        <w:ind w:left="3419" w:hanging="360"/>
       </w:pPr>
       <w:rPr>
         <w:rFonts w:hint="default"/>
         <w:lang w:val="hr-HR" w:eastAsia="en-US" w:bidi="ar-SA"/>
       </w:rPr>
     </w:lvl>
-    <w:lvl w:ilvl="5" w:tplc="3DB01186">
+    <w:lvl w:ilvl="5" w:tplc="71F65E50">
       <w:numFmt w:val="bullet"/>
       <w:lvlText w:val="•"/>
       <w:lvlJc w:val="left"/>
       <w:pPr>
-        <w:ind w:left="4052" w:hanging="360"/>
+        <w:ind w:left="4064" w:hanging="360"/>
       </w:pPr>
       <w:rPr>
         <w:rFonts w:hint="default"/>
         <w:lang w:val="hr-HR" w:eastAsia="en-US" w:bidi="ar-SA"/>
       </w:rPr>
     </w:lvl>
-    <w:lvl w:ilvl="6" w:tplc="86A4E872">
+    <w:lvl w:ilvl="6" w:tplc="AC64E8DA">
       <w:numFmt w:val="bullet"/>
       <w:lvlText w:val="•"/>
       <w:lvlJc w:val="left"/>
       <w:pPr>
-        <w:ind w:left="4698" w:hanging="360"/>
+        <w:ind w:left="4709" w:hanging="360"/>
       </w:pPr>
       <w:rPr>
         <w:rFonts w:hint="default"/>
         <w:lang w:val="hr-HR" w:eastAsia="en-US" w:bidi="ar-SA"/>
       </w:rPr>
     </w:lvl>
-    <w:lvl w:ilvl="7" w:tplc="E8827A8C">
+    <w:lvl w:ilvl="7" w:tplc="BAB415CA">
       <w:numFmt w:val="bullet"/>
       <w:lvlText w:val="•"/>
       <w:lvlJc w:val="left"/>
       <w:pPr>
-        <w:ind w:left="5345" w:hanging="360"/>
+        <w:ind w:left="5354" w:hanging="360"/>
       </w:pPr>
       <w:rPr>
         <w:rFonts w:hint="default"/>
         <w:lang w:val="hr-HR" w:eastAsia="en-US" w:bidi="ar-SA"/>
       </w:rPr>
     </w:lvl>
-    <w:lvl w:ilvl="8" w:tplc="E1340D0E">
+    <w:lvl w:ilvl="8" w:tplc="5EF8DCB4">
       <w:numFmt w:val="bullet"/>
       <w:lvlText w:val="•"/>
       <w:lvlJc w:val="left"/>
       <w:pPr>
-        <w:ind w:left="5991" w:hanging="360"/>
+        <w:ind w:left="5999" w:hanging="360"/>
       </w:pPr>
       <w:rPr>
         <w:rFonts w:hint="default"/>
@@ -24173,11 +25677,1096 @@
       </w:rPr>
     </w:lvl>
   </w:abstractNum>
-  <w:abstractNum w:abstractNumId="16">
-    <w:nsid w:val="2E2D1FB9"/>
+  <w:abstractNum w:abstractNumId="24">
+    <w:nsid w:val="41E94490"/>
     <w:multiLevelType w:val="hybridMultilevel"/>
-    <w:tmpl w:val="57E4520C"/>
-    <w:lvl w:ilvl="0" w:tplc="3086FB40">
+    <w:tmpl w:val="20CA482A"/>
+    <w:lvl w:ilvl="0" w:tplc="E9503E58">
+      <w:start w:val="1"/>
+      <w:numFmt w:val="decimal"/>
+      <w:lvlText w:val="%1."/>
+      <w:lvlJc w:val="left"/>
+      <w:pPr>
+        <w:ind w:left="827" w:hanging="360"/>
+      </w:pPr>
+      <w:rPr>
+        <w:rFonts w:ascii="Times New Roman" w:eastAsia="Times New Roman" w:hAnsi="Times New Roman" w:cs="Times New Roman" w:hint="default"/>
+        <w:b w:val="0"/>
+        <w:bCs w:val="0"/>
+        <w:i w:val="0"/>
+        <w:iCs w:val="0"/>
+        <w:spacing w:val="0"/>
+        <w:w w:val="100"/>
+        <w:sz w:val="24"/>
+        <w:szCs w:val="24"/>
+        <w:lang w:val="hr-HR" w:eastAsia="en-US" w:bidi="ar-SA"/>
+      </w:rPr>
+    </w:lvl>
+    <w:lvl w:ilvl="1" w:tplc="178A4FE6">
+      <w:numFmt w:val="bullet"/>
+      <w:lvlText w:val="•"/>
+      <w:lvlJc w:val="left"/>
+      <w:pPr>
+        <w:ind w:left="1466" w:hanging="360"/>
+      </w:pPr>
+      <w:rPr>
+        <w:rFonts w:hint="default"/>
+        <w:lang w:val="hr-HR" w:eastAsia="en-US" w:bidi="ar-SA"/>
+      </w:rPr>
+    </w:lvl>
+    <w:lvl w:ilvl="2" w:tplc="9E06E6B8">
+      <w:numFmt w:val="bullet"/>
+      <w:lvlText w:val="•"/>
+      <w:lvlJc w:val="left"/>
+      <w:pPr>
+        <w:ind w:left="2113" w:hanging="360"/>
+      </w:pPr>
+      <w:rPr>
+        <w:rFonts w:hint="default"/>
+        <w:lang w:val="hr-HR" w:eastAsia="en-US" w:bidi="ar-SA"/>
+      </w:rPr>
+    </w:lvl>
+    <w:lvl w:ilvl="3" w:tplc="C320319A">
+      <w:numFmt w:val="bullet"/>
+      <w:lvlText w:val="•"/>
+      <w:lvlJc w:val="left"/>
+      <w:pPr>
+        <w:ind w:left="2760" w:hanging="360"/>
+      </w:pPr>
+      <w:rPr>
+        <w:rFonts w:hint="default"/>
+        <w:lang w:val="hr-HR" w:eastAsia="en-US" w:bidi="ar-SA"/>
+      </w:rPr>
+    </w:lvl>
+    <w:lvl w:ilvl="4" w:tplc="2ABE0414">
+      <w:numFmt w:val="bullet"/>
+      <w:lvlText w:val="•"/>
+      <w:lvlJc w:val="left"/>
+      <w:pPr>
+        <w:ind w:left="3407" w:hanging="360"/>
+      </w:pPr>
+      <w:rPr>
+        <w:rFonts w:hint="default"/>
+        <w:lang w:val="hr-HR" w:eastAsia="en-US" w:bidi="ar-SA"/>
+      </w:rPr>
+    </w:lvl>
+    <w:lvl w:ilvl="5" w:tplc="D5A6CBF2">
+      <w:numFmt w:val="bullet"/>
+      <w:lvlText w:val="•"/>
+      <w:lvlJc w:val="left"/>
+      <w:pPr>
+        <w:ind w:left="4054" w:hanging="360"/>
+      </w:pPr>
+      <w:rPr>
+        <w:rFonts w:hint="default"/>
+        <w:lang w:val="hr-HR" w:eastAsia="en-US" w:bidi="ar-SA"/>
+      </w:rPr>
+    </w:lvl>
+    <w:lvl w:ilvl="6" w:tplc="90D25CEA">
+      <w:numFmt w:val="bullet"/>
+      <w:lvlText w:val="•"/>
+      <w:lvlJc w:val="left"/>
+      <w:pPr>
+        <w:ind w:left="4701" w:hanging="360"/>
+      </w:pPr>
+      <w:rPr>
+        <w:rFonts w:hint="default"/>
+        <w:lang w:val="hr-HR" w:eastAsia="en-US" w:bidi="ar-SA"/>
+      </w:rPr>
+    </w:lvl>
+    <w:lvl w:ilvl="7" w:tplc="EE90CD08">
+      <w:numFmt w:val="bullet"/>
+      <w:lvlText w:val="•"/>
+      <w:lvlJc w:val="left"/>
+      <w:pPr>
+        <w:ind w:left="5347" w:hanging="360"/>
+      </w:pPr>
+      <w:rPr>
+        <w:rFonts w:hint="default"/>
+        <w:lang w:val="hr-HR" w:eastAsia="en-US" w:bidi="ar-SA"/>
+      </w:rPr>
+    </w:lvl>
+    <w:lvl w:ilvl="8" w:tplc="3854532C">
+      <w:numFmt w:val="bullet"/>
+      <w:lvlText w:val="•"/>
+      <w:lvlJc w:val="left"/>
+      <w:pPr>
+        <w:ind w:left="5994" w:hanging="360"/>
+      </w:pPr>
+      <w:rPr>
+        <w:rFonts w:hint="default"/>
+        <w:lang w:val="hr-HR" w:eastAsia="en-US" w:bidi="ar-SA"/>
+      </w:rPr>
+    </w:lvl>
+  </w:abstractNum>
+  <w:abstractNum w:abstractNumId="25">
+    <w:nsid w:val="480939C8"/>
+    <w:multiLevelType w:val="hybridMultilevel"/>
+    <w:tmpl w:val="E5CA3CF2"/>
+    <w:lvl w:ilvl="0" w:tplc="61EACF5A">
+      <w:start w:val="1"/>
+      <w:numFmt w:val="decimal"/>
+      <w:lvlText w:val="%1."/>
+      <w:lvlJc w:val="left"/>
+      <w:pPr>
+        <w:ind w:left="827" w:hanging="360"/>
+      </w:pPr>
+      <w:rPr>
+        <w:rFonts w:ascii="Times New Roman" w:eastAsia="Times New Roman" w:hAnsi="Times New Roman" w:cs="Times New Roman" w:hint="default"/>
+        <w:b w:val="0"/>
+        <w:bCs w:val="0"/>
+        <w:i w:val="0"/>
+        <w:iCs w:val="0"/>
+        <w:spacing w:val="0"/>
+        <w:w w:val="100"/>
+        <w:sz w:val="24"/>
+        <w:szCs w:val="24"/>
+        <w:lang w:val="hr-HR" w:eastAsia="en-US" w:bidi="ar-SA"/>
+      </w:rPr>
+    </w:lvl>
+    <w:lvl w:ilvl="1" w:tplc="2A243498">
+      <w:numFmt w:val="bullet"/>
+      <w:lvlText w:val="•"/>
+      <w:lvlJc w:val="left"/>
+      <w:pPr>
+        <w:ind w:left="1466" w:hanging="360"/>
+      </w:pPr>
+      <w:rPr>
+        <w:rFonts w:hint="default"/>
+        <w:lang w:val="hr-HR" w:eastAsia="en-US" w:bidi="ar-SA"/>
+      </w:rPr>
+    </w:lvl>
+    <w:lvl w:ilvl="2" w:tplc="258CDEAC">
+      <w:numFmt w:val="bullet"/>
+      <w:lvlText w:val="•"/>
+      <w:lvlJc w:val="left"/>
+      <w:pPr>
+        <w:ind w:left="2112" w:hanging="360"/>
+      </w:pPr>
+      <w:rPr>
+        <w:rFonts w:hint="default"/>
+        <w:lang w:val="hr-HR" w:eastAsia="en-US" w:bidi="ar-SA"/>
+      </w:rPr>
+    </w:lvl>
+    <w:lvl w:ilvl="3" w:tplc="F94454E2">
+      <w:numFmt w:val="bullet"/>
+      <w:lvlText w:val="•"/>
+      <w:lvlJc w:val="left"/>
+      <w:pPr>
+        <w:ind w:left="2759" w:hanging="360"/>
+      </w:pPr>
+      <w:rPr>
+        <w:rFonts w:hint="default"/>
+        <w:lang w:val="hr-HR" w:eastAsia="en-US" w:bidi="ar-SA"/>
+      </w:rPr>
+    </w:lvl>
+    <w:lvl w:ilvl="4" w:tplc="CF8A6EE8">
+      <w:numFmt w:val="bullet"/>
+      <w:lvlText w:val="•"/>
+      <w:lvlJc w:val="left"/>
+      <w:pPr>
+        <w:ind w:left="3405" w:hanging="360"/>
+      </w:pPr>
+      <w:rPr>
+        <w:rFonts w:hint="default"/>
+        <w:lang w:val="hr-HR" w:eastAsia="en-US" w:bidi="ar-SA"/>
+      </w:rPr>
+    </w:lvl>
+    <w:lvl w:ilvl="5" w:tplc="49D02862">
+      <w:numFmt w:val="bullet"/>
+      <w:lvlText w:val="•"/>
+      <w:lvlJc w:val="left"/>
+      <w:pPr>
+        <w:ind w:left="4052" w:hanging="360"/>
+      </w:pPr>
+      <w:rPr>
+        <w:rFonts w:hint="default"/>
+        <w:lang w:val="hr-HR" w:eastAsia="en-US" w:bidi="ar-SA"/>
+      </w:rPr>
+    </w:lvl>
+    <w:lvl w:ilvl="6" w:tplc="7A70BA8E">
+      <w:numFmt w:val="bullet"/>
+      <w:lvlText w:val="•"/>
+      <w:lvlJc w:val="left"/>
+      <w:pPr>
+        <w:ind w:left="4698" w:hanging="360"/>
+      </w:pPr>
+      <w:rPr>
+        <w:rFonts w:hint="default"/>
+        <w:lang w:val="hr-HR" w:eastAsia="en-US" w:bidi="ar-SA"/>
+      </w:rPr>
+    </w:lvl>
+    <w:lvl w:ilvl="7" w:tplc="64EE84C6">
+      <w:numFmt w:val="bullet"/>
+      <w:lvlText w:val="•"/>
+      <w:lvlJc w:val="left"/>
+      <w:pPr>
+        <w:ind w:left="5345" w:hanging="360"/>
+      </w:pPr>
+      <w:rPr>
+        <w:rFonts w:hint="default"/>
+        <w:lang w:val="hr-HR" w:eastAsia="en-US" w:bidi="ar-SA"/>
+      </w:rPr>
+    </w:lvl>
+    <w:lvl w:ilvl="8" w:tplc="4712F8C2">
+      <w:numFmt w:val="bullet"/>
+      <w:lvlText w:val="•"/>
+      <w:lvlJc w:val="left"/>
+      <w:pPr>
+        <w:ind w:left="5991" w:hanging="360"/>
+      </w:pPr>
+      <w:rPr>
+        <w:rFonts w:hint="default"/>
+        <w:lang w:val="hr-HR" w:eastAsia="en-US" w:bidi="ar-SA"/>
+      </w:rPr>
+    </w:lvl>
+  </w:abstractNum>
+  <w:abstractNum w:abstractNumId="26">
+    <w:nsid w:val="484C94E2"/>
+    <w:multiLevelType w:val="hybridMultilevel"/>
+    <w:tmpl w:val="7DD6130A"/>
+    <w:lvl w:ilvl="0" w:tplc="E92A9826">
+      <w:start w:val="1"/>
+      <w:numFmt w:val="decimal"/>
+      <w:lvlText w:val="%1."/>
+      <w:lvlJc w:val="left"/>
+      <w:pPr>
+        <w:ind w:left="720" w:hanging="360"/>
+      </w:pPr>
+    </w:lvl>
+    <w:lvl w:ilvl="1" w:tplc="8A9ADC7E">
+      <w:start w:val="1"/>
+      <w:numFmt w:val="lowerLetter"/>
+      <w:lvlText w:val="%2."/>
+      <w:lvlJc w:val="left"/>
+      <w:pPr>
+        <w:ind w:left="1440" w:hanging="360"/>
+      </w:pPr>
+    </w:lvl>
+    <w:lvl w:ilvl="2" w:tplc="83A0F648">
+      <w:start w:val="1"/>
+      <w:numFmt w:val="lowerRoman"/>
+      <w:lvlText w:val="%3."/>
+      <w:lvlJc w:val="right"/>
+      <w:pPr>
+        <w:ind w:left="2160" w:hanging="180"/>
+      </w:pPr>
+    </w:lvl>
+    <w:lvl w:ilvl="3" w:tplc="C43839CC">
+      <w:start w:val="1"/>
+      <w:numFmt w:val="decimal"/>
+      <w:lvlText w:val="%4."/>
+      <w:lvlJc w:val="left"/>
+      <w:pPr>
+        <w:ind w:left="2880" w:hanging="360"/>
+      </w:pPr>
+    </w:lvl>
+    <w:lvl w:ilvl="4" w:tplc="ABDA5970">
+      <w:start w:val="1"/>
+      <w:numFmt w:val="lowerLetter"/>
+      <w:lvlText w:val="%5."/>
+      <w:lvlJc w:val="left"/>
+      <w:pPr>
+        <w:ind w:left="3600" w:hanging="360"/>
+      </w:pPr>
+    </w:lvl>
+    <w:lvl w:ilvl="5" w:tplc="7D409BE2">
+      <w:start w:val="1"/>
+      <w:numFmt w:val="lowerRoman"/>
+      <w:lvlText w:val="%6."/>
+      <w:lvlJc w:val="right"/>
+      <w:pPr>
+        <w:ind w:left="4320" w:hanging="180"/>
+      </w:pPr>
+    </w:lvl>
+    <w:lvl w:ilvl="6" w:tplc="CA827382">
+      <w:start w:val="1"/>
+      <w:numFmt w:val="decimal"/>
+      <w:lvlText w:val="%7."/>
+      <w:lvlJc w:val="left"/>
+      <w:pPr>
+        <w:ind w:left="5040" w:hanging="360"/>
+      </w:pPr>
+    </w:lvl>
+    <w:lvl w:ilvl="7" w:tplc="D74E745A">
+      <w:start w:val="1"/>
+      <w:numFmt w:val="lowerLetter"/>
+      <w:lvlText w:val="%8."/>
+      <w:lvlJc w:val="left"/>
+      <w:pPr>
+        <w:ind w:left="5760" w:hanging="360"/>
+      </w:pPr>
+    </w:lvl>
+    <w:lvl w:ilvl="8" w:tplc="FB70AA5A">
+      <w:start w:val="1"/>
+      <w:numFmt w:val="lowerRoman"/>
+      <w:lvlText w:val="%9."/>
+      <w:lvlJc w:val="right"/>
+      <w:pPr>
+        <w:ind w:left="6480" w:hanging="180"/>
+      </w:pPr>
+    </w:lvl>
+  </w:abstractNum>
+  <w:abstractNum w:abstractNumId="27">
+    <w:nsid w:val="4A0737CC"/>
+    <w:multiLevelType w:val="hybridMultilevel"/>
+    <w:tmpl w:val="917A7DDA"/>
+    <w:lvl w:ilvl="0" w:tplc="76FC4196">
+      <w:start w:val="1"/>
+      <w:numFmt w:val="decimal"/>
+      <w:lvlText w:val="%1."/>
+      <w:lvlJc w:val="left"/>
+      <w:pPr>
+        <w:ind w:left="830" w:hanging="360"/>
+      </w:pPr>
+      <w:rPr>
+        <w:rFonts w:ascii="Times New Roman" w:eastAsia="Times New Roman" w:hAnsi="Times New Roman" w:cs="Times New Roman" w:hint="default"/>
+        <w:b w:val="0"/>
+        <w:bCs w:val="0"/>
+        <w:i w:val="0"/>
+        <w:iCs w:val="0"/>
+        <w:spacing w:val="0"/>
+        <w:w w:val="100"/>
+        <w:sz w:val="24"/>
+        <w:szCs w:val="24"/>
+        <w:lang w:val="hr-HR" w:eastAsia="en-US" w:bidi="ar-SA"/>
+      </w:rPr>
+    </w:lvl>
+    <w:lvl w:ilvl="1" w:tplc="9384B518">
+      <w:numFmt w:val="bullet"/>
+      <w:lvlText w:val="•"/>
+      <w:lvlJc w:val="left"/>
+      <w:pPr>
+        <w:ind w:left="1484" w:hanging="360"/>
+      </w:pPr>
+      <w:rPr>
+        <w:rFonts w:hint="default"/>
+        <w:lang w:val="hr-HR" w:eastAsia="en-US" w:bidi="ar-SA"/>
+      </w:rPr>
+    </w:lvl>
+    <w:lvl w:ilvl="2" w:tplc="F1F293AA">
+      <w:numFmt w:val="bullet"/>
+      <w:lvlText w:val="•"/>
+      <w:lvlJc w:val="left"/>
+      <w:pPr>
+        <w:ind w:left="2129" w:hanging="360"/>
+      </w:pPr>
+      <w:rPr>
+        <w:rFonts w:hint="default"/>
+        <w:lang w:val="hr-HR" w:eastAsia="en-US" w:bidi="ar-SA"/>
+      </w:rPr>
+    </w:lvl>
+    <w:lvl w:ilvl="3" w:tplc="55F89590">
+      <w:numFmt w:val="bullet"/>
+      <w:lvlText w:val="•"/>
+      <w:lvlJc w:val="left"/>
+      <w:pPr>
+        <w:ind w:left="2774" w:hanging="360"/>
+      </w:pPr>
+      <w:rPr>
+        <w:rFonts w:hint="default"/>
+        <w:lang w:val="hr-HR" w:eastAsia="en-US" w:bidi="ar-SA"/>
+      </w:rPr>
+    </w:lvl>
+    <w:lvl w:ilvl="4" w:tplc="1B5865E0">
+      <w:numFmt w:val="bullet"/>
+      <w:lvlText w:val="•"/>
+      <w:lvlJc w:val="left"/>
+      <w:pPr>
+        <w:ind w:left="3419" w:hanging="360"/>
+      </w:pPr>
+      <w:rPr>
+        <w:rFonts w:hint="default"/>
+        <w:lang w:val="hr-HR" w:eastAsia="en-US" w:bidi="ar-SA"/>
+      </w:rPr>
+    </w:lvl>
+    <w:lvl w:ilvl="5" w:tplc="B498A1F6">
+      <w:numFmt w:val="bullet"/>
+      <w:lvlText w:val="•"/>
+      <w:lvlJc w:val="left"/>
+      <w:pPr>
+        <w:ind w:left="4064" w:hanging="360"/>
+      </w:pPr>
+      <w:rPr>
+        <w:rFonts w:hint="default"/>
+        <w:lang w:val="hr-HR" w:eastAsia="en-US" w:bidi="ar-SA"/>
+      </w:rPr>
+    </w:lvl>
+    <w:lvl w:ilvl="6" w:tplc="0D1C4B5E">
+      <w:numFmt w:val="bullet"/>
+      <w:lvlText w:val="•"/>
+      <w:lvlJc w:val="left"/>
+      <w:pPr>
+        <w:ind w:left="4709" w:hanging="360"/>
+      </w:pPr>
+      <w:rPr>
+        <w:rFonts w:hint="default"/>
+        <w:lang w:val="hr-HR" w:eastAsia="en-US" w:bidi="ar-SA"/>
+      </w:rPr>
+    </w:lvl>
+    <w:lvl w:ilvl="7" w:tplc="CF42D6CA">
+      <w:numFmt w:val="bullet"/>
+      <w:lvlText w:val="•"/>
+      <w:lvlJc w:val="left"/>
+      <w:pPr>
+        <w:ind w:left="5354" w:hanging="360"/>
+      </w:pPr>
+      <w:rPr>
+        <w:rFonts w:hint="default"/>
+        <w:lang w:val="hr-HR" w:eastAsia="en-US" w:bidi="ar-SA"/>
+      </w:rPr>
+    </w:lvl>
+    <w:lvl w:ilvl="8" w:tplc="9782FFA4">
+      <w:numFmt w:val="bullet"/>
+      <w:lvlText w:val="•"/>
+      <w:lvlJc w:val="left"/>
+      <w:pPr>
+        <w:ind w:left="5999" w:hanging="360"/>
+      </w:pPr>
+      <w:rPr>
+        <w:rFonts w:hint="default"/>
+        <w:lang w:val="hr-HR" w:eastAsia="en-US" w:bidi="ar-SA"/>
+      </w:rPr>
+    </w:lvl>
+  </w:abstractNum>
+  <w:abstractNum w:abstractNumId="28">
+    <w:nsid w:val="557B08DD"/>
+    <w:multiLevelType w:val="hybridMultilevel"/>
+    <w:tmpl w:val="667C3F34"/>
+    <w:lvl w:ilvl="0" w:tplc="125E1126">
+      <w:start w:val="1"/>
+      <w:numFmt w:val="decimal"/>
+      <w:lvlText w:val="%1."/>
+      <w:lvlJc w:val="left"/>
+      <w:pPr>
+        <w:ind w:left="827" w:hanging="360"/>
+      </w:pPr>
+      <w:rPr>
+        <w:rFonts w:ascii="Times New Roman" w:eastAsia="Times New Roman" w:hAnsi="Times New Roman" w:cs="Times New Roman" w:hint="default"/>
+        <w:b w:val="0"/>
+        <w:bCs w:val="0"/>
+        <w:i w:val="0"/>
+        <w:iCs w:val="0"/>
+        <w:spacing w:val="0"/>
+        <w:w w:val="100"/>
+        <w:sz w:val="24"/>
+        <w:szCs w:val="24"/>
+        <w:lang w:val="hr-HR" w:eastAsia="en-US" w:bidi="ar-SA"/>
+      </w:rPr>
+    </w:lvl>
+    <w:lvl w:ilvl="1" w:tplc="50B80806">
+      <w:numFmt w:val="bullet"/>
+      <w:lvlText w:val="•"/>
+      <w:lvlJc w:val="left"/>
+      <w:pPr>
+        <w:ind w:left="1466" w:hanging="360"/>
+      </w:pPr>
+      <w:rPr>
+        <w:rFonts w:hint="default"/>
+        <w:lang w:val="hr-HR" w:eastAsia="en-US" w:bidi="ar-SA"/>
+      </w:rPr>
+    </w:lvl>
+    <w:lvl w:ilvl="2" w:tplc="0AB2D126">
+      <w:numFmt w:val="bullet"/>
+      <w:lvlText w:val="•"/>
+      <w:lvlJc w:val="left"/>
+      <w:pPr>
+        <w:ind w:left="2112" w:hanging="360"/>
+      </w:pPr>
+      <w:rPr>
+        <w:rFonts w:hint="default"/>
+        <w:lang w:val="hr-HR" w:eastAsia="en-US" w:bidi="ar-SA"/>
+      </w:rPr>
+    </w:lvl>
+    <w:lvl w:ilvl="3" w:tplc="3CA849CE">
+      <w:numFmt w:val="bullet"/>
+      <w:lvlText w:val="•"/>
+      <w:lvlJc w:val="left"/>
+      <w:pPr>
+        <w:ind w:left="2759" w:hanging="360"/>
+      </w:pPr>
+      <w:rPr>
+        <w:rFonts w:hint="default"/>
+        <w:lang w:val="hr-HR" w:eastAsia="en-US" w:bidi="ar-SA"/>
+      </w:rPr>
+    </w:lvl>
+    <w:lvl w:ilvl="4" w:tplc="EA1A74BA">
+      <w:numFmt w:val="bullet"/>
+      <w:lvlText w:val="•"/>
+      <w:lvlJc w:val="left"/>
+      <w:pPr>
+        <w:ind w:left="3405" w:hanging="360"/>
+      </w:pPr>
+      <w:rPr>
+        <w:rFonts w:hint="default"/>
+        <w:lang w:val="hr-HR" w:eastAsia="en-US" w:bidi="ar-SA"/>
+      </w:rPr>
+    </w:lvl>
+    <w:lvl w:ilvl="5" w:tplc="96C8E738">
+      <w:numFmt w:val="bullet"/>
+      <w:lvlText w:val="•"/>
+      <w:lvlJc w:val="left"/>
+      <w:pPr>
+        <w:ind w:left="4052" w:hanging="360"/>
+      </w:pPr>
+      <w:rPr>
+        <w:rFonts w:hint="default"/>
+        <w:lang w:val="hr-HR" w:eastAsia="en-US" w:bidi="ar-SA"/>
+      </w:rPr>
+    </w:lvl>
+    <w:lvl w:ilvl="6" w:tplc="EFBA6CEE">
+      <w:numFmt w:val="bullet"/>
+      <w:lvlText w:val="•"/>
+      <w:lvlJc w:val="left"/>
+      <w:pPr>
+        <w:ind w:left="4698" w:hanging="360"/>
+      </w:pPr>
+      <w:rPr>
+        <w:rFonts w:hint="default"/>
+        <w:lang w:val="hr-HR" w:eastAsia="en-US" w:bidi="ar-SA"/>
+      </w:rPr>
+    </w:lvl>
+    <w:lvl w:ilvl="7" w:tplc="3EE690F0">
+      <w:numFmt w:val="bullet"/>
+      <w:lvlText w:val="•"/>
+      <w:lvlJc w:val="left"/>
+      <w:pPr>
+        <w:ind w:left="5345" w:hanging="360"/>
+      </w:pPr>
+      <w:rPr>
+        <w:rFonts w:hint="default"/>
+        <w:lang w:val="hr-HR" w:eastAsia="en-US" w:bidi="ar-SA"/>
+      </w:rPr>
+    </w:lvl>
+    <w:lvl w:ilvl="8" w:tplc="CB260EA4">
+      <w:numFmt w:val="bullet"/>
+      <w:lvlText w:val="•"/>
+      <w:lvlJc w:val="left"/>
+      <w:pPr>
+        <w:ind w:left="5991" w:hanging="360"/>
+      </w:pPr>
+      <w:rPr>
+        <w:rFonts w:hint="default"/>
+        <w:lang w:val="hr-HR" w:eastAsia="en-US" w:bidi="ar-SA"/>
+      </w:rPr>
+    </w:lvl>
+  </w:abstractNum>
+  <w:abstractNum w:abstractNumId="29">
+    <w:nsid w:val="5582371F"/>
+    <w:multiLevelType w:val="hybridMultilevel"/>
+    <w:tmpl w:val="A9186860"/>
+    <w:lvl w:ilvl="0" w:tplc="8766B86A">
+      <w:start w:val="1"/>
+      <w:numFmt w:val="decimal"/>
+      <w:lvlText w:val="%1."/>
+      <w:lvlJc w:val="left"/>
+      <w:pPr>
+        <w:ind w:left="827" w:hanging="360"/>
+      </w:pPr>
+      <w:rPr>
+        <w:rFonts w:ascii="Times New Roman" w:eastAsia="Times New Roman" w:hAnsi="Times New Roman" w:cs="Times New Roman" w:hint="default"/>
+        <w:b w:val="0"/>
+        <w:bCs w:val="0"/>
+        <w:i w:val="0"/>
+        <w:iCs w:val="0"/>
+        <w:spacing w:val="0"/>
+        <w:w w:val="100"/>
+        <w:sz w:val="24"/>
+        <w:szCs w:val="24"/>
+        <w:lang w:val="hr-HR" w:eastAsia="en-US" w:bidi="ar-SA"/>
+      </w:rPr>
+    </w:lvl>
+    <w:lvl w:ilvl="1" w:tplc="33E8C306">
+      <w:numFmt w:val="bullet"/>
+      <w:lvlText w:val="•"/>
+      <w:lvlJc w:val="left"/>
+      <w:pPr>
+        <w:ind w:left="1466" w:hanging="360"/>
+      </w:pPr>
+      <w:rPr>
+        <w:rFonts w:hint="default"/>
+        <w:lang w:val="hr-HR" w:eastAsia="en-US" w:bidi="ar-SA"/>
+      </w:rPr>
+    </w:lvl>
+    <w:lvl w:ilvl="2" w:tplc="394A1CDC">
+      <w:numFmt w:val="bullet"/>
+      <w:lvlText w:val="•"/>
+      <w:lvlJc w:val="left"/>
+      <w:pPr>
+        <w:ind w:left="2112" w:hanging="360"/>
+      </w:pPr>
+      <w:rPr>
+        <w:rFonts w:hint="default"/>
+        <w:lang w:val="hr-HR" w:eastAsia="en-US" w:bidi="ar-SA"/>
+      </w:rPr>
+    </w:lvl>
+    <w:lvl w:ilvl="3" w:tplc="8924AD32">
+      <w:numFmt w:val="bullet"/>
+      <w:lvlText w:val="•"/>
+      <w:lvlJc w:val="left"/>
+      <w:pPr>
+        <w:ind w:left="2759" w:hanging="360"/>
+      </w:pPr>
+      <w:rPr>
+        <w:rFonts w:hint="default"/>
+        <w:lang w:val="hr-HR" w:eastAsia="en-US" w:bidi="ar-SA"/>
+      </w:rPr>
+    </w:lvl>
+    <w:lvl w:ilvl="4" w:tplc="F8DA8F54">
+      <w:numFmt w:val="bullet"/>
+      <w:lvlText w:val="•"/>
+      <w:lvlJc w:val="left"/>
+      <w:pPr>
+        <w:ind w:left="3405" w:hanging="360"/>
+      </w:pPr>
+      <w:rPr>
+        <w:rFonts w:hint="default"/>
+        <w:lang w:val="hr-HR" w:eastAsia="en-US" w:bidi="ar-SA"/>
+      </w:rPr>
+    </w:lvl>
+    <w:lvl w:ilvl="5" w:tplc="23D4E94E">
+      <w:numFmt w:val="bullet"/>
+      <w:lvlText w:val="•"/>
+      <w:lvlJc w:val="left"/>
+      <w:pPr>
+        <w:ind w:left="4052" w:hanging="360"/>
+      </w:pPr>
+      <w:rPr>
+        <w:rFonts w:hint="default"/>
+        <w:lang w:val="hr-HR" w:eastAsia="en-US" w:bidi="ar-SA"/>
+      </w:rPr>
+    </w:lvl>
+    <w:lvl w:ilvl="6" w:tplc="00C4C882">
+      <w:numFmt w:val="bullet"/>
+      <w:lvlText w:val="•"/>
+      <w:lvlJc w:val="left"/>
+      <w:pPr>
+        <w:ind w:left="4698" w:hanging="360"/>
+      </w:pPr>
+      <w:rPr>
+        <w:rFonts w:hint="default"/>
+        <w:lang w:val="hr-HR" w:eastAsia="en-US" w:bidi="ar-SA"/>
+      </w:rPr>
+    </w:lvl>
+    <w:lvl w:ilvl="7" w:tplc="DCC8794C">
+      <w:numFmt w:val="bullet"/>
+      <w:lvlText w:val="•"/>
+      <w:lvlJc w:val="left"/>
+      <w:pPr>
+        <w:ind w:left="5345" w:hanging="360"/>
+      </w:pPr>
+      <w:rPr>
+        <w:rFonts w:hint="default"/>
+        <w:lang w:val="hr-HR" w:eastAsia="en-US" w:bidi="ar-SA"/>
+      </w:rPr>
+    </w:lvl>
+    <w:lvl w:ilvl="8" w:tplc="F3FA6C0A">
+      <w:numFmt w:val="bullet"/>
+      <w:lvlText w:val="•"/>
+      <w:lvlJc w:val="left"/>
+      <w:pPr>
+        <w:ind w:left="5991" w:hanging="360"/>
+      </w:pPr>
+      <w:rPr>
+        <w:rFonts w:hint="default"/>
+        <w:lang w:val="hr-HR" w:eastAsia="en-US" w:bidi="ar-SA"/>
+      </w:rPr>
+    </w:lvl>
+  </w:abstractNum>
+  <w:abstractNum w:abstractNumId="30">
+    <w:nsid w:val="56331E51"/>
+    <w:multiLevelType w:val="hybridMultilevel"/>
+    <w:tmpl w:val="5D0642D6"/>
+    <w:lvl w:ilvl="0" w:tplc="9C143AAA">
+      <w:start w:val="1"/>
+      <w:numFmt w:val="decimal"/>
+      <w:lvlText w:val="[%1]"/>
+      <w:lvlJc w:val="left"/>
+      <w:pPr>
+        <w:ind w:left="4284" w:hanging="456"/>
+      </w:pPr>
+      <w:rPr>
+        <w:rFonts w:ascii="Times New Roman" w:eastAsia="Times New Roman" w:hAnsi="Times New Roman" w:cs="Times New Roman" w:hint="default"/>
+        <w:b/>
+        <w:bCs/>
+        <w:i/>
+        <w:iCs/>
+        <w:spacing w:val="-2"/>
+        <w:w w:val="100"/>
+        <w:sz w:val="32"/>
+        <w:szCs w:val="32"/>
+        <w:lang w:val="hr-HR" w:eastAsia="en-US" w:bidi="ar-SA"/>
+      </w:rPr>
+    </w:lvl>
+    <w:lvl w:ilvl="1" w:tplc="03B203C4">
+      <w:numFmt w:val="bullet"/>
+      <w:lvlText w:val="•"/>
+      <w:lvlJc w:val="left"/>
+      <w:pPr>
+        <w:ind w:left="1339" w:hanging="456"/>
+      </w:pPr>
+      <w:rPr>
+        <w:rFonts w:hint="default"/>
+        <w:lang w:val="hr-HR" w:eastAsia="en-US" w:bidi="ar-SA"/>
+      </w:rPr>
+    </w:lvl>
+    <w:lvl w:ilvl="2" w:tplc="E01C18B4">
+      <w:numFmt w:val="bullet"/>
+      <w:lvlText w:val="•"/>
+      <w:lvlJc w:val="left"/>
+      <w:pPr>
+        <w:ind w:left="2198" w:hanging="456"/>
+      </w:pPr>
+      <w:rPr>
+        <w:rFonts w:hint="default"/>
+        <w:lang w:val="hr-HR" w:eastAsia="en-US" w:bidi="ar-SA"/>
+      </w:rPr>
+    </w:lvl>
+    <w:lvl w:ilvl="3" w:tplc="2646D9B2">
+      <w:numFmt w:val="bullet"/>
+      <w:lvlText w:val="•"/>
+      <w:lvlJc w:val="left"/>
+      <w:pPr>
+        <w:ind w:left="3058" w:hanging="456"/>
+      </w:pPr>
+      <w:rPr>
+        <w:rFonts w:hint="default"/>
+        <w:lang w:val="hr-HR" w:eastAsia="en-US" w:bidi="ar-SA"/>
+      </w:rPr>
+    </w:lvl>
+    <w:lvl w:ilvl="4" w:tplc="06E0FD3A">
+      <w:numFmt w:val="bullet"/>
+      <w:lvlText w:val="•"/>
+      <w:lvlJc w:val="left"/>
+      <w:pPr>
+        <w:ind w:left="3917" w:hanging="456"/>
+      </w:pPr>
+      <w:rPr>
+        <w:rFonts w:hint="default"/>
+        <w:lang w:val="hr-HR" w:eastAsia="en-US" w:bidi="ar-SA"/>
+      </w:rPr>
+    </w:lvl>
+    <w:lvl w:ilvl="5" w:tplc="30D85158">
+      <w:numFmt w:val="bullet"/>
+      <w:lvlText w:val="•"/>
+      <w:lvlJc w:val="left"/>
+      <w:pPr>
+        <w:ind w:left="4777" w:hanging="456"/>
+      </w:pPr>
+      <w:rPr>
+        <w:rFonts w:hint="default"/>
+        <w:lang w:val="hr-HR" w:eastAsia="en-US" w:bidi="ar-SA"/>
+      </w:rPr>
+    </w:lvl>
+    <w:lvl w:ilvl="6" w:tplc="100AA34A">
+      <w:numFmt w:val="bullet"/>
+      <w:lvlText w:val="•"/>
+      <w:lvlJc w:val="left"/>
+      <w:pPr>
+        <w:ind w:left="5636" w:hanging="456"/>
+      </w:pPr>
+      <w:rPr>
+        <w:rFonts w:hint="default"/>
+        <w:lang w:val="hr-HR" w:eastAsia="en-US" w:bidi="ar-SA"/>
+      </w:rPr>
+    </w:lvl>
+    <w:lvl w:ilvl="7" w:tplc="EFCE346E">
+      <w:numFmt w:val="bullet"/>
+      <w:lvlText w:val="•"/>
+      <w:lvlJc w:val="left"/>
+      <w:pPr>
+        <w:ind w:left="6496" w:hanging="456"/>
+      </w:pPr>
+      <w:rPr>
+        <w:rFonts w:hint="default"/>
+        <w:lang w:val="hr-HR" w:eastAsia="en-US" w:bidi="ar-SA"/>
+      </w:rPr>
+    </w:lvl>
+    <w:lvl w:ilvl="8" w:tplc="AD841972">
+      <w:numFmt w:val="bullet"/>
+      <w:lvlText w:val="•"/>
+      <w:lvlJc w:val="left"/>
+      <w:pPr>
+        <w:ind w:left="7355" w:hanging="456"/>
+      </w:pPr>
+      <w:rPr>
+        <w:rFonts w:hint="default"/>
+        <w:lang w:val="hr-HR" w:eastAsia="en-US" w:bidi="ar-SA"/>
+      </w:rPr>
+    </w:lvl>
+  </w:abstractNum>
+  <w:abstractNum w:abstractNumId="31">
+    <w:nsid w:val="5E83062D"/>
+    <w:multiLevelType w:val="hybridMultilevel"/>
+    <w:tmpl w:val="32E874A2"/>
+    <w:lvl w:ilvl="0" w:tplc="A8706234">
+      <w:start w:val="1"/>
+      <w:numFmt w:val="decimal"/>
+      <w:lvlText w:val="%1."/>
+      <w:lvlJc w:val="left"/>
+      <w:pPr>
+        <w:ind w:left="827" w:hanging="360"/>
+      </w:pPr>
+      <w:rPr>
+        <w:rFonts w:hint="default"/>
+      </w:rPr>
+    </w:lvl>
+    <w:lvl w:ilvl="1" w:tplc="04090019" w:tentative="1">
+      <w:start w:val="1"/>
+      <w:numFmt w:val="lowerLetter"/>
+      <w:lvlText w:val="%2."/>
+      <w:lvlJc w:val="left"/>
+      <w:pPr>
+        <w:ind w:left="1440" w:hanging="360"/>
+      </w:pPr>
+    </w:lvl>
+    <w:lvl w:ilvl="2" w:tplc="0409001B" w:tentative="1">
+      <w:start w:val="1"/>
+      <w:numFmt w:val="lowerRoman"/>
+      <w:lvlText w:val="%3."/>
+      <w:lvlJc w:val="right"/>
+      <w:pPr>
+        <w:ind w:left="2160" w:hanging="180"/>
+      </w:pPr>
+    </w:lvl>
+    <w:lvl w:ilvl="3" w:tplc="0409000F" w:tentative="1">
+      <w:start w:val="1"/>
+      <w:numFmt w:val="decimal"/>
+      <w:lvlText w:val="%4."/>
+      <w:lvlJc w:val="left"/>
+      <w:pPr>
+        <w:ind w:left="2880" w:hanging="360"/>
+      </w:pPr>
+    </w:lvl>
+    <w:lvl w:ilvl="4" w:tplc="04090019" w:tentative="1">
+      <w:start w:val="1"/>
+      <w:numFmt w:val="lowerLetter"/>
+      <w:lvlText w:val="%5."/>
+      <w:lvlJc w:val="left"/>
+      <w:pPr>
+        <w:ind w:left="3600" w:hanging="360"/>
+      </w:pPr>
+    </w:lvl>
+    <w:lvl w:ilvl="5" w:tplc="0409001B" w:tentative="1">
+      <w:start w:val="1"/>
+      <w:numFmt w:val="lowerRoman"/>
+      <w:lvlText w:val="%6."/>
+      <w:lvlJc w:val="right"/>
+      <w:pPr>
+        <w:ind w:left="4320" w:hanging="180"/>
+      </w:pPr>
+    </w:lvl>
+    <w:lvl w:ilvl="6" w:tplc="0409000F" w:tentative="1">
+      <w:start w:val="1"/>
+      <w:numFmt w:val="decimal"/>
+      <w:lvlText w:val="%7."/>
+      <w:lvlJc w:val="left"/>
+      <w:pPr>
+        <w:ind w:left="5040" w:hanging="360"/>
+      </w:pPr>
+    </w:lvl>
+    <w:lvl w:ilvl="7" w:tplc="04090019" w:tentative="1">
+      <w:start w:val="1"/>
+      <w:numFmt w:val="lowerLetter"/>
+      <w:lvlText w:val="%8."/>
+      <w:lvlJc w:val="left"/>
+      <w:pPr>
+        <w:ind w:left="5760" w:hanging="360"/>
+      </w:pPr>
+    </w:lvl>
+    <w:lvl w:ilvl="8" w:tplc="0409001B" w:tentative="1">
+      <w:start w:val="1"/>
+      <w:numFmt w:val="lowerRoman"/>
+      <w:lvlText w:val="%9."/>
+      <w:lvlJc w:val="right"/>
+      <w:pPr>
+        <w:ind w:left="6480" w:hanging="180"/>
+      </w:pPr>
+    </w:lvl>
+  </w:abstractNum>
+  <w:abstractNum w:abstractNumId="32">
+    <w:nsid w:val="60F31E89"/>
+    <w:multiLevelType w:val="hybridMultilevel"/>
+    <w:tmpl w:val="2B244A80"/>
+    <w:lvl w:ilvl="0" w:tplc="A8706234">
+      <w:start w:val="1"/>
+      <w:numFmt w:val="decimal"/>
+      <w:lvlText w:val="%1."/>
+      <w:lvlJc w:val="left"/>
+      <w:pPr>
+        <w:ind w:left="827" w:hanging="360"/>
+      </w:pPr>
+      <w:rPr>
+        <w:rFonts w:hint="default"/>
+      </w:rPr>
+    </w:lvl>
+    <w:lvl w:ilvl="1" w:tplc="04090019" w:tentative="1">
+      <w:start w:val="1"/>
+      <w:numFmt w:val="lowerLetter"/>
+      <w:lvlText w:val="%2."/>
+      <w:lvlJc w:val="left"/>
+      <w:pPr>
+        <w:ind w:left="1440" w:hanging="360"/>
+      </w:pPr>
+    </w:lvl>
+    <w:lvl w:ilvl="2" w:tplc="0409001B" w:tentative="1">
+      <w:start w:val="1"/>
+      <w:numFmt w:val="lowerRoman"/>
+      <w:lvlText w:val="%3."/>
+      <w:lvlJc w:val="right"/>
+      <w:pPr>
+        <w:ind w:left="2160" w:hanging="180"/>
+      </w:pPr>
+    </w:lvl>
+    <w:lvl w:ilvl="3" w:tplc="0409000F" w:tentative="1">
+      <w:start w:val="1"/>
+      <w:numFmt w:val="decimal"/>
+      <w:lvlText w:val="%4."/>
+      <w:lvlJc w:val="left"/>
+      <w:pPr>
+        <w:ind w:left="2880" w:hanging="360"/>
+      </w:pPr>
+    </w:lvl>
+    <w:lvl w:ilvl="4" w:tplc="04090019" w:tentative="1">
+      <w:start w:val="1"/>
+      <w:numFmt w:val="lowerLetter"/>
+      <w:lvlText w:val="%5."/>
+      <w:lvlJc w:val="left"/>
+      <w:pPr>
+        <w:ind w:left="3600" w:hanging="360"/>
+      </w:pPr>
+    </w:lvl>
+    <w:lvl w:ilvl="5" w:tplc="0409001B" w:tentative="1">
+      <w:start w:val="1"/>
+      <w:numFmt w:val="lowerRoman"/>
+      <w:lvlText w:val="%6."/>
+      <w:lvlJc w:val="right"/>
+      <w:pPr>
+        <w:ind w:left="4320" w:hanging="180"/>
+      </w:pPr>
+    </w:lvl>
+    <w:lvl w:ilvl="6" w:tplc="0409000F" w:tentative="1">
+      <w:start w:val="1"/>
+      <w:numFmt w:val="decimal"/>
+      <w:lvlText w:val="%7."/>
+      <w:lvlJc w:val="left"/>
+      <w:pPr>
+        <w:ind w:left="5040" w:hanging="360"/>
+      </w:pPr>
+    </w:lvl>
+    <w:lvl w:ilvl="7" w:tplc="04090019" w:tentative="1">
+      <w:start w:val="1"/>
+      <w:numFmt w:val="lowerLetter"/>
+      <w:lvlText w:val="%8."/>
+      <w:lvlJc w:val="left"/>
+      <w:pPr>
+        <w:ind w:left="5760" w:hanging="360"/>
+      </w:pPr>
+    </w:lvl>
+    <w:lvl w:ilvl="8" w:tplc="0409001B" w:tentative="1">
+      <w:start w:val="1"/>
+      <w:numFmt w:val="lowerRoman"/>
+      <w:lvlText w:val="%9."/>
+      <w:lvlJc w:val="right"/>
+      <w:pPr>
+        <w:ind w:left="6480" w:hanging="180"/>
+      </w:pPr>
+    </w:lvl>
+  </w:abstractNum>
+  <w:abstractNum w:abstractNumId="33">
+    <w:nsid w:val="61A7215A"/>
+    <w:multiLevelType w:val="hybridMultilevel"/>
+    <w:tmpl w:val="4F3E6144"/>
+    <w:lvl w:ilvl="0" w:tplc="A8706234">
+      <w:start w:val="1"/>
+      <w:numFmt w:val="decimal"/>
+      <w:lvlText w:val="%1."/>
+      <w:lvlJc w:val="left"/>
+      <w:pPr>
+        <w:ind w:left="827" w:hanging="360"/>
+      </w:pPr>
+      <w:rPr>
+        <w:rFonts w:hint="default"/>
+      </w:rPr>
+    </w:lvl>
+    <w:lvl w:ilvl="1" w:tplc="04090019" w:tentative="1">
+      <w:start w:val="1"/>
+      <w:numFmt w:val="lowerLetter"/>
+      <w:lvlText w:val="%2."/>
+      <w:lvlJc w:val="left"/>
+      <w:pPr>
+        <w:ind w:left="1440" w:hanging="360"/>
+      </w:pPr>
+    </w:lvl>
+    <w:lvl w:ilvl="2" w:tplc="0409001B" w:tentative="1">
+      <w:start w:val="1"/>
+      <w:numFmt w:val="lowerRoman"/>
+      <w:lvlText w:val="%3."/>
+      <w:lvlJc w:val="right"/>
+      <w:pPr>
+        <w:ind w:left="2160" w:hanging="180"/>
+      </w:pPr>
+    </w:lvl>
+    <w:lvl w:ilvl="3" w:tplc="0409000F" w:tentative="1">
+      <w:start w:val="1"/>
+      <w:numFmt w:val="decimal"/>
+      <w:lvlText w:val="%4."/>
+      <w:lvlJc w:val="left"/>
+      <w:pPr>
+        <w:ind w:left="2880" w:hanging="360"/>
+      </w:pPr>
+    </w:lvl>
+    <w:lvl w:ilvl="4" w:tplc="04090019" w:tentative="1">
+      <w:start w:val="1"/>
+      <w:numFmt w:val="lowerLetter"/>
+      <w:lvlText w:val="%5."/>
+      <w:lvlJc w:val="left"/>
+      <w:pPr>
+        <w:ind w:left="3600" w:hanging="360"/>
+      </w:pPr>
+    </w:lvl>
+    <w:lvl w:ilvl="5" w:tplc="0409001B" w:tentative="1">
+      <w:start w:val="1"/>
+      <w:numFmt w:val="lowerRoman"/>
+      <w:lvlText w:val="%6."/>
+      <w:lvlJc w:val="right"/>
+      <w:pPr>
+        <w:ind w:left="4320" w:hanging="180"/>
+      </w:pPr>
+    </w:lvl>
+    <w:lvl w:ilvl="6" w:tplc="0409000F" w:tentative="1">
+      <w:start w:val="1"/>
+      <w:numFmt w:val="decimal"/>
+      <w:lvlText w:val="%7."/>
+      <w:lvlJc w:val="left"/>
+      <w:pPr>
+        <w:ind w:left="5040" w:hanging="360"/>
+      </w:pPr>
+    </w:lvl>
+    <w:lvl w:ilvl="7" w:tplc="04090019" w:tentative="1">
+      <w:start w:val="1"/>
+      <w:numFmt w:val="lowerLetter"/>
+      <w:lvlText w:val="%8."/>
+      <w:lvlJc w:val="left"/>
+      <w:pPr>
+        <w:ind w:left="5760" w:hanging="360"/>
+      </w:pPr>
+    </w:lvl>
+    <w:lvl w:ilvl="8" w:tplc="0409001B" w:tentative="1">
+      <w:start w:val="1"/>
+      <w:numFmt w:val="lowerRoman"/>
+      <w:lvlText w:val="%9."/>
+      <w:lvlJc w:val="right"/>
+      <w:pPr>
+        <w:ind w:left="6480" w:hanging="180"/>
+      </w:pPr>
+    </w:lvl>
+  </w:abstractNum>
+  <w:abstractNum w:abstractNumId="34">
+    <w:nsid w:val="65497EA7"/>
+    <w:multiLevelType w:val="hybridMultilevel"/>
+    <w:tmpl w:val="473A127A"/>
+    <w:lvl w:ilvl="0" w:tplc="2604F226">
       <w:numFmt w:val="bullet"/>
       <w:lvlText w:val=""/>
       <w:lvlJc w:val="left"/>
@@ -24197,7 +26786,7 @@
         <w:lang w:val="hr-HR" w:eastAsia="en-US" w:bidi="ar-SA"/>
       </w:rPr>
     </w:lvl>
-    <w:lvl w:ilvl="1" w:tplc="8B62CCCA">
+    <w:lvl w:ilvl="1" w:tplc="59464154">
       <w:numFmt w:val="bullet"/>
       <w:lvlText w:val="•"/>
       <w:lvlJc w:val="left"/>
@@ -24209,7 +26798,7 @@
         <w:lang w:val="hr-HR" w:eastAsia="en-US" w:bidi="ar-SA"/>
       </w:rPr>
     </w:lvl>
-    <w:lvl w:ilvl="2" w:tplc="1DB0518A">
+    <w:lvl w:ilvl="2" w:tplc="ADD674A2">
       <w:numFmt w:val="bullet"/>
       <w:lvlText w:val="•"/>
       <w:lvlJc w:val="left"/>
@@ -24221,7 +26810,7 @@
         <w:lang w:val="hr-HR" w:eastAsia="en-US" w:bidi="ar-SA"/>
       </w:rPr>
     </w:lvl>
-    <w:lvl w:ilvl="3" w:tplc="7414B8E4">
+    <w:lvl w:ilvl="3" w:tplc="EABCD00C">
       <w:numFmt w:val="bullet"/>
       <w:lvlText w:val="•"/>
       <w:lvlJc w:val="left"/>
@@ -24233,7 +26822,7 @@
         <w:lang w:val="hr-HR" w:eastAsia="en-US" w:bidi="ar-SA"/>
       </w:rPr>
     </w:lvl>
-    <w:lvl w:ilvl="4" w:tplc="A4503696">
+    <w:lvl w:ilvl="4" w:tplc="F39C4C1C">
       <w:numFmt w:val="bullet"/>
       <w:lvlText w:val="•"/>
       <w:lvlJc w:val="left"/>
@@ -24245,7 +26834,7 @@
         <w:lang w:val="hr-HR" w:eastAsia="en-US" w:bidi="ar-SA"/>
       </w:rPr>
     </w:lvl>
-    <w:lvl w:ilvl="5" w:tplc="959CE756">
+    <w:lvl w:ilvl="5" w:tplc="215ACAD4">
       <w:numFmt w:val="bullet"/>
       <w:lvlText w:val="•"/>
       <w:lvlJc w:val="left"/>
@@ -24257,7 +26846,7 @@
         <w:lang w:val="hr-HR" w:eastAsia="en-US" w:bidi="ar-SA"/>
       </w:rPr>
     </w:lvl>
-    <w:lvl w:ilvl="6" w:tplc="80A6062E">
+    <w:lvl w:ilvl="6" w:tplc="C4B03A5C">
       <w:numFmt w:val="bullet"/>
       <w:lvlText w:val="•"/>
       <w:lvlJc w:val="left"/>
@@ -24269,7 +26858,7 @@
         <w:lang w:val="hr-HR" w:eastAsia="en-US" w:bidi="ar-SA"/>
       </w:rPr>
     </w:lvl>
-    <w:lvl w:ilvl="7" w:tplc="8ED0557E">
+    <w:lvl w:ilvl="7" w:tplc="5024CD48">
       <w:numFmt w:val="bullet"/>
       <w:lvlText w:val="•"/>
       <w:lvlJc w:val="left"/>
@@ -24281,7 +26870,7 @@
         <w:lang w:val="hr-HR" w:eastAsia="en-US" w:bidi="ar-SA"/>
       </w:rPr>
     </w:lvl>
-    <w:lvl w:ilvl="8" w:tplc="55A06A68">
+    <w:lvl w:ilvl="8" w:tplc="C57253C2">
       <w:numFmt w:val="bullet"/>
       <w:lvlText w:val="•"/>
       <w:lvlJc w:val="left"/>
@@ -24294,1776 +26883,11 @@
       </w:rPr>
     </w:lvl>
   </w:abstractNum>
-  <w:abstractNum w:abstractNumId="17">
-    <w:nsid w:val="310A14AE"/>
+  <w:abstractNum w:abstractNumId="35">
+    <w:nsid w:val="680D0DD5"/>
     <w:multiLevelType w:val="hybridMultilevel"/>
-    <w:tmpl w:val="D54A0BF2"/>
-    <w:lvl w:ilvl="0" w:tplc="0409000F">
-      <w:start w:val="1"/>
-      <w:numFmt w:val="decimal"/>
-      <w:lvlText w:val="%1."/>
-      <w:lvlJc w:val="left"/>
-      <w:pPr>
-        <w:ind w:left="1440" w:hanging="360"/>
-      </w:pPr>
-    </w:lvl>
-    <w:lvl w:ilvl="1" w:tplc="04090019" w:tentative="1">
-      <w:start w:val="1"/>
-      <w:numFmt w:val="lowerLetter"/>
-      <w:lvlText w:val="%2."/>
-      <w:lvlJc w:val="left"/>
-      <w:pPr>
-        <w:ind w:left="2160" w:hanging="360"/>
-      </w:pPr>
-    </w:lvl>
-    <w:lvl w:ilvl="2" w:tplc="0409001B" w:tentative="1">
-      <w:start w:val="1"/>
-      <w:numFmt w:val="lowerRoman"/>
-      <w:lvlText w:val="%3."/>
-      <w:lvlJc w:val="right"/>
-      <w:pPr>
-        <w:ind w:left="2880" w:hanging="180"/>
-      </w:pPr>
-    </w:lvl>
-    <w:lvl w:ilvl="3" w:tplc="0409000F" w:tentative="1">
-      <w:start w:val="1"/>
-      <w:numFmt w:val="decimal"/>
-      <w:lvlText w:val="%4."/>
-      <w:lvlJc w:val="left"/>
-      <w:pPr>
-        <w:ind w:left="3600" w:hanging="360"/>
-      </w:pPr>
-    </w:lvl>
-    <w:lvl w:ilvl="4" w:tplc="04090019" w:tentative="1">
-      <w:start w:val="1"/>
-      <w:numFmt w:val="lowerLetter"/>
-      <w:lvlText w:val="%5."/>
-      <w:lvlJc w:val="left"/>
-      <w:pPr>
-        <w:ind w:left="4320" w:hanging="360"/>
-      </w:pPr>
-    </w:lvl>
-    <w:lvl w:ilvl="5" w:tplc="0409001B" w:tentative="1">
-      <w:start w:val="1"/>
-      <w:numFmt w:val="lowerRoman"/>
-      <w:lvlText w:val="%6."/>
-      <w:lvlJc w:val="right"/>
-      <w:pPr>
-        <w:ind w:left="5040" w:hanging="180"/>
-      </w:pPr>
-    </w:lvl>
-    <w:lvl w:ilvl="6" w:tplc="0409000F" w:tentative="1">
-      <w:start w:val="1"/>
-      <w:numFmt w:val="decimal"/>
-      <w:lvlText w:val="%7."/>
-      <w:lvlJc w:val="left"/>
-      <w:pPr>
-        <w:ind w:left="5760" w:hanging="360"/>
-      </w:pPr>
-    </w:lvl>
-    <w:lvl w:ilvl="7" w:tplc="04090019" w:tentative="1">
-      <w:start w:val="1"/>
-      <w:numFmt w:val="lowerLetter"/>
-      <w:lvlText w:val="%8."/>
-      <w:lvlJc w:val="left"/>
-      <w:pPr>
-        <w:ind w:left="6480" w:hanging="360"/>
-      </w:pPr>
-    </w:lvl>
-    <w:lvl w:ilvl="8" w:tplc="0409001B" w:tentative="1">
-      <w:start w:val="1"/>
-      <w:numFmt w:val="lowerRoman"/>
-      <w:lvlText w:val="%9."/>
-      <w:lvlJc w:val="right"/>
-      <w:pPr>
-        <w:ind w:left="7200" w:hanging="180"/>
-      </w:pPr>
-    </w:lvl>
-  </w:abstractNum>
-  <w:abstractNum w:abstractNumId="18">
-    <w:nsid w:val="32022A64"/>
-    <w:multiLevelType w:val="hybridMultilevel"/>
-    <w:tmpl w:val="8E7A819E"/>
-    <w:lvl w:ilvl="0" w:tplc="A8706234">
-      <w:start w:val="1"/>
-      <w:numFmt w:val="decimal"/>
-      <w:lvlText w:val="%1."/>
-      <w:lvlJc w:val="left"/>
-      <w:pPr>
-        <w:ind w:left="827" w:hanging="360"/>
-      </w:pPr>
-      <w:rPr>
-        <w:rFonts w:hint="default"/>
-      </w:rPr>
-    </w:lvl>
-    <w:lvl w:ilvl="1" w:tplc="04090019" w:tentative="1">
-      <w:start w:val="1"/>
-      <w:numFmt w:val="lowerLetter"/>
-      <w:lvlText w:val="%2."/>
-      <w:lvlJc w:val="left"/>
-      <w:pPr>
-        <w:ind w:left="1440" w:hanging="360"/>
-      </w:pPr>
-    </w:lvl>
-    <w:lvl w:ilvl="2" w:tplc="0409001B" w:tentative="1">
-      <w:start w:val="1"/>
-      <w:numFmt w:val="lowerRoman"/>
-      <w:lvlText w:val="%3."/>
-      <w:lvlJc w:val="right"/>
-      <w:pPr>
-        <w:ind w:left="2160" w:hanging="180"/>
-      </w:pPr>
-    </w:lvl>
-    <w:lvl w:ilvl="3" w:tplc="0409000F" w:tentative="1">
-      <w:start w:val="1"/>
-      <w:numFmt w:val="decimal"/>
-      <w:lvlText w:val="%4."/>
-      <w:lvlJc w:val="left"/>
-      <w:pPr>
-        <w:ind w:left="2880" w:hanging="360"/>
-      </w:pPr>
-    </w:lvl>
-    <w:lvl w:ilvl="4" w:tplc="04090019" w:tentative="1">
-      <w:start w:val="1"/>
-      <w:numFmt w:val="lowerLetter"/>
-      <w:lvlText w:val="%5."/>
-      <w:lvlJc w:val="left"/>
-      <w:pPr>
-        <w:ind w:left="3600" w:hanging="360"/>
-      </w:pPr>
-    </w:lvl>
-    <w:lvl w:ilvl="5" w:tplc="0409001B" w:tentative="1">
-      <w:start w:val="1"/>
-      <w:numFmt w:val="lowerRoman"/>
-      <w:lvlText w:val="%6."/>
-      <w:lvlJc w:val="right"/>
-      <w:pPr>
-        <w:ind w:left="4320" w:hanging="180"/>
-      </w:pPr>
-    </w:lvl>
-    <w:lvl w:ilvl="6" w:tplc="0409000F" w:tentative="1">
-      <w:start w:val="1"/>
-      <w:numFmt w:val="decimal"/>
-      <w:lvlText w:val="%7."/>
-      <w:lvlJc w:val="left"/>
-      <w:pPr>
-        <w:ind w:left="5040" w:hanging="360"/>
-      </w:pPr>
-    </w:lvl>
-    <w:lvl w:ilvl="7" w:tplc="04090019" w:tentative="1">
-      <w:start w:val="1"/>
-      <w:numFmt w:val="lowerLetter"/>
-      <w:lvlText w:val="%8."/>
-      <w:lvlJc w:val="left"/>
-      <w:pPr>
-        <w:ind w:left="5760" w:hanging="360"/>
-      </w:pPr>
-    </w:lvl>
-    <w:lvl w:ilvl="8" w:tplc="0409001B" w:tentative="1">
-      <w:start w:val="1"/>
-      <w:numFmt w:val="lowerRoman"/>
-      <w:lvlText w:val="%9."/>
-      <w:lvlJc w:val="right"/>
-      <w:pPr>
-        <w:ind w:left="6480" w:hanging="180"/>
-      </w:pPr>
-    </w:lvl>
-  </w:abstractNum>
-  <w:abstractNum w:abstractNumId="19">
-    <w:nsid w:val="37893745"/>
-    <w:multiLevelType w:val="hybridMultilevel"/>
-    <w:tmpl w:val="08A88186"/>
-    <w:lvl w:ilvl="0" w:tplc="0409000F">
-      <w:start w:val="1"/>
-      <w:numFmt w:val="decimal"/>
-      <w:lvlText w:val="%1."/>
-      <w:lvlJc w:val="left"/>
-      <w:pPr>
-        <w:ind w:left="720" w:hanging="360"/>
-      </w:pPr>
-    </w:lvl>
-    <w:lvl w:ilvl="1" w:tplc="04090019" w:tentative="1">
-      <w:start w:val="1"/>
-      <w:numFmt w:val="lowerLetter"/>
-      <w:lvlText w:val="%2."/>
-      <w:lvlJc w:val="left"/>
-      <w:pPr>
-        <w:ind w:left="1440" w:hanging="360"/>
-      </w:pPr>
-    </w:lvl>
-    <w:lvl w:ilvl="2" w:tplc="0409001B" w:tentative="1">
-      <w:start w:val="1"/>
-      <w:numFmt w:val="lowerRoman"/>
-      <w:lvlText w:val="%3."/>
-      <w:lvlJc w:val="right"/>
-      <w:pPr>
-        <w:ind w:left="2160" w:hanging="180"/>
-      </w:pPr>
-    </w:lvl>
-    <w:lvl w:ilvl="3" w:tplc="0409000F" w:tentative="1">
-      <w:start w:val="1"/>
-      <w:numFmt w:val="decimal"/>
-      <w:lvlText w:val="%4."/>
-      <w:lvlJc w:val="left"/>
-      <w:pPr>
-        <w:ind w:left="2880" w:hanging="360"/>
-      </w:pPr>
-    </w:lvl>
-    <w:lvl w:ilvl="4" w:tplc="04090019" w:tentative="1">
-      <w:start w:val="1"/>
-      <w:numFmt w:val="lowerLetter"/>
-      <w:lvlText w:val="%5."/>
-      <w:lvlJc w:val="left"/>
-      <w:pPr>
-        <w:ind w:left="3600" w:hanging="360"/>
-      </w:pPr>
-    </w:lvl>
-    <w:lvl w:ilvl="5" w:tplc="0409001B" w:tentative="1">
-      <w:start w:val="1"/>
-      <w:numFmt w:val="lowerRoman"/>
-      <w:lvlText w:val="%6."/>
-      <w:lvlJc w:val="right"/>
-      <w:pPr>
-        <w:ind w:left="4320" w:hanging="180"/>
-      </w:pPr>
-    </w:lvl>
-    <w:lvl w:ilvl="6" w:tplc="0409000F" w:tentative="1">
-      <w:start w:val="1"/>
-      <w:numFmt w:val="decimal"/>
-      <w:lvlText w:val="%7."/>
-      <w:lvlJc w:val="left"/>
-      <w:pPr>
-        <w:ind w:left="5040" w:hanging="360"/>
-      </w:pPr>
-    </w:lvl>
-    <w:lvl w:ilvl="7" w:tplc="04090019" w:tentative="1">
-      <w:start w:val="1"/>
-      <w:numFmt w:val="lowerLetter"/>
-      <w:lvlText w:val="%8."/>
-      <w:lvlJc w:val="left"/>
-      <w:pPr>
-        <w:ind w:left="5760" w:hanging="360"/>
-      </w:pPr>
-    </w:lvl>
-    <w:lvl w:ilvl="8" w:tplc="0409001B" w:tentative="1">
-      <w:start w:val="1"/>
-      <w:numFmt w:val="lowerRoman"/>
-      <w:lvlText w:val="%9."/>
-      <w:lvlJc w:val="right"/>
-      <w:pPr>
-        <w:ind w:left="6480" w:hanging="180"/>
-      </w:pPr>
-    </w:lvl>
-  </w:abstractNum>
-  <w:abstractNum w:abstractNumId="20">
-    <w:nsid w:val="37FC705C"/>
-    <w:multiLevelType w:val="hybridMultilevel"/>
-    <w:tmpl w:val="860288A2"/>
-    <w:lvl w:ilvl="0" w:tplc="FFFFFFFF">
-      <w:start w:val="1"/>
-      <w:numFmt w:val="bullet"/>
-      <w:lvlText w:val=""/>
-      <w:lvlJc w:val="left"/>
-      <w:pPr>
-        <w:ind w:left="827" w:hanging="360"/>
-      </w:pPr>
-      <w:rPr>
-        <w:rFonts w:ascii="Wingdings" w:hAnsi="Wingdings" w:hint="default"/>
-        <w:b w:val="0"/>
-        <w:bCs w:val="0"/>
-        <w:i w:val="0"/>
-        <w:iCs w:val="0"/>
-        <w:spacing w:val="0"/>
-        <w:w w:val="100"/>
-        <w:sz w:val="24"/>
-        <w:szCs w:val="24"/>
-        <w:lang w:val="hr-HR" w:eastAsia="en-US" w:bidi="ar-SA"/>
-      </w:rPr>
-    </w:lvl>
-    <w:lvl w:ilvl="1" w:tplc="ECD2C512">
-      <w:numFmt w:val="bullet"/>
-      <w:lvlText w:val="•"/>
-      <w:lvlJc w:val="left"/>
-      <w:pPr>
-        <w:ind w:left="1466" w:hanging="360"/>
-      </w:pPr>
-      <w:rPr>
-        <w:rFonts w:hint="default"/>
-        <w:lang w:val="hr-HR" w:eastAsia="en-US" w:bidi="ar-SA"/>
-      </w:rPr>
-    </w:lvl>
-    <w:lvl w:ilvl="2" w:tplc="D9FA0D6A">
-      <w:numFmt w:val="bullet"/>
-      <w:lvlText w:val="•"/>
-      <w:lvlJc w:val="left"/>
-      <w:pPr>
-        <w:ind w:left="2113" w:hanging="360"/>
-      </w:pPr>
-      <w:rPr>
-        <w:rFonts w:hint="default"/>
-        <w:lang w:val="hr-HR" w:eastAsia="en-US" w:bidi="ar-SA"/>
-      </w:rPr>
-    </w:lvl>
-    <w:lvl w:ilvl="3" w:tplc="095A3816">
-      <w:numFmt w:val="bullet"/>
-      <w:lvlText w:val="•"/>
-      <w:lvlJc w:val="left"/>
-      <w:pPr>
-        <w:ind w:left="2760" w:hanging="360"/>
-      </w:pPr>
-      <w:rPr>
-        <w:rFonts w:hint="default"/>
-        <w:lang w:val="hr-HR" w:eastAsia="en-US" w:bidi="ar-SA"/>
-      </w:rPr>
-    </w:lvl>
-    <w:lvl w:ilvl="4" w:tplc="35627104">
-      <w:numFmt w:val="bullet"/>
-      <w:lvlText w:val="•"/>
-      <w:lvlJc w:val="left"/>
-      <w:pPr>
-        <w:ind w:left="3407" w:hanging="360"/>
-      </w:pPr>
-      <w:rPr>
-        <w:rFonts w:hint="default"/>
-        <w:lang w:val="hr-HR" w:eastAsia="en-US" w:bidi="ar-SA"/>
-      </w:rPr>
-    </w:lvl>
-    <w:lvl w:ilvl="5" w:tplc="4AB45220">
-      <w:numFmt w:val="bullet"/>
-      <w:lvlText w:val="•"/>
-      <w:lvlJc w:val="left"/>
-      <w:pPr>
-        <w:ind w:left="4054" w:hanging="360"/>
-      </w:pPr>
-      <w:rPr>
-        <w:rFonts w:hint="default"/>
-        <w:lang w:val="hr-HR" w:eastAsia="en-US" w:bidi="ar-SA"/>
-      </w:rPr>
-    </w:lvl>
-    <w:lvl w:ilvl="6" w:tplc="0D024444">
-      <w:numFmt w:val="bullet"/>
-      <w:lvlText w:val="•"/>
-      <w:lvlJc w:val="left"/>
-      <w:pPr>
-        <w:ind w:left="4701" w:hanging="360"/>
-      </w:pPr>
-      <w:rPr>
-        <w:rFonts w:hint="default"/>
-        <w:lang w:val="hr-HR" w:eastAsia="en-US" w:bidi="ar-SA"/>
-      </w:rPr>
-    </w:lvl>
-    <w:lvl w:ilvl="7" w:tplc="7B2A8FE2">
-      <w:numFmt w:val="bullet"/>
-      <w:lvlText w:val="•"/>
-      <w:lvlJc w:val="left"/>
-      <w:pPr>
-        <w:ind w:left="5347" w:hanging="360"/>
-      </w:pPr>
-      <w:rPr>
-        <w:rFonts w:hint="default"/>
-        <w:lang w:val="hr-HR" w:eastAsia="en-US" w:bidi="ar-SA"/>
-      </w:rPr>
-    </w:lvl>
-    <w:lvl w:ilvl="8" w:tplc="56D0D588">
-      <w:numFmt w:val="bullet"/>
-      <w:lvlText w:val="•"/>
-      <w:lvlJc w:val="left"/>
-      <w:pPr>
-        <w:ind w:left="5994" w:hanging="360"/>
-      </w:pPr>
-      <w:rPr>
-        <w:rFonts w:hint="default"/>
-        <w:lang w:val="hr-HR" w:eastAsia="en-US" w:bidi="ar-SA"/>
-      </w:rPr>
-    </w:lvl>
-  </w:abstractNum>
-  <w:abstractNum w:abstractNumId="21">
-    <w:nsid w:val="3AFD50FC"/>
-    <w:multiLevelType w:val="hybridMultilevel"/>
-    <w:tmpl w:val="DBD65888"/>
-    <w:lvl w:ilvl="0" w:tplc="C138F870">
-      <w:start w:val="1"/>
-      <w:numFmt w:val="decimal"/>
-      <w:lvlText w:val="%1."/>
-      <w:lvlJc w:val="left"/>
-      <w:pPr>
-        <w:ind w:left="611" w:hanging="360"/>
-      </w:pPr>
-    </w:lvl>
-    <w:lvl w:ilvl="1" w:tplc="94CCCD46">
-      <w:start w:val="1"/>
-      <w:numFmt w:val="lowerLetter"/>
-      <w:lvlText w:val="%2."/>
-      <w:lvlJc w:val="left"/>
-      <w:pPr>
-        <w:ind w:left="1331" w:hanging="360"/>
-      </w:pPr>
-    </w:lvl>
-    <w:lvl w:ilvl="2" w:tplc="91DE9A60">
-      <w:start w:val="1"/>
-      <w:numFmt w:val="lowerRoman"/>
-      <w:lvlText w:val="%3."/>
-      <w:lvlJc w:val="right"/>
-      <w:pPr>
-        <w:ind w:left="2051" w:hanging="180"/>
-      </w:pPr>
-    </w:lvl>
-    <w:lvl w:ilvl="3" w:tplc="D988BC78">
-      <w:start w:val="1"/>
-      <w:numFmt w:val="decimal"/>
-      <w:lvlText w:val="%4."/>
-      <w:lvlJc w:val="left"/>
-      <w:pPr>
-        <w:ind w:left="2771" w:hanging="360"/>
-      </w:pPr>
-    </w:lvl>
-    <w:lvl w:ilvl="4" w:tplc="F5123F3A">
-      <w:start w:val="1"/>
-      <w:numFmt w:val="lowerLetter"/>
-      <w:lvlText w:val="%5."/>
-      <w:lvlJc w:val="left"/>
-      <w:pPr>
-        <w:ind w:left="3491" w:hanging="360"/>
-      </w:pPr>
-    </w:lvl>
-    <w:lvl w:ilvl="5" w:tplc="021A1E80">
-      <w:start w:val="1"/>
-      <w:numFmt w:val="lowerRoman"/>
-      <w:lvlText w:val="%6."/>
-      <w:lvlJc w:val="right"/>
-      <w:pPr>
-        <w:ind w:left="4211" w:hanging="180"/>
-      </w:pPr>
-    </w:lvl>
-    <w:lvl w:ilvl="6" w:tplc="766C88FA">
-      <w:start w:val="1"/>
-      <w:numFmt w:val="decimal"/>
-      <w:lvlText w:val="%7."/>
-      <w:lvlJc w:val="left"/>
-      <w:pPr>
-        <w:ind w:left="4931" w:hanging="360"/>
-      </w:pPr>
-    </w:lvl>
-    <w:lvl w:ilvl="7" w:tplc="4D3087D4">
-      <w:start w:val="1"/>
-      <w:numFmt w:val="lowerLetter"/>
-      <w:lvlText w:val="%8."/>
-      <w:lvlJc w:val="left"/>
-      <w:pPr>
-        <w:ind w:left="5651" w:hanging="360"/>
-      </w:pPr>
-    </w:lvl>
-    <w:lvl w:ilvl="8" w:tplc="64EAD0CC">
-      <w:start w:val="1"/>
-      <w:numFmt w:val="lowerRoman"/>
-      <w:lvlText w:val="%9."/>
-      <w:lvlJc w:val="right"/>
-      <w:pPr>
-        <w:ind w:left="6371" w:hanging="180"/>
-      </w:pPr>
-    </w:lvl>
-  </w:abstractNum>
-  <w:abstractNum w:abstractNumId="22">
-    <w:nsid w:val="3D774AD1"/>
-    <w:multiLevelType w:val="hybridMultilevel"/>
-    <w:tmpl w:val="3FF406D6"/>
-    <w:lvl w:ilvl="0" w:tplc="A8706234">
-      <w:start w:val="1"/>
-      <w:numFmt w:val="decimal"/>
-      <w:lvlText w:val="%1."/>
-      <w:lvlJc w:val="left"/>
-      <w:pPr>
-        <w:ind w:left="1654" w:hanging="360"/>
-      </w:pPr>
-      <w:rPr>
-        <w:rFonts w:hint="default"/>
-      </w:rPr>
-    </w:lvl>
-    <w:lvl w:ilvl="1" w:tplc="04090019" w:tentative="1">
-      <w:start w:val="1"/>
-      <w:numFmt w:val="lowerLetter"/>
-      <w:lvlText w:val="%2."/>
-      <w:lvlJc w:val="left"/>
-      <w:pPr>
-        <w:ind w:left="2267" w:hanging="360"/>
-      </w:pPr>
-    </w:lvl>
-    <w:lvl w:ilvl="2" w:tplc="0409001B" w:tentative="1">
-      <w:start w:val="1"/>
-      <w:numFmt w:val="lowerRoman"/>
-      <w:lvlText w:val="%3."/>
-      <w:lvlJc w:val="right"/>
-      <w:pPr>
-        <w:ind w:left="2987" w:hanging="180"/>
-      </w:pPr>
-    </w:lvl>
-    <w:lvl w:ilvl="3" w:tplc="0409000F" w:tentative="1">
-      <w:start w:val="1"/>
-      <w:numFmt w:val="decimal"/>
-      <w:lvlText w:val="%4."/>
-      <w:lvlJc w:val="left"/>
-      <w:pPr>
-        <w:ind w:left="3707" w:hanging="360"/>
-      </w:pPr>
-    </w:lvl>
-    <w:lvl w:ilvl="4" w:tplc="04090019" w:tentative="1">
-      <w:start w:val="1"/>
-      <w:numFmt w:val="lowerLetter"/>
-      <w:lvlText w:val="%5."/>
-      <w:lvlJc w:val="left"/>
-      <w:pPr>
-        <w:ind w:left="4427" w:hanging="360"/>
-      </w:pPr>
-    </w:lvl>
-    <w:lvl w:ilvl="5" w:tplc="0409001B" w:tentative="1">
-      <w:start w:val="1"/>
-      <w:numFmt w:val="lowerRoman"/>
-      <w:lvlText w:val="%6."/>
-      <w:lvlJc w:val="right"/>
-      <w:pPr>
-        <w:ind w:left="5147" w:hanging="180"/>
-      </w:pPr>
-    </w:lvl>
-    <w:lvl w:ilvl="6" w:tplc="0409000F" w:tentative="1">
-      <w:start w:val="1"/>
-      <w:numFmt w:val="decimal"/>
-      <w:lvlText w:val="%7."/>
-      <w:lvlJc w:val="left"/>
-      <w:pPr>
-        <w:ind w:left="5867" w:hanging="360"/>
-      </w:pPr>
-    </w:lvl>
-    <w:lvl w:ilvl="7" w:tplc="04090019" w:tentative="1">
-      <w:start w:val="1"/>
-      <w:numFmt w:val="lowerLetter"/>
-      <w:lvlText w:val="%8."/>
-      <w:lvlJc w:val="left"/>
-      <w:pPr>
-        <w:ind w:left="6587" w:hanging="360"/>
-      </w:pPr>
-    </w:lvl>
-    <w:lvl w:ilvl="8" w:tplc="0409001B" w:tentative="1">
-      <w:start w:val="1"/>
-      <w:numFmt w:val="lowerRoman"/>
-      <w:lvlText w:val="%9."/>
-      <w:lvlJc w:val="right"/>
-      <w:pPr>
-        <w:ind w:left="7307" w:hanging="180"/>
-      </w:pPr>
-    </w:lvl>
-  </w:abstractNum>
-  <w:abstractNum w:abstractNumId="23">
-    <w:nsid w:val="41C72A78"/>
-    <w:multiLevelType w:val="hybridMultilevel"/>
-    <w:tmpl w:val="FC7E30B0"/>
-    <w:lvl w:ilvl="0" w:tplc="5D70F28C">
-      <w:start w:val="1"/>
-      <w:numFmt w:val="decimal"/>
-      <w:lvlText w:val="%1."/>
-      <w:lvlJc w:val="left"/>
-      <w:pPr>
-        <w:ind w:left="830" w:hanging="360"/>
-      </w:pPr>
-      <w:rPr>
-        <w:rFonts w:ascii="Times New Roman" w:eastAsia="Times New Roman" w:hAnsi="Times New Roman" w:cs="Times New Roman" w:hint="default"/>
-        <w:b w:val="0"/>
-        <w:bCs w:val="0"/>
-        <w:i w:val="0"/>
-        <w:iCs w:val="0"/>
-        <w:spacing w:val="0"/>
-        <w:w w:val="100"/>
-        <w:sz w:val="24"/>
-        <w:szCs w:val="24"/>
-        <w:lang w:val="hr-HR" w:eastAsia="en-US" w:bidi="ar-SA"/>
-      </w:rPr>
-    </w:lvl>
-    <w:lvl w:ilvl="1" w:tplc="9CB65DAA">
-      <w:numFmt w:val="bullet"/>
-      <w:lvlText w:val="•"/>
-      <w:lvlJc w:val="left"/>
-      <w:pPr>
-        <w:ind w:left="1484" w:hanging="360"/>
-      </w:pPr>
-      <w:rPr>
-        <w:rFonts w:hint="default"/>
-        <w:lang w:val="hr-HR" w:eastAsia="en-US" w:bidi="ar-SA"/>
-      </w:rPr>
-    </w:lvl>
-    <w:lvl w:ilvl="2" w:tplc="A566C2C4">
-      <w:numFmt w:val="bullet"/>
-      <w:lvlText w:val="•"/>
-      <w:lvlJc w:val="left"/>
-      <w:pPr>
-        <w:ind w:left="2129" w:hanging="360"/>
-      </w:pPr>
-      <w:rPr>
-        <w:rFonts w:hint="default"/>
-        <w:lang w:val="hr-HR" w:eastAsia="en-US" w:bidi="ar-SA"/>
-      </w:rPr>
-    </w:lvl>
-    <w:lvl w:ilvl="3" w:tplc="80DAB84A">
-      <w:numFmt w:val="bullet"/>
-      <w:lvlText w:val="•"/>
-      <w:lvlJc w:val="left"/>
-      <w:pPr>
-        <w:ind w:left="2774" w:hanging="360"/>
-      </w:pPr>
-      <w:rPr>
-        <w:rFonts w:hint="default"/>
-        <w:lang w:val="hr-HR" w:eastAsia="en-US" w:bidi="ar-SA"/>
-      </w:rPr>
-    </w:lvl>
-    <w:lvl w:ilvl="4" w:tplc="91887B38">
-      <w:numFmt w:val="bullet"/>
-      <w:lvlText w:val="•"/>
-      <w:lvlJc w:val="left"/>
-      <w:pPr>
-        <w:ind w:left="3419" w:hanging="360"/>
-      </w:pPr>
-      <w:rPr>
-        <w:rFonts w:hint="default"/>
-        <w:lang w:val="hr-HR" w:eastAsia="en-US" w:bidi="ar-SA"/>
-      </w:rPr>
-    </w:lvl>
-    <w:lvl w:ilvl="5" w:tplc="71F65E50">
-      <w:numFmt w:val="bullet"/>
-      <w:lvlText w:val="•"/>
-      <w:lvlJc w:val="left"/>
-      <w:pPr>
-        <w:ind w:left="4064" w:hanging="360"/>
-      </w:pPr>
-      <w:rPr>
-        <w:rFonts w:hint="default"/>
-        <w:lang w:val="hr-HR" w:eastAsia="en-US" w:bidi="ar-SA"/>
-      </w:rPr>
-    </w:lvl>
-    <w:lvl w:ilvl="6" w:tplc="AC64E8DA">
-      <w:numFmt w:val="bullet"/>
-      <w:lvlText w:val="•"/>
-      <w:lvlJc w:val="left"/>
-      <w:pPr>
-        <w:ind w:left="4709" w:hanging="360"/>
-      </w:pPr>
-      <w:rPr>
-        <w:rFonts w:hint="default"/>
-        <w:lang w:val="hr-HR" w:eastAsia="en-US" w:bidi="ar-SA"/>
-      </w:rPr>
-    </w:lvl>
-    <w:lvl w:ilvl="7" w:tplc="BAB415CA">
-      <w:numFmt w:val="bullet"/>
-      <w:lvlText w:val="•"/>
-      <w:lvlJc w:val="left"/>
-      <w:pPr>
-        <w:ind w:left="5354" w:hanging="360"/>
-      </w:pPr>
-      <w:rPr>
-        <w:rFonts w:hint="default"/>
-        <w:lang w:val="hr-HR" w:eastAsia="en-US" w:bidi="ar-SA"/>
-      </w:rPr>
-    </w:lvl>
-    <w:lvl w:ilvl="8" w:tplc="5EF8DCB4">
-      <w:numFmt w:val="bullet"/>
-      <w:lvlText w:val="•"/>
-      <w:lvlJc w:val="left"/>
-      <w:pPr>
-        <w:ind w:left="5999" w:hanging="360"/>
-      </w:pPr>
-      <w:rPr>
-        <w:rFonts w:hint="default"/>
-        <w:lang w:val="hr-HR" w:eastAsia="en-US" w:bidi="ar-SA"/>
-      </w:rPr>
-    </w:lvl>
-  </w:abstractNum>
-  <w:abstractNum w:abstractNumId="24">
-    <w:nsid w:val="41E94490"/>
-    <w:multiLevelType w:val="hybridMultilevel"/>
-    <w:tmpl w:val="20CA482A"/>
-    <w:lvl w:ilvl="0" w:tplc="E9503E58">
-      <w:start w:val="1"/>
-      <w:numFmt w:val="decimal"/>
-      <w:lvlText w:val="%1."/>
-      <w:lvlJc w:val="left"/>
-      <w:pPr>
-        <w:ind w:left="827" w:hanging="360"/>
-      </w:pPr>
-      <w:rPr>
-        <w:rFonts w:ascii="Times New Roman" w:eastAsia="Times New Roman" w:hAnsi="Times New Roman" w:cs="Times New Roman" w:hint="default"/>
-        <w:b w:val="0"/>
-        <w:bCs w:val="0"/>
-        <w:i w:val="0"/>
-        <w:iCs w:val="0"/>
-        <w:spacing w:val="0"/>
-        <w:w w:val="100"/>
-        <w:sz w:val="24"/>
-        <w:szCs w:val="24"/>
-        <w:lang w:val="hr-HR" w:eastAsia="en-US" w:bidi="ar-SA"/>
-      </w:rPr>
-    </w:lvl>
-    <w:lvl w:ilvl="1" w:tplc="178A4FE6">
-      <w:numFmt w:val="bullet"/>
-      <w:lvlText w:val="•"/>
-      <w:lvlJc w:val="left"/>
-      <w:pPr>
-        <w:ind w:left="1466" w:hanging="360"/>
-      </w:pPr>
-      <w:rPr>
-        <w:rFonts w:hint="default"/>
-        <w:lang w:val="hr-HR" w:eastAsia="en-US" w:bidi="ar-SA"/>
-      </w:rPr>
-    </w:lvl>
-    <w:lvl w:ilvl="2" w:tplc="9E06E6B8">
-      <w:numFmt w:val="bullet"/>
-      <w:lvlText w:val="•"/>
-      <w:lvlJc w:val="left"/>
-      <w:pPr>
-        <w:ind w:left="2113" w:hanging="360"/>
-      </w:pPr>
-      <w:rPr>
-        <w:rFonts w:hint="default"/>
-        <w:lang w:val="hr-HR" w:eastAsia="en-US" w:bidi="ar-SA"/>
-      </w:rPr>
-    </w:lvl>
-    <w:lvl w:ilvl="3" w:tplc="C320319A">
-      <w:numFmt w:val="bullet"/>
-      <w:lvlText w:val="•"/>
-      <w:lvlJc w:val="left"/>
-      <w:pPr>
-        <w:ind w:left="2760" w:hanging="360"/>
-      </w:pPr>
-      <w:rPr>
-        <w:rFonts w:hint="default"/>
-        <w:lang w:val="hr-HR" w:eastAsia="en-US" w:bidi="ar-SA"/>
-      </w:rPr>
-    </w:lvl>
-    <w:lvl w:ilvl="4" w:tplc="2ABE0414">
-      <w:numFmt w:val="bullet"/>
-      <w:lvlText w:val="•"/>
-      <w:lvlJc w:val="left"/>
-      <w:pPr>
-        <w:ind w:left="3407" w:hanging="360"/>
-      </w:pPr>
-      <w:rPr>
-        <w:rFonts w:hint="default"/>
-        <w:lang w:val="hr-HR" w:eastAsia="en-US" w:bidi="ar-SA"/>
-      </w:rPr>
-    </w:lvl>
-    <w:lvl w:ilvl="5" w:tplc="D5A6CBF2">
-      <w:numFmt w:val="bullet"/>
-      <w:lvlText w:val="•"/>
-      <w:lvlJc w:val="left"/>
-      <w:pPr>
-        <w:ind w:left="4054" w:hanging="360"/>
-      </w:pPr>
-      <w:rPr>
-        <w:rFonts w:hint="default"/>
-        <w:lang w:val="hr-HR" w:eastAsia="en-US" w:bidi="ar-SA"/>
-      </w:rPr>
-    </w:lvl>
-    <w:lvl w:ilvl="6" w:tplc="90D25CEA">
-      <w:numFmt w:val="bullet"/>
-      <w:lvlText w:val="•"/>
-      <w:lvlJc w:val="left"/>
-      <w:pPr>
-        <w:ind w:left="4701" w:hanging="360"/>
-      </w:pPr>
-      <w:rPr>
-        <w:rFonts w:hint="default"/>
-        <w:lang w:val="hr-HR" w:eastAsia="en-US" w:bidi="ar-SA"/>
-      </w:rPr>
-    </w:lvl>
-    <w:lvl w:ilvl="7" w:tplc="EE90CD08">
-      <w:numFmt w:val="bullet"/>
-      <w:lvlText w:val="•"/>
-      <w:lvlJc w:val="left"/>
-      <w:pPr>
-        <w:ind w:left="5347" w:hanging="360"/>
-      </w:pPr>
-      <w:rPr>
-        <w:rFonts w:hint="default"/>
-        <w:lang w:val="hr-HR" w:eastAsia="en-US" w:bidi="ar-SA"/>
-      </w:rPr>
-    </w:lvl>
-    <w:lvl w:ilvl="8" w:tplc="3854532C">
-      <w:numFmt w:val="bullet"/>
-      <w:lvlText w:val="•"/>
-      <w:lvlJc w:val="left"/>
-      <w:pPr>
-        <w:ind w:left="5994" w:hanging="360"/>
-      </w:pPr>
-      <w:rPr>
-        <w:rFonts w:hint="default"/>
-        <w:lang w:val="hr-HR" w:eastAsia="en-US" w:bidi="ar-SA"/>
-      </w:rPr>
-    </w:lvl>
-  </w:abstractNum>
-  <w:abstractNum w:abstractNumId="25">
-    <w:nsid w:val="480939C8"/>
-    <w:multiLevelType w:val="hybridMultilevel"/>
-    <w:tmpl w:val="E5CA3CF2"/>
-    <w:lvl w:ilvl="0" w:tplc="61EACF5A">
-      <w:start w:val="1"/>
-      <w:numFmt w:val="decimal"/>
-      <w:lvlText w:val="%1."/>
-      <w:lvlJc w:val="left"/>
-      <w:pPr>
-        <w:ind w:left="827" w:hanging="360"/>
-      </w:pPr>
-      <w:rPr>
-        <w:rFonts w:ascii="Times New Roman" w:eastAsia="Times New Roman" w:hAnsi="Times New Roman" w:cs="Times New Roman" w:hint="default"/>
-        <w:b w:val="0"/>
-        <w:bCs w:val="0"/>
-        <w:i w:val="0"/>
-        <w:iCs w:val="0"/>
-        <w:spacing w:val="0"/>
-        <w:w w:val="100"/>
-        <w:sz w:val="24"/>
-        <w:szCs w:val="24"/>
-        <w:lang w:val="hr-HR" w:eastAsia="en-US" w:bidi="ar-SA"/>
-      </w:rPr>
-    </w:lvl>
-    <w:lvl w:ilvl="1" w:tplc="2A243498">
-      <w:numFmt w:val="bullet"/>
-      <w:lvlText w:val="•"/>
-      <w:lvlJc w:val="left"/>
-      <w:pPr>
-        <w:ind w:left="1466" w:hanging="360"/>
-      </w:pPr>
-      <w:rPr>
-        <w:rFonts w:hint="default"/>
-        <w:lang w:val="hr-HR" w:eastAsia="en-US" w:bidi="ar-SA"/>
-      </w:rPr>
-    </w:lvl>
-    <w:lvl w:ilvl="2" w:tplc="258CDEAC">
-      <w:numFmt w:val="bullet"/>
-      <w:lvlText w:val="•"/>
-      <w:lvlJc w:val="left"/>
-      <w:pPr>
-        <w:ind w:left="2112" w:hanging="360"/>
-      </w:pPr>
-      <w:rPr>
-        <w:rFonts w:hint="default"/>
-        <w:lang w:val="hr-HR" w:eastAsia="en-US" w:bidi="ar-SA"/>
-      </w:rPr>
-    </w:lvl>
-    <w:lvl w:ilvl="3" w:tplc="F94454E2">
-      <w:numFmt w:val="bullet"/>
-      <w:lvlText w:val="•"/>
-      <w:lvlJc w:val="left"/>
-      <w:pPr>
-        <w:ind w:left="2759" w:hanging="360"/>
-      </w:pPr>
-      <w:rPr>
-        <w:rFonts w:hint="default"/>
-        <w:lang w:val="hr-HR" w:eastAsia="en-US" w:bidi="ar-SA"/>
-      </w:rPr>
-    </w:lvl>
-    <w:lvl w:ilvl="4" w:tplc="CF8A6EE8">
-      <w:numFmt w:val="bullet"/>
-      <w:lvlText w:val="•"/>
-      <w:lvlJc w:val="left"/>
-      <w:pPr>
-        <w:ind w:left="3405" w:hanging="360"/>
-      </w:pPr>
-      <w:rPr>
-        <w:rFonts w:hint="default"/>
-        <w:lang w:val="hr-HR" w:eastAsia="en-US" w:bidi="ar-SA"/>
-      </w:rPr>
-    </w:lvl>
-    <w:lvl w:ilvl="5" w:tplc="49D02862">
-      <w:numFmt w:val="bullet"/>
-      <w:lvlText w:val="•"/>
-      <w:lvlJc w:val="left"/>
-      <w:pPr>
-        <w:ind w:left="4052" w:hanging="360"/>
-      </w:pPr>
-      <w:rPr>
-        <w:rFonts w:hint="default"/>
-        <w:lang w:val="hr-HR" w:eastAsia="en-US" w:bidi="ar-SA"/>
-      </w:rPr>
-    </w:lvl>
-    <w:lvl w:ilvl="6" w:tplc="7A70BA8E">
-      <w:numFmt w:val="bullet"/>
-      <w:lvlText w:val="•"/>
-      <w:lvlJc w:val="left"/>
-      <w:pPr>
-        <w:ind w:left="4698" w:hanging="360"/>
-      </w:pPr>
-      <w:rPr>
-        <w:rFonts w:hint="default"/>
-        <w:lang w:val="hr-HR" w:eastAsia="en-US" w:bidi="ar-SA"/>
-      </w:rPr>
-    </w:lvl>
-    <w:lvl w:ilvl="7" w:tplc="64EE84C6">
-      <w:numFmt w:val="bullet"/>
-      <w:lvlText w:val="•"/>
-      <w:lvlJc w:val="left"/>
-      <w:pPr>
-        <w:ind w:left="5345" w:hanging="360"/>
-      </w:pPr>
-      <w:rPr>
-        <w:rFonts w:hint="default"/>
-        <w:lang w:val="hr-HR" w:eastAsia="en-US" w:bidi="ar-SA"/>
-      </w:rPr>
-    </w:lvl>
-    <w:lvl w:ilvl="8" w:tplc="4712F8C2">
-      <w:numFmt w:val="bullet"/>
-      <w:lvlText w:val="•"/>
-      <w:lvlJc w:val="left"/>
-      <w:pPr>
-        <w:ind w:left="5991" w:hanging="360"/>
-      </w:pPr>
-      <w:rPr>
-        <w:rFonts w:hint="default"/>
-        <w:lang w:val="hr-HR" w:eastAsia="en-US" w:bidi="ar-SA"/>
-      </w:rPr>
-    </w:lvl>
-  </w:abstractNum>
-  <w:abstractNum w:abstractNumId="26">
-    <w:nsid w:val="484C94E2"/>
-    <w:multiLevelType w:val="hybridMultilevel"/>
-    <w:tmpl w:val="7DD6130A"/>
-    <w:lvl w:ilvl="0" w:tplc="E92A9826">
-      <w:start w:val="1"/>
-      <w:numFmt w:val="decimal"/>
-      <w:lvlText w:val="%1."/>
-      <w:lvlJc w:val="left"/>
-      <w:pPr>
-        <w:ind w:left="720" w:hanging="360"/>
-      </w:pPr>
-    </w:lvl>
-    <w:lvl w:ilvl="1" w:tplc="8A9ADC7E">
-      <w:start w:val="1"/>
-      <w:numFmt w:val="lowerLetter"/>
-      <w:lvlText w:val="%2."/>
-      <w:lvlJc w:val="left"/>
-      <w:pPr>
-        <w:ind w:left="1440" w:hanging="360"/>
-      </w:pPr>
-    </w:lvl>
-    <w:lvl w:ilvl="2" w:tplc="83A0F648">
-      <w:start w:val="1"/>
-      <w:numFmt w:val="lowerRoman"/>
-      <w:lvlText w:val="%3."/>
-      <w:lvlJc w:val="right"/>
-      <w:pPr>
-        <w:ind w:left="2160" w:hanging="180"/>
-      </w:pPr>
-    </w:lvl>
-    <w:lvl w:ilvl="3" w:tplc="C43839CC">
-      <w:start w:val="1"/>
-      <w:numFmt w:val="decimal"/>
-      <w:lvlText w:val="%4."/>
-      <w:lvlJc w:val="left"/>
-      <w:pPr>
-        <w:ind w:left="2880" w:hanging="360"/>
-      </w:pPr>
-    </w:lvl>
-    <w:lvl w:ilvl="4" w:tplc="ABDA5970">
-      <w:start w:val="1"/>
-      <w:numFmt w:val="lowerLetter"/>
-      <w:lvlText w:val="%5."/>
-      <w:lvlJc w:val="left"/>
-      <w:pPr>
-        <w:ind w:left="3600" w:hanging="360"/>
-      </w:pPr>
-    </w:lvl>
-    <w:lvl w:ilvl="5" w:tplc="7D409BE2">
-      <w:start w:val="1"/>
-      <w:numFmt w:val="lowerRoman"/>
-      <w:lvlText w:val="%6."/>
-      <w:lvlJc w:val="right"/>
-      <w:pPr>
-        <w:ind w:left="4320" w:hanging="180"/>
-      </w:pPr>
-    </w:lvl>
-    <w:lvl w:ilvl="6" w:tplc="CA827382">
-      <w:start w:val="1"/>
-      <w:numFmt w:val="decimal"/>
-      <w:lvlText w:val="%7."/>
-      <w:lvlJc w:val="left"/>
-      <w:pPr>
-        <w:ind w:left="5040" w:hanging="360"/>
-      </w:pPr>
-    </w:lvl>
-    <w:lvl w:ilvl="7" w:tplc="D74E745A">
-      <w:start w:val="1"/>
-      <w:numFmt w:val="lowerLetter"/>
-      <w:lvlText w:val="%8."/>
-      <w:lvlJc w:val="left"/>
-      <w:pPr>
-        <w:ind w:left="5760" w:hanging="360"/>
-      </w:pPr>
-    </w:lvl>
-    <w:lvl w:ilvl="8" w:tplc="FB70AA5A">
-      <w:start w:val="1"/>
-      <w:numFmt w:val="lowerRoman"/>
-      <w:lvlText w:val="%9."/>
-      <w:lvlJc w:val="right"/>
-      <w:pPr>
-        <w:ind w:left="6480" w:hanging="180"/>
-      </w:pPr>
-    </w:lvl>
-  </w:abstractNum>
-  <w:abstractNum w:abstractNumId="27">
-    <w:nsid w:val="4A0737CC"/>
-    <w:multiLevelType w:val="hybridMultilevel"/>
-    <w:tmpl w:val="917A7DDA"/>
-    <w:lvl w:ilvl="0" w:tplc="76FC4196">
-      <w:start w:val="1"/>
-      <w:numFmt w:val="decimal"/>
-      <w:lvlText w:val="%1."/>
-      <w:lvlJc w:val="left"/>
-      <w:pPr>
-        <w:ind w:left="830" w:hanging="360"/>
-      </w:pPr>
-      <w:rPr>
-        <w:rFonts w:ascii="Times New Roman" w:eastAsia="Times New Roman" w:hAnsi="Times New Roman" w:cs="Times New Roman" w:hint="default"/>
-        <w:b w:val="0"/>
-        <w:bCs w:val="0"/>
-        <w:i w:val="0"/>
-        <w:iCs w:val="0"/>
-        <w:spacing w:val="0"/>
-        <w:w w:val="100"/>
-        <w:sz w:val="24"/>
-        <w:szCs w:val="24"/>
-        <w:lang w:val="hr-HR" w:eastAsia="en-US" w:bidi="ar-SA"/>
-      </w:rPr>
-    </w:lvl>
-    <w:lvl w:ilvl="1" w:tplc="9384B518">
-      <w:numFmt w:val="bullet"/>
-      <w:lvlText w:val="•"/>
-      <w:lvlJc w:val="left"/>
-      <w:pPr>
-        <w:ind w:left="1484" w:hanging="360"/>
-      </w:pPr>
-      <w:rPr>
-        <w:rFonts w:hint="default"/>
-        <w:lang w:val="hr-HR" w:eastAsia="en-US" w:bidi="ar-SA"/>
-      </w:rPr>
-    </w:lvl>
-    <w:lvl w:ilvl="2" w:tplc="F1F293AA">
-      <w:numFmt w:val="bullet"/>
-      <w:lvlText w:val="•"/>
-      <w:lvlJc w:val="left"/>
-      <w:pPr>
-        <w:ind w:left="2129" w:hanging="360"/>
-      </w:pPr>
-      <w:rPr>
-        <w:rFonts w:hint="default"/>
-        <w:lang w:val="hr-HR" w:eastAsia="en-US" w:bidi="ar-SA"/>
-      </w:rPr>
-    </w:lvl>
-    <w:lvl w:ilvl="3" w:tplc="55F89590">
-      <w:numFmt w:val="bullet"/>
-      <w:lvlText w:val="•"/>
-      <w:lvlJc w:val="left"/>
-      <w:pPr>
-        <w:ind w:left="2774" w:hanging="360"/>
-      </w:pPr>
-      <w:rPr>
-        <w:rFonts w:hint="default"/>
-        <w:lang w:val="hr-HR" w:eastAsia="en-US" w:bidi="ar-SA"/>
-      </w:rPr>
-    </w:lvl>
-    <w:lvl w:ilvl="4" w:tplc="1B5865E0">
-      <w:numFmt w:val="bullet"/>
-      <w:lvlText w:val="•"/>
-      <w:lvlJc w:val="left"/>
-      <w:pPr>
-        <w:ind w:left="3419" w:hanging="360"/>
-      </w:pPr>
-      <w:rPr>
-        <w:rFonts w:hint="default"/>
-        <w:lang w:val="hr-HR" w:eastAsia="en-US" w:bidi="ar-SA"/>
-      </w:rPr>
-    </w:lvl>
-    <w:lvl w:ilvl="5" w:tplc="B498A1F6">
-      <w:numFmt w:val="bullet"/>
-      <w:lvlText w:val="•"/>
-      <w:lvlJc w:val="left"/>
-      <w:pPr>
-        <w:ind w:left="4064" w:hanging="360"/>
-      </w:pPr>
-      <w:rPr>
-        <w:rFonts w:hint="default"/>
-        <w:lang w:val="hr-HR" w:eastAsia="en-US" w:bidi="ar-SA"/>
-      </w:rPr>
-    </w:lvl>
-    <w:lvl w:ilvl="6" w:tplc="0D1C4B5E">
-      <w:numFmt w:val="bullet"/>
-      <w:lvlText w:val="•"/>
-      <w:lvlJc w:val="left"/>
-      <w:pPr>
-        <w:ind w:left="4709" w:hanging="360"/>
-      </w:pPr>
-      <w:rPr>
-        <w:rFonts w:hint="default"/>
-        <w:lang w:val="hr-HR" w:eastAsia="en-US" w:bidi="ar-SA"/>
-      </w:rPr>
-    </w:lvl>
-    <w:lvl w:ilvl="7" w:tplc="CF42D6CA">
-      <w:numFmt w:val="bullet"/>
-      <w:lvlText w:val="•"/>
-      <w:lvlJc w:val="left"/>
-      <w:pPr>
-        <w:ind w:left="5354" w:hanging="360"/>
-      </w:pPr>
-      <w:rPr>
-        <w:rFonts w:hint="default"/>
-        <w:lang w:val="hr-HR" w:eastAsia="en-US" w:bidi="ar-SA"/>
-      </w:rPr>
-    </w:lvl>
-    <w:lvl w:ilvl="8" w:tplc="9782FFA4">
-      <w:numFmt w:val="bullet"/>
-      <w:lvlText w:val="•"/>
-      <w:lvlJc w:val="left"/>
-      <w:pPr>
-        <w:ind w:left="5999" w:hanging="360"/>
-      </w:pPr>
-      <w:rPr>
-        <w:rFonts w:hint="default"/>
-        <w:lang w:val="hr-HR" w:eastAsia="en-US" w:bidi="ar-SA"/>
-      </w:rPr>
-    </w:lvl>
-  </w:abstractNum>
-  <w:abstractNum w:abstractNumId="28">
-    <w:nsid w:val="557B08DD"/>
-    <w:multiLevelType w:val="hybridMultilevel"/>
-    <w:tmpl w:val="667C3F34"/>
-    <w:lvl w:ilvl="0" w:tplc="125E1126">
-      <w:start w:val="1"/>
-      <w:numFmt w:val="decimal"/>
-      <w:lvlText w:val="%1."/>
-      <w:lvlJc w:val="left"/>
-      <w:pPr>
-        <w:ind w:left="827" w:hanging="360"/>
-      </w:pPr>
-      <w:rPr>
-        <w:rFonts w:ascii="Times New Roman" w:eastAsia="Times New Roman" w:hAnsi="Times New Roman" w:cs="Times New Roman" w:hint="default"/>
-        <w:b w:val="0"/>
-        <w:bCs w:val="0"/>
-        <w:i w:val="0"/>
-        <w:iCs w:val="0"/>
-        <w:spacing w:val="0"/>
-        <w:w w:val="100"/>
-        <w:sz w:val="24"/>
-        <w:szCs w:val="24"/>
-        <w:lang w:val="hr-HR" w:eastAsia="en-US" w:bidi="ar-SA"/>
-      </w:rPr>
-    </w:lvl>
-    <w:lvl w:ilvl="1" w:tplc="50B80806">
-      <w:numFmt w:val="bullet"/>
-      <w:lvlText w:val="•"/>
-      <w:lvlJc w:val="left"/>
-      <w:pPr>
-        <w:ind w:left="1466" w:hanging="360"/>
-      </w:pPr>
-      <w:rPr>
-        <w:rFonts w:hint="default"/>
-        <w:lang w:val="hr-HR" w:eastAsia="en-US" w:bidi="ar-SA"/>
-      </w:rPr>
-    </w:lvl>
-    <w:lvl w:ilvl="2" w:tplc="0AB2D126">
-      <w:numFmt w:val="bullet"/>
-      <w:lvlText w:val="•"/>
-      <w:lvlJc w:val="left"/>
-      <w:pPr>
-        <w:ind w:left="2112" w:hanging="360"/>
-      </w:pPr>
-      <w:rPr>
-        <w:rFonts w:hint="default"/>
-        <w:lang w:val="hr-HR" w:eastAsia="en-US" w:bidi="ar-SA"/>
-      </w:rPr>
-    </w:lvl>
-    <w:lvl w:ilvl="3" w:tplc="3CA849CE">
-      <w:numFmt w:val="bullet"/>
-      <w:lvlText w:val="•"/>
-      <w:lvlJc w:val="left"/>
-      <w:pPr>
-        <w:ind w:left="2759" w:hanging="360"/>
-      </w:pPr>
-      <w:rPr>
-        <w:rFonts w:hint="default"/>
-        <w:lang w:val="hr-HR" w:eastAsia="en-US" w:bidi="ar-SA"/>
-      </w:rPr>
-    </w:lvl>
-    <w:lvl w:ilvl="4" w:tplc="EA1A74BA">
-      <w:numFmt w:val="bullet"/>
-      <w:lvlText w:val="•"/>
-      <w:lvlJc w:val="left"/>
-      <w:pPr>
-        <w:ind w:left="3405" w:hanging="360"/>
-      </w:pPr>
-      <w:rPr>
-        <w:rFonts w:hint="default"/>
-        <w:lang w:val="hr-HR" w:eastAsia="en-US" w:bidi="ar-SA"/>
-      </w:rPr>
-    </w:lvl>
-    <w:lvl w:ilvl="5" w:tplc="96C8E738">
-      <w:numFmt w:val="bullet"/>
-      <w:lvlText w:val="•"/>
-      <w:lvlJc w:val="left"/>
-      <w:pPr>
-        <w:ind w:left="4052" w:hanging="360"/>
-      </w:pPr>
-      <w:rPr>
-        <w:rFonts w:hint="default"/>
-        <w:lang w:val="hr-HR" w:eastAsia="en-US" w:bidi="ar-SA"/>
-      </w:rPr>
-    </w:lvl>
-    <w:lvl w:ilvl="6" w:tplc="EFBA6CEE">
-      <w:numFmt w:val="bullet"/>
-      <w:lvlText w:val="•"/>
-      <w:lvlJc w:val="left"/>
-      <w:pPr>
-        <w:ind w:left="4698" w:hanging="360"/>
-      </w:pPr>
-      <w:rPr>
-        <w:rFonts w:hint="default"/>
-        <w:lang w:val="hr-HR" w:eastAsia="en-US" w:bidi="ar-SA"/>
-      </w:rPr>
-    </w:lvl>
-    <w:lvl w:ilvl="7" w:tplc="3EE690F0">
-      <w:numFmt w:val="bullet"/>
-      <w:lvlText w:val="•"/>
-      <w:lvlJc w:val="left"/>
-      <w:pPr>
-        <w:ind w:left="5345" w:hanging="360"/>
-      </w:pPr>
-      <w:rPr>
-        <w:rFonts w:hint="default"/>
-        <w:lang w:val="hr-HR" w:eastAsia="en-US" w:bidi="ar-SA"/>
-      </w:rPr>
-    </w:lvl>
-    <w:lvl w:ilvl="8" w:tplc="CB260EA4">
-      <w:numFmt w:val="bullet"/>
-      <w:lvlText w:val="•"/>
-      <w:lvlJc w:val="left"/>
-      <w:pPr>
-        <w:ind w:left="5991" w:hanging="360"/>
-      </w:pPr>
-      <w:rPr>
-        <w:rFonts w:hint="default"/>
-        <w:lang w:val="hr-HR" w:eastAsia="en-US" w:bidi="ar-SA"/>
-      </w:rPr>
-    </w:lvl>
-  </w:abstractNum>
-  <w:abstractNum w:abstractNumId="29">
-    <w:nsid w:val="5582371F"/>
-    <w:multiLevelType w:val="hybridMultilevel"/>
-    <w:tmpl w:val="A9186860"/>
-    <w:lvl w:ilvl="0" w:tplc="8766B86A">
-      <w:start w:val="1"/>
-      <w:numFmt w:val="decimal"/>
-      <w:lvlText w:val="%1."/>
-      <w:lvlJc w:val="left"/>
-      <w:pPr>
-        <w:ind w:left="827" w:hanging="360"/>
-      </w:pPr>
-      <w:rPr>
-        <w:rFonts w:ascii="Times New Roman" w:eastAsia="Times New Roman" w:hAnsi="Times New Roman" w:cs="Times New Roman" w:hint="default"/>
-        <w:b w:val="0"/>
-        <w:bCs w:val="0"/>
-        <w:i w:val="0"/>
-        <w:iCs w:val="0"/>
-        <w:spacing w:val="0"/>
-        <w:w w:val="100"/>
-        <w:sz w:val="24"/>
-        <w:szCs w:val="24"/>
-        <w:lang w:val="hr-HR" w:eastAsia="en-US" w:bidi="ar-SA"/>
-      </w:rPr>
-    </w:lvl>
-    <w:lvl w:ilvl="1" w:tplc="33E8C306">
-      <w:numFmt w:val="bullet"/>
-      <w:lvlText w:val="•"/>
-      <w:lvlJc w:val="left"/>
-      <w:pPr>
-        <w:ind w:left="1466" w:hanging="360"/>
-      </w:pPr>
-      <w:rPr>
-        <w:rFonts w:hint="default"/>
-        <w:lang w:val="hr-HR" w:eastAsia="en-US" w:bidi="ar-SA"/>
-      </w:rPr>
-    </w:lvl>
-    <w:lvl w:ilvl="2" w:tplc="394A1CDC">
-      <w:numFmt w:val="bullet"/>
-      <w:lvlText w:val="•"/>
-      <w:lvlJc w:val="left"/>
-      <w:pPr>
-        <w:ind w:left="2112" w:hanging="360"/>
-      </w:pPr>
-      <w:rPr>
-        <w:rFonts w:hint="default"/>
-        <w:lang w:val="hr-HR" w:eastAsia="en-US" w:bidi="ar-SA"/>
-      </w:rPr>
-    </w:lvl>
-    <w:lvl w:ilvl="3" w:tplc="8924AD32">
-      <w:numFmt w:val="bullet"/>
-      <w:lvlText w:val="•"/>
-      <w:lvlJc w:val="left"/>
-      <w:pPr>
-        <w:ind w:left="2759" w:hanging="360"/>
-      </w:pPr>
-      <w:rPr>
-        <w:rFonts w:hint="default"/>
-        <w:lang w:val="hr-HR" w:eastAsia="en-US" w:bidi="ar-SA"/>
-      </w:rPr>
-    </w:lvl>
-    <w:lvl w:ilvl="4" w:tplc="F8DA8F54">
-      <w:numFmt w:val="bullet"/>
-      <w:lvlText w:val="•"/>
-      <w:lvlJc w:val="left"/>
-      <w:pPr>
-        <w:ind w:left="3405" w:hanging="360"/>
-      </w:pPr>
-      <w:rPr>
-        <w:rFonts w:hint="default"/>
-        <w:lang w:val="hr-HR" w:eastAsia="en-US" w:bidi="ar-SA"/>
-      </w:rPr>
-    </w:lvl>
-    <w:lvl w:ilvl="5" w:tplc="23D4E94E">
-      <w:numFmt w:val="bullet"/>
-      <w:lvlText w:val="•"/>
-      <w:lvlJc w:val="left"/>
-      <w:pPr>
-        <w:ind w:left="4052" w:hanging="360"/>
-      </w:pPr>
-      <w:rPr>
-        <w:rFonts w:hint="default"/>
-        <w:lang w:val="hr-HR" w:eastAsia="en-US" w:bidi="ar-SA"/>
-      </w:rPr>
-    </w:lvl>
-    <w:lvl w:ilvl="6" w:tplc="00C4C882">
-      <w:numFmt w:val="bullet"/>
-      <w:lvlText w:val="•"/>
-      <w:lvlJc w:val="left"/>
-      <w:pPr>
-        <w:ind w:left="4698" w:hanging="360"/>
-      </w:pPr>
-      <w:rPr>
-        <w:rFonts w:hint="default"/>
-        <w:lang w:val="hr-HR" w:eastAsia="en-US" w:bidi="ar-SA"/>
-      </w:rPr>
-    </w:lvl>
-    <w:lvl w:ilvl="7" w:tplc="DCC8794C">
-      <w:numFmt w:val="bullet"/>
-      <w:lvlText w:val="•"/>
-      <w:lvlJc w:val="left"/>
-      <w:pPr>
-        <w:ind w:left="5345" w:hanging="360"/>
-      </w:pPr>
-      <w:rPr>
-        <w:rFonts w:hint="default"/>
-        <w:lang w:val="hr-HR" w:eastAsia="en-US" w:bidi="ar-SA"/>
-      </w:rPr>
-    </w:lvl>
-    <w:lvl w:ilvl="8" w:tplc="F3FA6C0A">
-      <w:numFmt w:val="bullet"/>
-      <w:lvlText w:val="•"/>
-      <w:lvlJc w:val="left"/>
-      <w:pPr>
-        <w:ind w:left="5991" w:hanging="360"/>
-      </w:pPr>
-      <w:rPr>
-        <w:rFonts w:hint="default"/>
-        <w:lang w:val="hr-HR" w:eastAsia="en-US" w:bidi="ar-SA"/>
-      </w:rPr>
-    </w:lvl>
-  </w:abstractNum>
-  <w:abstractNum w:abstractNumId="30">
-    <w:nsid w:val="56331E51"/>
-    <w:multiLevelType w:val="hybridMultilevel"/>
-    <w:tmpl w:val="5D0642D6"/>
-    <w:lvl w:ilvl="0" w:tplc="9C143AAA">
-      <w:start w:val="1"/>
-      <w:numFmt w:val="decimal"/>
-      <w:lvlText w:val="[%1]"/>
-      <w:lvlJc w:val="left"/>
-      <w:pPr>
-        <w:ind w:left="4284" w:hanging="456"/>
-      </w:pPr>
-      <w:rPr>
-        <w:rFonts w:ascii="Times New Roman" w:eastAsia="Times New Roman" w:hAnsi="Times New Roman" w:cs="Times New Roman" w:hint="default"/>
-        <w:b/>
-        <w:bCs/>
-        <w:i/>
-        <w:iCs/>
-        <w:spacing w:val="-2"/>
-        <w:w w:val="100"/>
-        <w:sz w:val="32"/>
-        <w:szCs w:val="32"/>
-        <w:lang w:val="hr-HR" w:eastAsia="en-US" w:bidi="ar-SA"/>
-      </w:rPr>
-    </w:lvl>
-    <w:lvl w:ilvl="1" w:tplc="03B203C4">
-      <w:numFmt w:val="bullet"/>
-      <w:lvlText w:val="•"/>
-      <w:lvlJc w:val="left"/>
-      <w:pPr>
-        <w:ind w:left="1339" w:hanging="456"/>
-      </w:pPr>
-      <w:rPr>
-        <w:rFonts w:hint="default"/>
-        <w:lang w:val="hr-HR" w:eastAsia="en-US" w:bidi="ar-SA"/>
-      </w:rPr>
-    </w:lvl>
-    <w:lvl w:ilvl="2" w:tplc="E01C18B4">
-      <w:numFmt w:val="bullet"/>
-      <w:lvlText w:val="•"/>
-      <w:lvlJc w:val="left"/>
-      <w:pPr>
-        <w:ind w:left="2198" w:hanging="456"/>
-      </w:pPr>
-      <w:rPr>
-        <w:rFonts w:hint="default"/>
-        <w:lang w:val="hr-HR" w:eastAsia="en-US" w:bidi="ar-SA"/>
-      </w:rPr>
-    </w:lvl>
-    <w:lvl w:ilvl="3" w:tplc="2646D9B2">
-      <w:numFmt w:val="bullet"/>
-      <w:lvlText w:val="•"/>
-      <w:lvlJc w:val="left"/>
-      <w:pPr>
-        <w:ind w:left="3058" w:hanging="456"/>
-      </w:pPr>
-      <w:rPr>
-        <w:rFonts w:hint="default"/>
-        <w:lang w:val="hr-HR" w:eastAsia="en-US" w:bidi="ar-SA"/>
-      </w:rPr>
-    </w:lvl>
-    <w:lvl w:ilvl="4" w:tplc="06E0FD3A">
-      <w:numFmt w:val="bullet"/>
-      <w:lvlText w:val="•"/>
-      <w:lvlJc w:val="left"/>
-      <w:pPr>
-        <w:ind w:left="3917" w:hanging="456"/>
-      </w:pPr>
-      <w:rPr>
-        <w:rFonts w:hint="default"/>
-        <w:lang w:val="hr-HR" w:eastAsia="en-US" w:bidi="ar-SA"/>
-      </w:rPr>
-    </w:lvl>
-    <w:lvl w:ilvl="5" w:tplc="30D85158">
-      <w:numFmt w:val="bullet"/>
-      <w:lvlText w:val="•"/>
-      <w:lvlJc w:val="left"/>
-      <w:pPr>
-        <w:ind w:left="4777" w:hanging="456"/>
-      </w:pPr>
-      <w:rPr>
-        <w:rFonts w:hint="default"/>
-        <w:lang w:val="hr-HR" w:eastAsia="en-US" w:bidi="ar-SA"/>
-      </w:rPr>
-    </w:lvl>
-    <w:lvl w:ilvl="6" w:tplc="100AA34A">
-      <w:numFmt w:val="bullet"/>
-      <w:lvlText w:val="•"/>
-      <w:lvlJc w:val="left"/>
-      <w:pPr>
-        <w:ind w:left="5636" w:hanging="456"/>
-      </w:pPr>
-      <w:rPr>
-        <w:rFonts w:hint="default"/>
-        <w:lang w:val="hr-HR" w:eastAsia="en-US" w:bidi="ar-SA"/>
-      </w:rPr>
-    </w:lvl>
-    <w:lvl w:ilvl="7" w:tplc="EFCE346E">
-      <w:numFmt w:val="bullet"/>
-      <w:lvlText w:val="•"/>
-      <w:lvlJc w:val="left"/>
-      <w:pPr>
-        <w:ind w:left="6496" w:hanging="456"/>
-      </w:pPr>
-      <w:rPr>
-        <w:rFonts w:hint="default"/>
-        <w:lang w:val="hr-HR" w:eastAsia="en-US" w:bidi="ar-SA"/>
-      </w:rPr>
-    </w:lvl>
-    <w:lvl w:ilvl="8" w:tplc="AD841972">
-      <w:numFmt w:val="bullet"/>
-      <w:lvlText w:val="•"/>
-      <w:lvlJc w:val="left"/>
-      <w:pPr>
-        <w:ind w:left="7355" w:hanging="456"/>
-      </w:pPr>
-      <w:rPr>
-        <w:rFonts w:hint="default"/>
-        <w:lang w:val="hr-HR" w:eastAsia="en-US" w:bidi="ar-SA"/>
-      </w:rPr>
-    </w:lvl>
-  </w:abstractNum>
-  <w:abstractNum w:abstractNumId="31">
-    <w:nsid w:val="5E83062D"/>
-    <w:multiLevelType w:val="hybridMultilevel"/>
-    <w:tmpl w:val="32E874A2"/>
-    <w:lvl w:ilvl="0" w:tplc="A8706234">
-      <w:start w:val="1"/>
-      <w:numFmt w:val="decimal"/>
-      <w:lvlText w:val="%1."/>
-      <w:lvlJc w:val="left"/>
-      <w:pPr>
-        <w:ind w:left="827" w:hanging="360"/>
-      </w:pPr>
-      <w:rPr>
-        <w:rFonts w:hint="default"/>
-      </w:rPr>
-    </w:lvl>
-    <w:lvl w:ilvl="1" w:tplc="04090019" w:tentative="1">
-      <w:start w:val="1"/>
-      <w:numFmt w:val="lowerLetter"/>
-      <w:lvlText w:val="%2."/>
-      <w:lvlJc w:val="left"/>
-      <w:pPr>
-        <w:ind w:left="1440" w:hanging="360"/>
-      </w:pPr>
-    </w:lvl>
-    <w:lvl w:ilvl="2" w:tplc="0409001B" w:tentative="1">
-      <w:start w:val="1"/>
-      <w:numFmt w:val="lowerRoman"/>
-      <w:lvlText w:val="%3."/>
-      <w:lvlJc w:val="right"/>
-      <w:pPr>
-        <w:ind w:left="2160" w:hanging="180"/>
-      </w:pPr>
-    </w:lvl>
-    <w:lvl w:ilvl="3" w:tplc="0409000F" w:tentative="1">
-      <w:start w:val="1"/>
-      <w:numFmt w:val="decimal"/>
-      <w:lvlText w:val="%4."/>
-      <w:lvlJc w:val="left"/>
-      <w:pPr>
-        <w:ind w:left="2880" w:hanging="360"/>
-      </w:pPr>
-    </w:lvl>
-    <w:lvl w:ilvl="4" w:tplc="04090019" w:tentative="1">
-      <w:start w:val="1"/>
-      <w:numFmt w:val="lowerLetter"/>
-      <w:lvlText w:val="%5."/>
-      <w:lvlJc w:val="left"/>
-      <w:pPr>
-        <w:ind w:left="3600" w:hanging="360"/>
-      </w:pPr>
-    </w:lvl>
-    <w:lvl w:ilvl="5" w:tplc="0409001B" w:tentative="1">
-      <w:start w:val="1"/>
-      <w:numFmt w:val="lowerRoman"/>
-      <w:lvlText w:val="%6."/>
-      <w:lvlJc w:val="right"/>
-      <w:pPr>
-        <w:ind w:left="4320" w:hanging="180"/>
-      </w:pPr>
-    </w:lvl>
-    <w:lvl w:ilvl="6" w:tplc="0409000F" w:tentative="1">
-      <w:start w:val="1"/>
-      <w:numFmt w:val="decimal"/>
-      <w:lvlText w:val="%7."/>
-      <w:lvlJc w:val="left"/>
-      <w:pPr>
-        <w:ind w:left="5040" w:hanging="360"/>
-      </w:pPr>
-    </w:lvl>
-    <w:lvl w:ilvl="7" w:tplc="04090019" w:tentative="1">
-      <w:start w:val="1"/>
-      <w:numFmt w:val="lowerLetter"/>
-      <w:lvlText w:val="%8."/>
-      <w:lvlJc w:val="left"/>
-      <w:pPr>
-        <w:ind w:left="5760" w:hanging="360"/>
-      </w:pPr>
-    </w:lvl>
-    <w:lvl w:ilvl="8" w:tplc="0409001B" w:tentative="1">
-      <w:start w:val="1"/>
-      <w:numFmt w:val="lowerRoman"/>
-      <w:lvlText w:val="%9."/>
-      <w:lvlJc w:val="right"/>
-      <w:pPr>
-        <w:ind w:left="6480" w:hanging="180"/>
-      </w:pPr>
-    </w:lvl>
-  </w:abstractNum>
-  <w:abstractNum w:abstractNumId="32">
-    <w:nsid w:val="60F31E89"/>
-    <w:multiLevelType w:val="hybridMultilevel"/>
-    <w:tmpl w:val="2B244A80"/>
-    <w:lvl w:ilvl="0" w:tplc="A8706234">
-      <w:start w:val="1"/>
-      <w:numFmt w:val="decimal"/>
-      <w:lvlText w:val="%1."/>
-      <w:lvlJc w:val="left"/>
-      <w:pPr>
-        <w:ind w:left="827" w:hanging="360"/>
-      </w:pPr>
-      <w:rPr>
-        <w:rFonts w:hint="default"/>
-      </w:rPr>
-    </w:lvl>
-    <w:lvl w:ilvl="1" w:tplc="04090019" w:tentative="1">
-      <w:start w:val="1"/>
-      <w:numFmt w:val="lowerLetter"/>
-      <w:lvlText w:val="%2."/>
-      <w:lvlJc w:val="left"/>
-      <w:pPr>
-        <w:ind w:left="1440" w:hanging="360"/>
-      </w:pPr>
-    </w:lvl>
-    <w:lvl w:ilvl="2" w:tplc="0409001B" w:tentative="1">
-      <w:start w:val="1"/>
-      <w:numFmt w:val="lowerRoman"/>
-      <w:lvlText w:val="%3."/>
-      <w:lvlJc w:val="right"/>
-      <w:pPr>
-        <w:ind w:left="2160" w:hanging="180"/>
-      </w:pPr>
-    </w:lvl>
-    <w:lvl w:ilvl="3" w:tplc="0409000F" w:tentative="1">
-      <w:start w:val="1"/>
-      <w:numFmt w:val="decimal"/>
-      <w:lvlText w:val="%4."/>
-      <w:lvlJc w:val="left"/>
-      <w:pPr>
-        <w:ind w:left="2880" w:hanging="360"/>
-      </w:pPr>
-    </w:lvl>
-    <w:lvl w:ilvl="4" w:tplc="04090019" w:tentative="1">
-      <w:start w:val="1"/>
-      <w:numFmt w:val="lowerLetter"/>
-      <w:lvlText w:val="%5."/>
-      <w:lvlJc w:val="left"/>
-      <w:pPr>
-        <w:ind w:left="3600" w:hanging="360"/>
-      </w:pPr>
-    </w:lvl>
-    <w:lvl w:ilvl="5" w:tplc="0409001B" w:tentative="1">
-      <w:start w:val="1"/>
-      <w:numFmt w:val="lowerRoman"/>
-      <w:lvlText w:val="%6."/>
-      <w:lvlJc w:val="right"/>
-      <w:pPr>
-        <w:ind w:left="4320" w:hanging="180"/>
-      </w:pPr>
-    </w:lvl>
-    <w:lvl w:ilvl="6" w:tplc="0409000F" w:tentative="1">
-      <w:start w:val="1"/>
-      <w:numFmt w:val="decimal"/>
-      <w:lvlText w:val="%7."/>
-      <w:lvlJc w:val="left"/>
-      <w:pPr>
-        <w:ind w:left="5040" w:hanging="360"/>
-      </w:pPr>
-    </w:lvl>
-    <w:lvl w:ilvl="7" w:tplc="04090019" w:tentative="1">
-      <w:start w:val="1"/>
-      <w:numFmt w:val="lowerLetter"/>
-      <w:lvlText w:val="%8."/>
-      <w:lvlJc w:val="left"/>
-      <w:pPr>
-        <w:ind w:left="5760" w:hanging="360"/>
-      </w:pPr>
-    </w:lvl>
-    <w:lvl w:ilvl="8" w:tplc="0409001B" w:tentative="1">
-      <w:start w:val="1"/>
-      <w:numFmt w:val="lowerRoman"/>
-      <w:lvlText w:val="%9."/>
-      <w:lvlJc w:val="right"/>
-      <w:pPr>
-        <w:ind w:left="6480" w:hanging="180"/>
-      </w:pPr>
-    </w:lvl>
-  </w:abstractNum>
-  <w:abstractNum w:abstractNumId="33">
-    <w:nsid w:val="61A7215A"/>
-    <w:multiLevelType w:val="hybridMultilevel"/>
-    <w:tmpl w:val="4F3E6144"/>
-    <w:lvl w:ilvl="0" w:tplc="A8706234">
-      <w:start w:val="1"/>
-      <w:numFmt w:val="decimal"/>
-      <w:lvlText w:val="%1."/>
-      <w:lvlJc w:val="left"/>
-      <w:pPr>
-        <w:ind w:left="827" w:hanging="360"/>
-      </w:pPr>
-      <w:rPr>
-        <w:rFonts w:hint="default"/>
-      </w:rPr>
-    </w:lvl>
-    <w:lvl w:ilvl="1" w:tplc="04090019" w:tentative="1">
-      <w:start w:val="1"/>
-      <w:numFmt w:val="lowerLetter"/>
-      <w:lvlText w:val="%2."/>
-      <w:lvlJc w:val="left"/>
-      <w:pPr>
-        <w:ind w:left="1440" w:hanging="360"/>
-      </w:pPr>
-    </w:lvl>
-    <w:lvl w:ilvl="2" w:tplc="0409001B" w:tentative="1">
-      <w:start w:val="1"/>
-      <w:numFmt w:val="lowerRoman"/>
-      <w:lvlText w:val="%3."/>
-      <w:lvlJc w:val="right"/>
-      <w:pPr>
-        <w:ind w:left="2160" w:hanging="180"/>
-      </w:pPr>
-    </w:lvl>
-    <w:lvl w:ilvl="3" w:tplc="0409000F" w:tentative="1">
-      <w:start w:val="1"/>
-      <w:numFmt w:val="decimal"/>
-      <w:lvlText w:val="%4."/>
-      <w:lvlJc w:val="left"/>
-      <w:pPr>
-        <w:ind w:left="2880" w:hanging="360"/>
-      </w:pPr>
-    </w:lvl>
-    <w:lvl w:ilvl="4" w:tplc="04090019" w:tentative="1">
-      <w:start w:val="1"/>
-      <w:numFmt w:val="lowerLetter"/>
-      <w:lvlText w:val="%5."/>
-      <w:lvlJc w:val="left"/>
-      <w:pPr>
-        <w:ind w:left="3600" w:hanging="360"/>
-      </w:pPr>
-    </w:lvl>
-    <w:lvl w:ilvl="5" w:tplc="0409001B" w:tentative="1">
-      <w:start w:val="1"/>
-      <w:numFmt w:val="lowerRoman"/>
-      <w:lvlText w:val="%6."/>
-      <w:lvlJc w:val="right"/>
-      <w:pPr>
-        <w:ind w:left="4320" w:hanging="180"/>
-      </w:pPr>
-    </w:lvl>
-    <w:lvl w:ilvl="6" w:tplc="0409000F" w:tentative="1">
-      <w:start w:val="1"/>
-      <w:numFmt w:val="decimal"/>
-      <w:lvlText w:val="%7."/>
-      <w:lvlJc w:val="left"/>
-      <w:pPr>
-        <w:ind w:left="5040" w:hanging="360"/>
-      </w:pPr>
-    </w:lvl>
-    <w:lvl w:ilvl="7" w:tplc="04090019" w:tentative="1">
-      <w:start w:val="1"/>
-      <w:numFmt w:val="lowerLetter"/>
-      <w:lvlText w:val="%8."/>
-      <w:lvlJc w:val="left"/>
-      <w:pPr>
-        <w:ind w:left="5760" w:hanging="360"/>
-      </w:pPr>
-    </w:lvl>
-    <w:lvl w:ilvl="8" w:tplc="0409001B" w:tentative="1">
-      <w:start w:val="1"/>
-      <w:numFmt w:val="lowerRoman"/>
-      <w:lvlText w:val="%9."/>
-      <w:lvlJc w:val="right"/>
-      <w:pPr>
-        <w:ind w:left="6480" w:hanging="180"/>
-      </w:pPr>
-    </w:lvl>
-  </w:abstractNum>
-  <w:abstractNum w:abstractNumId="34">
-    <w:nsid w:val="65497EA7"/>
-    <w:multiLevelType w:val="hybridMultilevel"/>
-    <w:tmpl w:val="473A127A"/>
-    <w:lvl w:ilvl="0" w:tplc="2604F226">
+    <w:tmpl w:val="B20292BC"/>
+    <w:lvl w:ilvl="0" w:tplc="B7804C30">
       <w:numFmt w:val="bullet"/>
       <w:lvlText w:val=""/>
       <w:lvlJc w:val="left"/>
@@ -26083,7 +26907,7 @@
         <w:lang w:val="hr-HR" w:eastAsia="en-US" w:bidi="ar-SA"/>
       </w:rPr>
     </w:lvl>
-    <w:lvl w:ilvl="1" w:tplc="59464154">
+    <w:lvl w:ilvl="1" w:tplc="377C0FD4">
       <w:numFmt w:val="bullet"/>
       <w:lvlText w:val="•"/>
       <w:lvlJc w:val="left"/>
@@ -26095,84 +26919,84 @@
         <w:lang w:val="hr-HR" w:eastAsia="en-US" w:bidi="ar-SA"/>
       </w:rPr>
     </w:lvl>
-    <w:lvl w:ilvl="2" w:tplc="ADD674A2">
+    <w:lvl w:ilvl="2" w:tplc="72EAD8DA">
       <w:numFmt w:val="bullet"/>
       <w:lvlText w:val="•"/>
       <w:lvlJc w:val="left"/>
       <w:pPr>
-        <w:ind w:left="2112" w:hanging="360"/>
+        <w:ind w:left="2113" w:hanging="360"/>
       </w:pPr>
       <w:rPr>
         <w:rFonts w:hint="default"/>
         <w:lang w:val="hr-HR" w:eastAsia="en-US" w:bidi="ar-SA"/>
       </w:rPr>
     </w:lvl>
-    <w:lvl w:ilvl="3" w:tplc="EABCD00C">
+    <w:lvl w:ilvl="3" w:tplc="A2C29196">
       <w:numFmt w:val="bullet"/>
       <w:lvlText w:val="•"/>
       <w:lvlJc w:val="left"/>
       <w:pPr>
-        <w:ind w:left="2759" w:hanging="360"/>
+        <w:ind w:left="2760" w:hanging="360"/>
       </w:pPr>
       <w:rPr>
         <w:rFonts w:hint="default"/>
         <w:lang w:val="hr-HR" w:eastAsia="en-US" w:bidi="ar-SA"/>
       </w:rPr>
     </w:lvl>
-    <w:lvl w:ilvl="4" w:tplc="F39C4C1C">
+    <w:lvl w:ilvl="4" w:tplc="C3C6FDD2">
       <w:numFmt w:val="bullet"/>
       <w:lvlText w:val="•"/>
       <w:lvlJc w:val="left"/>
       <w:pPr>
-        <w:ind w:left="3405" w:hanging="360"/>
+        <w:ind w:left="3407" w:hanging="360"/>
       </w:pPr>
       <w:rPr>
         <w:rFonts w:hint="default"/>
         <w:lang w:val="hr-HR" w:eastAsia="en-US" w:bidi="ar-SA"/>
       </w:rPr>
     </w:lvl>
-    <w:lvl w:ilvl="5" w:tplc="215ACAD4">
+    <w:lvl w:ilvl="5" w:tplc="15CA39B0">
       <w:numFmt w:val="bullet"/>
       <w:lvlText w:val="•"/>
       <w:lvlJc w:val="left"/>
       <w:pPr>
-        <w:ind w:left="4052" w:hanging="360"/>
+        <w:ind w:left="4054" w:hanging="360"/>
       </w:pPr>
       <w:rPr>
         <w:rFonts w:hint="default"/>
         <w:lang w:val="hr-HR" w:eastAsia="en-US" w:bidi="ar-SA"/>
       </w:rPr>
     </w:lvl>
-    <w:lvl w:ilvl="6" w:tplc="C4B03A5C">
+    <w:lvl w:ilvl="6" w:tplc="80FCD03C">
       <w:numFmt w:val="bullet"/>
       <w:lvlText w:val="•"/>
       <w:lvlJc w:val="left"/>
       <w:pPr>
-        <w:ind w:left="4698" w:hanging="360"/>
+        <w:ind w:left="4701" w:hanging="360"/>
       </w:pPr>
       <w:rPr>
         <w:rFonts w:hint="default"/>
         <w:lang w:val="hr-HR" w:eastAsia="en-US" w:bidi="ar-SA"/>
       </w:rPr>
     </w:lvl>
-    <w:lvl w:ilvl="7" w:tplc="5024CD48">
+    <w:lvl w:ilvl="7" w:tplc="4D66A364">
       <w:numFmt w:val="bullet"/>
       <w:lvlText w:val="•"/>
       <w:lvlJc w:val="left"/>
       <w:pPr>
-        <w:ind w:left="5345" w:hanging="360"/>
+        <w:ind w:left="5347" w:hanging="360"/>
       </w:pPr>
       <w:rPr>
         <w:rFonts w:hint="default"/>
         <w:lang w:val="hr-HR" w:eastAsia="en-US" w:bidi="ar-SA"/>
       </w:rPr>
     </w:lvl>
-    <w:lvl w:ilvl="8" w:tplc="C57253C2">
+    <w:lvl w:ilvl="8" w:tplc="B5F63312">
       <w:numFmt w:val="bullet"/>
       <w:lvlText w:val="•"/>
       <w:lvlJc w:val="left"/>
       <w:pPr>
-        <w:ind w:left="5991" w:hanging="360"/>
+        <w:ind w:left="5994" w:hanging="360"/>
       </w:pPr>
       <w:rPr>
         <w:rFonts w:hint="default"/>
@@ -26180,16 +27004,16 @@
       </w:rPr>
     </w:lvl>
   </w:abstractNum>
-  <w:abstractNum w:abstractNumId="35">
-    <w:nsid w:val="680D0DD5"/>
+  <w:abstractNum w:abstractNumId="36">
+    <w:nsid w:val="6BAE3CCD"/>
     <w:multiLevelType w:val="hybridMultilevel"/>
-    <w:tmpl w:val="B20292BC"/>
-    <w:lvl w:ilvl="0" w:tplc="B7804C30">
+    <w:tmpl w:val="A3686BC4"/>
+    <w:lvl w:ilvl="0" w:tplc="A3AEDB36">
       <w:numFmt w:val="bullet"/>
       <w:lvlText w:val=""/>
       <w:lvlJc w:val="left"/>
       <w:pPr>
-        <w:ind w:left="827" w:hanging="360"/>
+        <w:ind w:left="830" w:hanging="360"/>
       </w:pPr>
       <w:rPr>
         <w:rFonts w:ascii="Wingdings" w:eastAsia="Wingdings" w:hAnsi="Wingdings" w:cs="Wingdings" w:hint="default"/>
@@ -26204,127 +27028,6 @@
         <w:lang w:val="hr-HR" w:eastAsia="en-US" w:bidi="ar-SA"/>
       </w:rPr>
     </w:lvl>
-    <w:lvl w:ilvl="1" w:tplc="377C0FD4">
-      <w:numFmt w:val="bullet"/>
-      <w:lvlText w:val="•"/>
-      <w:lvlJc w:val="left"/>
-      <w:pPr>
-        <w:ind w:left="1466" w:hanging="360"/>
-      </w:pPr>
-      <w:rPr>
-        <w:rFonts w:hint="default"/>
-        <w:lang w:val="hr-HR" w:eastAsia="en-US" w:bidi="ar-SA"/>
-      </w:rPr>
-    </w:lvl>
-    <w:lvl w:ilvl="2" w:tplc="72EAD8DA">
-      <w:numFmt w:val="bullet"/>
-      <w:lvlText w:val="•"/>
-      <w:lvlJc w:val="left"/>
-      <w:pPr>
-        <w:ind w:left="2113" w:hanging="360"/>
-      </w:pPr>
-      <w:rPr>
-        <w:rFonts w:hint="default"/>
-        <w:lang w:val="hr-HR" w:eastAsia="en-US" w:bidi="ar-SA"/>
-      </w:rPr>
-    </w:lvl>
-    <w:lvl w:ilvl="3" w:tplc="A2C29196">
-      <w:numFmt w:val="bullet"/>
-      <w:lvlText w:val="•"/>
-      <w:lvlJc w:val="left"/>
-      <w:pPr>
-        <w:ind w:left="2760" w:hanging="360"/>
-      </w:pPr>
-      <w:rPr>
-        <w:rFonts w:hint="default"/>
-        <w:lang w:val="hr-HR" w:eastAsia="en-US" w:bidi="ar-SA"/>
-      </w:rPr>
-    </w:lvl>
-    <w:lvl w:ilvl="4" w:tplc="C3C6FDD2">
-      <w:numFmt w:val="bullet"/>
-      <w:lvlText w:val="•"/>
-      <w:lvlJc w:val="left"/>
-      <w:pPr>
-        <w:ind w:left="3407" w:hanging="360"/>
-      </w:pPr>
-      <w:rPr>
-        <w:rFonts w:hint="default"/>
-        <w:lang w:val="hr-HR" w:eastAsia="en-US" w:bidi="ar-SA"/>
-      </w:rPr>
-    </w:lvl>
-    <w:lvl w:ilvl="5" w:tplc="15CA39B0">
-      <w:numFmt w:val="bullet"/>
-      <w:lvlText w:val="•"/>
-      <w:lvlJc w:val="left"/>
-      <w:pPr>
-        <w:ind w:left="4054" w:hanging="360"/>
-      </w:pPr>
-      <w:rPr>
-        <w:rFonts w:hint="default"/>
-        <w:lang w:val="hr-HR" w:eastAsia="en-US" w:bidi="ar-SA"/>
-      </w:rPr>
-    </w:lvl>
-    <w:lvl w:ilvl="6" w:tplc="80FCD03C">
-      <w:numFmt w:val="bullet"/>
-      <w:lvlText w:val="•"/>
-      <w:lvlJc w:val="left"/>
-      <w:pPr>
-        <w:ind w:left="4701" w:hanging="360"/>
-      </w:pPr>
-      <w:rPr>
-        <w:rFonts w:hint="default"/>
-        <w:lang w:val="hr-HR" w:eastAsia="en-US" w:bidi="ar-SA"/>
-      </w:rPr>
-    </w:lvl>
-    <w:lvl w:ilvl="7" w:tplc="4D66A364">
-      <w:numFmt w:val="bullet"/>
-      <w:lvlText w:val="•"/>
-      <w:lvlJc w:val="left"/>
-      <w:pPr>
-        <w:ind w:left="5347" w:hanging="360"/>
-      </w:pPr>
-      <w:rPr>
-        <w:rFonts w:hint="default"/>
-        <w:lang w:val="hr-HR" w:eastAsia="en-US" w:bidi="ar-SA"/>
-      </w:rPr>
-    </w:lvl>
-    <w:lvl w:ilvl="8" w:tplc="B5F63312">
-      <w:numFmt w:val="bullet"/>
-      <w:lvlText w:val="•"/>
-      <w:lvlJc w:val="left"/>
-      <w:pPr>
-        <w:ind w:left="5994" w:hanging="360"/>
-      </w:pPr>
-      <w:rPr>
-        <w:rFonts w:hint="default"/>
-        <w:lang w:val="hr-HR" w:eastAsia="en-US" w:bidi="ar-SA"/>
-      </w:rPr>
-    </w:lvl>
-  </w:abstractNum>
-  <w:abstractNum w:abstractNumId="36">
-    <w:nsid w:val="6BAE3CCD"/>
-    <w:multiLevelType w:val="hybridMultilevel"/>
-    <w:tmpl w:val="A3686BC4"/>
-    <w:lvl w:ilvl="0" w:tplc="A3AEDB36">
-      <w:numFmt w:val="bullet"/>
-      <w:lvlText w:val=""/>
-      <w:lvlJc w:val="left"/>
-      <w:pPr>
-        <w:ind w:left="830" w:hanging="360"/>
-      </w:pPr>
-      <w:rPr>
-        <w:rFonts w:ascii="Wingdings" w:eastAsia="Wingdings" w:hAnsi="Wingdings" w:cs="Wingdings" w:hint="default"/>
-        <w:b w:val="0"/>
-        <w:bCs w:val="0"/>
-        <w:i w:val="0"/>
-        <w:iCs w:val="0"/>
-        <w:spacing w:val="0"/>
-        <w:w w:val="100"/>
-        <w:sz w:val="24"/>
-        <w:szCs w:val="24"/>
-        <w:lang w:val="hr-HR" w:eastAsia="en-US" w:bidi="ar-SA"/>
-      </w:rPr>
-    </w:lvl>
     <w:lvl w:ilvl="1" w:tplc="46C45B46">
       <w:numFmt w:val="bullet"/>
       <w:lvlText w:val="•"/>
@@ -26625,6 +27328,95 @@
     <w:nsid w:val="760614CD"/>
     <w:multiLevelType w:val="hybridMultilevel"/>
     <w:tmpl w:val="85B622AA"/>
+    <w:lvl w:ilvl="0" w:tplc="A8706234">
+      <w:start w:val="1"/>
+      <w:numFmt w:val="decimal"/>
+      <w:lvlText w:val="%1."/>
+      <w:lvlJc w:val="left"/>
+      <w:pPr>
+        <w:ind w:left="827" w:hanging="360"/>
+      </w:pPr>
+      <w:rPr>
+        <w:rFonts w:hint="default"/>
+      </w:rPr>
+    </w:lvl>
+    <w:lvl w:ilvl="1" w:tplc="04090019" w:tentative="1">
+      <w:start w:val="1"/>
+      <w:numFmt w:val="lowerLetter"/>
+      <w:lvlText w:val="%2."/>
+      <w:lvlJc w:val="left"/>
+      <w:pPr>
+        <w:ind w:left="1440" w:hanging="360"/>
+      </w:pPr>
+    </w:lvl>
+    <w:lvl w:ilvl="2" w:tplc="0409001B" w:tentative="1">
+      <w:start w:val="1"/>
+      <w:numFmt w:val="lowerRoman"/>
+      <w:lvlText w:val="%3."/>
+      <w:lvlJc w:val="right"/>
+      <w:pPr>
+        <w:ind w:left="2160" w:hanging="180"/>
+      </w:pPr>
+    </w:lvl>
+    <w:lvl w:ilvl="3" w:tplc="0409000F" w:tentative="1">
+      <w:start w:val="1"/>
+      <w:numFmt w:val="decimal"/>
+      <w:lvlText w:val="%4."/>
+      <w:lvlJc w:val="left"/>
+      <w:pPr>
+        <w:ind w:left="2880" w:hanging="360"/>
+      </w:pPr>
+    </w:lvl>
+    <w:lvl w:ilvl="4" w:tplc="04090019" w:tentative="1">
+      <w:start w:val="1"/>
+      <w:numFmt w:val="lowerLetter"/>
+      <w:lvlText w:val="%5."/>
+      <w:lvlJc w:val="left"/>
+      <w:pPr>
+        <w:ind w:left="3600" w:hanging="360"/>
+      </w:pPr>
+    </w:lvl>
+    <w:lvl w:ilvl="5" w:tplc="0409001B" w:tentative="1">
+      <w:start w:val="1"/>
+      <w:numFmt w:val="lowerRoman"/>
+      <w:lvlText w:val="%6."/>
+      <w:lvlJc w:val="right"/>
+      <w:pPr>
+        <w:ind w:left="4320" w:hanging="180"/>
+      </w:pPr>
+    </w:lvl>
+    <w:lvl w:ilvl="6" w:tplc="0409000F" w:tentative="1">
+      <w:start w:val="1"/>
+      <w:numFmt w:val="decimal"/>
+      <w:lvlText w:val="%7."/>
+      <w:lvlJc w:val="left"/>
+      <w:pPr>
+        <w:ind w:left="5040" w:hanging="360"/>
+      </w:pPr>
+    </w:lvl>
+    <w:lvl w:ilvl="7" w:tplc="04090019" w:tentative="1">
+      <w:start w:val="1"/>
+      <w:numFmt w:val="lowerLetter"/>
+      <w:lvlText w:val="%8."/>
+      <w:lvlJc w:val="left"/>
+      <w:pPr>
+        <w:ind w:left="5760" w:hanging="360"/>
+      </w:pPr>
+    </w:lvl>
+    <w:lvl w:ilvl="8" w:tplc="0409001B" w:tentative="1">
+      <w:start w:val="1"/>
+      <w:numFmt w:val="lowerRoman"/>
+      <w:lvlText w:val="%9."/>
+      <w:lvlJc w:val="right"/>
+      <w:pPr>
+        <w:ind w:left="6480" w:hanging="180"/>
+      </w:pPr>
+    </w:lvl>
+  </w:abstractNum>
+  <w:abstractNum w:abstractNumId="40">
+    <w:nsid w:val="7E4619F1"/>
+    <w:multiLevelType w:val="hybridMultilevel"/>
+    <w:tmpl w:val="C1DA671A"/>
     <w:lvl w:ilvl="0" w:tplc="A8706234">
       <w:start w:val="1"/>
       <w:numFmt w:val="decimal"/>
@@ -26729,108 +27521,111 @@
     <w:abstractNumId w:val="14"/>
   </w:num>
   <w:num w:numId="7">
-    <w:abstractNumId w:val="10"/>
+    <w:abstractNumId w:val="9"/>
   </w:num>
   <w:num w:numId="8">
     <w:abstractNumId w:val="26"/>
   </w:num>
   <w:num w:numId="9">
+    <w:abstractNumId w:val="7"/>
+  </w:num>
+  <w:num w:numId="10">
+    <w:abstractNumId w:val="29"/>
+  </w:num>
+  <w:num w:numId="11">
+    <w:abstractNumId w:val="5"/>
+  </w:num>
+  <w:num w:numId="12">
+    <w:abstractNumId w:val="25"/>
+  </w:num>
+  <w:num w:numId="13">
+    <w:abstractNumId w:val="34"/>
+  </w:num>
+  <w:num w:numId="14">
+    <w:abstractNumId w:val="28"/>
+  </w:num>
+  <w:num w:numId="15">
+    <w:abstractNumId w:val="16"/>
+  </w:num>
+  <w:num w:numId="16">
+    <w:abstractNumId w:val="6"/>
+  </w:num>
+  <w:num w:numId="17">
+    <w:abstractNumId w:val="20"/>
+  </w:num>
+  <w:num w:numId="18">
+    <w:abstractNumId w:val="15"/>
+  </w:num>
+  <w:num w:numId="19">
+    <w:abstractNumId w:val="2"/>
+  </w:num>
+  <w:num w:numId="20">
+    <w:abstractNumId w:val="13"/>
+  </w:num>
+  <w:num w:numId="21">
+    <w:abstractNumId w:val="24"/>
+  </w:num>
+  <w:num w:numId="22">
+    <w:abstractNumId w:val="11"/>
+  </w:num>
+  <w:num w:numId="23">
+    <w:abstractNumId w:val="35"/>
+  </w:num>
+  <w:num w:numId="24">
+    <w:abstractNumId w:val="23"/>
+  </w:num>
+  <w:num w:numId="25">
+    <w:abstractNumId w:val="27"/>
+  </w:num>
+  <w:num w:numId="26">
+    <w:abstractNumId w:val="36"/>
+  </w:num>
+  <w:num w:numId="27">
+    <w:abstractNumId w:val="30"/>
+  </w:num>
+  <w:num w:numId="28">
+    <w:abstractNumId w:val="1"/>
+  </w:num>
+  <w:num w:numId="29">
+    <w:abstractNumId w:val="19"/>
+  </w:num>
+  <w:num w:numId="30">
+    <w:abstractNumId w:val="38"/>
+  </w:num>
+  <w:num w:numId="31">
+    <w:abstractNumId w:val="17"/>
+  </w:num>
+  <w:num w:numId="32">
+    <w:abstractNumId w:val="32"/>
+  </w:num>
+  <w:num w:numId="33">
+    <w:abstractNumId w:val="18"/>
+  </w:num>
+  <w:num w:numId="34">
+    <w:abstractNumId w:val="39"/>
+  </w:num>
+  <w:num w:numId="35">
+    <w:abstractNumId w:val="33"/>
+  </w:num>
+  <w:num w:numId="36">
     <w:abstractNumId w:val="8"/>
   </w:num>
-  <w:num w:numId="10">
-    <w:abstractNumId w:val="7"/>
+  <w:num w:numId="37">
+    <w:abstractNumId w:val="10"/>
   </w:num>
-  <w:num w:numId="11">
-    <w:abstractNumId w:val="29"/>
+  <w:num w:numId="38">
+    <w:abstractNumId w:val="22"/>
   </w:num>
-  <w:num w:numId="12">
-    <w:abstractNumId w:val="5"/>
+  <w:num w:numId="39">
+    <w:abstractNumId w:val="31"/>
   </w:num>
-  <w:num w:numId="13">
-    <w:abstractNumId w:val="25"/>
-  </w:num>
-  <w:num w:numId="14">
-    <w:abstractNumId w:val="34"/>
-  </w:num>
-  <w:num w:numId="15">
-    <w:abstractNumId w:val="28"/>
-  </w:num>
-  <w:num w:numId="16">
-    <w:abstractNumId w:val="16"/>
-  </w:num>
-  <w:num w:numId="17">
-    <w:abstractNumId w:val="6"/>
-  </w:num>
-  <w:num w:numId="18">
-    <w:abstractNumId w:val="20"/>
-  </w:num>
-  <w:num w:numId="19">
-    <w:abstractNumId w:val="15"/>
-  </w:num>
-  <w:num w:numId="20">
-    <w:abstractNumId w:val="2"/>
-  </w:num>
-  <w:num w:numId="21">
-    <w:abstractNumId w:val="13"/>
-  </w:num>
-  <w:num w:numId="22">
-    <w:abstractNumId w:val="24"/>
-  </w:num>
-  <w:num w:numId="23">
+  <w:num w:numId="40">
     <w:abstractNumId w:val="12"/>
   </w:num>
-  <w:num w:numId="24">
-    <w:abstractNumId w:val="35"/>
+  <w:num w:numId="41">
+    <w:abstractNumId w:val="40"/>
   </w:num>
-  <w:num w:numId="25">
-    <w:abstractNumId w:val="23"/>
-  </w:num>
-  <w:num w:numId="26">
-    <w:abstractNumId w:val="27"/>
-  </w:num>
-  <w:num w:numId="27">
-    <w:abstractNumId w:val="36"/>
-  </w:num>
-  <w:num w:numId="28">
-    <w:abstractNumId w:val="30"/>
-  </w:num>
-  <w:num w:numId="29">
-    <w:abstractNumId w:val="1"/>
-  </w:num>
-  <w:num w:numId="30">
-    <w:abstractNumId w:val="19"/>
-  </w:num>
-  <w:num w:numId="31">
-    <w:abstractNumId w:val="38"/>
-  </w:num>
-  <w:num w:numId="32">
-    <w:abstractNumId w:val="17"/>
-  </w:num>
-  <w:num w:numId="33">
-    <w:abstractNumId w:val="32"/>
-  </w:num>
-  <w:num w:numId="34">
-    <w:abstractNumId w:val="18"/>
-  </w:num>
-  <w:num w:numId="35">
-    <w:abstractNumId w:val="39"/>
-  </w:num>
-  <w:num w:numId="36">
-    <w:abstractNumId w:val="33"/>
-  </w:num>
-  <w:num w:numId="37">
-    <w:abstractNumId w:val="9"/>
-  </w:num>
-  <w:num w:numId="38">
-    <w:abstractNumId w:val="11"/>
-  </w:num>
-  <w:num w:numId="39">
-    <w:abstractNumId w:val="22"/>
-  </w:num>
-  <w:num w:numId="40">
-    <w:abstractNumId w:val="31"/>
-  </w:num>
-  <w:numIdMacAtCleanup w:val="40"/>
+  <w:numIdMacAtCleanup w:val="41"/>
 </w:numbering>
 </file>
 
